--- a/mrc_tech_design.docx
+++ b/mrc_tech_design.docx
@@ -436,6 +436,7 @@
           <w:bCs/>
           <w:lang w:val="uk-UA"/>
         </w:rPr>
+        <w:lastRenderedPageBreak/>
         <w:t>App.tsx - Application Bootstrap &amp; Global State</w:t>
       </w:r>
     </w:p>
@@ -614,7 +615,6 @@
         <w:rPr>
           <w:lang w:val="uk-UA"/>
         </w:rPr>
-        <w:lastRenderedPageBreak/>
         <w:t>Manages the WebSocket connection lifecycle.</w:t>
       </w:r>
     </w:p>
@@ -932,6 +932,7 @@
           <w:bCs/>
           <w:lang w:val="uk-UA"/>
         </w:rPr>
+        <w:lastRenderedPageBreak/>
         <w:t>InputGuard.tsx - Interaction Control Overlay</w:t>
       </w:r>
     </w:p>
@@ -1198,7 +1199,6 @@
           <w:bCs/>
           <w:lang w:val="uk-UA"/>
         </w:rPr>
-        <w:lastRenderedPageBreak/>
         <w:t>Responsibilities</w:t>
       </w:r>
       <w:r>
@@ -1335,7 +1335,10 @@
           <w:lang w:val="uk-UA"/>
         </w:rPr>
         <w:lastRenderedPageBreak/>
-        <w:t>3. User Onboarding &amp; Connection Flows</w:t>
+        <w:t xml:space="preserve">3. </w:t>
+      </w:r>
+      <w:r>
+        <w:t>User Flows &amp; Deep Linking Methods</w:t>
       </w:r>
     </w:p>
     <w:p>
@@ -1382,9 +1385,9 @@
           <w:noProof/>
         </w:rPr>
         <w:drawing>
-          <wp:inline distT="0" distB="0" distL="0" distR="0" wp14:anchorId="2F6EA989" wp14:editId="436AB048">
-            <wp:extent cx="6850380" cy="7209790"/>
-            <wp:effectExtent l="0" t="0" r="7620" b="0"/>
+          <wp:inline distT="0" distB="0" distL="0" distR="0" wp14:anchorId="2F6EA989" wp14:editId="0B97A970">
+            <wp:extent cx="6172220" cy="6496050"/>
+            <wp:effectExtent l="0" t="0" r="0" b="0"/>
             <wp:docPr id="1280596360" name="Picture 2"/>
             <wp:cNvGraphicFramePr>
               <a:graphicFrameLocks xmlns:a="http://schemas.openxmlformats.org/drawingml/2006/main" noChangeAspect="1"/>
@@ -1414,7 +1417,7 @@
                   <pic:spPr bwMode="auto">
                     <a:xfrm>
                       <a:off x="0" y="0"/>
-                      <a:ext cx="6850380" cy="7209790"/>
+                      <a:ext cx="6175767" cy="6499783"/>
                     </a:xfrm>
                     <a:prstGeom prst="rect">
                       <a:avLst/>
@@ -1432,11 +1435,6 @@
       </w:r>
     </w:p>
     <w:p>
-      <w:r>
-        <w:br w:type="page"/>
-      </w:r>
-    </w:p>
-    <w:p>
       <w:pPr>
         <w:pStyle w:val="Heading2"/>
       </w:pPr>
@@ -1448,29 +1446,32 @@
         <w:t>3.2 Detailed Flow Cases</w:t>
       </w:r>
     </w:p>
+    <w:p>
+      <w:pPr>
+        <w:pStyle w:val="Heading3"/>
+      </w:pPr>
+      <w:r>
+        <w:t>Case 1. Application Installed </w:t>
+      </w:r>
+    </w:p>
     <w:p/>
     <w:p>
       <w:pPr>
-        <w:pStyle w:val="Heading3"/>
-      </w:pPr>
-      <w:r>
-        <w:t>Case 1. Application Installed </w:t>
-      </w:r>
-    </w:p>
-    <w:p/>
-    <w:p>
-      <w:pPr>
         <w:jc w:val="center"/>
         <w:rPr>
           <w:lang w:val="uk-UA"/>
         </w:rPr>
       </w:pPr>
       <w:r>
+        <w:rPr>
+          <w:noProof/>
+          <w:lang w:val="uk-UA"/>
+        </w:rPr>
         <w:drawing>
-          <wp:inline distT="0" distB="0" distL="0" distR="0" wp14:anchorId="5FFF9BDF" wp14:editId="67965B14">
-            <wp:extent cx="3990721" cy="7054850"/>
-            <wp:effectExtent l="0" t="0" r="0" b="0"/>
-            <wp:docPr id="547410816" name="Picture 14"/>
+          <wp:inline distT="0" distB="0" distL="0" distR="0" wp14:anchorId="696C8682" wp14:editId="448A73E5">
+            <wp:extent cx="4114800" cy="7269667"/>
+            <wp:effectExtent l="0" t="0" r="0" b="7620"/>
+            <wp:docPr id="101034752" name="Picture 2"/>
             <wp:cNvGraphicFramePr>
               <a:graphicFrameLocks xmlns:a="http://schemas.openxmlformats.org/drawingml/2006/main" noChangeAspect="1"/>
             </wp:cNvGraphicFramePr>
@@ -1478,7 +1479,7 @@
               <a:graphicData uri="http://schemas.openxmlformats.org/drawingml/2006/picture">
                 <pic:pic xmlns:pic="http://schemas.openxmlformats.org/drawingml/2006/picture">
                   <pic:nvPicPr>
-                    <pic:cNvPr id="0" name="Picture 56"/>
+                    <pic:cNvPr id="0" name="Picture 2"/>
                     <pic:cNvPicPr>
                       <a:picLocks noChangeAspect="1" noChangeArrowheads="1"/>
                     </pic:cNvPicPr>
@@ -1499,7 +1500,7 @@
                   <pic:spPr bwMode="auto">
                     <a:xfrm>
                       <a:off x="0" y="0"/>
-                      <a:ext cx="3999844" cy="7070978"/>
+                      <a:ext cx="4121120" cy="7280833"/>
                     </a:xfrm>
                     <a:prstGeom prst="rect">
                       <a:avLst/>
@@ -1515,13 +1516,6 @@
           </wp:inline>
         </w:drawing>
       </w:r>
-    </w:p>
-    <w:p>
-      <w:pPr>
-        <w:rPr>
-          <w:noProof/>
-        </w:rPr>
-      </w:pPr>
       <w:r>
         <w:rPr>
           <w:noProof/>
@@ -1548,10 +1542,10 @@
           <w:noProof/>
         </w:rPr>
         <w:drawing>
-          <wp:inline distT="0" distB="0" distL="0" distR="0" wp14:anchorId="524628CC" wp14:editId="1E089EDC">
-            <wp:extent cx="4565650" cy="6574536"/>
-            <wp:effectExtent l="0" t="0" r="6350" b="0"/>
-            <wp:docPr id="1506767860" name="Picture 15"/>
+          <wp:inline distT="0" distB="0" distL="0" distR="0" wp14:anchorId="0DA7E6E6" wp14:editId="11C4E267">
+            <wp:extent cx="5175250" cy="6983270"/>
+            <wp:effectExtent l="0" t="0" r="6350" b="8255"/>
+            <wp:docPr id="2005376459" name="Picture 3"/>
             <wp:cNvGraphicFramePr>
               <a:graphicFrameLocks xmlns:a="http://schemas.openxmlformats.org/drawingml/2006/main" noChangeAspect="1"/>
             </wp:cNvGraphicFramePr>
@@ -1559,7 +1553,7 @@
               <a:graphicData uri="http://schemas.openxmlformats.org/drawingml/2006/picture">
                 <pic:pic xmlns:pic="http://schemas.openxmlformats.org/drawingml/2006/picture">
                   <pic:nvPicPr>
-                    <pic:cNvPr id="0" name="Picture 57"/>
+                    <pic:cNvPr id="0" name="Picture 3"/>
                     <pic:cNvPicPr>
                       <a:picLocks noChangeAspect="1" noChangeArrowheads="1"/>
                     </pic:cNvPicPr>
@@ -1580,7 +1574,7 @@
                   <pic:spPr bwMode="auto">
                     <a:xfrm>
                       <a:off x="0" y="0"/>
-                      <a:ext cx="4572876" cy="6584942"/>
+                      <a:ext cx="5179022" cy="6988360"/>
                     </a:xfrm>
                     <a:prstGeom prst="rect">
                       <a:avLst/>
@@ -1602,13 +1596,6 @@
         <w:pStyle w:val="Heading3"/>
       </w:pPr>
     </w:p>
-    <w:p>
-      <w:pPr>
-        <w:pStyle w:val="Heading3"/>
-      </w:pPr>
-    </w:p>
-    <w:p/>
-    <w:p/>
     <w:p/>
     <w:p>
       <w:pPr>
@@ -1622,7 +1609,6 @@
         <w:t>Case 3. Application Launches First from the Mobile Device</w:t>
       </w:r>
     </w:p>
-    <w:p/>
     <w:p>
       <w:pPr>
         <w:jc w:val="center"/>
@@ -1632,10 +1618,10 @@
           <w:noProof/>
         </w:rPr>
         <w:drawing>
-          <wp:inline distT="0" distB="0" distL="0" distR="0" wp14:anchorId="7484D072" wp14:editId="5B9BF8E6">
-            <wp:extent cx="3854450" cy="7150951"/>
-            <wp:effectExtent l="0" t="0" r="0" b="0"/>
-            <wp:docPr id="1933524693" name="Picture 16"/>
+          <wp:inline distT="0" distB="0" distL="0" distR="0" wp14:anchorId="56DFD8FF" wp14:editId="55B5124C">
+            <wp:extent cx="3708400" cy="6875660"/>
+            <wp:effectExtent l="0" t="0" r="6350" b="1905"/>
+            <wp:docPr id="450886616" name="Picture 4"/>
             <wp:cNvGraphicFramePr>
               <a:graphicFrameLocks xmlns:a="http://schemas.openxmlformats.org/drawingml/2006/main" noChangeAspect="1"/>
             </wp:cNvGraphicFramePr>
@@ -1643,7 +1629,7 @@
               <a:graphicData uri="http://schemas.openxmlformats.org/drawingml/2006/picture">
                 <pic:pic xmlns:pic="http://schemas.openxmlformats.org/drawingml/2006/picture">
                   <pic:nvPicPr>
-                    <pic:cNvPr id="0" name="Picture 58"/>
+                    <pic:cNvPr id="0" name="Picture 4"/>
                     <pic:cNvPicPr>
                       <a:picLocks noChangeAspect="1" noChangeArrowheads="1"/>
                     </pic:cNvPicPr>
@@ -1664,7 +1650,7 @@
                   <pic:spPr bwMode="auto">
                     <a:xfrm>
                       <a:off x="0" y="0"/>
-                      <a:ext cx="3865751" cy="7171917"/>
+                      <a:ext cx="3710591" cy="6879722"/>
                     </a:xfrm>
                     <a:prstGeom prst="rect">
                       <a:avLst/>
@@ -1683,1108 +1669,117 @@
     </w:p>
     <w:p>
       <w:pPr>
+        <w:jc w:val="center"/>
+      </w:pPr>
+    </w:p>
+    <w:p/>
+    <w:p>
+      <w:pPr>
+        <w:rPr>
+          <w:sz w:val="24"/>
+          <w:szCs w:val="24"/>
+        </w:rPr>
+      </w:pPr>
+    </w:p>
+    <w:p>
+      <w:pPr>
+        <w:pStyle w:val="Heading2"/>
+        <w:rPr>
+          <w:lang w:val="uk-UA"/>
+        </w:rPr>
+      </w:pPr>
+      <w:r>
+        <w:rPr>
+          <w:lang w:val="uk-UA"/>
+        </w:rPr>
+        <w:lastRenderedPageBreak/>
+        <w:t>3.3 Universal Links (iOS) &amp; App Links (Android)</w:t>
+      </w:r>
+    </w:p>
+    <w:p>
+      <w:pPr>
+        <w:rPr>
+          <w:sz w:val="24"/>
+          <w:szCs w:val="24"/>
+          <w:lang w:val="uk-UA"/>
+        </w:rPr>
+      </w:pPr>
+      <w:r>
+        <w:rPr>
+          <w:sz w:val="24"/>
+          <w:szCs w:val="24"/>
+          <w:lang w:val="uk-UA"/>
+        </w:rPr>
+        <w:t xml:space="preserve">This technical specification defines the implementation of Universal Links (iOS) and App Links (Android). </w:t>
+      </w:r>
+      <w:r>
+        <w:rPr>
+          <w:sz w:val="24"/>
+          <w:szCs w:val="24"/>
+        </w:rPr>
+        <w:t>T</w:t>
+      </w:r>
+      <w:r>
+        <w:rPr>
+          <w:sz w:val="24"/>
+          <w:szCs w:val="24"/>
+          <w:lang w:val="uk-UA"/>
+        </w:rPr>
+        <w:t>hese</w:t>
+      </w:r>
+      <w:r>
+        <w:rPr>
+          <w:sz w:val="24"/>
+          <w:szCs w:val="24"/>
+        </w:rPr>
+        <w:t xml:space="preserve"> </w:t>
+      </w:r>
+      <w:r>
+        <w:rPr>
+          <w:sz w:val="24"/>
+          <w:szCs w:val="24"/>
+          <w:lang w:val="uk-UA"/>
+        </w:rPr>
+        <w:t>are OS-level standards that use verified domain ownership to route users directly to the native application without leaving the current context.</w:t>
+      </w:r>
+    </w:p>
+    <w:p>
+      <w:pPr>
+        <w:rPr>
+          <w:sz w:val="24"/>
+          <w:szCs w:val="24"/>
+          <w:lang w:val="uk-UA"/>
+        </w:rPr>
+      </w:pPr>
+      <w:r>
         <w:rPr>
           <w:b/>
           <w:bCs/>
-          <w:lang w:val="uk-UA"/>
-        </w:rPr>
-      </w:pPr>
-    </w:p>
-    <w:p>
-      <w:pPr>
-        <w:pStyle w:val="Heading2"/>
-      </w:pPr>
-    </w:p>
-    <w:p>
-      <w:pPr>
-        <w:pStyle w:val="Heading2"/>
-      </w:pPr>
-    </w:p>
-    <w:p>
-      <w:pPr>
-        <w:pStyle w:val="Heading2"/>
-        <w:rPr>
-          <w:lang w:val="uk-UA"/>
-        </w:rPr>
-      </w:pPr>
-      <w:r>
-        <w:rPr>
-          <w:lang w:val="uk-UA"/>
-        </w:rPr>
-        <w:t>3.3 Methods of Deferred Deep Linking</w:t>
-      </w:r>
-    </w:p>
-    <w:p>
-      <w:pPr>
-        <w:rPr>
-          <w:lang w:val="uk-UA"/>
-        </w:rPr>
-      </w:pPr>
-    </w:p>
-    <w:p>
-      <w:pPr>
-        <w:pStyle w:val="Heading3"/>
-        <w:rPr>
-          <w:lang w:val="uk-UA"/>
-        </w:rPr>
-      </w:pPr>
-      <w:r>
-        <w:rPr>
-          <w:lang w:val="uk-UA"/>
-        </w:rPr>
-        <w:t xml:space="preserve">Method </w:t>
-      </w:r>
-      <w:r>
-        <w:rPr>
-          <w:lang w:val="uk-UA"/>
-        </w:rPr>
-        <w:t>1</w:t>
-      </w:r>
-      <w:r>
-        <w:rPr>
-          <w:lang w:val="uk-UA"/>
-        </w:rPr>
-        <w:t xml:space="preserve">: </w:t>
-      </w:r>
-      <w:r>
-        <w:t>MMP</w:t>
-      </w:r>
-      <w:r>
-        <w:rPr>
-          <w:lang w:val="uk-UA"/>
-        </w:rPr>
-        <w:t xml:space="preserve"> (</w:t>
-      </w:r>
-      <w:r>
-        <w:t>Mobile Measurement Partner</w:t>
-      </w:r>
-      <w:r>
-        <w:rPr>
-          <w:lang w:val="uk-UA"/>
-        </w:rPr>
-        <w:t>)</w:t>
-      </w:r>
-    </w:p>
-    <w:p>
-      <w:pPr>
-        <w:rPr>
-          <w:sz w:val="24"/>
-          <w:szCs w:val="24"/>
-          <w:lang w:val="uk-UA"/>
-        </w:rPr>
-      </w:pPr>
-      <w:r>
-        <w:rPr>
-          <w:sz w:val="24"/>
-          <w:szCs w:val="24"/>
-          <w:lang w:val="uk-UA"/>
-        </w:rPr>
-        <w:t>A Mobile Measurement Partner is a third-party platform that acts as a bridge between the "click" (or QR scan) and the application. Modern MMP links (e.g., https://mygame.app.link/join?roomID=XYZ) are designed to handle both installed and uninstalled states seamlessly.</w:t>
-      </w:r>
-    </w:p>
-    <w:p>
-      <w:pPr>
-        <w:rPr>
-          <w:sz w:val="24"/>
-          <w:szCs w:val="24"/>
-          <w:lang w:val="uk-UA"/>
-        </w:rPr>
-      </w:pPr>
+          <w:sz w:val="24"/>
+          <w:szCs w:val="24"/>
+          <w:lang w:val="uk-UA"/>
+        </w:rPr>
+        <w:t>1. Overview</w:t>
+      </w:r>
+      <w:r>
+        <w:rPr>
+          <w:sz w:val="24"/>
+          <w:szCs w:val="24"/>
+          <w:lang w:val="uk-UA"/>
+        </w:rPr>
+        <w:t> Universal Links (iOS) and App Links (Android) allow a standard HTTPS URL (e.g., https://yourgame.com/join?</w:t>
+      </w:r>
+      <w:proofErr w:type="spellStart"/>
       <w:r>
         <w:rPr>
           <w:b/>
           <w:bCs/>
           <w:sz w:val="24"/>
           <w:szCs w:val="24"/>
-          <w:lang w:val="uk-UA"/>
-        </w:rPr>
-        <w:t>Path A: The Direct Launch Process (If Application IS Installed)</w:t>
-      </w:r>
-      <w:r>
-        <w:rPr>
-          <w:sz w:val="24"/>
-          <w:szCs w:val="24"/>
-          <w:lang w:val="uk-UA"/>
-        </w:rPr>
-        <w:t> When the user scans the QR code and the application is already on their device, the MMP link acts as a standard direct deep link:</w:t>
-      </w:r>
-    </w:p>
-    <w:p>
-      <w:pPr>
-        <w:numPr>
-          <w:ilvl w:val="0"/>
-          <w:numId w:val="39"/>
-        </w:numPr>
-        <w:rPr>
-          <w:sz w:val="24"/>
-          <w:szCs w:val="24"/>
-          <w:lang w:val="uk-UA"/>
-        </w:rPr>
-      </w:pPr>
-      <w:r>
-        <w:rPr>
-          <w:b/>
-          <w:bCs/>
-          <w:sz w:val="24"/>
-          <w:szCs w:val="24"/>
-          <w:lang w:val="uk-UA"/>
-        </w:rPr>
-        <w:t>OS Interception:</w:t>
-      </w:r>
-      <w:r>
-        <w:rPr>
-          <w:sz w:val="24"/>
-          <w:szCs w:val="24"/>
-          <w:lang w:val="uk-UA"/>
-        </w:rPr>
-        <w:t> Because MMP links are technically wrapped as Universal Links (iOS) or App Links (Android) under the hood, the mobile OS recognizes the MMP domain. It intercepts the link and immediately brings the app to the foreground without opening the web browser.</w:t>
-      </w:r>
-    </w:p>
-    <w:p>
-      <w:pPr>
-        <w:numPr>
-          <w:ilvl w:val="0"/>
-          <w:numId w:val="39"/>
-        </w:numPr>
-        <w:rPr>
-          <w:sz w:val="24"/>
-          <w:szCs w:val="24"/>
-          <w:lang w:val="uk-UA"/>
-        </w:rPr>
-      </w:pPr>
-      <w:r>
-        <w:rPr>
-          <w:b/>
-          <w:bCs/>
-          <w:sz w:val="24"/>
-          <w:szCs w:val="24"/>
-          <w:lang w:val="uk-UA"/>
-        </w:rPr>
-        <w:t>SDK Parsing:</w:t>
-      </w:r>
-      <w:r>
-        <w:rPr>
-          <w:sz w:val="24"/>
-          <w:szCs w:val="24"/>
-          <w:lang w:val="uk-UA"/>
-        </w:rPr>
-        <w:t> As the app wakes up, the embedded MMP SDK (inside the React Native environment) intercepts the launch payload containing the original URL.</w:t>
-      </w:r>
-    </w:p>
-    <w:p>
-      <w:pPr>
-        <w:numPr>
-          <w:ilvl w:val="0"/>
-          <w:numId w:val="39"/>
-        </w:numPr>
-        <w:rPr>
-          <w:sz w:val="24"/>
-          <w:szCs w:val="24"/>
-          <w:lang w:val="uk-UA"/>
-        </w:rPr>
-      </w:pPr>
-      <w:r>
-        <w:rPr>
-          <w:b/>
-          <w:bCs/>
-          <w:sz w:val="24"/>
-          <w:szCs w:val="24"/>
-          <w:lang w:val="uk-UA"/>
-        </w:rPr>
-        <w:t>Direct Routing:</w:t>
-      </w:r>
-      <w:r>
-        <w:rPr>
-          <w:sz w:val="24"/>
-          <w:szCs w:val="24"/>
-          <w:lang w:val="uk-UA"/>
-        </w:rPr>
-        <w:t> The SDK extracts the roomID parameter and instantly passes it to the React Native state manager (e.g., NetworkContext). The app immediately connects the user to the game room without any server-side fingerprinting.</w:t>
-      </w:r>
-    </w:p>
-    <w:p>
-      <w:pPr>
-        <w:rPr>
-          <w:sz w:val="24"/>
-          <w:szCs w:val="24"/>
-          <w:lang w:val="uk-UA"/>
-        </w:rPr>
-      </w:pPr>
-      <w:r>
-        <w:rPr>
-          <w:b/>
-          <w:bCs/>
-          <w:sz w:val="24"/>
-          <w:szCs w:val="24"/>
-          <w:lang w:val="uk-UA"/>
-        </w:rPr>
-        <w:t>Path B: The Deferred "Handshake" Process (If Application is NOT Installed)</w:t>
-      </w:r>
-      <w:r>
-        <w:rPr>
-          <w:sz w:val="24"/>
-          <w:szCs w:val="24"/>
-          <w:lang w:val="uk-UA"/>
-        </w:rPr>
-        <w:t> Since App Stores do not natively share user data with developers during the installation process, MMPs use complex probabilistic matching logic to "link" a specific user to their original QR scan.</w:t>
-      </w:r>
-    </w:p>
-    <w:p>
-      <w:pPr>
-        <w:numPr>
-          <w:ilvl w:val="0"/>
-          <w:numId w:val="40"/>
-        </w:numPr>
-        <w:rPr>
-          <w:sz w:val="24"/>
-          <w:szCs w:val="24"/>
-          <w:lang w:val="uk-UA"/>
-        </w:rPr>
-      </w:pPr>
-      <w:r>
-        <w:rPr>
-          <w:b/>
-          <w:bCs/>
-          <w:sz w:val="24"/>
-          <w:szCs w:val="24"/>
-          <w:lang w:val="uk-UA"/>
-        </w:rPr>
-        <w:t>The Touchpoint (QR Scan):</w:t>
-      </w:r>
-      <w:r>
-        <w:rPr>
-          <w:sz w:val="24"/>
-          <w:szCs w:val="24"/>
-          <w:lang w:val="uk-UA"/>
-        </w:rPr>
-        <w:t> The user scans the QR code. Since the app is missing, the OS falls back to the web browser. The MMP server instantly captures a "fingerprint" of the device (IP address, OS version, device model) and associates it with the roomID.</w:t>
-      </w:r>
-    </w:p>
-    <w:p>
-      <w:pPr>
-        <w:numPr>
-          <w:ilvl w:val="0"/>
-          <w:numId w:val="40"/>
-        </w:numPr>
-        <w:rPr>
-          <w:sz w:val="24"/>
-          <w:szCs w:val="24"/>
-          <w:lang w:val="uk-UA"/>
-        </w:rPr>
-      </w:pPr>
-      <w:r>
-        <w:rPr>
-          <w:b/>
-          <w:bCs/>
-          <w:sz w:val="24"/>
-          <w:szCs w:val="24"/>
-          <w:lang w:val="uk-UA"/>
-        </w:rPr>
-        <w:t>The Store Journey:</w:t>
-      </w:r>
-      <w:r>
-        <w:rPr>
-          <w:sz w:val="24"/>
-          <w:szCs w:val="24"/>
-          <w:lang w:val="uk-UA"/>
-        </w:rPr>
-        <w:t> The MMP redirects the user to the App Store or Play Store. The MMP stays in the background, keeping the fingerprint active and waiting for a "conversion" signal.</w:t>
-      </w:r>
-    </w:p>
-    <w:p>
-      <w:pPr>
-        <w:numPr>
-          <w:ilvl w:val="0"/>
-          <w:numId w:val="40"/>
-        </w:numPr>
-        <w:rPr>
-          <w:sz w:val="24"/>
-          <w:szCs w:val="24"/>
-          <w:lang w:val="uk-UA"/>
-        </w:rPr>
-      </w:pPr>
-      <w:r>
-        <w:rPr>
-          <w:b/>
-          <w:bCs/>
-          <w:sz w:val="24"/>
-          <w:szCs w:val="24"/>
-          <w:lang w:val="uk-UA"/>
-        </w:rPr>
-        <w:t>The First Launch (The Match):</w:t>
-      </w:r>
-      <w:r>
-        <w:rPr>
-          <w:sz w:val="24"/>
-          <w:szCs w:val="24"/>
-          <w:lang w:val="uk-UA"/>
-        </w:rPr>
-        <w:t> The user installs and opens the app for the first time. The MMP SDK inside your app sends the current device data back to its server. The server matches this new data against the fingerprint captured in Step 1, says: </w:t>
-      </w:r>
-      <w:r>
-        <w:rPr>
-          <w:i/>
-          <w:iCs/>
-          <w:sz w:val="24"/>
-          <w:szCs w:val="24"/>
-          <w:lang w:val="uk-UA"/>
-        </w:rPr>
-        <w:t>"This is the same device that scanned 'Room XYZ' 2 minutes ago!"</w:t>
-      </w:r>
-      <w:r>
-        <w:rPr>
-          <w:sz w:val="24"/>
-          <w:szCs w:val="24"/>
-          <w:lang w:val="uk-UA"/>
-        </w:rPr>
-        <w:t> and pushes the roomID payload to the app to complete the connection.</w:t>
-      </w:r>
-    </w:p>
-    <w:p>
-      <w:pPr>
-        <w:ind w:left="720"/>
-        <w:rPr>
-          <w:lang w:val="uk-UA"/>
-        </w:rPr>
-      </w:pPr>
-    </w:p>
-    <w:p>
-      <w:pPr>
-        <w:rPr>
-          <w:sz w:val="24"/>
-          <w:szCs w:val="24"/>
-          <w:lang w:val="uk-UA"/>
-        </w:rPr>
-      </w:pPr>
-      <w:r>
-        <w:rPr>
-          <w:b/>
-          <w:bCs/>
-          <w:sz w:val="24"/>
-          <w:szCs w:val="24"/>
-        </w:rPr>
-        <w:t>Top MMP Providers in 2026:</w:t>
-      </w:r>
-    </w:p>
-    <w:tbl>
-      <w:tblPr>
-        <w:tblW w:w="0" w:type="auto"/>
-        <w:shd w:val="clear" w:color="auto" w:fill="FFFFFF"/>
-        <w:tblCellMar>
-          <w:top w:w="15" w:type="dxa"/>
-          <w:left w:w="15" w:type="dxa"/>
-          <w:bottom w:w="15" w:type="dxa"/>
-          <w:right w:w="15" w:type="dxa"/>
-        </w:tblCellMar>
-        <w:tblLook w:val="04A0" w:firstRow="1" w:lastRow="0" w:firstColumn="1" w:lastColumn="0" w:noHBand="0" w:noVBand="1"/>
-      </w:tblPr>
-      <w:tblGrid>
-        <w:gridCol w:w="1374"/>
-        <w:gridCol w:w="5819"/>
-        <w:gridCol w:w="3591"/>
-      </w:tblGrid>
-      <w:tr>
-        <w:trPr>
-          <w:tblHeader/>
-        </w:trPr>
-        <w:tc>
-          <w:tcPr>
-            <w:tcW w:w="0" w:type="auto"/>
-            <w:tcBorders>
-              <w:top w:val="single" w:sz="6" w:space="0" w:color="D1D9E0"/>
-              <w:left w:val="single" w:sz="6" w:space="0" w:color="D1D9E0"/>
-              <w:bottom w:val="single" w:sz="6" w:space="0" w:color="D1D9E0"/>
-              <w:right w:val="single" w:sz="6" w:space="0" w:color="D1D9E0"/>
-            </w:tcBorders>
-            <w:shd w:val="clear" w:color="auto" w:fill="FFFFFF"/>
-            <w:tcMar>
-              <w:top w:w="90" w:type="dxa"/>
-              <w:left w:w="195" w:type="dxa"/>
-              <w:bottom w:w="90" w:type="dxa"/>
-              <w:right w:w="195" w:type="dxa"/>
-            </w:tcMar>
-            <w:vAlign w:val="center"/>
-            <w:hideMark/>
-          </w:tcPr>
-          <w:p>
-            <w:pPr>
-              <w:rPr>
-                <w:b/>
-                <w:bCs/>
-                <w:sz w:val="24"/>
-                <w:szCs w:val="24"/>
-                <w:lang w:val="uk-UA"/>
-              </w:rPr>
-            </w:pPr>
-            <w:r>
-              <w:rPr>
-                <w:b/>
-                <w:bCs/>
-                <w:sz w:val="24"/>
-                <w:szCs w:val="24"/>
-                <w:lang w:val="uk-UA"/>
-              </w:rPr>
-              <w:lastRenderedPageBreak/>
-              <w:t>Provider</w:t>
-            </w:r>
-          </w:p>
-        </w:tc>
-        <w:tc>
-          <w:tcPr>
-            <w:tcW w:w="0" w:type="auto"/>
-            <w:tcBorders>
-              <w:top w:val="single" w:sz="6" w:space="0" w:color="D1D9E0"/>
-              <w:left w:val="single" w:sz="6" w:space="0" w:color="D1D9E0"/>
-              <w:bottom w:val="single" w:sz="6" w:space="0" w:color="D1D9E0"/>
-              <w:right w:val="single" w:sz="6" w:space="0" w:color="D1D9E0"/>
-            </w:tcBorders>
-            <w:shd w:val="clear" w:color="auto" w:fill="FFFFFF"/>
-            <w:tcMar>
-              <w:top w:w="90" w:type="dxa"/>
-              <w:left w:w="195" w:type="dxa"/>
-              <w:bottom w:w="90" w:type="dxa"/>
-              <w:right w:w="195" w:type="dxa"/>
-            </w:tcMar>
-            <w:vAlign w:val="center"/>
-            <w:hideMark/>
-          </w:tcPr>
-          <w:p>
-            <w:pPr>
-              <w:rPr>
-                <w:b/>
-                <w:bCs/>
-                <w:sz w:val="24"/>
-                <w:szCs w:val="24"/>
-                <w:lang w:val="uk-UA"/>
-              </w:rPr>
-            </w:pPr>
-            <w:r>
-              <w:rPr>
-                <w:b/>
-                <w:bCs/>
-                <w:sz w:val="24"/>
-                <w:szCs w:val="24"/>
-                <w:lang w:val="uk-UA"/>
-              </w:rPr>
-              <w:t>Best For...</w:t>
-            </w:r>
-          </w:p>
-        </w:tc>
-        <w:tc>
-          <w:tcPr>
-            <w:tcW w:w="0" w:type="auto"/>
-            <w:tcBorders>
-              <w:top w:val="single" w:sz="6" w:space="0" w:color="D1D9E0"/>
-              <w:left w:val="single" w:sz="6" w:space="0" w:color="D1D9E0"/>
-              <w:bottom w:val="single" w:sz="6" w:space="0" w:color="D1D9E0"/>
-              <w:right w:val="single" w:sz="6" w:space="0" w:color="D1D9E0"/>
-            </w:tcBorders>
-            <w:shd w:val="clear" w:color="auto" w:fill="FFFFFF"/>
-            <w:tcMar>
-              <w:top w:w="90" w:type="dxa"/>
-              <w:left w:w="195" w:type="dxa"/>
-              <w:bottom w:w="90" w:type="dxa"/>
-              <w:right w:w="195" w:type="dxa"/>
-            </w:tcMar>
-            <w:vAlign w:val="center"/>
-            <w:hideMark/>
-          </w:tcPr>
-          <w:p>
-            <w:pPr>
-              <w:rPr>
-                <w:b/>
-                <w:bCs/>
-                <w:sz w:val="24"/>
-                <w:szCs w:val="24"/>
-                <w:lang w:val="uk-UA"/>
-              </w:rPr>
-            </w:pPr>
-            <w:r>
-              <w:rPr>
-                <w:b/>
-                <w:bCs/>
-                <w:sz w:val="24"/>
-                <w:szCs w:val="24"/>
-                <w:lang w:val="uk-UA"/>
-              </w:rPr>
-              <w:t>Pricing Model</w:t>
-            </w:r>
-          </w:p>
-        </w:tc>
-      </w:tr>
-      <w:tr>
-        <w:tc>
-          <w:tcPr>
-            <w:tcW w:w="0" w:type="auto"/>
-            <w:tcBorders>
-              <w:top w:val="single" w:sz="6" w:space="0" w:color="D1D9E0"/>
-              <w:left w:val="single" w:sz="6" w:space="0" w:color="D1D9E0"/>
-              <w:bottom w:val="single" w:sz="6" w:space="0" w:color="D1D9E0"/>
-              <w:right w:val="single" w:sz="6" w:space="0" w:color="D1D9E0"/>
-            </w:tcBorders>
-            <w:shd w:val="clear" w:color="auto" w:fill="FFFFFF"/>
-            <w:tcMar>
-              <w:top w:w="90" w:type="dxa"/>
-              <w:left w:w="195" w:type="dxa"/>
-              <w:bottom w:w="90" w:type="dxa"/>
-              <w:right w:w="195" w:type="dxa"/>
-            </w:tcMar>
-            <w:vAlign w:val="center"/>
-            <w:hideMark/>
-          </w:tcPr>
-          <w:p>
-            <w:pPr>
-              <w:rPr>
-                <w:sz w:val="24"/>
-                <w:szCs w:val="24"/>
-                <w:lang w:val="uk-UA"/>
-              </w:rPr>
-            </w:pPr>
-            <w:r>
-              <w:rPr>
-                <w:b/>
-                <w:bCs/>
-                <w:sz w:val="24"/>
-                <w:szCs w:val="24"/>
-                <w:lang w:val="uk-UA"/>
-              </w:rPr>
-              <w:t>Branch.io</w:t>
-            </w:r>
-          </w:p>
-        </w:tc>
-        <w:tc>
-          <w:tcPr>
-            <w:tcW w:w="0" w:type="auto"/>
-            <w:tcBorders>
-              <w:top w:val="single" w:sz="6" w:space="0" w:color="D1D9E0"/>
-              <w:left w:val="single" w:sz="6" w:space="0" w:color="D1D9E0"/>
-              <w:bottom w:val="single" w:sz="6" w:space="0" w:color="D1D9E0"/>
-              <w:right w:val="single" w:sz="6" w:space="0" w:color="D1D9E0"/>
-            </w:tcBorders>
-            <w:shd w:val="clear" w:color="auto" w:fill="FFFFFF"/>
-            <w:tcMar>
-              <w:top w:w="90" w:type="dxa"/>
-              <w:left w:w="195" w:type="dxa"/>
-              <w:bottom w:w="90" w:type="dxa"/>
-              <w:right w:w="195" w:type="dxa"/>
-            </w:tcMar>
-            <w:vAlign w:val="center"/>
-            <w:hideMark/>
-          </w:tcPr>
-          <w:p>
-            <w:pPr>
-              <w:rPr>
-                <w:sz w:val="24"/>
-                <w:szCs w:val="24"/>
-                <w:lang w:val="uk-UA"/>
-              </w:rPr>
-            </w:pPr>
-            <w:r>
-              <w:rPr>
-                <w:sz w:val="24"/>
-                <w:szCs w:val="24"/>
-                <w:lang w:val="uk-UA"/>
-              </w:rPr>
-              <w:t>Deep Linking &amp; UX. They are the leaders in "Deferred Deep Linking" specifically.</w:t>
-            </w:r>
-          </w:p>
-        </w:tc>
-        <w:tc>
-          <w:tcPr>
-            <w:tcW w:w="0" w:type="auto"/>
-            <w:tcBorders>
-              <w:top w:val="single" w:sz="6" w:space="0" w:color="D1D9E0"/>
-              <w:left w:val="single" w:sz="6" w:space="0" w:color="D1D9E0"/>
-              <w:bottom w:val="single" w:sz="6" w:space="0" w:color="D1D9E0"/>
-              <w:right w:val="single" w:sz="6" w:space="0" w:color="D1D9E0"/>
-            </w:tcBorders>
-            <w:shd w:val="clear" w:color="auto" w:fill="FFFFFF"/>
-            <w:tcMar>
-              <w:top w:w="90" w:type="dxa"/>
-              <w:left w:w="195" w:type="dxa"/>
-              <w:bottom w:w="90" w:type="dxa"/>
-              <w:right w:w="195" w:type="dxa"/>
-            </w:tcMar>
-            <w:vAlign w:val="center"/>
-            <w:hideMark/>
-          </w:tcPr>
-          <w:p>
-            <w:pPr>
-              <w:rPr>
-                <w:sz w:val="24"/>
-                <w:szCs w:val="24"/>
-                <w:lang w:val="uk-UA"/>
-              </w:rPr>
-            </w:pPr>
-            <w:r>
-              <w:rPr>
-                <w:sz w:val="24"/>
-                <w:szCs w:val="24"/>
-                <w:lang w:val="uk-UA"/>
-              </w:rPr>
-              <w:t>Free tier available (good for startups).</w:t>
-            </w:r>
-          </w:p>
-        </w:tc>
-      </w:tr>
-      <w:tr>
-        <w:tc>
-          <w:tcPr>
-            <w:tcW w:w="0" w:type="auto"/>
-            <w:tcBorders>
-              <w:top w:val="single" w:sz="6" w:space="0" w:color="D1D9E0"/>
-              <w:left w:val="single" w:sz="6" w:space="0" w:color="D1D9E0"/>
-              <w:bottom w:val="single" w:sz="6" w:space="0" w:color="D1D9E0"/>
-              <w:right w:val="single" w:sz="6" w:space="0" w:color="D1D9E0"/>
-            </w:tcBorders>
-            <w:shd w:val="clear" w:color="auto" w:fill="F6F8FA"/>
-            <w:tcMar>
-              <w:top w:w="90" w:type="dxa"/>
-              <w:left w:w="195" w:type="dxa"/>
-              <w:bottom w:w="90" w:type="dxa"/>
-              <w:right w:w="195" w:type="dxa"/>
-            </w:tcMar>
-            <w:vAlign w:val="center"/>
-            <w:hideMark/>
-          </w:tcPr>
-          <w:p>
-            <w:pPr>
-              <w:rPr>
-                <w:sz w:val="24"/>
-                <w:szCs w:val="24"/>
-                <w:lang w:val="uk-UA"/>
-              </w:rPr>
-            </w:pPr>
-            <w:r>
-              <w:rPr>
-                <w:b/>
-                <w:bCs/>
-                <w:sz w:val="24"/>
-                <w:szCs w:val="24"/>
-                <w:lang w:val="uk-UA"/>
-              </w:rPr>
-              <w:t>AppsFlyer</w:t>
-            </w:r>
-          </w:p>
-        </w:tc>
-        <w:tc>
-          <w:tcPr>
-            <w:tcW w:w="0" w:type="auto"/>
-            <w:tcBorders>
-              <w:top w:val="single" w:sz="6" w:space="0" w:color="D1D9E0"/>
-              <w:left w:val="single" w:sz="6" w:space="0" w:color="D1D9E0"/>
-              <w:bottom w:val="single" w:sz="6" w:space="0" w:color="D1D9E0"/>
-              <w:right w:val="single" w:sz="6" w:space="0" w:color="D1D9E0"/>
-            </w:tcBorders>
-            <w:shd w:val="clear" w:color="auto" w:fill="F6F8FA"/>
-            <w:tcMar>
-              <w:top w:w="90" w:type="dxa"/>
-              <w:left w:w="195" w:type="dxa"/>
-              <w:bottom w:w="90" w:type="dxa"/>
-              <w:right w:w="195" w:type="dxa"/>
-            </w:tcMar>
-            <w:vAlign w:val="center"/>
-            <w:hideMark/>
-          </w:tcPr>
-          <w:p>
-            <w:pPr>
-              <w:rPr>
-                <w:sz w:val="24"/>
-                <w:szCs w:val="24"/>
-                <w:lang w:val="uk-UA"/>
-              </w:rPr>
-            </w:pPr>
-            <w:r>
-              <w:rPr>
-                <w:sz w:val="24"/>
-                <w:szCs w:val="24"/>
-                <w:lang w:val="uk-UA"/>
-              </w:rPr>
-              <w:t>Scale &amp; Fraud Protection. Used by major gaming studios.</w:t>
-            </w:r>
-          </w:p>
-        </w:tc>
-        <w:tc>
-          <w:tcPr>
-            <w:tcW w:w="0" w:type="auto"/>
-            <w:tcBorders>
-              <w:top w:val="single" w:sz="6" w:space="0" w:color="D1D9E0"/>
-              <w:left w:val="single" w:sz="6" w:space="0" w:color="D1D9E0"/>
-              <w:bottom w:val="single" w:sz="6" w:space="0" w:color="D1D9E0"/>
-              <w:right w:val="single" w:sz="6" w:space="0" w:color="D1D9E0"/>
-            </w:tcBorders>
-            <w:shd w:val="clear" w:color="auto" w:fill="F6F8FA"/>
-            <w:tcMar>
-              <w:top w:w="90" w:type="dxa"/>
-              <w:left w:w="195" w:type="dxa"/>
-              <w:bottom w:w="90" w:type="dxa"/>
-              <w:right w:w="195" w:type="dxa"/>
-            </w:tcMar>
-            <w:vAlign w:val="center"/>
-            <w:hideMark/>
-          </w:tcPr>
-          <w:p>
-            <w:pPr>
-              <w:rPr>
-                <w:sz w:val="24"/>
-                <w:szCs w:val="24"/>
-                <w:lang w:val="uk-UA"/>
-              </w:rPr>
-            </w:pPr>
-            <w:r>
-              <w:rPr>
-                <w:sz w:val="24"/>
-                <w:szCs w:val="24"/>
-                <w:lang w:val="uk-UA"/>
-              </w:rPr>
-              <w:t>Pay-per-conversion (can be expensive).</w:t>
-            </w:r>
-          </w:p>
-        </w:tc>
-      </w:tr>
-      <w:tr>
-        <w:tc>
-          <w:tcPr>
-            <w:tcW w:w="0" w:type="auto"/>
-            <w:tcBorders>
-              <w:top w:val="single" w:sz="6" w:space="0" w:color="D1D9E0"/>
-              <w:left w:val="single" w:sz="6" w:space="0" w:color="D1D9E0"/>
-              <w:bottom w:val="single" w:sz="6" w:space="0" w:color="D1D9E0"/>
-              <w:right w:val="single" w:sz="6" w:space="0" w:color="D1D9E0"/>
-            </w:tcBorders>
-            <w:shd w:val="clear" w:color="auto" w:fill="FFFFFF"/>
-            <w:tcMar>
-              <w:top w:w="90" w:type="dxa"/>
-              <w:left w:w="195" w:type="dxa"/>
-              <w:bottom w:w="90" w:type="dxa"/>
-              <w:right w:w="195" w:type="dxa"/>
-            </w:tcMar>
-            <w:vAlign w:val="center"/>
-            <w:hideMark/>
-          </w:tcPr>
-          <w:p>
-            <w:pPr>
-              <w:rPr>
-                <w:sz w:val="24"/>
-                <w:szCs w:val="24"/>
-                <w:lang w:val="uk-UA"/>
-              </w:rPr>
-            </w:pPr>
-            <w:r>
-              <w:rPr>
-                <w:b/>
-                <w:bCs/>
-                <w:sz w:val="24"/>
-                <w:szCs w:val="24"/>
-                <w:lang w:val="uk-UA"/>
-              </w:rPr>
-              <w:t>Adjust</w:t>
-            </w:r>
-          </w:p>
-        </w:tc>
-        <w:tc>
-          <w:tcPr>
-            <w:tcW w:w="0" w:type="auto"/>
-            <w:tcBorders>
-              <w:top w:val="single" w:sz="6" w:space="0" w:color="D1D9E0"/>
-              <w:left w:val="single" w:sz="6" w:space="0" w:color="D1D9E0"/>
-              <w:bottom w:val="single" w:sz="6" w:space="0" w:color="D1D9E0"/>
-              <w:right w:val="single" w:sz="6" w:space="0" w:color="D1D9E0"/>
-            </w:tcBorders>
-            <w:shd w:val="clear" w:color="auto" w:fill="FFFFFF"/>
-            <w:tcMar>
-              <w:top w:w="90" w:type="dxa"/>
-              <w:left w:w="195" w:type="dxa"/>
-              <w:bottom w:w="90" w:type="dxa"/>
-              <w:right w:w="195" w:type="dxa"/>
-            </w:tcMar>
-            <w:vAlign w:val="center"/>
-            <w:hideMark/>
-          </w:tcPr>
-          <w:p>
-            <w:pPr>
-              <w:rPr>
-                <w:sz w:val="24"/>
-                <w:szCs w:val="24"/>
-                <w:lang w:val="uk-UA"/>
-              </w:rPr>
-            </w:pPr>
-            <w:r>
-              <w:rPr>
-                <w:sz w:val="24"/>
-                <w:szCs w:val="24"/>
-                <w:lang w:val="uk-UA"/>
-              </w:rPr>
-              <w:t>Reliability &amp; Security. Very popular in Europe; great SDK support.</w:t>
-            </w:r>
-          </w:p>
-        </w:tc>
-        <w:tc>
-          <w:tcPr>
-            <w:tcW w:w="0" w:type="auto"/>
-            <w:tcBorders>
-              <w:top w:val="single" w:sz="6" w:space="0" w:color="D1D9E0"/>
-              <w:left w:val="single" w:sz="6" w:space="0" w:color="D1D9E0"/>
-              <w:bottom w:val="single" w:sz="6" w:space="0" w:color="D1D9E0"/>
-              <w:right w:val="single" w:sz="6" w:space="0" w:color="D1D9E0"/>
-            </w:tcBorders>
-            <w:shd w:val="clear" w:color="auto" w:fill="FFFFFF"/>
-            <w:tcMar>
-              <w:top w:w="90" w:type="dxa"/>
-              <w:left w:w="195" w:type="dxa"/>
-              <w:bottom w:w="90" w:type="dxa"/>
-              <w:right w:w="195" w:type="dxa"/>
-            </w:tcMar>
-            <w:vAlign w:val="center"/>
-            <w:hideMark/>
-          </w:tcPr>
-          <w:p>
-            <w:pPr>
-              <w:rPr>
-                <w:sz w:val="24"/>
-                <w:szCs w:val="24"/>
-                <w:lang w:val="uk-UA"/>
-              </w:rPr>
-            </w:pPr>
-            <w:r>
-              <w:rPr>
-                <w:sz w:val="24"/>
-                <w:szCs w:val="24"/>
-                <w:lang w:val="uk-UA"/>
-              </w:rPr>
-              <w:t>Subscription/Custom.</w:t>
-            </w:r>
-          </w:p>
-        </w:tc>
-      </w:tr>
-      <w:tr>
-        <w:tc>
-          <w:tcPr>
-            <w:tcW w:w="0" w:type="auto"/>
-            <w:tcBorders>
-              <w:top w:val="single" w:sz="6" w:space="0" w:color="D1D9E0"/>
-              <w:left w:val="single" w:sz="6" w:space="0" w:color="D1D9E0"/>
-              <w:bottom w:val="single" w:sz="6" w:space="0" w:color="D1D9E0"/>
-              <w:right w:val="single" w:sz="6" w:space="0" w:color="D1D9E0"/>
-            </w:tcBorders>
-            <w:shd w:val="clear" w:color="auto" w:fill="F6F8FA"/>
-            <w:tcMar>
-              <w:top w:w="90" w:type="dxa"/>
-              <w:left w:w="195" w:type="dxa"/>
-              <w:bottom w:w="90" w:type="dxa"/>
-              <w:right w:w="195" w:type="dxa"/>
-            </w:tcMar>
-            <w:vAlign w:val="center"/>
-            <w:hideMark/>
-          </w:tcPr>
-          <w:p>
-            <w:pPr>
-              <w:rPr>
-                <w:sz w:val="24"/>
-                <w:szCs w:val="24"/>
-                <w:lang w:val="uk-UA"/>
-              </w:rPr>
-            </w:pPr>
-            <w:r>
-              <w:rPr>
-                <w:b/>
-                <w:bCs/>
-                <w:sz w:val="24"/>
-                <w:szCs w:val="24"/>
-                <w:lang w:val="uk-UA"/>
-              </w:rPr>
-              <w:t>Tenjin</w:t>
-            </w:r>
-          </w:p>
-        </w:tc>
-        <w:tc>
-          <w:tcPr>
-            <w:tcW w:w="0" w:type="auto"/>
-            <w:tcBorders>
-              <w:top w:val="single" w:sz="6" w:space="0" w:color="D1D9E0"/>
-              <w:left w:val="single" w:sz="6" w:space="0" w:color="D1D9E0"/>
-              <w:bottom w:val="single" w:sz="6" w:space="0" w:color="D1D9E0"/>
-              <w:right w:val="single" w:sz="6" w:space="0" w:color="D1D9E0"/>
-            </w:tcBorders>
-            <w:shd w:val="clear" w:color="auto" w:fill="F6F8FA"/>
-            <w:tcMar>
-              <w:top w:w="90" w:type="dxa"/>
-              <w:left w:w="195" w:type="dxa"/>
-              <w:bottom w:w="90" w:type="dxa"/>
-              <w:right w:w="195" w:type="dxa"/>
-            </w:tcMar>
-            <w:vAlign w:val="center"/>
-            <w:hideMark/>
-          </w:tcPr>
-          <w:p>
-            <w:pPr>
-              <w:rPr>
-                <w:sz w:val="24"/>
-                <w:szCs w:val="24"/>
-                <w:lang w:val="uk-UA"/>
-              </w:rPr>
-            </w:pPr>
-            <w:r>
-              <w:rPr>
-                <w:sz w:val="24"/>
-                <w:szCs w:val="24"/>
-                <w:lang w:val="uk-UA"/>
-              </w:rPr>
-              <w:t>Indie Game Devs. Focuses on ROI and easy integration for small teams.</w:t>
-            </w:r>
-          </w:p>
-        </w:tc>
-        <w:tc>
-          <w:tcPr>
-            <w:tcW w:w="0" w:type="auto"/>
-            <w:tcBorders>
-              <w:top w:val="single" w:sz="6" w:space="0" w:color="D1D9E0"/>
-              <w:left w:val="single" w:sz="6" w:space="0" w:color="D1D9E0"/>
-              <w:bottom w:val="single" w:sz="6" w:space="0" w:color="D1D9E0"/>
-              <w:right w:val="single" w:sz="6" w:space="0" w:color="D1D9E0"/>
-            </w:tcBorders>
-            <w:shd w:val="clear" w:color="auto" w:fill="F6F8FA"/>
-            <w:tcMar>
-              <w:top w:w="90" w:type="dxa"/>
-              <w:left w:w="195" w:type="dxa"/>
-              <w:bottom w:w="90" w:type="dxa"/>
-              <w:right w:w="195" w:type="dxa"/>
-            </w:tcMar>
-            <w:vAlign w:val="center"/>
-            <w:hideMark/>
-          </w:tcPr>
-          <w:p>
-            <w:pPr>
-              <w:rPr>
-                <w:sz w:val="24"/>
-                <w:szCs w:val="24"/>
-                <w:lang w:val="uk-UA"/>
-              </w:rPr>
-            </w:pPr>
-            <w:r>
-              <w:rPr>
-                <w:sz w:val="24"/>
-                <w:szCs w:val="24"/>
-                <w:lang w:val="uk-UA"/>
-              </w:rPr>
-              <w:t>Freemium / Low cost.</w:t>
-            </w:r>
-          </w:p>
-        </w:tc>
-      </w:tr>
-    </w:tbl>
-    <w:p>
-      <w:pPr>
-        <w:rPr>
-          <w:lang w:val="uk-UA"/>
-        </w:rPr>
-      </w:pPr>
-    </w:p>
-    <w:p>
-      <w:pPr>
-        <w:sectPr>
-          <w:pgSz w:w="12240" w:h="15840"/>
-          <w:pgMar w:top="720" w:right="720" w:bottom="720" w:left="720" w:header="720" w:footer="720" w:gutter="0"/>
-          <w:cols w:space="720"/>
-          <w:docGrid w:linePitch="360"/>
-        </w:sectPr>
-      </w:pPr>
-    </w:p>
-    <w:p>
-      <w:pPr>
-        <w:pStyle w:val="Heading3"/>
-        <w:rPr>
-          <w:lang w:val="uk-UA"/>
-        </w:rPr>
-      </w:pPr>
-      <w:r>
-        <w:rPr>
-          <w:lang w:val="uk-UA"/>
-        </w:rPr>
-        <w:lastRenderedPageBreak/>
-        <w:t>Method 2: Universal Links (iOS) &amp; App Links (Android)</w:t>
-      </w:r>
-    </w:p>
-    <w:p>
-      <w:pPr>
-        <w:rPr>
-          <w:sz w:val="24"/>
-          <w:szCs w:val="24"/>
-          <w:lang w:val="uk-UA"/>
-        </w:rPr>
-      </w:pPr>
-      <w:r>
-        <w:rPr>
-          <w:sz w:val="24"/>
-          <w:szCs w:val="24"/>
-          <w:lang w:val="uk-UA"/>
-        </w:rPr>
-        <w:t xml:space="preserve">This technical specification defines the implementation of Universal Links (iOS) and App Links (Android). </w:t>
-      </w:r>
-      <w:r>
-        <w:rPr>
-          <w:sz w:val="24"/>
-          <w:szCs w:val="24"/>
-        </w:rPr>
-        <w:t>T</w:t>
-      </w:r>
-      <w:r>
-        <w:rPr>
-          <w:sz w:val="24"/>
-          <w:szCs w:val="24"/>
-          <w:lang w:val="uk-UA"/>
-        </w:rPr>
-        <w:t>hese</w:t>
-      </w:r>
-      <w:r>
-        <w:rPr>
-          <w:sz w:val="24"/>
-          <w:szCs w:val="24"/>
-        </w:rPr>
-        <w:t xml:space="preserve"> </w:t>
-      </w:r>
-      <w:r>
-        <w:rPr>
-          <w:sz w:val="24"/>
-          <w:szCs w:val="24"/>
-          <w:lang w:val="uk-UA"/>
-        </w:rPr>
-        <w:t>are OS-level standards that use verified domain ownership to route users directly to the native application without leaving the current context.</w:t>
-      </w:r>
-    </w:p>
-    <w:p>
-      <w:pPr>
-        <w:rPr>
-          <w:sz w:val="24"/>
-          <w:szCs w:val="24"/>
-          <w:lang w:val="uk-UA"/>
-        </w:rPr>
-      </w:pPr>
-      <w:r>
-        <w:rPr>
-          <w:b/>
-          <w:bCs/>
-          <w:sz w:val="24"/>
-          <w:szCs w:val="24"/>
-          <w:lang w:val="uk-UA"/>
-        </w:rPr>
-        <w:t>1. Overview</w:t>
-      </w:r>
-      <w:r>
-        <w:rPr>
-          <w:sz w:val="24"/>
-          <w:szCs w:val="24"/>
-          <w:lang w:val="uk-UA"/>
-        </w:rPr>
-        <w:t> Universal Links (iOS) and App Links (Android) allow a standard HTTPS URL (e.g., https://yourgame.com/join?</w:t>
-      </w:r>
-      <w:r>
-        <w:rPr>
-          <w:sz w:val="24"/>
-          <w:szCs w:val="24"/>
         </w:rPr>
         <w:t>roomId</w:t>
       </w:r>
+      <w:proofErr w:type="spellEnd"/>
       <w:r>
         <w:rPr>
           <w:sz w:val="24"/>
@@ -2841,7 +1836,29 @@
           <w:szCs w:val="24"/>
           <w:lang w:val="uk-UA"/>
         </w:rPr>
-        <w:t>A. iOS: apple-app-site-association (AASA)</w:t>
+        <w:t>A. iOS: </w:t>
+      </w:r>
+      <w:r>
+        <w:rPr>
+          <w:b/>
+          <w:bCs/>
+          <w:i/>
+          <w:iCs/>
+          <w:sz w:val="24"/>
+          <w:szCs w:val="24"/>
+          <w:lang w:val="uk-UA"/>
+        </w:rPr>
+        <w:t>apple-app-site-association</w:t>
+      </w:r>
+      <w:r>
+        <w:rPr>
+          <w:b/>
+          <w:bCs/>
+          <w:sz w:val="24"/>
+          <w:szCs w:val="24"/>
+          <w:lang w:val="uk-UA"/>
+        </w:rPr>
+        <w:t> (AASA)</w:t>
       </w:r>
     </w:p>
     <w:p>
@@ -2862,7 +1879,25 @@
           <w:szCs w:val="24"/>
           <w:lang w:val="uk-UA"/>
         </w:rPr>
-        <w:t>File Name: apple-app-site-association (No extension).</w:t>
+        <w:t>File Name: </w:t>
+      </w:r>
+      <w:r>
+        <w:rPr>
+          <w:i/>
+          <w:iCs/>
+          <w:sz w:val="24"/>
+          <w:szCs w:val="24"/>
+          <w:lang w:val="uk-UA"/>
+        </w:rPr>
+        <w:t>apple-app-site-association</w:t>
+      </w:r>
+      <w:r>
+        <w:rPr>
+          <w:sz w:val="24"/>
+          <w:szCs w:val="24"/>
+          <w:lang w:val="uk-UA"/>
+        </w:rPr>
+        <w:t> (No extension).</w:t>
       </w:r>
     </w:p>
     <w:p>
@@ -2948,7 +1983,25 @@
           <w:szCs w:val="24"/>
           <w:lang w:val="uk-UA"/>
         </w:rPr>
-        <w:t>File Name: assetlinks.json.</w:t>
+        <w:t>File Name: </w:t>
+      </w:r>
+      <w:r>
+        <w:rPr>
+          <w:i/>
+          <w:iCs/>
+          <w:sz w:val="24"/>
+          <w:szCs w:val="24"/>
+          <w:lang w:val="uk-UA"/>
+        </w:rPr>
+        <w:t>assetlinks.json</w:t>
+      </w:r>
+      <w:r>
+        <w:rPr>
+          <w:sz w:val="24"/>
+          <w:szCs w:val="24"/>
+          <w:lang w:val="uk-UA"/>
+        </w:rPr>
+        <w:t>.</w:t>
       </w:r>
     </w:p>
     <w:p>
@@ -3128,13 +2181,19 @@
         </w:rPr>
         <w:t>The app parses </w:t>
       </w:r>
-      <w:r>
-        <w:rPr>
+      <w:proofErr w:type="spellStart"/>
+      <w:r>
+        <w:rPr>
+          <w:b/>
+          <w:bCs/>
+          <w:i/>
+          <w:iCs/>
           <w:sz w:val="24"/>
           <w:szCs w:val="24"/>
         </w:rPr>
         <w:t>roomId</w:t>
       </w:r>
+      <w:proofErr w:type="spellEnd"/>
       <w:r>
         <w:rPr>
           <w:sz w:val="24"/>
@@ -3214,6 +2273,7 @@
           <w:szCs w:val="24"/>
           <w:lang w:val="uk-UA"/>
         </w:rPr>
+        <w:lastRenderedPageBreak/>
         <w:t>The Redirector page loads and captures Fingerprint FP1.</w:t>
       </w:r>
     </w:p>
@@ -3235,7 +2295,6 @@
           <w:szCs w:val="24"/>
           <w:lang w:val="uk-UA"/>
         </w:rPr>
-        <w:lastRenderedPageBreak/>
         <w:t>The server saves the context with a 30-minute TTL.</w:t>
       </w:r>
     </w:p>
@@ -3419,7 +2478,7 @@
           <w:noProof/>
         </w:rPr>
         <w:drawing>
-          <wp:inline distT="0" distB="0" distL="0" distR="0" wp14:anchorId="08BC2AAD" wp14:editId="38FF3BC8">
+          <wp:inline distT="0" distB="0" distL="0" distR="0" wp14:anchorId="08BC2AAD" wp14:editId="1934A70A">
             <wp:extent cx="5943600" cy="4356509"/>
             <wp:effectExtent l="0" t="0" r="0" b="6350"/>
             <wp:docPr id="1809183539" name="Picture 1"/>
@@ -3479,51 +2538,20 @@
     <w:p>
       <w:pPr>
         <w:rPr>
+          <w:sz w:val="24"/>
+          <w:szCs w:val="24"/>
+          <w:lang w:val="uk-UA"/>
+        </w:rPr>
+      </w:pPr>
+      <w:r>
+        <w:rPr>
           <w:b/>
           <w:bCs/>
-        </w:rPr>
-      </w:pPr>
-    </w:p>
-    <w:p>
-      <w:pPr>
-        <w:rPr>
-          <w:b/>
-          <w:bCs/>
-        </w:rPr>
-      </w:pPr>
-    </w:p>
-    <w:p>
-      <w:pPr>
-        <w:rPr>
-          <w:b/>
-          <w:bCs/>
-        </w:rPr>
-      </w:pPr>
-    </w:p>
-    <w:p>
-      <w:pPr>
-        <w:rPr>
-          <w:b/>
-          <w:bCs/>
-        </w:rPr>
-      </w:pPr>
-    </w:p>
-    <w:p>
-      <w:pPr>
-        <w:rPr>
-          <w:sz w:val="24"/>
-          <w:szCs w:val="24"/>
-          <w:lang w:val="uk-UA"/>
-        </w:rPr>
-      </w:pPr>
-      <w:r>
-        <w:rPr>
-          <w:b/>
-          <w:bCs/>
-          <w:sz w:val="24"/>
-          <w:szCs w:val="24"/>
-          <w:lang w:val="uk-UA"/>
-        </w:rPr>
+          <w:sz w:val="24"/>
+          <w:szCs w:val="24"/>
+          <w:lang w:val="uk-UA"/>
+        </w:rPr>
+        <w:lastRenderedPageBreak/>
         <w:t>Pros vs. Cons (Universal/App Links):</w:t>
       </w:r>
     </w:p>
@@ -4124,6 +3152,9 @@
         <w:pStyle w:val="Heading1"/>
       </w:pPr>
     </w:p>
+    <w:p/>
+    <w:p/>
+    <w:p/>
     <w:p>
       <w:pPr>
         <w:pStyle w:val="Heading1"/>
@@ -4135,6 +3166,7 @@
         <w:rPr>
           <w:lang w:val="uk-UA"/>
         </w:rPr>
+        <w:lastRenderedPageBreak/>
         <w:t>4. UI Engine &amp; Component Library</w:t>
       </w:r>
     </w:p>
@@ -5155,7 +4187,6 @@
           <w:szCs w:val="24"/>
           <w:lang w:val="uk-UA"/>
         </w:rPr>
-        <w:lastRenderedPageBreak/>
         <w:t>Text</w:t>
       </w:r>
     </w:p>
@@ -5198,6 +4229,7 @@
           <w:szCs w:val="24"/>
           <w:lang w:val="uk-UA"/>
         </w:rPr>
+        <w:lastRenderedPageBreak/>
         <w:t>visible (boolean): Visibility</w:t>
       </w:r>
     </w:p>
@@ -5443,7 +4475,25 @@
           <w:sz w:val="24"/>
           <w:szCs w:val="24"/>
         </w:rPr>
-        <w:t xml:space="preserve">    "screenId": "CONTROL_SCREEN"</w:t>
+        <w:t xml:space="preserve">    "</w:t>
+      </w:r>
+      <w:proofErr w:type="spellStart"/>
+      <w:r>
+        <w:rPr>
+          <w:rStyle w:val="FunctionTok"/>
+          <w:sz w:val="24"/>
+          <w:szCs w:val="24"/>
+        </w:rPr>
+        <w:t>screenId</w:t>
+      </w:r>
+      <w:proofErr w:type="spellEnd"/>
+      <w:r>
+        <w:rPr>
+          <w:rStyle w:val="FunctionTok"/>
+          <w:sz w:val="24"/>
+          <w:szCs w:val="24"/>
+        </w:rPr>
+        <w:t>": "CONTROL_SCREEN"</w:t>
       </w:r>
     </w:p>
     <w:p>
@@ -5613,8 +4663,62 @@
           <w:sz w:val="24"/>
           <w:szCs w:val="24"/>
         </w:rPr>
+        <w:t xml:space="preserve">  "type": "SET_SCREEN",</w:t>
+      </w:r>
+    </w:p>
+    <w:p>
+      <w:pPr>
+        <w:pStyle w:val="SourceCode"/>
+        <w:rPr>
+          <w:rStyle w:val="FunctionTok"/>
+          <w:sz w:val="24"/>
+          <w:szCs w:val="24"/>
+        </w:rPr>
+      </w:pPr>
+      <w:r>
+        <w:rPr>
+          <w:rStyle w:val="FunctionTok"/>
+          <w:sz w:val="24"/>
+          <w:szCs w:val="24"/>
+        </w:rPr>
+        <w:t xml:space="preserve">  "data": {</w:t>
+      </w:r>
+    </w:p>
+    <w:p>
+      <w:pPr>
+        <w:pStyle w:val="SourceCode"/>
+        <w:rPr>
+          <w:rStyle w:val="FunctionTok"/>
+          <w:sz w:val="24"/>
+          <w:szCs w:val="24"/>
+        </w:rPr>
+      </w:pPr>
+      <w:r>
+        <w:rPr>
+          <w:rStyle w:val="FunctionTok"/>
+          <w:sz w:val="24"/>
+          <w:szCs w:val="24"/>
+        </w:rPr>
         <w:lastRenderedPageBreak/>
-        <w:t xml:space="preserve">  "type": "SET_SCREEN",</w:t>
+        <w:t xml:space="preserve">    "</w:t>
+      </w:r>
+      <w:proofErr w:type="spellStart"/>
+      <w:r>
+        <w:rPr>
+          <w:rStyle w:val="FunctionTok"/>
+          <w:sz w:val="24"/>
+          <w:szCs w:val="24"/>
+        </w:rPr>
+        <w:t>screenId</w:t>
+      </w:r>
+      <w:proofErr w:type="spellEnd"/>
+      <w:r>
+        <w:rPr>
+          <w:rStyle w:val="FunctionTok"/>
+          <w:sz w:val="24"/>
+          <w:szCs w:val="24"/>
+        </w:rPr>
+        <w:t>": "CONTROL_SCREEN",</w:t>
       </w:r>
     </w:p>
     <w:p>
@@ -5632,7 +4736,7 @@
           <w:sz w:val="24"/>
           <w:szCs w:val="24"/>
         </w:rPr>
-        <w:t xml:space="preserve">  "data": {</w:t>
+        <w:t xml:space="preserve">    "components": {</w:t>
       </w:r>
     </w:p>
     <w:p>
@@ -5650,7 +4754,35 @@
           <w:sz w:val="24"/>
           <w:szCs w:val="24"/>
         </w:rPr>
-        <w:t xml:space="preserve">    "screenId": "CONTROL_SCREEN",</w:t>
+        <w:t xml:space="preserve">      "</w:t>
+      </w:r>
+      <w:proofErr w:type="spellStart"/>
+      <w:proofErr w:type="gramStart"/>
+      <w:r>
+        <w:rPr>
+          <w:rStyle w:val="FunctionTok"/>
+          <w:sz w:val="24"/>
+          <w:szCs w:val="24"/>
+        </w:rPr>
+        <w:t>player</w:t>
+      </w:r>
+      <w:proofErr w:type="gramEnd"/>
+      <w:r>
+        <w:rPr>
+          <w:rStyle w:val="FunctionTok"/>
+          <w:sz w:val="24"/>
+          <w:szCs w:val="24"/>
+        </w:rPr>
+        <w:t>_name</w:t>
+      </w:r>
+      <w:proofErr w:type="spellEnd"/>
+      <w:r>
+        <w:rPr>
+          <w:rStyle w:val="FunctionTok"/>
+          <w:sz w:val="24"/>
+          <w:szCs w:val="24"/>
+        </w:rPr>
+        <w:t>": { "content": "John" },</w:t>
       </w:r>
     </w:p>
     <w:p>
@@ -5668,43 +4800,35 @@
           <w:sz w:val="24"/>
           <w:szCs w:val="24"/>
         </w:rPr>
-        <w:t xml:space="preserve">    "components": {</w:t>
-      </w:r>
-    </w:p>
-    <w:p>
-      <w:pPr>
-        <w:pStyle w:val="SourceCode"/>
+        <w:t xml:space="preserve">      "</w:t>
+      </w:r>
+      <w:proofErr w:type="spellStart"/>
+      <w:proofErr w:type="gramStart"/>
+      <w:r>
         <w:rPr>
           <w:rStyle w:val="FunctionTok"/>
           <w:sz w:val="24"/>
           <w:szCs w:val="24"/>
         </w:rPr>
-      </w:pPr>
+        <w:t>fire</w:t>
+      </w:r>
+      <w:proofErr w:type="gramEnd"/>
       <w:r>
         <w:rPr>
           <w:rStyle w:val="FunctionTok"/>
           <w:sz w:val="24"/>
           <w:szCs w:val="24"/>
         </w:rPr>
-        <w:t xml:space="preserve">      "player_name": { "content": "John" },</w:t>
-      </w:r>
-    </w:p>
-    <w:p>
-      <w:pPr>
-        <w:pStyle w:val="SourceCode"/>
+        <w:t>_btn</w:t>
+      </w:r>
+      <w:proofErr w:type="spellEnd"/>
+      <w:r>
         <w:rPr>
           <w:rStyle w:val="FunctionTok"/>
           <w:sz w:val="24"/>
           <w:szCs w:val="24"/>
         </w:rPr>
-      </w:pPr>
-      <w:r>
-        <w:rPr>
-          <w:rStyle w:val="FunctionTok"/>
-          <w:sz w:val="24"/>
-          <w:szCs w:val="24"/>
-        </w:rPr>
-        <w:t xml:space="preserve">      "fire_btn": { "disabled": false }</w:t>
+        <w:t>": { "disabled": false }</w:t>
       </w:r>
     </w:p>
     <w:p>
@@ -5940,7 +5064,35 @@
           <w:sz w:val="24"/>
           <w:szCs w:val="24"/>
         </w:rPr>
-        <w:t xml:space="preserve">      "server_message": { </w:t>
+        <w:t xml:space="preserve">      "</w:t>
+      </w:r>
+      <w:proofErr w:type="spellStart"/>
+      <w:proofErr w:type="gramStart"/>
+      <w:r>
+        <w:rPr>
+          <w:rStyle w:val="FunctionTok"/>
+          <w:sz w:val="24"/>
+          <w:szCs w:val="24"/>
+        </w:rPr>
+        <w:t>server</w:t>
+      </w:r>
+      <w:proofErr w:type="gramEnd"/>
+      <w:r>
+        <w:rPr>
+          <w:rStyle w:val="FunctionTok"/>
+          <w:sz w:val="24"/>
+          <w:szCs w:val="24"/>
+        </w:rPr>
+        <w:t>_message</w:t>
+      </w:r>
+      <w:proofErr w:type="spellEnd"/>
+      <w:r>
+        <w:rPr>
+          <w:rStyle w:val="FunctionTok"/>
+          <w:sz w:val="24"/>
+          <w:szCs w:val="24"/>
+        </w:rPr>
+        <w:t xml:space="preserve">": { </w:t>
       </w:r>
     </w:p>
     <w:p>
@@ -5976,7 +5128,25 @@
           <w:sz w:val="24"/>
           <w:szCs w:val="24"/>
         </w:rPr>
-        <w:t xml:space="preserve">        "style": { "color": "white", "fontSize": 60 }</w:t>
+        <w:t xml:space="preserve">        "style": { "color": "white", "</w:t>
+      </w:r>
+      <w:proofErr w:type="spellStart"/>
+      <w:r>
+        <w:rPr>
+          <w:rStyle w:val="FunctionTok"/>
+          <w:sz w:val="24"/>
+          <w:szCs w:val="24"/>
+        </w:rPr>
+        <w:t>fontSize</w:t>
+      </w:r>
+      <w:proofErr w:type="spellEnd"/>
+      <w:r>
+        <w:rPr>
+          <w:rStyle w:val="FunctionTok"/>
+          <w:sz w:val="24"/>
+          <w:szCs w:val="24"/>
+        </w:rPr>
+        <w:t>": 60 }</w:t>
       </w:r>
     </w:p>
     <w:p>
@@ -6012,7 +5182,35 @@
           <w:sz w:val="24"/>
           <w:szCs w:val="24"/>
         </w:rPr>
-        <w:t xml:space="preserve">      "submit_btn": { "disabled": true },</w:t>
+        <w:t xml:space="preserve">      "</w:t>
+      </w:r>
+      <w:proofErr w:type="spellStart"/>
+      <w:proofErr w:type="gramStart"/>
+      <w:r>
+        <w:rPr>
+          <w:rStyle w:val="FunctionTok"/>
+          <w:sz w:val="24"/>
+          <w:szCs w:val="24"/>
+        </w:rPr>
+        <w:t>submit</w:t>
+      </w:r>
+      <w:proofErr w:type="gramEnd"/>
+      <w:r>
+        <w:rPr>
+          <w:rStyle w:val="FunctionTok"/>
+          <w:sz w:val="24"/>
+          <w:szCs w:val="24"/>
+        </w:rPr>
+        <w:t>_btn</w:t>
+      </w:r>
+      <w:proofErr w:type="spellEnd"/>
+      <w:r>
+        <w:rPr>
+          <w:rStyle w:val="FunctionTok"/>
+          <w:sz w:val="24"/>
+          <w:szCs w:val="24"/>
+        </w:rPr>
+        <w:t>": { "disabled": true },</w:t>
       </w:r>
     </w:p>
     <w:p>
@@ -6030,7 +5228,35 @@
           <w:sz w:val="24"/>
           <w:szCs w:val="24"/>
         </w:rPr>
-        <w:t xml:space="preserve">      "fire_btn": { "visible": true },</w:t>
+        <w:t xml:space="preserve">      "</w:t>
+      </w:r>
+      <w:proofErr w:type="spellStart"/>
+      <w:proofErr w:type="gramStart"/>
+      <w:r>
+        <w:rPr>
+          <w:rStyle w:val="FunctionTok"/>
+          <w:sz w:val="24"/>
+          <w:szCs w:val="24"/>
+        </w:rPr>
+        <w:t>fire</w:t>
+      </w:r>
+      <w:proofErr w:type="gramEnd"/>
+      <w:r>
+        <w:rPr>
+          <w:rStyle w:val="FunctionTok"/>
+          <w:sz w:val="24"/>
+          <w:szCs w:val="24"/>
+        </w:rPr>
+        <w:t>_btn</w:t>
+      </w:r>
+      <w:proofErr w:type="spellEnd"/>
+      <w:r>
+        <w:rPr>
+          <w:rStyle w:val="FunctionTok"/>
+          <w:sz w:val="24"/>
+          <w:szCs w:val="24"/>
+        </w:rPr>
+        <w:t>": { "visible": true },</w:t>
       </w:r>
     </w:p>
     <w:p>
@@ -6048,7 +5274,35 @@
           <w:sz w:val="24"/>
           <w:szCs w:val="24"/>
         </w:rPr>
-        <w:t xml:space="preserve">      "some_img": { "texture": "https://...", "visible": true }</w:t>
+        <w:t xml:space="preserve">      "</w:t>
+      </w:r>
+      <w:proofErr w:type="spellStart"/>
+      <w:proofErr w:type="gramStart"/>
+      <w:r>
+        <w:rPr>
+          <w:rStyle w:val="FunctionTok"/>
+          <w:sz w:val="24"/>
+          <w:szCs w:val="24"/>
+        </w:rPr>
+        <w:t>some</w:t>
+      </w:r>
+      <w:proofErr w:type="gramEnd"/>
+      <w:r>
+        <w:rPr>
+          <w:rStyle w:val="FunctionTok"/>
+          <w:sz w:val="24"/>
+          <w:szCs w:val="24"/>
+        </w:rPr>
+        <w:t>_img</w:t>
+      </w:r>
+      <w:proofErr w:type="spellEnd"/>
+      <w:r>
+        <w:rPr>
+          <w:rStyle w:val="FunctionTok"/>
+          <w:sz w:val="24"/>
+          <w:szCs w:val="24"/>
+        </w:rPr>
+        <w:t>": { "texture": "https://...", "visible": true }</w:t>
       </w:r>
     </w:p>
     <w:p>
@@ -6119,32 +5373,32 @@
           <w:sz w:val="24"/>
           <w:szCs w:val="24"/>
         </w:rPr>
+        <w:t>REQUEST_FULL_STATE_SYNC</w:t>
+      </w:r>
+      <w:r>
+        <w:rPr>
+          <w:sz w:val="24"/>
+          <w:szCs w:val="24"/>
+        </w:rPr>
+        <w:t> Request the current game state (e.g., after the application emerges from sleep).</w:t>
+      </w:r>
+    </w:p>
+    <w:p>
+      <w:pPr>
+        <w:pStyle w:val="SourceCode"/>
+        <w:rPr>
+          <w:rStyle w:val="FunctionTok"/>
+          <w:sz w:val="24"/>
+          <w:szCs w:val="24"/>
+        </w:rPr>
+      </w:pPr>
+      <w:r>
+        <w:rPr>
+          <w:rStyle w:val="FunctionTok"/>
+          <w:sz w:val="24"/>
+          <w:szCs w:val="24"/>
+        </w:rPr>
         <w:lastRenderedPageBreak/>
-        <w:t>REQUEST_FULL_STATE_SYNC</w:t>
-      </w:r>
-      <w:r>
-        <w:rPr>
-          <w:sz w:val="24"/>
-          <w:szCs w:val="24"/>
-        </w:rPr>
-        <w:t> Request the current game state (e.g., after the application emerges from sleep).</w:t>
-      </w:r>
-    </w:p>
-    <w:p>
-      <w:pPr>
-        <w:pStyle w:val="SourceCode"/>
-        <w:rPr>
-          <w:rStyle w:val="FunctionTok"/>
-          <w:sz w:val="24"/>
-          <w:szCs w:val="24"/>
-        </w:rPr>
-      </w:pPr>
-      <w:r>
-        <w:rPr>
-          <w:rStyle w:val="FunctionTok"/>
-          <w:sz w:val="24"/>
-          <w:szCs w:val="24"/>
-        </w:rPr>
         <w:t>{</w:t>
       </w:r>
     </w:p>

--- a/mrc_tech_design.docx
+++ b/mrc_tech_design.docx
@@ -282,46 +282,1092 @@
     <w:p/>
     <w:p/>
     <w:p/>
+    <w:p>
+      <w:pPr>
+        <w:pStyle w:val="Heading1"/>
+        <w:rPr>
+          <w:lang w:val="uk-UA"/>
+        </w:rPr>
+      </w:pPr>
+      <w:r>
+        <w:lastRenderedPageBreak/>
+        <w:t xml:space="preserve">2. </w:t>
+      </w:r>
+      <w:r>
+        <w:t>User Flows &amp; Deep Linking Methods</w:t>
+      </w:r>
+    </w:p>
+    <w:p>
+      <w:pPr>
+        <w:rPr>
+          <w:sz w:val="24"/>
+          <w:szCs w:val="24"/>
+          <w:lang w:val="uk-UA"/>
+        </w:rPr>
+      </w:pPr>
+      <w:r>
+        <w:rPr>
+          <w:sz w:val="24"/>
+          <w:szCs w:val="24"/>
+          <w:lang w:val="uk-UA"/>
+        </w:rPr>
+        <w:t>This section defines the entry points into the application, mapping out the connection flow from a physical touchpoint (QR code) to active gameplay.</w:t>
+      </w:r>
+    </w:p>
+    <w:p>
+      <w:pPr>
+        <w:pStyle w:val="Heading2"/>
+        <w:rPr>
+          <w:lang w:val="uk-UA"/>
+        </w:rPr>
+      </w:pPr>
+      <w:r>
+        <w:t>2</w:t>
+      </w:r>
+      <w:r>
+        <w:rPr>
+          <w:lang w:val="uk-UA"/>
+        </w:rPr>
+        <w:t>.1 Generic Flow Diagram</w:t>
+      </w:r>
+    </w:p>
     <w:p/>
-    <w:p/>
-    <w:p/>
-    <w:p/>
-    <w:p>
-      <w:pPr>
+    <w:p>
+      <w:pPr>
+        <w:jc w:val="center"/>
+      </w:pPr>
+      <w:r>
+        <w:rPr>
+          <w:noProof/>
+          <w:lang w:val="uk-UA"/>
+        </w:rPr>
+        <w:drawing>
+          <wp:inline distT="0" distB="0" distL="0" distR="0" wp14:anchorId="4C62B32C" wp14:editId="01807AB3">
+            <wp:extent cx="4391130" cy="6640497"/>
+            <wp:effectExtent l="0" t="0" r="0" b="8255"/>
+            <wp:docPr id="1162592027" name="Picture 1"/>
+            <wp:cNvGraphicFramePr>
+              <a:graphicFrameLocks xmlns:a="http://schemas.openxmlformats.org/drawingml/2006/main" noChangeAspect="1"/>
+            </wp:cNvGraphicFramePr>
+            <a:graphic xmlns:a="http://schemas.openxmlformats.org/drawingml/2006/main">
+              <a:graphicData uri="http://schemas.openxmlformats.org/drawingml/2006/picture">
+                <pic:pic xmlns:pic="http://schemas.openxmlformats.org/drawingml/2006/picture">
+                  <pic:nvPicPr>
+                    <pic:cNvPr id="0" name="Picture 1"/>
+                    <pic:cNvPicPr>
+                      <a:picLocks noChangeAspect="1" noChangeArrowheads="1"/>
+                    </pic:cNvPicPr>
+                  </pic:nvPicPr>
+                  <pic:blipFill>
+                    <a:blip r:embed="rId7">
+                      <a:extLst>
+                        <a:ext uri="{28A0092B-C50C-407E-A947-70E740481C1C}">
+                          <a14:useLocalDpi xmlns:a14="http://schemas.microsoft.com/office/drawing/2010/main" val="0"/>
+                        </a:ext>
+                      </a:extLst>
+                    </a:blip>
+                    <a:srcRect/>
+                    <a:stretch>
+                      <a:fillRect/>
+                    </a:stretch>
+                  </pic:blipFill>
+                  <pic:spPr bwMode="auto">
+                    <a:xfrm>
+                      <a:off x="0" y="0"/>
+                      <a:ext cx="4406973" cy="6664455"/>
+                    </a:xfrm>
+                    <a:prstGeom prst="rect">
+                      <a:avLst/>
+                    </a:prstGeom>
+                    <a:noFill/>
+                    <a:ln>
+                      <a:noFill/>
+                    </a:ln>
+                  </pic:spPr>
+                </pic:pic>
+              </a:graphicData>
+            </a:graphic>
+          </wp:inline>
+        </w:drawing>
+      </w:r>
+    </w:p>
+    <w:p>
+      <w:pPr>
+        <w:pStyle w:val="Heading2"/>
+      </w:pPr>
+      <w:r>
+        <w:lastRenderedPageBreak/>
+        <w:t>2</w:t>
+      </w:r>
+      <w:r>
+        <w:rPr>
+          <w:lang w:val="uk-UA"/>
+        </w:rPr>
+        <w:t xml:space="preserve">.2 Detailed Flow </w:t>
+      </w:r>
+      <w:r>
+        <w:t>Diagram</w:t>
+      </w:r>
+    </w:p>
+    <w:p>
+      <w:pPr>
+        <w:rPr>
+          <w:lang w:val="uk-UA"/>
+        </w:rPr>
+      </w:pPr>
+      <w:r>
+        <w:rPr>
+          <w:noProof/>
+        </w:rPr>
+        <w:drawing>
+          <wp:inline distT="0" distB="0" distL="0" distR="0" wp14:anchorId="01B523DE" wp14:editId="51944529">
+            <wp:extent cx="5791738" cy="7778115"/>
+            <wp:effectExtent l="0" t="0" r="0" b="0"/>
+            <wp:docPr id="130910264" name="Picture 5"/>
+            <wp:cNvGraphicFramePr>
+              <a:graphicFrameLocks xmlns:a="http://schemas.openxmlformats.org/drawingml/2006/main" noChangeAspect="1"/>
+            </wp:cNvGraphicFramePr>
+            <a:graphic xmlns:a="http://schemas.openxmlformats.org/drawingml/2006/main">
+              <a:graphicData uri="http://schemas.openxmlformats.org/drawingml/2006/picture">
+                <pic:pic xmlns:pic="http://schemas.openxmlformats.org/drawingml/2006/picture">
+                  <pic:nvPicPr>
+                    <pic:cNvPr id="0" name="Picture 5"/>
+                    <pic:cNvPicPr>
+                      <a:picLocks noChangeAspect="1" noChangeArrowheads="1"/>
+                    </pic:cNvPicPr>
+                  </pic:nvPicPr>
+                  <pic:blipFill>
+                    <a:blip r:embed="rId8">
+                      <a:extLst>
+                        <a:ext uri="{28A0092B-C50C-407E-A947-70E740481C1C}">
+                          <a14:useLocalDpi xmlns:a14="http://schemas.microsoft.com/office/drawing/2010/main" val="0"/>
+                        </a:ext>
+                      </a:extLst>
+                    </a:blip>
+                    <a:srcRect/>
+                    <a:stretch>
+                      <a:fillRect/>
+                    </a:stretch>
+                  </pic:blipFill>
+                  <pic:spPr bwMode="auto">
+                    <a:xfrm>
+                      <a:off x="0" y="0"/>
+                      <a:ext cx="5795005" cy="7782503"/>
+                    </a:xfrm>
+                    <a:prstGeom prst="rect">
+                      <a:avLst/>
+                    </a:prstGeom>
+                    <a:noFill/>
+                    <a:ln>
+                      <a:noFill/>
+                    </a:ln>
+                  </pic:spPr>
+                </pic:pic>
+              </a:graphicData>
+            </a:graphic>
+          </wp:inline>
+        </w:drawing>
+      </w:r>
+    </w:p>
+    <w:p>
+      <w:pPr>
+        <w:pStyle w:val="Heading2"/>
+        <w:rPr>
+          <w:lang w:val="uk-UA"/>
+        </w:rPr>
+      </w:pPr>
+      <w:r>
+        <w:rPr>
+          <w:lang w:val="uk-UA"/>
+        </w:rPr>
+        <w:lastRenderedPageBreak/>
+        <w:t>2</w:t>
+      </w:r>
+      <w:r>
+        <w:rPr>
+          <w:lang w:val="uk-UA"/>
+        </w:rPr>
+        <w:t>.3 Universal Links (iOS) &amp; App Links (Android)</w:t>
+      </w:r>
+    </w:p>
+    <w:p>
+      <w:pPr>
+        <w:rPr>
+          <w:sz w:val="24"/>
+          <w:szCs w:val="24"/>
+          <w:lang w:val="uk-UA"/>
+        </w:rPr>
+      </w:pPr>
+      <w:r>
+        <w:rPr>
+          <w:sz w:val="24"/>
+          <w:szCs w:val="24"/>
+          <w:lang w:val="uk-UA"/>
+        </w:rPr>
+        <w:t xml:space="preserve">This technical specification defines the implementation of Universal Links (iOS) and App Links (Android). </w:t>
+      </w:r>
+      <w:r>
+        <w:rPr>
+          <w:sz w:val="24"/>
+          <w:szCs w:val="24"/>
+        </w:rPr>
+        <w:t>T</w:t>
+      </w:r>
+      <w:r>
+        <w:rPr>
+          <w:sz w:val="24"/>
+          <w:szCs w:val="24"/>
+          <w:lang w:val="uk-UA"/>
+        </w:rPr>
+        <w:t>hese</w:t>
+      </w:r>
+      <w:r>
+        <w:rPr>
+          <w:sz w:val="24"/>
+          <w:szCs w:val="24"/>
+        </w:rPr>
+        <w:t xml:space="preserve"> </w:t>
+      </w:r>
+      <w:r>
+        <w:rPr>
+          <w:sz w:val="24"/>
+          <w:szCs w:val="24"/>
+          <w:lang w:val="uk-UA"/>
+        </w:rPr>
+        <w:t>are OS-level standards that use verified domain ownership to route users directly to the native application without leaving the current context.</w:t>
+      </w:r>
+    </w:p>
+    <w:p>
+      <w:pPr>
+        <w:rPr>
+          <w:sz w:val="24"/>
+          <w:szCs w:val="24"/>
+          <w:lang w:val="uk-UA"/>
+        </w:rPr>
+      </w:pPr>
+      <w:r>
         <w:rPr>
           <w:b/>
           <w:bCs/>
-        </w:rPr>
-      </w:pPr>
+          <w:sz w:val="24"/>
+          <w:szCs w:val="24"/>
+          <w:lang w:val="uk-UA"/>
+        </w:rPr>
+        <w:t>1. Overview</w:t>
+      </w:r>
+      <w:r>
+        <w:rPr>
+          <w:sz w:val="24"/>
+          <w:szCs w:val="24"/>
+          <w:lang w:val="uk-UA"/>
+        </w:rPr>
+        <w:t> Universal Links (iOS) and App Links (Android) allow a standard HTTPS URL (e.g., https://yourgame.com/join?</w:t>
+      </w:r>
+      <w:r>
+        <w:rPr>
+          <w:b/>
+          <w:bCs/>
+          <w:sz w:val="24"/>
+          <w:szCs w:val="24"/>
+        </w:rPr>
+        <w:t>roomId</w:t>
+      </w:r>
+      <w:r>
+        <w:rPr>
+          <w:sz w:val="24"/>
+          <w:szCs w:val="24"/>
+          <w:lang w:val="uk-UA"/>
+        </w:rPr>
+        <w:t>=123) to act as a direct entry point to a native app. If the app is installed, the OS intercepts the URL and launches the app. If the app is missing, the OS falls back to the mobile browser, where the Deferred Deep Linking logic begins.</w:t>
+      </w:r>
+    </w:p>
+    <w:p>
+      <w:pPr>
+        <w:rPr>
+          <w:sz w:val="24"/>
+          <w:szCs w:val="24"/>
+          <w:lang w:val="uk-UA"/>
+        </w:rPr>
+      </w:pPr>
+      <w:r>
+        <w:rPr>
+          <w:b/>
+          <w:bCs/>
+          <w:sz w:val="24"/>
+          <w:szCs w:val="24"/>
+          <w:lang w:val="uk-UA"/>
+        </w:rPr>
+        <w:t>2. Domain Verification (The "Handshake")</w:t>
+      </w:r>
+      <w:r>
+        <w:rPr>
+          <w:sz w:val="24"/>
+          <w:szCs w:val="24"/>
+          <w:lang w:val="uk-UA"/>
+        </w:rPr>
+        <w:t> For security, the OS must verify that the app developer owns the domain. This requires hosting specific JSON manifests in the /.well-known/ directory of your HTTPS server.</w:t>
+      </w:r>
+    </w:p>
+    <w:p>
+      <w:pPr>
+        <w:numPr>
+          <w:ilvl w:val="0"/>
+          <w:numId w:val="41"/>
+        </w:numPr>
+        <w:rPr>
+          <w:sz w:val="24"/>
+          <w:szCs w:val="24"/>
+          <w:lang w:val="uk-UA"/>
+        </w:rPr>
+      </w:pPr>
+      <w:r>
+        <w:rPr>
+          <w:b/>
+          <w:bCs/>
+          <w:sz w:val="24"/>
+          <w:szCs w:val="24"/>
+          <w:lang w:val="uk-UA"/>
+        </w:rPr>
+        <w:t>A. iOS: </w:t>
+      </w:r>
+      <w:r>
+        <w:rPr>
+          <w:b/>
+          <w:bCs/>
+          <w:i/>
+          <w:iCs/>
+          <w:sz w:val="24"/>
+          <w:szCs w:val="24"/>
+          <w:lang w:val="uk-UA"/>
+        </w:rPr>
+        <w:t>apple-app-site-association</w:t>
+      </w:r>
+      <w:r>
+        <w:rPr>
+          <w:b/>
+          <w:bCs/>
+          <w:sz w:val="24"/>
+          <w:szCs w:val="24"/>
+          <w:lang w:val="uk-UA"/>
+        </w:rPr>
+        <w:t> (AASA)</w:t>
+      </w:r>
+    </w:p>
+    <w:p>
+      <w:pPr>
+        <w:numPr>
+          <w:ilvl w:val="1"/>
+          <w:numId w:val="41"/>
+        </w:numPr>
+        <w:rPr>
+          <w:sz w:val="24"/>
+          <w:szCs w:val="24"/>
+          <w:lang w:val="uk-UA"/>
+        </w:rPr>
+      </w:pPr>
+      <w:r>
+        <w:rPr>
+          <w:sz w:val="24"/>
+          <w:szCs w:val="24"/>
+          <w:lang w:val="uk-UA"/>
+        </w:rPr>
+        <w:t>File Name: </w:t>
+      </w:r>
+      <w:r>
+        <w:rPr>
+          <w:i/>
+          <w:iCs/>
+          <w:sz w:val="24"/>
+          <w:szCs w:val="24"/>
+          <w:lang w:val="uk-UA"/>
+        </w:rPr>
+        <w:t>apple-app-site-association</w:t>
+      </w:r>
+      <w:r>
+        <w:rPr>
+          <w:sz w:val="24"/>
+          <w:szCs w:val="24"/>
+          <w:lang w:val="uk-UA"/>
+        </w:rPr>
+        <w:t> (No extension).</w:t>
+      </w:r>
+    </w:p>
+    <w:p>
+      <w:pPr>
+        <w:numPr>
+          <w:ilvl w:val="1"/>
+          <w:numId w:val="41"/>
+        </w:numPr>
+        <w:rPr>
+          <w:sz w:val="24"/>
+          <w:szCs w:val="24"/>
+          <w:lang w:val="uk-UA"/>
+        </w:rPr>
+      </w:pPr>
+      <w:r>
+        <w:rPr>
+          <w:sz w:val="24"/>
+          <w:szCs w:val="24"/>
+          <w:lang w:val="uk-UA"/>
+        </w:rPr>
+        <w:t>MIME Type: application/json.</w:t>
+      </w:r>
+    </w:p>
+    <w:p>
+      <w:pPr>
+        <w:numPr>
+          <w:ilvl w:val="1"/>
+          <w:numId w:val="41"/>
+        </w:numPr>
+        <w:rPr>
+          <w:sz w:val="24"/>
+          <w:szCs w:val="24"/>
+          <w:lang w:val="uk-UA"/>
+        </w:rPr>
+      </w:pPr>
+      <w:r>
+        <w:rPr>
+          <w:sz w:val="24"/>
+          <w:szCs w:val="24"/>
+          <w:lang w:val="uk-UA"/>
+        </w:rPr>
+        <w:t>Key Requirement: Must contain the appID (TeamID.BundleID) and the paths the app is authorized to handle.</w:t>
+      </w:r>
+    </w:p>
+    <w:p>
+      <w:pPr>
+        <w:numPr>
+          <w:ilvl w:val="0"/>
+          <w:numId w:val="41"/>
+        </w:numPr>
+        <w:rPr>
+          <w:sz w:val="24"/>
+          <w:szCs w:val="24"/>
+          <w:lang w:val="uk-UA"/>
+        </w:rPr>
+      </w:pPr>
+      <w:r>
+        <w:rPr>
+          <w:b/>
+          <w:bCs/>
+          <w:sz w:val="24"/>
+          <w:szCs w:val="24"/>
+          <w:lang w:val="uk-UA"/>
+        </w:rPr>
+        <w:t>B. Android: assetlinks.json</w:t>
+      </w:r>
+    </w:p>
+    <w:p>
+      <w:pPr>
+        <w:numPr>
+          <w:ilvl w:val="1"/>
+          <w:numId w:val="41"/>
+        </w:numPr>
+        <w:rPr>
+          <w:sz w:val="24"/>
+          <w:szCs w:val="24"/>
+          <w:lang w:val="uk-UA"/>
+        </w:rPr>
+      </w:pPr>
+      <w:r>
+        <w:rPr>
+          <w:sz w:val="24"/>
+          <w:szCs w:val="24"/>
+          <w:lang w:val="uk-UA"/>
+        </w:rPr>
+        <w:t>File Name: </w:t>
+      </w:r>
+      <w:r>
+        <w:rPr>
+          <w:i/>
+          <w:iCs/>
+          <w:sz w:val="24"/>
+          <w:szCs w:val="24"/>
+          <w:lang w:val="uk-UA"/>
+        </w:rPr>
+        <w:t>assetlinks.json</w:t>
+      </w:r>
+      <w:r>
+        <w:rPr>
+          <w:sz w:val="24"/>
+          <w:szCs w:val="24"/>
+          <w:lang w:val="uk-UA"/>
+        </w:rPr>
+        <w:t>.</w:t>
+      </w:r>
+    </w:p>
+    <w:p>
+      <w:pPr>
+        <w:numPr>
+          <w:ilvl w:val="1"/>
+          <w:numId w:val="41"/>
+        </w:numPr>
+        <w:rPr>
+          <w:sz w:val="24"/>
+          <w:szCs w:val="24"/>
+          <w:lang w:val="uk-UA"/>
+        </w:rPr>
+      </w:pPr>
+      <w:r>
+        <w:rPr>
+          <w:sz w:val="24"/>
+          <w:szCs w:val="24"/>
+          <w:lang w:val="uk-UA"/>
+        </w:rPr>
+        <w:t>MIME Type: application/json.</w:t>
+      </w:r>
+    </w:p>
+    <w:p>
+      <w:pPr>
+        <w:numPr>
+          <w:ilvl w:val="1"/>
+          <w:numId w:val="41"/>
+        </w:numPr>
+        <w:rPr>
+          <w:sz w:val="24"/>
+          <w:szCs w:val="24"/>
+          <w:lang w:val="uk-UA"/>
+        </w:rPr>
+      </w:pPr>
+      <w:r>
+        <w:rPr>
+          <w:sz w:val="24"/>
+          <w:szCs w:val="24"/>
+          <w:lang w:val="uk-UA"/>
+        </w:rPr>
+        <w:t>Key Requirement: Must contain the package_name and the sha256_cert_fingerprints of your app’s signing certificate.</w:t>
+      </w:r>
+    </w:p>
+    <w:p>
+      <w:pPr>
+        <w:rPr>
+          <w:sz w:val="24"/>
+          <w:szCs w:val="24"/>
+          <w:lang w:val="uk-UA"/>
+        </w:rPr>
+      </w:pPr>
+      <w:r>
+        <w:rPr>
+          <w:b/>
+          <w:bCs/>
+          <w:sz w:val="24"/>
+          <w:szCs w:val="24"/>
+          <w:lang w:val="uk-UA"/>
+        </w:rPr>
+        <w:t>3. Technical Execution Flow</w:t>
+      </w:r>
+    </w:p>
+    <w:p>
+      <w:pPr>
+        <w:numPr>
+          <w:ilvl w:val="0"/>
+          <w:numId w:val="42"/>
+        </w:numPr>
+        <w:rPr>
+          <w:sz w:val="24"/>
+          <w:szCs w:val="24"/>
+          <w:lang w:val="uk-UA"/>
+        </w:rPr>
+      </w:pPr>
+      <w:r>
+        <w:rPr>
+          <w:b/>
+          <w:bCs/>
+          <w:sz w:val="24"/>
+          <w:szCs w:val="24"/>
+          <w:lang w:val="uk-UA"/>
+        </w:rPr>
+        <w:t>System Interception:</w:t>
+      </w:r>
+      <w:r>
+        <w:rPr>
+          <w:sz w:val="24"/>
+          <w:szCs w:val="24"/>
+          <w:lang w:val="uk-UA"/>
+        </w:rPr>
+        <w:t> The user scans a QR code containing an HTTPS URL. The OS checks its internal database for verified domain associations.</w:t>
+      </w:r>
+    </w:p>
+    <w:p>
+      <w:pPr>
+        <w:numPr>
+          <w:ilvl w:val="0"/>
+          <w:numId w:val="42"/>
+        </w:numPr>
+        <w:rPr>
+          <w:sz w:val="24"/>
+          <w:szCs w:val="24"/>
+          <w:lang w:val="uk-UA"/>
+        </w:rPr>
+      </w:pPr>
+      <w:r>
+        <w:rPr>
+          <w:b/>
+          <w:bCs/>
+          <w:sz w:val="24"/>
+          <w:szCs w:val="24"/>
+          <w:lang w:val="uk-UA"/>
+        </w:rPr>
+        <w:t>App Installed Path:</w:t>
+      </w:r>
+    </w:p>
+    <w:p>
+      <w:pPr>
+        <w:numPr>
+          <w:ilvl w:val="1"/>
+          <w:numId w:val="42"/>
+        </w:numPr>
+        <w:rPr>
+          <w:sz w:val="24"/>
+          <w:szCs w:val="24"/>
+          <w:lang w:val="uk-UA"/>
+        </w:rPr>
+      </w:pPr>
+      <w:r>
+        <w:rPr>
+          <w:sz w:val="24"/>
+          <w:szCs w:val="24"/>
+          <w:lang w:val="uk-UA"/>
+        </w:rPr>
+        <w:t>The OS launches the app immediately.</w:t>
+      </w:r>
+    </w:p>
+    <w:p>
+      <w:pPr>
+        <w:numPr>
+          <w:ilvl w:val="1"/>
+          <w:numId w:val="42"/>
+        </w:numPr>
+        <w:rPr>
+          <w:sz w:val="24"/>
+          <w:szCs w:val="24"/>
+          <w:lang w:val="uk-UA"/>
+        </w:rPr>
+      </w:pPr>
+      <w:r>
+        <w:rPr>
+          <w:sz w:val="24"/>
+          <w:szCs w:val="24"/>
+          <w:lang w:val="uk-UA"/>
+        </w:rPr>
+        <w:t>The app receives the URL via userActivity (iOS) or Intent (Android).</w:t>
+      </w:r>
+    </w:p>
+    <w:p>
+      <w:pPr>
+        <w:numPr>
+          <w:ilvl w:val="1"/>
+          <w:numId w:val="42"/>
+        </w:numPr>
+        <w:rPr>
+          <w:sz w:val="24"/>
+          <w:szCs w:val="24"/>
+          <w:lang w:val="uk-UA"/>
+        </w:rPr>
+      </w:pPr>
+      <w:r>
+        <w:rPr>
+          <w:sz w:val="24"/>
+          <w:szCs w:val="24"/>
+          <w:lang w:val="uk-UA"/>
+        </w:rPr>
+        <w:t>The app parses </w:t>
+      </w:r>
+      <w:r>
+        <w:rPr>
+          <w:b/>
+          <w:bCs/>
+          <w:i/>
+          <w:iCs/>
+          <w:sz w:val="24"/>
+          <w:szCs w:val="24"/>
+        </w:rPr>
+        <w:t>roomId</w:t>
+      </w:r>
+      <w:r>
+        <w:rPr>
+          <w:sz w:val="24"/>
+          <w:szCs w:val="24"/>
+          <w:lang w:val="uk-UA"/>
+        </w:rPr>
+        <w:t xml:space="preserve"> =123 and connects to the game.</w:t>
+      </w:r>
+    </w:p>
+    <w:p>
+      <w:pPr>
+        <w:numPr>
+          <w:ilvl w:val="0"/>
+          <w:numId w:val="42"/>
+        </w:numPr>
+        <w:rPr>
+          <w:sz w:val="24"/>
+          <w:szCs w:val="24"/>
+          <w:lang w:val="uk-UA"/>
+        </w:rPr>
+      </w:pPr>
+      <w:r>
+        <w:rPr>
+          <w:b/>
+          <w:bCs/>
+          <w:sz w:val="24"/>
+          <w:szCs w:val="24"/>
+          <w:lang w:val="uk-UA"/>
+        </w:rPr>
+        <w:t>App Missing Path (Fallback to Deferred):</w:t>
+      </w:r>
+    </w:p>
+    <w:p>
+      <w:pPr>
+        <w:numPr>
+          <w:ilvl w:val="1"/>
+          <w:numId w:val="42"/>
+        </w:numPr>
+        <w:rPr>
+          <w:sz w:val="24"/>
+          <w:szCs w:val="24"/>
+          <w:lang w:val="uk-UA"/>
+        </w:rPr>
+      </w:pPr>
+      <w:r>
+        <w:rPr>
+          <w:sz w:val="24"/>
+          <w:szCs w:val="24"/>
+          <w:lang w:val="uk-UA"/>
+        </w:rPr>
+        <w:t>The OS opens the URL in the mobile browser.</w:t>
+      </w:r>
+    </w:p>
+    <w:p>
+      <w:pPr>
+        <w:numPr>
+          <w:ilvl w:val="1"/>
+          <w:numId w:val="42"/>
+        </w:numPr>
+        <w:rPr>
+          <w:sz w:val="24"/>
+          <w:szCs w:val="24"/>
+          <w:lang w:val="uk-UA"/>
+        </w:rPr>
+      </w:pPr>
+      <w:r>
+        <w:rPr>
+          <w:sz w:val="24"/>
+          <w:szCs w:val="24"/>
+          <w:lang w:val="uk-UA"/>
+        </w:rPr>
+        <w:lastRenderedPageBreak/>
+        <w:t>The Redirector page loads and captures Fingerprint FP1.</w:t>
+      </w:r>
+    </w:p>
+    <w:p>
+      <w:pPr>
+        <w:numPr>
+          <w:ilvl w:val="1"/>
+          <w:numId w:val="42"/>
+        </w:numPr>
+        <w:rPr>
+          <w:sz w:val="24"/>
+          <w:szCs w:val="24"/>
+          <w:lang w:val="uk-UA"/>
+        </w:rPr>
+      </w:pPr>
+      <w:r>
+        <w:rPr>
+          <w:sz w:val="24"/>
+          <w:szCs w:val="24"/>
+          <w:lang w:val="uk-UA"/>
+        </w:rPr>
+        <w:t>The server saves the context with a 30-minute TTL.</w:t>
+      </w:r>
+    </w:p>
+    <w:p>
+      <w:pPr>
+        <w:numPr>
+          <w:ilvl w:val="1"/>
+          <w:numId w:val="42"/>
+        </w:numPr>
+        <w:rPr>
+          <w:sz w:val="24"/>
+          <w:szCs w:val="24"/>
+          <w:lang w:val="uk-UA"/>
+        </w:rPr>
+      </w:pPr>
+      <w:r>
+        <w:rPr>
+          <w:sz w:val="24"/>
+          <w:szCs w:val="24"/>
+          <w:lang w:val="uk-UA"/>
+        </w:rPr>
+        <w:t>The user is redirected to the App Store.</w:t>
+      </w:r>
+    </w:p>
+    <w:p>
+      <w:pPr>
+        <w:numPr>
+          <w:ilvl w:val="1"/>
+          <w:numId w:val="42"/>
+        </w:numPr>
+        <w:rPr>
+          <w:sz w:val="24"/>
+          <w:szCs w:val="24"/>
+          <w:lang w:val="uk-UA"/>
+        </w:rPr>
+      </w:pPr>
+      <w:r>
+        <w:rPr>
+          <w:sz w:val="24"/>
+          <w:szCs w:val="24"/>
+          <w:lang w:val="uk-UA"/>
+        </w:rPr>
+        <w:t>Upon first launch, the app uses Fingerprint FP2 to retrieve the lost roomID from the server.</w:t>
+      </w:r>
+    </w:p>
+    <w:p>
+      <w:pPr>
+        <w:rPr>
+          <w:sz w:val="24"/>
+          <w:szCs w:val="24"/>
+          <w:lang w:val="uk-UA"/>
+        </w:rPr>
+      </w:pPr>
+      <w:r>
+        <w:rPr>
+          <w:b/>
+          <w:bCs/>
+          <w:sz w:val="24"/>
+          <w:szCs w:val="24"/>
+          <w:lang w:val="uk-UA"/>
+        </w:rPr>
+        <w:t>4. Implementation Notes</w:t>
+      </w:r>
+    </w:p>
+    <w:p>
+      <w:pPr>
+        <w:numPr>
+          <w:ilvl w:val="0"/>
+          <w:numId w:val="43"/>
+        </w:numPr>
+        <w:rPr>
+          <w:sz w:val="24"/>
+          <w:szCs w:val="24"/>
+          <w:lang w:val="uk-UA"/>
+        </w:rPr>
+      </w:pPr>
+      <w:r>
+        <w:rPr>
+          <w:b/>
+          <w:bCs/>
+          <w:sz w:val="24"/>
+          <w:szCs w:val="24"/>
+          <w:lang w:val="uk-UA"/>
+        </w:rPr>
+        <w:t>Verification Latency:</w:t>
+      </w:r>
+      <w:r>
+        <w:rPr>
+          <w:sz w:val="24"/>
+          <w:szCs w:val="24"/>
+          <w:lang w:val="uk-UA"/>
+        </w:rPr>
+        <w:t> Apple's CDN caches AASA files. Changes may take up to 24 hours to propagate across all devices.</w:t>
+      </w:r>
+    </w:p>
+    <w:p>
+      <w:pPr>
+        <w:numPr>
+          <w:ilvl w:val="0"/>
+          <w:numId w:val="43"/>
+        </w:numPr>
+        <w:rPr>
+          <w:sz w:val="24"/>
+          <w:szCs w:val="24"/>
+          <w:lang w:val="uk-UA"/>
+        </w:rPr>
+      </w:pPr>
+      <w:r>
+        <w:rPr>
+          <w:b/>
+          <w:bCs/>
+          <w:sz w:val="24"/>
+          <w:szCs w:val="24"/>
+          <w:lang w:val="uk-UA"/>
+        </w:rPr>
+        <w:t>HTTPS Only:</w:t>
+      </w:r>
+      <w:r>
+        <w:rPr>
+          <w:sz w:val="24"/>
+          <w:szCs w:val="24"/>
+          <w:lang w:val="uk-UA"/>
+        </w:rPr>
+        <w:t> Both iOS and Android strictly require a valid SSL certificate for domain verification.</w:t>
+      </w:r>
+    </w:p>
+    <w:p>
+      <w:pPr>
+        <w:numPr>
+          <w:ilvl w:val="0"/>
+          <w:numId w:val="43"/>
+        </w:numPr>
+        <w:rPr>
+          <w:sz w:val="24"/>
+          <w:szCs w:val="24"/>
+          <w:lang w:val="uk-UA"/>
+        </w:rPr>
+      </w:pPr>
+      <w:r>
+        <w:rPr>
+          <w:b/>
+          <w:bCs/>
+          <w:sz w:val="24"/>
+          <w:szCs w:val="24"/>
+          <w:lang w:val="uk-UA"/>
+        </w:rPr>
+        <w:t>Partial Failure:</w:t>
+      </w:r>
+      <w:r>
+        <w:rPr>
+          <w:sz w:val="24"/>
+          <w:szCs w:val="24"/>
+          <w:lang w:val="uk-UA"/>
+        </w:rPr>
+        <w:t> If verification fails for any reason, the OS will default to the browser, making your Deferred Deep Linking infrastructure a mandatory backup.</w:t>
+      </w:r>
+    </w:p>
+    <w:p>
+      <w:pPr>
+        <w:ind w:left="360"/>
+        <w:rPr>
+          <w:b/>
+          <w:bCs/>
+          <w:sz w:val="24"/>
+          <w:szCs w:val="24"/>
+        </w:rPr>
+      </w:pPr>
+      <w:r>
+        <w:rPr>
+          <w:b/>
+          <w:bCs/>
+          <w:sz w:val="24"/>
+          <w:szCs w:val="24"/>
+        </w:rPr>
+        <w:t>Flow diagram of the method.</w:t>
+      </w:r>
+    </w:p>
+    <w:p>
+      <w:pPr>
+        <w:ind w:left="360"/>
+        <w:rPr>
+          <w:sz w:val="24"/>
+          <w:szCs w:val="24"/>
+        </w:rPr>
+      </w:pPr>
+      <w:r>
+        <w:rPr>
+          <w:i/>
+          <w:iCs/>
+          <w:noProof/>
+        </w:rPr>
+        <w:drawing>
+          <wp:inline distT="0" distB="0" distL="0" distR="0" wp14:anchorId="7C2B94E9" wp14:editId="39821B1E">
+            <wp:extent cx="5943600" cy="4420109"/>
+            <wp:effectExtent l="0" t="0" r="0" b="0"/>
+            <wp:docPr id="1820189908" name="Picture 5"/>
+            <wp:cNvGraphicFramePr>
+              <a:graphicFrameLocks xmlns:a="http://schemas.openxmlformats.org/drawingml/2006/main" noChangeAspect="1"/>
+            </wp:cNvGraphicFramePr>
+            <a:graphic xmlns:a="http://schemas.openxmlformats.org/drawingml/2006/main">
+              <a:graphicData uri="http://schemas.openxmlformats.org/drawingml/2006/picture">
+                <pic:pic xmlns:pic="http://schemas.openxmlformats.org/drawingml/2006/picture">
+                  <pic:nvPicPr>
+                    <pic:cNvPr id="0" name="Picture 5"/>
+                    <pic:cNvPicPr>
+                      <a:picLocks noChangeAspect="1" noChangeArrowheads="1"/>
+                    </pic:cNvPicPr>
+                  </pic:nvPicPr>
+                  <pic:blipFill>
+                    <a:blip r:embed="rId9" cstate="print">
+                      <a:extLst>
+                        <a:ext uri="{28A0092B-C50C-407E-A947-70E740481C1C}">
+                          <a14:useLocalDpi xmlns:a14="http://schemas.microsoft.com/office/drawing/2010/main" val="0"/>
+                        </a:ext>
+                      </a:extLst>
+                    </a:blip>
+                    <a:srcRect/>
+                    <a:stretch>
+                      <a:fillRect/>
+                    </a:stretch>
+                  </pic:blipFill>
+                  <pic:spPr bwMode="auto">
+                    <a:xfrm>
+                      <a:off x="0" y="0"/>
+                      <a:ext cx="5943600" cy="4420109"/>
+                    </a:xfrm>
+                    <a:prstGeom prst="rect">
+                      <a:avLst/>
+                    </a:prstGeom>
+                    <a:noFill/>
+                    <a:ln>
+                      <a:noFill/>
+                    </a:ln>
+                  </pic:spPr>
+                </pic:pic>
+              </a:graphicData>
+            </a:graphic>
+          </wp:inline>
+        </w:drawing>
+      </w:r>
     </w:p>
     <w:p>
       <w:pPr>
         <w:pStyle w:val="Heading1"/>
-        <w:rPr>
-          <w:lang w:val="uk-UA"/>
-        </w:rPr>
-      </w:pPr>
-      <w:r>
-        <w:rPr>
-          <w:lang w:val="uk-UA"/>
-        </w:rPr>
-        <w:t>2. System Architecture</w:t>
-      </w:r>
-    </w:p>
-    <w:p>
-      <w:pPr>
-        <w:rPr>
-          <w:sz w:val="24"/>
-          <w:szCs w:val="24"/>
-        </w:rPr>
-      </w:pPr>
-      <w:r>
-        <w:rPr>
-          <w:sz w:val="24"/>
-          <w:szCs w:val="24"/>
-          <w:lang w:val="uk-UA"/>
-        </w:rPr>
-        <w:t>This section outlines the React Native component architecture and core modules that drive the client application.</w:t>
+      </w:pPr>
+      <w:r>
+        <w:lastRenderedPageBreak/>
+        <w:t>3</w:t>
+      </w:r>
+      <w:r>
+        <w:rPr>
+          <w:lang w:val="uk-UA"/>
+        </w:rPr>
+        <w:t>. System Architecture</w:t>
+      </w:r>
+    </w:p>
+    <w:p>
+      <w:pPr>
+        <w:rPr>
+          <w:sz w:val="24"/>
+          <w:szCs w:val="24"/>
+        </w:rPr>
+      </w:pPr>
+      <w:r>
+        <w:rPr>
+          <w:sz w:val="24"/>
+          <w:szCs w:val="24"/>
+        </w:rPr>
+        <w:t xml:space="preserve">To implement the </w:t>
+      </w:r>
+      <w:r>
+        <w:rPr>
+          <w:sz w:val="24"/>
+          <w:szCs w:val="24"/>
+        </w:rPr>
+        <w:t>above-mentioned</w:t>
+      </w:r>
+      <w:r>
+        <w:rPr>
+          <w:sz w:val="24"/>
+          <w:szCs w:val="24"/>
+        </w:rPr>
+        <w:t xml:space="preserve"> flow t</w:t>
+      </w:r>
+      <w:r>
+        <w:rPr>
+          <w:sz w:val="24"/>
+          <w:szCs w:val="24"/>
+          <w:lang w:val="uk-UA"/>
+        </w:rPr>
+        <w:t>his section outlines the React Native component architecture and core modules that drive the client application.</w:t>
       </w:r>
     </w:p>
     <w:p>
@@ -359,7 +1405,7 @@
                     </pic:cNvPicPr>
                   </pic:nvPicPr>
                   <pic:blipFill>
-                    <a:blip r:embed="rId7" cstate="print">
+                    <a:blip r:embed="rId10" cstate="print">
                       <a:extLst>
                         <a:ext uri="{28A0092B-C50C-407E-A947-70E740481C1C}">
                           <a14:useLocalDpi xmlns:a14="http://schemas.microsoft.com/office/drawing/2010/main" val="0"/>
@@ -399,10 +1445,13 @@
         </w:rPr>
       </w:pPr>
       <w:r>
-        <w:rPr>
-          <w:lang w:val="uk-UA"/>
-        </w:rPr>
-        <w:t>2.1 Core Components</w:t>
+        <w:t>3</w:t>
+      </w:r>
+      <w:r>
+        <w:rPr>
+          <w:lang w:val="uk-UA"/>
+        </w:rPr>
+        <w:t>.1 Core Components</w:t>
       </w:r>
     </w:p>
     <w:p>
@@ -436,7 +1485,6 @@
           <w:bCs/>
           <w:lang w:val="uk-UA"/>
         </w:rPr>
-        <w:lastRenderedPageBreak/>
         <w:t>App.tsx - Application Bootstrap &amp; Global State</w:t>
       </w:r>
     </w:p>
@@ -556,6 +1604,7 @@
           <w:bCs/>
           <w:lang w:val="uk-UA"/>
         </w:rPr>
+        <w:lastRenderedPageBreak/>
         <w:t>NetworkProvider (Context) - Network Communication Layer</w:t>
       </w:r>
     </w:p>
@@ -932,7 +1981,6 @@
           <w:bCs/>
           <w:lang w:val="uk-UA"/>
         </w:rPr>
-        <w:lastRenderedPageBreak/>
         <w:t>InputGuard.tsx - Interaction Control Overlay</w:t>
       </w:r>
     </w:p>
@@ -1015,6 +2063,7 @@
           <w:bCs/>
           <w:lang w:val="uk-UA"/>
         </w:rPr>
+        <w:lastRenderedPageBreak/>
         <w:t>Container.tsx</w:t>
       </w:r>
       <w:r>
@@ -1323,1838 +2372,6 @@
         <w:br w:type="page"/>
       </w:r>
     </w:p>
-    <w:p>
-      <w:pPr>
-        <w:pStyle w:val="Heading1"/>
-        <w:rPr>
-          <w:lang w:val="uk-UA"/>
-        </w:rPr>
-      </w:pPr>
-      <w:r>
-        <w:rPr>
-          <w:lang w:val="uk-UA"/>
-        </w:rPr>
-        <w:lastRenderedPageBreak/>
-        <w:t xml:space="preserve">3. </w:t>
-      </w:r>
-      <w:r>
-        <w:t>User Flows &amp; Deep Linking Methods</w:t>
-      </w:r>
-    </w:p>
-    <w:p>
-      <w:pPr>
-        <w:rPr>
-          <w:sz w:val="24"/>
-          <w:szCs w:val="24"/>
-          <w:lang w:val="uk-UA"/>
-        </w:rPr>
-      </w:pPr>
-      <w:r>
-        <w:rPr>
-          <w:sz w:val="24"/>
-          <w:szCs w:val="24"/>
-          <w:lang w:val="uk-UA"/>
-        </w:rPr>
-        <w:t>This section defines the entry points into the application, mapping out the connection flow from a physical touchpoint (QR code) to active gameplay.</w:t>
-      </w:r>
-    </w:p>
-    <w:p>
-      <w:pPr>
-        <w:pStyle w:val="Heading2"/>
-        <w:rPr>
-          <w:lang w:val="uk-UA"/>
-        </w:rPr>
-      </w:pPr>
-      <w:r>
-        <w:rPr>
-          <w:lang w:val="uk-UA"/>
-        </w:rPr>
-        <w:t>3.1 Generic Flow Diagram</w:t>
-      </w:r>
-    </w:p>
-    <w:p>
-      <w:pPr>
-        <w:rPr>
-          <w:lang w:val="uk-UA"/>
-        </w:rPr>
-      </w:pPr>
-    </w:p>
-    <w:p>
-      <w:r>
-        <w:rPr>
-          <w:noProof/>
-        </w:rPr>
-        <w:drawing>
-          <wp:inline distT="0" distB="0" distL="0" distR="0" wp14:anchorId="2F6EA989" wp14:editId="0B97A970">
-            <wp:extent cx="6172220" cy="6496050"/>
-            <wp:effectExtent l="0" t="0" r="0" b="0"/>
-            <wp:docPr id="1280596360" name="Picture 2"/>
-            <wp:cNvGraphicFramePr>
-              <a:graphicFrameLocks xmlns:a="http://schemas.openxmlformats.org/drawingml/2006/main" noChangeAspect="1"/>
-            </wp:cNvGraphicFramePr>
-            <a:graphic xmlns:a="http://schemas.openxmlformats.org/drawingml/2006/main">
-              <a:graphicData uri="http://schemas.openxmlformats.org/drawingml/2006/picture">
-                <pic:pic xmlns:pic="http://schemas.openxmlformats.org/drawingml/2006/picture">
-                  <pic:nvPicPr>
-                    <pic:cNvPr id="0" name="Picture 2"/>
-                    <pic:cNvPicPr>
-                      <a:picLocks noChangeAspect="1" noChangeArrowheads="1"/>
-                    </pic:cNvPicPr>
-                  </pic:nvPicPr>
-                  <pic:blipFill>
-                    <a:blip r:embed="rId8">
-                      <a:extLst>
-                        <a:ext uri="{28A0092B-C50C-407E-A947-70E740481C1C}">
-                          <a14:useLocalDpi xmlns:a14="http://schemas.microsoft.com/office/drawing/2010/main" val="0"/>
-                        </a:ext>
-                      </a:extLst>
-                    </a:blip>
-                    <a:srcRect/>
-                    <a:stretch>
-                      <a:fillRect/>
-                    </a:stretch>
-                  </pic:blipFill>
-                  <pic:spPr bwMode="auto">
-                    <a:xfrm>
-                      <a:off x="0" y="0"/>
-                      <a:ext cx="6175767" cy="6499783"/>
-                    </a:xfrm>
-                    <a:prstGeom prst="rect">
-                      <a:avLst/>
-                    </a:prstGeom>
-                    <a:noFill/>
-                    <a:ln>
-                      <a:noFill/>
-                    </a:ln>
-                  </pic:spPr>
-                </pic:pic>
-              </a:graphicData>
-            </a:graphic>
-          </wp:inline>
-        </w:drawing>
-      </w:r>
-    </w:p>
-    <w:p>
-      <w:pPr>
-        <w:pStyle w:val="Heading2"/>
-      </w:pPr>
-      <w:r>
-        <w:rPr>
-          <w:lang w:val="uk-UA"/>
-        </w:rPr>
-        <w:lastRenderedPageBreak/>
-        <w:t>3.2 Detailed Flow Cases</w:t>
-      </w:r>
-    </w:p>
-    <w:p>
-      <w:pPr>
-        <w:pStyle w:val="Heading3"/>
-      </w:pPr>
-      <w:r>
-        <w:t>Case 1. Application Installed </w:t>
-      </w:r>
-    </w:p>
-    <w:p/>
-    <w:p>
-      <w:pPr>
-        <w:jc w:val="center"/>
-        <w:rPr>
-          <w:lang w:val="uk-UA"/>
-        </w:rPr>
-      </w:pPr>
-      <w:r>
-        <w:rPr>
-          <w:noProof/>
-          <w:lang w:val="uk-UA"/>
-        </w:rPr>
-        <w:drawing>
-          <wp:inline distT="0" distB="0" distL="0" distR="0" wp14:anchorId="696C8682" wp14:editId="448A73E5">
-            <wp:extent cx="4114800" cy="7269667"/>
-            <wp:effectExtent l="0" t="0" r="0" b="7620"/>
-            <wp:docPr id="101034752" name="Picture 2"/>
-            <wp:cNvGraphicFramePr>
-              <a:graphicFrameLocks xmlns:a="http://schemas.openxmlformats.org/drawingml/2006/main" noChangeAspect="1"/>
-            </wp:cNvGraphicFramePr>
-            <a:graphic xmlns:a="http://schemas.openxmlformats.org/drawingml/2006/main">
-              <a:graphicData uri="http://schemas.openxmlformats.org/drawingml/2006/picture">
-                <pic:pic xmlns:pic="http://schemas.openxmlformats.org/drawingml/2006/picture">
-                  <pic:nvPicPr>
-                    <pic:cNvPr id="0" name="Picture 2"/>
-                    <pic:cNvPicPr>
-                      <a:picLocks noChangeAspect="1" noChangeArrowheads="1"/>
-                    </pic:cNvPicPr>
-                  </pic:nvPicPr>
-                  <pic:blipFill>
-                    <a:blip r:embed="rId9">
-                      <a:extLst>
-                        <a:ext uri="{28A0092B-C50C-407E-A947-70E740481C1C}">
-                          <a14:useLocalDpi xmlns:a14="http://schemas.microsoft.com/office/drawing/2010/main" val="0"/>
-                        </a:ext>
-                      </a:extLst>
-                    </a:blip>
-                    <a:srcRect/>
-                    <a:stretch>
-                      <a:fillRect/>
-                    </a:stretch>
-                  </pic:blipFill>
-                  <pic:spPr bwMode="auto">
-                    <a:xfrm>
-                      <a:off x="0" y="0"/>
-                      <a:ext cx="4121120" cy="7280833"/>
-                    </a:xfrm>
-                    <a:prstGeom prst="rect">
-                      <a:avLst/>
-                    </a:prstGeom>
-                    <a:noFill/>
-                    <a:ln>
-                      <a:noFill/>
-                    </a:ln>
-                  </pic:spPr>
-                </pic:pic>
-              </a:graphicData>
-            </a:graphic>
-          </wp:inline>
-        </w:drawing>
-      </w:r>
-      <w:r>
-        <w:rPr>
-          <w:noProof/>
-        </w:rPr>
-        <w:br w:type="page"/>
-      </w:r>
-    </w:p>
-    <w:p>
-      <w:pPr>
-        <w:pStyle w:val="Heading3"/>
-      </w:pPr>
-      <w:r>
-        <w:lastRenderedPageBreak/>
-        <w:t>Case 2. Application Not Installed</w:t>
-      </w:r>
-    </w:p>
-    <w:p/>
-    <w:p>
-      <w:pPr>
-        <w:jc w:val="center"/>
-      </w:pPr>
-      <w:r>
-        <w:rPr>
-          <w:noProof/>
-        </w:rPr>
-        <w:drawing>
-          <wp:inline distT="0" distB="0" distL="0" distR="0" wp14:anchorId="0DA7E6E6" wp14:editId="11C4E267">
-            <wp:extent cx="5175250" cy="6983270"/>
-            <wp:effectExtent l="0" t="0" r="6350" b="8255"/>
-            <wp:docPr id="2005376459" name="Picture 3"/>
-            <wp:cNvGraphicFramePr>
-              <a:graphicFrameLocks xmlns:a="http://schemas.openxmlformats.org/drawingml/2006/main" noChangeAspect="1"/>
-            </wp:cNvGraphicFramePr>
-            <a:graphic xmlns:a="http://schemas.openxmlformats.org/drawingml/2006/main">
-              <a:graphicData uri="http://schemas.openxmlformats.org/drawingml/2006/picture">
-                <pic:pic xmlns:pic="http://schemas.openxmlformats.org/drawingml/2006/picture">
-                  <pic:nvPicPr>
-                    <pic:cNvPr id="0" name="Picture 3"/>
-                    <pic:cNvPicPr>
-                      <a:picLocks noChangeAspect="1" noChangeArrowheads="1"/>
-                    </pic:cNvPicPr>
-                  </pic:nvPicPr>
-                  <pic:blipFill>
-                    <a:blip r:embed="rId10">
-                      <a:extLst>
-                        <a:ext uri="{28A0092B-C50C-407E-A947-70E740481C1C}">
-                          <a14:useLocalDpi xmlns:a14="http://schemas.microsoft.com/office/drawing/2010/main" val="0"/>
-                        </a:ext>
-                      </a:extLst>
-                    </a:blip>
-                    <a:srcRect/>
-                    <a:stretch>
-                      <a:fillRect/>
-                    </a:stretch>
-                  </pic:blipFill>
-                  <pic:spPr bwMode="auto">
-                    <a:xfrm>
-                      <a:off x="0" y="0"/>
-                      <a:ext cx="5179022" cy="6988360"/>
-                    </a:xfrm>
-                    <a:prstGeom prst="rect">
-                      <a:avLst/>
-                    </a:prstGeom>
-                    <a:noFill/>
-                    <a:ln>
-                      <a:noFill/>
-                    </a:ln>
-                  </pic:spPr>
-                </pic:pic>
-              </a:graphicData>
-            </a:graphic>
-          </wp:inline>
-        </w:drawing>
-      </w:r>
-    </w:p>
-    <w:p>
-      <w:pPr>
-        <w:pStyle w:val="Heading3"/>
-      </w:pPr>
-    </w:p>
-    <w:p/>
-    <w:p>
-      <w:pPr>
-        <w:pStyle w:val="Heading3"/>
-        <w:rPr>
-          <w:lang w:val="uk-UA"/>
-        </w:rPr>
-      </w:pPr>
-      <w:r>
-        <w:lastRenderedPageBreak/>
-        <w:t>Case 3. Application Launches First from the Mobile Device</w:t>
-      </w:r>
-    </w:p>
-    <w:p>
-      <w:pPr>
-        <w:jc w:val="center"/>
-      </w:pPr>
-      <w:r>
-        <w:rPr>
-          <w:noProof/>
-        </w:rPr>
-        <w:drawing>
-          <wp:inline distT="0" distB="0" distL="0" distR="0" wp14:anchorId="56DFD8FF" wp14:editId="55B5124C">
-            <wp:extent cx="3708400" cy="6875660"/>
-            <wp:effectExtent l="0" t="0" r="6350" b="1905"/>
-            <wp:docPr id="450886616" name="Picture 4"/>
-            <wp:cNvGraphicFramePr>
-              <a:graphicFrameLocks xmlns:a="http://schemas.openxmlformats.org/drawingml/2006/main" noChangeAspect="1"/>
-            </wp:cNvGraphicFramePr>
-            <a:graphic xmlns:a="http://schemas.openxmlformats.org/drawingml/2006/main">
-              <a:graphicData uri="http://schemas.openxmlformats.org/drawingml/2006/picture">
-                <pic:pic xmlns:pic="http://schemas.openxmlformats.org/drawingml/2006/picture">
-                  <pic:nvPicPr>
-                    <pic:cNvPr id="0" name="Picture 4"/>
-                    <pic:cNvPicPr>
-                      <a:picLocks noChangeAspect="1" noChangeArrowheads="1"/>
-                    </pic:cNvPicPr>
-                  </pic:nvPicPr>
-                  <pic:blipFill>
-                    <a:blip r:embed="rId11">
-                      <a:extLst>
-                        <a:ext uri="{28A0092B-C50C-407E-A947-70E740481C1C}">
-                          <a14:useLocalDpi xmlns:a14="http://schemas.microsoft.com/office/drawing/2010/main" val="0"/>
-                        </a:ext>
-                      </a:extLst>
-                    </a:blip>
-                    <a:srcRect/>
-                    <a:stretch>
-                      <a:fillRect/>
-                    </a:stretch>
-                  </pic:blipFill>
-                  <pic:spPr bwMode="auto">
-                    <a:xfrm>
-                      <a:off x="0" y="0"/>
-                      <a:ext cx="3710591" cy="6879722"/>
-                    </a:xfrm>
-                    <a:prstGeom prst="rect">
-                      <a:avLst/>
-                    </a:prstGeom>
-                    <a:noFill/>
-                    <a:ln>
-                      <a:noFill/>
-                    </a:ln>
-                  </pic:spPr>
-                </pic:pic>
-              </a:graphicData>
-            </a:graphic>
-          </wp:inline>
-        </w:drawing>
-      </w:r>
-    </w:p>
-    <w:p>
-      <w:pPr>
-        <w:jc w:val="center"/>
-      </w:pPr>
-    </w:p>
-    <w:p/>
-    <w:p>
-      <w:pPr>
-        <w:rPr>
-          <w:sz w:val="24"/>
-          <w:szCs w:val="24"/>
-        </w:rPr>
-      </w:pPr>
-    </w:p>
-    <w:p>
-      <w:pPr>
-        <w:pStyle w:val="Heading2"/>
-        <w:rPr>
-          <w:lang w:val="uk-UA"/>
-        </w:rPr>
-      </w:pPr>
-      <w:r>
-        <w:rPr>
-          <w:lang w:val="uk-UA"/>
-        </w:rPr>
-        <w:lastRenderedPageBreak/>
-        <w:t>3.3 Universal Links (iOS) &amp; App Links (Android)</w:t>
-      </w:r>
-    </w:p>
-    <w:p>
-      <w:pPr>
-        <w:rPr>
-          <w:sz w:val="24"/>
-          <w:szCs w:val="24"/>
-          <w:lang w:val="uk-UA"/>
-        </w:rPr>
-      </w:pPr>
-      <w:r>
-        <w:rPr>
-          <w:sz w:val="24"/>
-          <w:szCs w:val="24"/>
-          <w:lang w:val="uk-UA"/>
-        </w:rPr>
-        <w:t xml:space="preserve">This technical specification defines the implementation of Universal Links (iOS) and App Links (Android). </w:t>
-      </w:r>
-      <w:r>
-        <w:rPr>
-          <w:sz w:val="24"/>
-          <w:szCs w:val="24"/>
-        </w:rPr>
-        <w:t>T</w:t>
-      </w:r>
-      <w:r>
-        <w:rPr>
-          <w:sz w:val="24"/>
-          <w:szCs w:val="24"/>
-          <w:lang w:val="uk-UA"/>
-        </w:rPr>
-        <w:t>hese</w:t>
-      </w:r>
-      <w:r>
-        <w:rPr>
-          <w:sz w:val="24"/>
-          <w:szCs w:val="24"/>
-        </w:rPr>
-        <w:t xml:space="preserve"> </w:t>
-      </w:r>
-      <w:r>
-        <w:rPr>
-          <w:sz w:val="24"/>
-          <w:szCs w:val="24"/>
-          <w:lang w:val="uk-UA"/>
-        </w:rPr>
-        <w:t>are OS-level standards that use verified domain ownership to route users directly to the native application without leaving the current context.</w:t>
-      </w:r>
-    </w:p>
-    <w:p>
-      <w:pPr>
-        <w:rPr>
-          <w:sz w:val="24"/>
-          <w:szCs w:val="24"/>
-          <w:lang w:val="uk-UA"/>
-        </w:rPr>
-      </w:pPr>
-      <w:r>
-        <w:rPr>
-          <w:b/>
-          <w:bCs/>
-          <w:sz w:val="24"/>
-          <w:szCs w:val="24"/>
-          <w:lang w:val="uk-UA"/>
-        </w:rPr>
-        <w:t>1. Overview</w:t>
-      </w:r>
-      <w:r>
-        <w:rPr>
-          <w:sz w:val="24"/>
-          <w:szCs w:val="24"/>
-          <w:lang w:val="uk-UA"/>
-        </w:rPr>
-        <w:t> Universal Links (iOS) and App Links (Android) allow a standard HTTPS URL (e.g., https://yourgame.com/join?</w:t>
-      </w:r>
-      <w:proofErr w:type="spellStart"/>
-      <w:r>
-        <w:rPr>
-          <w:b/>
-          <w:bCs/>
-          <w:sz w:val="24"/>
-          <w:szCs w:val="24"/>
-        </w:rPr>
-        <w:t>roomId</w:t>
-      </w:r>
-      <w:proofErr w:type="spellEnd"/>
-      <w:r>
-        <w:rPr>
-          <w:sz w:val="24"/>
-          <w:szCs w:val="24"/>
-          <w:lang w:val="uk-UA"/>
-        </w:rPr>
-        <w:t>=123) to act as a direct entry point to a native app. If the app is installed, the OS intercepts the URL and launches the app. If the app is missing, the OS falls back to the mobile browser, where the Deferred Deep Linking logic begins.</w:t>
-      </w:r>
-    </w:p>
-    <w:p>
-      <w:pPr>
-        <w:rPr>
-          <w:sz w:val="24"/>
-          <w:szCs w:val="24"/>
-          <w:lang w:val="uk-UA"/>
-        </w:rPr>
-      </w:pPr>
-      <w:r>
-        <w:rPr>
-          <w:b/>
-          <w:bCs/>
-          <w:sz w:val="24"/>
-          <w:szCs w:val="24"/>
-          <w:lang w:val="uk-UA"/>
-        </w:rPr>
-        <w:t>2. Domain Verification (The "Handshake")</w:t>
-      </w:r>
-      <w:r>
-        <w:rPr>
-          <w:sz w:val="24"/>
-          <w:szCs w:val="24"/>
-          <w:lang w:val="uk-UA"/>
-        </w:rPr>
-        <w:t> For security, the OS must verify that the app developer owns the domain. This requires hosting specific JSON manifests in the /.well-known/ directory of your HTTPS server.</w:t>
-      </w:r>
-    </w:p>
-    <w:p>
-      <w:pPr>
-        <w:numPr>
-          <w:ilvl w:val="0"/>
-          <w:numId w:val="41"/>
-        </w:numPr>
-        <w:rPr>
-          <w:sz w:val="24"/>
-          <w:szCs w:val="24"/>
-          <w:lang w:val="uk-UA"/>
-        </w:rPr>
-      </w:pPr>
-      <w:r>
-        <w:rPr>
-          <w:b/>
-          <w:bCs/>
-          <w:sz w:val="24"/>
-          <w:szCs w:val="24"/>
-          <w:lang w:val="uk-UA"/>
-        </w:rPr>
-        <w:t>A. iOS: </w:t>
-      </w:r>
-      <w:r>
-        <w:rPr>
-          <w:b/>
-          <w:bCs/>
-          <w:i/>
-          <w:iCs/>
-          <w:sz w:val="24"/>
-          <w:szCs w:val="24"/>
-          <w:lang w:val="uk-UA"/>
-        </w:rPr>
-        <w:t>apple-app-site-association</w:t>
-      </w:r>
-      <w:r>
-        <w:rPr>
-          <w:b/>
-          <w:bCs/>
-          <w:sz w:val="24"/>
-          <w:szCs w:val="24"/>
-          <w:lang w:val="uk-UA"/>
-        </w:rPr>
-        <w:t> (AASA)</w:t>
-      </w:r>
-    </w:p>
-    <w:p>
-      <w:pPr>
-        <w:numPr>
-          <w:ilvl w:val="1"/>
-          <w:numId w:val="41"/>
-        </w:numPr>
-        <w:rPr>
-          <w:sz w:val="24"/>
-          <w:szCs w:val="24"/>
-          <w:lang w:val="uk-UA"/>
-        </w:rPr>
-      </w:pPr>
-      <w:r>
-        <w:rPr>
-          <w:sz w:val="24"/>
-          <w:szCs w:val="24"/>
-          <w:lang w:val="uk-UA"/>
-        </w:rPr>
-        <w:t>File Name: </w:t>
-      </w:r>
-      <w:r>
-        <w:rPr>
-          <w:i/>
-          <w:iCs/>
-          <w:sz w:val="24"/>
-          <w:szCs w:val="24"/>
-          <w:lang w:val="uk-UA"/>
-        </w:rPr>
-        <w:t>apple-app-site-association</w:t>
-      </w:r>
-      <w:r>
-        <w:rPr>
-          <w:sz w:val="24"/>
-          <w:szCs w:val="24"/>
-          <w:lang w:val="uk-UA"/>
-        </w:rPr>
-        <w:t> (No extension).</w:t>
-      </w:r>
-    </w:p>
-    <w:p>
-      <w:pPr>
-        <w:numPr>
-          <w:ilvl w:val="1"/>
-          <w:numId w:val="41"/>
-        </w:numPr>
-        <w:rPr>
-          <w:sz w:val="24"/>
-          <w:szCs w:val="24"/>
-          <w:lang w:val="uk-UA"/>
-        </w:rPr>
-      </w:pPr>
-      <w:r>
-        <w:rPr>
-          <w:sz w:val="24"/>
-          <w:szCs w:val="24"/>
-          <w:lang w:val="uk-UA"/>
-        </w:rPr>
-        <w:t>MIME Type: application/json.</w:t>
-      </w:r>
-    </w:p>
-    <w:p>
-      <w:pPr>
-        <w:numPr>
-          <w:ilvl w:val="1"/>
-          <w:numId w:val="41"/>
-        </w:numPr>
-        <w:rPr>
-          <w:sz w:val="24"/>
-          <w:szCs w:val="24"/>
-          <w:lang w:val="uk-UA"/>
-        </w:rPr>
-      </w:pPr>
-      <w:r>
-        <w:rPr>
-          <w:sz w:val="24"/>
-          <w:szCs w:val="24"/>
-          <w:lang w:val="uk-UA"/>
-        </w:rPr>
-        <w:t>Key Requirement: Must contain the appID (TeamID.BundleID) and the paths the app is authorized to handle.</w:t>
-      </w:r>
-    </w:p>
-    <w:p>
-      <w:pPr>
-        <w:numPr>
-          <w:ilvl w:val="0"/>
-          <w:numId w:val="41"/>
-        </w:numPr>
-        <w:rPr>
-          <w:sz w:val="24"/>
-          <w:szCs w:val="24"/>
-          <w:lang w:val="uk-UA"/>
-        </w:rPr>
-      </w:pPr>
-      <w:r>
-        <w:rPr>
-          <w:b/>
-          <w:bCs/>
-          <w:sz w:val="24"/>
-          <w:szCs w:val="24"/>
-          <w:lang w:val="uk-UA"/>
-        </w:rPr>
-        <w:t>B. Android: assetlinks.json</w:t>
-      </w:r>
-    </w:p>
-    <w:p>
-      <w:pPr>
-        <w:numPr>
-          <w:ilvl w:val="1"/>
-          <w:numId w:val="41"/>
-        </w:numPr>
-        <w:rPr>
-          <w:sz w:val="24"/>
-          <w:szCs w:val="24"/>
-          <w:lang w:val="uk-UA"/>
-        </w:rPr>
-      </w:pPr>
-      <w:r>
-        <w:rPr>
-          <w:sz w:val="24"/>
-          <w:szCs w:val="24"/>
-          <w:lang w:val="uk-UA"/>
-        </w:rPr>
-        <w:t>File Name: </w:t>
-      </w:r>
-      <w:r>
-        <w:rPr>
-          <w:i/>
-          <w:iCs/>
-          <w:sz w:val="24"/>
-          <w:szCs w:val="24"/>
-          <w:lang w:val="uk-UA"/>
-        </w:rPr>
-        <w:t>assetlinks.json</w:t>
-      </w:r>
-      <w:r>
-        <w:rPr>
-          <w:sz w:val="24"/>
-          <w:szCs w:val="24"/>
-          <w:lang w:val="uk-UA"/>
-        </w:rPr>
-        <w:t>.</w:t>
-      </w:r>
-    </w:p>
-    <w:p>
-      <w:pPr>
-        <w:numPr>
-          <w:ilvl w:val="1"/>
-          <w:numId w:val="41"/>
-        </w:numPr>
-        <w:rPr>
-          <w:sz w:val="24"/>
-          <w:szCs w:val="24"/>
-          <w:lang w:val="uk-UA"/>
-        </w:rPr>
-      </w:pPr>
-      <w:r>
-        <w:rPr>
-          <w:sz w:val="24"/>
-          <w:szCs w:val="24"/>
-          <w:lang w:val="uk-UA"/>
-        </w:rPr>
-        <w:t>MIME Type: application/json.</w:t>
-      </w:r>
-    </w:p>
-    <w:p>
-      <w:pPr>
-        <w:numPr>
-          <w:ilvl w:val="1"/>
-          <w:numId w:val="41"/>
-        </w:numPr>
-        <w:rPr>
-          <w:sz w:val="24"/>
-          <w:szCs w:val="24"/>
-          <w:lang w:val="uk-UA"/>
-        </w:rPr>
-      </w:pPr>
-      <w:r>
-        <w:rPr>
-          <w:sz w:val="24"/>
-          <w:szCs w:val="24"/>
-          <w:lang w:val="uk-UA"/>
-        </w:rPr>
-        <w:t>Key Requirement: Must contain the package_name and the sha256_cert_fingerprints of your app’s signing certificate.</w:t>
-      </w:r>
-    </w:p>
-    <w:p>
-      <w:pPr>
-        <w:rPr>
-          <w:sz w:val="24"/>
-          <w:szCs w:val="24"/>
-          <w:lang w:val="uk-UA"/>
-        </w:rPr>
-      </w:pPr>
-      <w:r>
-        <w:rPr>
-          <w:b/>
-          <w:bCs/>
-          <w:sz w:val="24"/>
-          <w:szCs w:val="24"/>
-          <w:lang w:val="uk-UA"/>
-        </w:rPr>
-        <w:t>3. Technical Execution Flow</w:t>
-      </w:r>
-    </w:p>
-    <w:p>
-      <w:pPr>
-        <w:numPr>
-          <w:ilvl w:val="0"/>
-          <w:numId w:val="42"/>
-        </w:numPr>
-        <w:rPr>
-          <w:sz w:val="24"/>
-          <w:szCs w:val="24"/>
-          <w:lang w:val="uk-UA"/>
-        </w:rPr>
-      </w:pPr>
-      <w:r>
-        <w:rPr>
-          <w:b/>
-          <w:bCs/>
-          <w:sz w:val="24"/>
-          <w:szCs w:val="24"/>
-          <w:lang w:val="uk-UA"/>
-        </w:rPr>
-        <w:t>System Interception:</w:t>
-      </w:r>
-      <w:r>
-        <w:rPr>
-          <w:sz w:val="24"/>
-          <w:szCs w:val="24"/>
-          <w:lang w:val="uk-UA"/>
-        </w:rPr>
-        <w:t> The user scans a QR code containing an HTTPS URL. The OS checks its internal database for verified domain associations.</w:t>
-      </w:r>
-    </w:p>
-    <w:p>
-      <w:pPr>
-        <w:numPr>
-          <w:ilvl w:val="0"/>
-          <w:numId w:val="42"/>
-        </w:numPr>
-        <w:rPr>
-          <w:sz w:val="24"/>
-          <w:szCs w:val="24"/>
-          <w:lang w:val="uk-UA"/>
-        </w:rPr>
-      </w:pPr>
-      <w:r>
-        <w:rPr>
-          <w:b/>
-          <w:bCs/>
-          <w:sz w:val="24"/>
-          <w:szCs w:val="24"/>
-          <w:lang w:val="uk-UA"/>
-        </w:rPr>
-        <w:t>App Installed Path:</w:t>
-      </w:r>
-    </w:p>
-    <w:p>
-      <w:pPr>
-        <w:numPr>
-          <w:ilvl w:val="1"/>
-          <w:numId w:val="42"/>
-        </w:numPr>
-        <w:rPr>
-          <w:sz w:val="24"/>
-          <w:szCs w:val="24"/>
-          <w:lang w:val="uk-UA"/>
-        </w:rPr>
-      </w:pPr>
-      <w:r>
-        <w:rPr>
-          <w:sz w:val="24"/>
-          <w:szCs w:val="24"/>
-          <w:lang w:val="uk-UA"/>
-        </w:rPr>
-        <w:t>The OS launches the app immediately.</w:t>
-      </w:r>
-    </w:p>
-    <w:p>
-      <w:pPr>
-        <w:numPr>
-          <w:ilvl w:val="1"/>
-          <w:numId w:val="42"/>
-        </w:numPr>
-        <w:rPr>
-          <w:sz w:val="24"/>
-          <w:szCs w:val="24"/>
-          <w:lang w:val="uk-UA"/>
-        </w:rPr>
-      </w:pPr>
-      <w:r>
-        <w:rPr>
-          <w:sz w:val="24"/>
-          <w:szCs w:val="24"/>
-          <w:lang w:val="uk-UA"/>
-        </w:rPr>
-        <w:t>The app receives the URL via userActivity (iOS) or Intent (Android).</w:t>
-      </w:r>
-    </w:p>
-    <w:p>
-      <w:pPr>
-        <w:numPr>
-          <w:ilvl w:val="1"/>
-          <w:numId w:val="42"/>
-        </w:numPr>
-        <w:rPr>
-          <w:sz w:val="24"/>
-          <w:szCs w:val="24"/>
-          <w:lang w:val="uk-UA"/>
-        </w:rPr>
-      </w:pPr>
-      <w:r>
-        <w:rPr>
-          <w:sz w:val="24"/>
-          <w:szCs w:val="24"/>
-          <w:lang w:val="uk-UA"/>
-        </w:rPr>
-        <w:t>The app parses </w:t>
-      </w:r>
-      <w:proofErr w:type="spellStart"/>
-      <w:r>
-        <w:rPr>
-          <w:b/>
-          <w:bCs/>
-          <w:i/>
-          <w:iCs/>
-          <w:sz w:val="24"/>
-          <w:szCs w:val="24"/>
-        </w:rPr>
-        <w:t>roomId</w:t>
-      </w:r>
-      <w:proofErr w:type="spellEnd"/>
-      <w:r>
-        <w:rPr>
-          <w:sz w:val="24"/>
-          <w:szCs w:val="24"/>
-          <w:lang w:val="uk-UA"/>
-        </w:rPr>
-        <w:t xml:space="preserve"> </w:t>
-      </w:r>
-      <w:r>
-        <w:rPr>
-          <w:sz w:val="24"/>
-          <w:szCs w:val="24"/>
-          <w:lang w:val="uk-UA"/>
-        </w:rPr>
-        <w:t>=123 and connects to the game.</w:t>
-      </w:r>
-    </w:p>
-    <w:p>
-      <w:pPr>
-        <w:numPr>
-          <w:ilvl w:val="0"/>
-          <w:numId w:val="42"/>
-        </w:numPr>
-        <w:rPr>
-          <w:sz w:val="24"/>
-          <w:szCs w:val="24"/>
-          <w:lang w:val="uk-UA"/>
-        </w:rPr>
-      </w:pPr>
-      <w:r>
-        <w:rPr>
-          <w:b/>
-          <w:bCs/>
-          <w:sz w:val="24"/>
-          <w:szCs w:val="24"/>
-          <w:lang w:val="uk-UA"/>
-        </w:rPr>
-        <w:t>App Missing Path (Fallback to Deferred):</w:t>
-      </w:r>
-    </w:p>
-    <w:p>
-      <w:pPr>
-        <w:numPr>
-          <w:ilvl w:val="1"/>
-          <w:numId w:val="42"/>
-        </w:numPr>
-        <w:rPr>
-          <w:sz w:val="24"/>
-          <w:szCs w:val="24"/>
-          <w:lang w:val="uk-UA"/>
-        </w:rPr>
-      </w:pPr>
-      <w:r>
-        <w:rPr>
-          <w:sz w:val="24"/>
-          <w:szCs w:val="24"/>
-          <w:lang w:val="uk-UA"/>
-        </w:rPr>
-        <w:t>The OS opens the URL in the mobile browser.</w:t>
-      </w:r>
-    </w:p>
-    <w:p>
-      <w:pPr>
-        <w:numPr>
-          <w:ilvl w:val="1"/>
-          <w:numId w:val="42"/>
-        </w:numPr>
-        <w:rPr>
-          <w:sz w:val="24"/>
-          <w:szCs w:val="24"/>
-          <w:lang w:val="uk-UA"/>
-        </w:rPr>
-      </w:pPr>
-      <w:r>
-        <w:rPr>
-          <w:sz w:val="24"/>
-          <w:szCs w:val="24"/>
-          <w:lang w:val="uk-UA"/>
-        </w:rPr>
-        <w:lastRenderedPageBreak/>
-        <w:t>The Redirector page loads and captures Fingerprint FP1.</w:t>
-      </w:r>
-    </w:p>
-    <w:p>
-      <w:pPr>
-        <w:numPr>
-          <w:ilvl w:val="1"/>
-          <w:numId w:val="42"/>
-        </w:numPr>
-        <w:rPr>
-          <w:sz w:val="24"/>
-          <w:szCs w:val="24"/>
-          <w:lang w:val="uk-UA"/>
-        </w:rPr>
-      </w:pPr>
-      <w:r>
-        <w:rPr>
-          <w:sz w:val="24"/>
-          <w:szCs w:val="24"/>
-          <w:lang w:val="uk-UA"/>
-        </w:rPr>
-        <w:t>The server saves the context with a 30-minute TTL.</w:t>
-      </w:r>
-    </w:p>
-    <w:p>
-      <w:pPr>
-        <w:numPr>
-          <w:ilvl w:val="1"/>
-          <w:numId w:val="42"/>
-        </w:numPr>
-        <w:rPr>
-          <w:sz w:val="24"/>
-          <w:szCs w:val="24"/>
-          <w:lang w:val="uk-UA"/>
-        </w:rPr>
-      </w:pPr>
-      <w:r>
-        <w:rPr>
-          <w:sz w:val="24"/>
-          <w:szCs w:val="24"/>
-          <w:lang w:val="uk-UA"/>
-        </w:rPr>
-        <w:t>The user is redirected to the App Store.</w:t>
-      </w:r>
-    </w:p>
-    <w:p>
-      <w:pPr>
-        <w:numPr>
-          <w:ilvl w:val="1"/>
-          <w:numId w:val="42"/>
-        </w:numPr>
-        <w:rPr>
-          <w:sz w:val="24"/>
-          <w:szCs w:val="24"/>
-          <w:lang w:val="uk-UA"/>
-        </w:rPr>
-      </w:pPr>
-      <w:r>
-        <w:rPr>
-          <w:sz w:val="24"/>
-          <w:szCs w:val="24"/>
-          <w:lang w:val="uk-UA"/>
-        </w:rPr>
-        <w:t>Upon first launch, the app uses Fingerprint FP2 to retrieve the lost roomID from the server.</w:t>
-      </w:r>
-    </w:p>
-    <w:p>
-      <w:pPr>
-        <w:rPr>
-          <w:sz w:val="24"/>
-          <w:szCs w:val="24"/>
-          <w:lang w:val="uk-UA"/>
-        </w:rPr>
-      </w:pPr>
-      <w:r>
-        <w:rPr>
-          <w:b/>
-          <w:bCs/>
-          <w:sz w:val="24"/>
-          <w:szCs w:val="24"/>
-          <w:lang w:val="uk-UA"/>
-        </w:rPr>
-        <w:t>4. Implementation Notes</w:t>
-      </w:r>
-    </w:p>
-    <w:p>
-      <w:pPr>
-        <w:numPr>
-          <w:ilvl w:val="0"/>
-          <w:numId w:val="43"/>
-        </w:numPr>
-        <w:rPr>
-          <w:sz w:val="24"/>
-          <w:szCs w:val="24"/>
-          <w:lang w:val="uk-UA"/>
-        </w:rPr>
-      </w:pPr>
-      <w:r>
-        <w:rPr>
-          <w:b/>
-          <w:bCs/>
-          <w:sz w:val="24"/>
-          <w:szCs w:val="24"/>
-          <w:lang w:val="uk-UA"/>
-        </w:rPr>
-        <w:t>Verification Latency:</w:t>
-      </w:r>
-      <w:r>
-        <w:rPr>
-          <w:sz w:val="24"/>
-          <w:szCs w:val="24"/>
-          <w:lang w:val="uk-UA"/>
-        </w:rPr>
-        <w:t> Apple's CDN caches AASA files. Changes may take up to 24 hours to propagate across all devices.</w:t>
-      </w:r>
-    </w:p>
-    <w:p>
-      <w:pPr>
-        <w:numPr>
-          <w:ilvl w:val="0"/>
-          <w:numId w:val="43"/>
-        </w:numPr>
-        <w:rPr>
-          <w:sz w:val="24"/>
-          <w:szCs w:val="24"/>
-          <w:lang w:val="uk-UA"/>
-        </w:rPr>
-      </w:pPr>
-      <w:r>
-        <w:rPr>
-          <w:b/>
-          <w:bCs/>
-          <w:sz w:val="24"/>
-          <w:szCs w:val="24"/>
-          <w:lang w:val="uk-UA"/>
-        </w:rPr>
-        <w:t>HTTPS Only:</w:t>
-      </w:r>
-      <w:r>
-        <w:rPr>
-          <w:sz w:val="24"/>
-          <w:szCs w:val="24"/>
-          <w:lang w:val="uk-UA"/>
-        </w:rPr>
-        <w:t> Both iOS and Android strictly require a valid SSL certificate for domain verification.</w:t>
-      </w:r>
-    </w:p>
-    <w:p>
-      <w:pPr>
-        <w:numPr>
-          <w:ilvl w:val="0"/>
-          <w:numId w:val="43"/>
-        </w:numPr>
-        <w:rPr>
-          <w:sz w:val="24"/>
-          <w:szCs w:val="24"/>
-          <w:lang w:val="uk-UA"/>
-        </w:rPr>
-      </w:pPr>
-      <w:r>
-        <w:rPr>
-          <w:b/>
-          <w:bCs/>
-          <w:sz w:val="24"/>
-          <w:szCs w:val="24"/>
-          <w:lang w:val="uk-UA"/>
-        </w:rPr>
-        <w:t>Partial Failure:</w:t>
-      </w:r>
-      <w:r>
-        <w:rPr>
-          <w:sz w:val="24"/>
-          <w:szCs w:val="24"/>
-          <w:lang w:val="uk-UA"/>
-        </w:rPr>
-        <w:t> If verification fails for any reason, the OS will default to the browser, making your Deferred Deep Linking infrastructure a mandatory backup.</w:t>
-      </w:r>
-    </w:p>
-    <w:p>
-      <w:pPr>
-        <w:ind w:left="360"/>
-        <w:rPr>
-          <w:sz w:val="24"/>
-          <w:szCs w:val="24"/>
-        </w:rPr>
-      </w:pPr>
-      <w:r>
-        <w:rPr>
-          <w:b/>
-          <w:bCs/>
-          <w:sz w:val="24"/>
-          <w:szCs w:val="24"/>
-        </w:rPr>
-        <w:t>Flow diagram of the method.</w:t>
-      </w:r>
-    </w:p>
-    <w:p>
-      <w:r>
-        <w:rPr>
-          <w:i/>
-          <w:iCs/>
-          <w:noProof/>
-        </w:rPr>
-        <w:drawing>
-          <wp:inline distT="0" distB="0" distL="0" distR="0" wp14:anchorId="08BC2AAD" wp14:editId="1934A70A">
-            <wp:extent cx="5943600" cy="4356509"/>
-            <wp:effectExtent l="0" t="0" r="0" b="6350"/>
-            <wp:docPr id="1809183539" name="Picture 1"/>
-            <wp:cNvGraphicFramePr>
-              <a:graphicFrameLocks xmlns:a="http://schemas.openxmlformats.org/drawingml/2006/main" noChangeAspect="1"/>
-            </wp:cNvGraphicFramePr>
-            <a:graphic xmlns:a="http://schemas.openxmlformats.org/drawingml/2006/main">
-              <a:graphicData uri="http://schemas.openxmlformats.org/drawingml/2006/picture">
-                <pic:pic xmlns:pic="http://schemas.openxmlformats.org/drawingml/2006/picture">
-                  <pic:nvPicPr>
-                    <pic:cNvPr id="0" name="Picture 1"/>
-                    <pic:cNvPicPr>
-                      <a:picLocks noChangeAspect="1" noChangeArrowheads="1"/>
-                    </pic:cNvPicPr>
-                  </pic:nvPicPr>
-                  <pic:blipFill>
-                    <a:blip r:embed="rId12" cstate="print">
-                      <a:extLst>
-                        <a:ext uri="{28A0092B-C50C-407E-A947-70E740481C1C}">
-                          <a14:useLocalDpi xmlns:a14="http://schemas.microsoft.com/office/drawing/2010/main" val="0"/>
-                        </a:ext>
-                      </a:extLst>
-                    </a:blip>
-                    <a:srcRect/>
-                    <a:stretch>
-                      <a:fillRect/>
-                    </a:stretch>
-                  </pic:blipFill>
-                  <pic:spPr bwMode="auto">
-                    <a:xfrm>
-                      <a:off x="0" y="0"/>
-                      <a:ext cx="5943600" cy="4356509"/>
-                    </a:xfrm>
-                    <a:prstGeom prst="rect">
-                      <a:avLst/>
-                    </a:prstGeom>
-                    <a:noFill/>
-                    <a:ln>
-                      <a:noFill/>
-                    </a:ln>
-                  </pic:spPr>
-                </pic:pic>
-              </a:graphicData>
-            </a:graphic>
-          </wp:inline>
-        </w:drawing>
-      </w:r>
-    </w:p>
-    <w:p>
-      <w:pPr>
-        <w:rPr>
-          <w:b/>
-          <w:bCs/>
-        </w:rPr>
-      </w:pPr>
-    </w:p>
-    <w:p>
-      <w:pPr>
-        <w:rPr>
-          <w:sz w:val="24"/>
-          <w:szCs w:val="24"/>
-          <w:lang w:val="uk-UA"/>
-        </w:rPr>
-      </w:pPr>
-      <w:r>
-        <w:rPr>
-          <w:b/>
-          <w:bCs/>
-          <w:sz w:val="24"/>
-          <w:szCs w:val="24"/>
-          <w:lang w:val="uk-UA"/>
-        </w:rPr>
-        <w:lastRenderedPageBreak/>
-        <w:t>Pros vs. Cons (Universal/App Links):</w:t>
-      </w:r>
-    </w:p>
-    <w:tbl>
-      <w:tblPr>
-        <w:tblW w:w="0" w:type="auto"/>
-        <w:shd w:val="clear" w:color="auto" w:fill="FFFFFF"/>
-        <w:tblCellMar>
-          <w:top w:w="15" w:type="dxa"/>
-          <w:left w:w="15" w:type="dxa"/>
-          <w:bottom w:w="15" w:type="dxa"/>
-          <w:right w:w="15" w:type="dxa"/>
-        </w:tblCellMar>
-        <w:tblLook w:val="04A0" w:firstRow="1" w:lastRow="0" w:firstColumn="1" w:lastColumn="0" w:noHBand="0" w:noVBand="1"/>
-      </w:tblPr>
-      <w:tblGrid>
-        <w:gridCol w:w="4249"/>
-        <w:gridCol w:w="5095"/>
-      </w:tblGrid>
-      <w:tr>
-        <w:trPr>
-          <w:tblHeader/>
-        </w:trPr>
-        <w:tc>
-          <w:tcPr>
-            <w:tcW w:w="0" w:type="auto"/>
-            <w:tcBorders>
-              <w:top w:val="single" w:sz="6" w:space="0" w:color="D1D9E0"/>
-              <w:left w:val="single" w:sz="6" w:space="0" w:color="D1D9E0"/>
-              <w:bottom w:val="single" w:sz="6" w:space="0" w:color="D1D9E0"/>
-              <w:right w:val="single" w:sz="6" w:space="0" w:color="D1D9E0"/>
-            </w:tcBorders>
-            <w:shd w:val="clear" w:color="auto" w:fill="FFFFFF"/>
-            <w:tcMar>
-              <w:top w:w="90" w:type="dxa"/>
-              <w:left w:w="195" w:type="dxa"/>
-              <w:bottom w:w="90" w:type="dxa"/>
-              <w:right w:w="195" w:type="dxa"/>
-            </w:tcMar>
-            <w:vAlign w:val="center"/>
-            <w:hideMark/>
-          </w:tcPr>
-          <w:p>
-            <w:pPr>
-              <w:rPr>
-                <w:b/>
-                <w:bCs/>
-                <w:sz w:val="24"/>
-                <w:szCs w:val="24"/>
-                <w:lang w:val="uk-UA"/>
-              </w:rPr>
-            </w:pPr>
-            <w:r>
-              <w:rPr>
-                <w:b/>
-                <w:bCs/>
-                <w:sz w:val="24"/>
-                <w:szCs w:val="24"/>
-                <w:lang w:val="uk-UA"/>
-              </w:rPr>
-              <w:t>Pros</w:t>
-            </w:r>
-          </w:p>
-        </w:tc>
-        <w:tc>
-          <w:tcPr>
-            <w:tcW w:w="0" w:type="auto"/>
-            <w:tcBorders>
-              <w:top w:val="single" w:sz="6" w:space="0" w:color="D1D9E0"/>
-              <w:left w:val="single" w:sz="6" w:space="0" w:color="D1D9E0"/>
-              <w:bottom w:val="single" w:sz="6" w:space="0" w:color="D1D9E0"/>
-              <w:right w:val="single" w:sz="6" w:space="0" w:color="D1D9E0"/>
-            </w:tcBorders>
-            <w:shd w:val="clear" w:color="auto" w:fill="FFFFFF"/>
-            <w:tcMar>
-              <w:top w:w="90" w:type="dxa"/>
-              <w:left w:w="195" w:type="dxa"/>
-              <w:bottom w:w="90" w:type="dxa"/>
-              <w:right w:w="195" w:type="dxa"/>
-            </w:tcMar>
-            <w:vAlign w:val="center"/>
-            <w:hideMark/>
-          </w:tcPr>
-          <w:p>
-            <w:pPr>
-              <w:rPr>
-                <w:b/>
-                <w:bCs/>
-                <w:sz w:val="24"/>
-                <w:szCs w:val="24"/>
-                <w:lang w:val="uk-UA"/>
-              </w:rPr>
-            </w:pPr>
-            <w:r>
-              <w:rPr>
-                <w:b/>
-                <w:bCs/>
-                <w:sz w:val="24"/>
-                <w:szCs w:val="24"/>
-                <w:lang w:val="uk-UA"/>
-              </w:rPr>
-              <w:t>Cons</w:t>
-            </w:r>
-          </w:p>
-        </w:tc>
-      </w:tr>
-      <w:tr>
-        <w:tc>
-          <w:tcPr>
-            <w:tcW w:w="0" w:type="auto"/>
-            <w:tcBorders>
-              <w:top w:val="single" w:sz="6" w:space="0" w:color="D1D9E0"/>
-              <w:left w:val="single" w:sz="6" w:space="0" w:color="D1D9E0"/>
-              <w:bottom w:val="single" w:sz="6" w:space="0" w:color="D1D9E0"/>
-              <w:right w:val="single" w:sz="6" w:space="0" w:color="D1D9E0"/>
-            </w:tcBorders>
-            <w:shd w:val="clear" w:color="auto" w:fill="FFFFFF"/>
-            <w:tcMar>
-              <w:top w:w="90" w:type="dxa"/>
-              <w:left w:w="195" w:type="dxa"/>
-              <w:bottom w:w="90" w:type="dxa"/>
-              <w:right w:w="195" w:type="dxa"/>
-            </w:tcMar>
-            <w:vAlign w:val="center"/>
-            <w:hideMark/>
-          </w:tcPr>
-          <w:p>
-            <w:pPr>
-              <w:rPr>
-                <w:sz w:val="24"/>
-                <w:szCs w:val="24"/>
-                <w:lang w:val="uk-UA"/>
-              </w:rPr>
-            </w:pPr>
-            <w:r>
-              <w:rPr>
-                <w:b/>
-                <w:bCs/>
-                <w:sz w:val="24"/>
-                <w:szCs w:val="24"/>
-                <w:lang w:val="uk-UA"/>
-              </w:rPr>
-              <w:t>Seamless UX:</w:t>
-            </w:r>
-            <w:r>
-              <w:rPr>
-                <w:sz w:val="24"/>
-                <w:szCs w:val="24"/>
-                <w:lang w:val="uk-UA"/>
-              </w:rPr>
-              <w:t> Instant app launch without browser flashes or intermediate redirects.</w:t>
-            </w:r>
-          </w:p>
-        </w:tc>
-        <w:tc>
-          <w:tcPr>
-            <w:tcW w:w="0" w:type="auto"/>
-            <w:tcBorders>
-              <w:top w:val="single" w:sz="6" w:space="0" w:color="D1D9E0"/>
-              <w:left w:val="single" w:sz="6" w:space="0" w:color="D1D9E0"/>
-              <w:bottom w:val="single" w:sz="6" w:space="0" w:color="D1D9E0"/>
-              <w:right w:val="single" w:sz="6" w:space="0" w:color="D1D9E0"/>
-            </w:tcBorders>
-            <w:shd w:val="clear" w:color="auto" w:fill="FFFFFF"/>
-            <w:tcMar>
-              <w:top w:w="90" w:type="dxa"/>
-              <w:left w:w="195" w:type="dxa"/>
-              <w:bottom w:w="90" w:type="dxa"/>
-              <w:right w:w="195" w:type="dxa"/>
-            </w:tcMar>
-            <w:vAlign w:val="center"/>
-            <w:hideMark/>
-          </w:tcPr>
-          <w:p>
-            <w:pPr>
-              <w:rPr>
-                <w:sz w:val="24"/>
-                <w:szCs w:val="24"/>
-                <w:lang w:val="uk-UA"/>
-              </w:rPr>
-            </w:pPr>
-            <w:r>
-              <w:rPr>
-                <w:b/>
-                <w:bCs/>
-                <w:sz w:val="24"/>
-                <w:szCs w:val="24"/>
-                <w:lang w:val="uk-UA"/>
-              </w:rPr>
-              <w:t>High Complexity:</w:t>
-            </w:r>
-            <w:r>
-              <w:rPr>
-                <w:sz w:val="24"/>
-                <w:szCs w:val="24"/>
-                <w:lang w:val="uk-UA"/>
-              </w:rPr>
-              <w:t> Requires server-side SSL, specific hosting paths (/.well-known/), and exact manifest configurations.</w:t>
-            </w:r>
-          </w:p>
-        </w:tc>
-      </w:tr>
-      <w:tr>
-        <w:tc>
-          <w:tcPr>
-            <w:tcW w:w="0" w:type="auto"/>
-            <w:tcBorders>
-              <w:top w:val="single" w:sz="6" w:space="0" w:color="D1D9E0"/>
-              <w:left w:val="single" w:sz="6" w:space="0" w:color="D1D9E0"/>
-              <w:bottom w:val="single" w:sz="6" w:space="0" w:color="D1D9E0"/>
-              <w:right w:val="single" w:sz="6" w:space="0" w:color="D1D9E0"/>
-            </w:tcBorders>
-            <w:shd w:val="clear" w:color="auto" w:fill="F6F8FA"/>
-            <w:tcMar>
-              <w:top w:w="90" w:type="dxa"/>
-              <w:left w:w="195" w:type="dxa"/>
-              <w:bottom w:w="90" w:type="dxa"/>
-              <w:right w:w="195" w:type="dxa"/>
-            </w:tcMar>
-            <w:vAlign w:val="center"/>
-            <w:hideMark/>
-          </w:tcPr>
-          <w:p>
-            <w:pPr>
-              <w:rPr>
-                <w:sz w:val="24"/>
-                <w:szCs w:val="24"/>
-                <w:lang w:val="uk-UA"/>
-              </w:rPr>
-            </w:pPr>
-            <w:r>
-              <w:rPr>
-                <w:b/>
-                <w:bCs/>
-                <w:sz w:val="24"/>
-                <w:szCs w:val="24"/>
-                <w:lang w:val="uk-UA"/>
-              </w:rPr>
-              <w:t>Secure &amp; Anti-Hijacking:</w:t>
-            </w:r>
-            <w:r>
-              <w:rPr>
-                <w:sz w:val="24"/>
-                <w:szCs w:val="24"/>
-                <w:lang w:val="uk-UA"/>
-              </w:rPr>
-              <w:t> Verified domain ownership prevents other malicious apps from intercepting your links.</w:t>
-            </w:r>
-          </w:p>
-        </w:tc>
-        <w:tc>
-          <w:tcPr>
-            <w:tcW w:w="0" w:type="auto"/>
-            <w:tcBorders>
-              <w:top w:val="single" w:sz="6" w:space="0" w:color="D1D9E0"/>
-              <w:left w:val="single" w:sz="6" w:space="0" w:color="D1D9E0"/>
-              <w:bottom w:val="single" w:sz="6" w:space="0" w:color="D1D9E0"/>
-              <w:right w:val="single" w:sz="6" w:space="0" w:color="D1D9E0"/>
-            </w:tcBorders>
-            <w:shd w:val="clear" w:color="auto" w:fill="F6F8FA"/>
-            <w:tcMar>
-              <w:top w:w="90" w:type="dxa"/>
-              <w:left w:w="195" w:type="dxa"/>
-              <w:bottom w:w="90" w:type="dxa"/>
-              <w:right w:w="195" w:type="dxa"/>
-            </w:tcMar>
-            <w:vAlign w:val="center"/>
-            <w:hideMark/>
-          </w:tcPr>
-          <w:p>
-            <w:pPr>
-              <w:rPr>
-                <w:sz w:val="24"/>
-                <w:szCs w:val="24"/>
-                <w:lang w:val="uk-UA"/>
-              </w:rPr>
-            </w:pPr>
-            <w:r>
-              <w:rPr>
-                <w:b/>
-                <w:bCs/>
-                <w:sz w:val="24"/>
-                <w:szCs w:val="24"/>
-                <w:lang w:val="uk-UA"/>
-              </w:rPr>
-              <w:t>Verification Lag:</w:t>
-            </w:r>
-            <w:r>
-              <w:rPr>
-                <w:sz w:val="24"/>
-                <w:szCs w:val="24"/>
-                <w:lang w:val="uk-UA"/>
-              </w:rPr>
-              <w:t> Apple/Google CDNs can take 24–48h to cache new manifests, making rapid hotfixes difficult.</w:t>
-            </w:r>
-          </w:p>
-        </w:tc>
-      </w:tr>
-      <w:tr>
-        <w:tc>
-          <w:tcPr>
-            <w:tcW w:w="0" w:type="auto"/>
-            <w:tcBorders>
-              <w:top w:val="single" w:sz="6" w:space="0" w:color="D1D9E0"/>
-              <w:left w:val="single" w:sz="6" w:space="0" w:color="D1D9E0"/>
-              <w:bottom w:val="single" w:sz="6" w:space="0" w:color="D1D9E0"/>
-              <w:right w:val="single" w:sz="6" w:space="0" w:color="D1D9E0"/>
-            </w:tcBorders>
-            <w:shd w:val="clear" w:color="auto" w:fill="FFFFFF"/>
-            <w:tcMar>
-              <w:top w:w="90" w:type="dxa"/>
-              <w:left w:w="195" w:type="dxa"/>
-              <w:bottom w:w="90" w:type="dxa"/>
-              <w:right w:w="195" w:type="dxa"/>
-            </w:tcMar>
-            <w:vAlign w:val="center"/>
-            <w:hideMark/>
-          </w:tcPr>
-          <w:p>
-            <w:pPr>
-              <w:rPr>
-                <w:sz w:val="24"/>
-                <w:szCs w:val="24"/>
-                <w:lang w:val="uk-UA"/>
-              </w:rPr>
-            </w:pPr>
-            <w:r>
-              <w:rPr>
-                <w:b/>
-                <w:bCs/>
-                <w:sz w:val="24"/>
-                <w:szCs w:val="24"/>
-                <w:lang w:val="uk-UA"/>
-              </w:rPr>
-              <w:t>Privacy-First Compliance:</w:t>
-            </w:r>
-            <w:r>
-              <w:rPr>
-                <w:sz w:val="24"/>
-                <w:szCs w:val="24"/>
-                <w:lang w:val="uk-UA"/>
-              </w:rPr>
-              <w:t> Native routing bypasses the need for probabilistic fingerprinting, ensuring compliance with strict iOS 18+ and Android 16 privacy standards.</w:t>
-            </w:r>
-          </w:p>
-        </w:tc>
-        <w:tc>
-          <w:tcPr>
-            <w:tcW w:w="0" w:type="auto"/>
-            <w:tcBorders>
-              <w:top w:val="single" w:sz="6" w:space="0" w:color="D1D9E0"/>
-              <w:left w:val="single" w:sz="6" w:space="0" w:color="D1D9E0"/>
-              <w:bottom w:val="single" w:sz="6" w:space="0" w:color="D1D9E0"/>
-              <w:right w:val="single" w:sz="6" w:space="0" w:color="D1D9E0"/>
-            </w:tcBorders>
-            <w:shd w:val="clear" w:color="auto" w:fill="FFFFFF"/>
-            <w:tcMar>
-              <w:top w:w="90" w:type="dxa"/>
-              <w:left w:w="195" w:type="dxa"/>
-              <w:bottom w:w="90" w:type="dxa"/>
-              <w:right w:w="195" w:type="dxa"/>
-            </w:tcMar>
-            <w:vAlign w:val="center"/>
-            <w:hideMark/>
-          </w:tcPr>
-          <w:p>
-            <w:pPr>
-              <w:rPr>
-                <w:sz w:val="24"/>
-                <w:szCs w:val="24"/>
-                <w:lang w:val="uk-UA"/>
-              </w:rPr>
-            </w:pPr>
-            <w:r>
-              <w:rPr>
-                <w:b/>
-                <w:bCs/>
-                <w:sz w:val="24"/>
-                <w:szCs w:val="24"/>
-                <w:lang w:val="uk-UA"/>
-              </w:rPr>
-              <w:t>In-App Browser Sandboxing:</w:t>
-            </w:r>
-            <w:r>
-              <w:rPr>
-                <w:sz w:val="24"/>
-                <w:szCs w:val="24"/>
-                <w:lang w:val="uk-UA"/>
-              </w:rPr>
-              <w:t> Frequently fails if the QR is scanned using a social media app's camera (e.g., Instagram, TikTok, WeChat), trapping the user in a limited webview instead of launching the app.</w:t>
-            </w:r>
-          </w:p>
-        </w:tc>
-      </w:tr>
-      <w:tr>
-        <w:tc>
-          <w:tcPr>
-            <w:tcW w:w="0" w:type="auto"/>
-            <w:tcBorders>
-              <w:top w:val="single" w:sz="6" w:space="0" w:color="D1D9E0"/>
-              <w:left w:val="single" w:sz="6" w:space="0" w:color="D1D9E0"/>
-              <w:bottom w:val="single" w:sz="6" w:space="0" w:color="D1D9E0"/>
-              <w:right w:val="single" w:sz="6" w:space="0" w:color="D1D9E0"/>
-            </w:tcBorders>
-            <w:shd w:val="clear" w:color="auto" w:fill="F6F8FA"/>
-            <w:tcMar>
-              <w:top w:w="90" w:type="dxa"/>
-              <w:left w:w="195" w:type="dxa"/>
-              <w:bottom w:w="90" w:type="dxa"/>
-              <w:right w:w="195" w:type="dxa"/>
-            </w:tcMar>
-            <w:vAlign w:val="center"/>
-            <w:hideMark/>
-          </w:tcPr>
-          <w:p>
-            <w:pPr>
-              <w:rPr>
-                <w:sz w:val="24"/>
-                <w:szCs w:val="24"/>
-                <w:lang w:val="uk-UA"/>
-              </w:rPr>
-            </w:pPr>
-            <w:r>
-              <w:rPr>
-                <w:b/>
-                <w:bCs/>
-                <w:sz w:val="24"/>
-                <w:szCs w:val="24"/>
-                <w:lang w:val="uk-UA"/>
-              </w:rPr>
-              <w:t>Zero-Latency Routing:</w:t>
-            </w:r>
-            <w:r>
-              <w:rPr>
-                <w:sz w:val="24"/>
-                <w:szCs w:val="24"/>
-                <w:lang w:val="uk-UA"/>
-              </w:rPr>
-              <w:t> Modern OS optimizations make the handoff from the native Camera app to your application virtually instantaneous.</w:t>
-            </w:r>
-          </w:p>
-        </w:tc>
-        <w:tc>
-          <w:tcPr>
-            <w:tcW w:w="0" w:type="auto"/>
-            <w:tcBorders>
-              <w:top w:val="single" w:sz="6" w:space="0" w:color="D1D9E0"/>
-              <w:left w:val="single" w:sz="6" w:space="0" w:color="D1D9E0"/>
-              <w:bottom w:val="single" w:sz="6" w:space="0" w:color="D1D9E0"/>
-              <w:right w:val="single" w:sz="6" w:space="0" w:color="D1D9E0"/>
-            </w:tcBorders>
-            <w:shd w:val="clear" w:color="auto" w:fill="F6F8FA"/>
-            <w:tcMar>
-              <w:top w:w="90" w:type="dxa"/>
-              <w:left w:w="195" w:type="dxa"/>
-              <w:bottom w:w="90" w:type="dxa"/>
-              <w:right w:w="195" w:type="dxa"/>
-            </w:tcMar>
-            <w:vAlign w:val="center"/>
-            <w:hideMark/>
-          </w:tcPr>
-          <w:p>
-            <w:pPr>
-              <w:rPr>
-                <w:sz w:val="24"/>
-                <w:szCs w:val="24"/>
-                <w:lang w:val="uk-UA"/>
-              </w:rPr>
-            </w:pPr>
-            <w:r>
-              <w:rPr>
-                <w:b/>
-                <w:bCs/>
-                <w:sz w:val="24"/>
-                <w:szCs w:val="24"/>
-                <w:lang w:val="uk-UA"/>
-              </w:rPr>
-              <w:t>Local Testing Friction:</w:t>
-            </w:r>
-            <w:r>
-              <w:rPr>
-                <w:sz w:val="24"/>
-                <w:szCs w:val="24"/>
-                <w:lang w:val="uk-UA"/>
-              </w:rPr>
-              <w:t> Notoriously difficult to test during local development, requiring secure HTTP tunnels (like Ngrok/LocalTunnel) and valid SSL certificates just to debug.</w:t>
-            </w:r>
-          </w:p>
-        </w:tc>
-      </w:tr>
-      <w:tr>
-        <w:tc>
-          <w:tcPr>
-            <w:tcW w:w="0" w:type="auto"/>
-            <w:tcBorders>
-              <w:top w:val="single" w:sz="6" w:space="0" w:color="D1D9E0"/>
-              <w:left w:val="single" w:sz="6" w:space="0" w:color="D1D9E0"/>
-              <w:bottom w:val="single" w:sz="6" w:space="0" w:color="D1D9E0"/>
-              <w:right w:val="single" w:sz="6" w:space="0" w:color="D1D9E0"/>
-            </w:tcBorders>
-            <w:shd w:val="clear" w:color="auto" w:fill="FFFFFF"/>
-            <w:tcMar>
-              <w:top w:w="90" w:type="dxa"/>
-              <w:left w:w="195" w:type="dxa"/>
-              <w:bottom w:w="90" w:type="dxa"/>
-              <w:right w:w="195" w:type="dxa"/>
-            </w:tcMar>
-            <w:vAlign w:val="center"/>
-            <w:hideMark/>
-          </w:tcPr>
-          <w:p>
-            <w:pPr>
-              <w:rPr>
-                <w:sz w:val="24"/>
-                <w:szCs w:val="24"/>
-                <w:lang w:val="uk-UA"/>
-              </w:rPr>
-            </w:pPr>
-            <w:r>
-              <w:rPr>
-                <w:b/>
-                <w:bCs/>
-                <w:sz w:val="24"/>
-                <w:szCs w:val="24"/>
-                <w:lang w:val="uk-UA"/>
-              </w:rPr>
-              <w:t>Native Feel:</w:t>
-            </w:r>
-            <w:r>
-              <w:rPr>
-                <w:sz w:val="24"/>
-                <w:szCs w:val="24"/>
-                <w:lang w:val="uk-UA"/>
-              </w:rPr>
-              <w:t> Built-in OS support means it works natively directly from the default system camera without needing a specialized scanner app.</w:t>
-            </w:r>
-          </w:p>
-        </w:tc>
-        <w:tc>
-          <w:tcPr>
-            <w:tcW w:w="0" w:type="auto"/>
-            <w:tcBorders>
-              <w:top w:val="single" w:sz="6" w:space="0" w:color="D1D9E0"/>
-              <w:left w:val="single" w:sz="6" w:space="0" w:color="D1D9E0"/>
-              <w:bottom w:val="single" w:sz="6" w:space="0" w:color="D1D9E0"/>
-              <w:right w:val="single" w:sz="6" w:space="0" w:color="D1D9E0"/>
-            </w:tcBorders>
-            <w:shd w:val="clear" w:color="auto" w:fill="FFFFFF"/>
-            <w:tcMar>
-              <w:top w:w="90" w:type="dxa"/>
-              <w:left w:w="195" w:type="dxa"/>
-              <w:bottom w:w="90" w:type="dxa"/>
-              <w:right w:w="195" w:type="dxa"/>
-            </w:tcMar>
-            <w:vAlign w:val="center"/>
-            <w:hideMark/>
-          </w:tcPr>
-          <w:p>
-            <w:pPr>
-              <w:rPr>
-                <w:sz w:val="24"/>
-                <w:szCs w:val="24"/>
-                <w:lang w:val="uk-UA"/>
-              </w:rPr>
-            </w:pPr>
-            <w:r>
-              <w:rPr>
-                <w:b/>
-                <w:bCs/>
-                <w:sz w:val="24"/>
-                <w:szCs w:val="24"/>
-                <w:lang w:val="uk-UA"/>
-              </w:rPr>
-              <w:t>Fragile:</w:t>
-            </w:r>
-            <w:r>
-              <w:rPr>
-                <w:sz w:val="24"/>
-                <w:szCs w:val="24"/>
-                <w:lang w:val="uk-UA"/>
-              </w:rPr>
-              <w:t> If the JSON file is even slightly malformed or served with the wrong MIME type, the OS degrades to standard web links silently.</w:t>
-            </w:r>
-          </w:p>
-        </w:tc>
-      </w:tr>
-    </w:tbl>
-    <w:p>
-      <w:pPr>
-        <w:rPr>
-          <w:lang w:val="uk-UA"/>
-        </w:rPr>
-      </w:pPr>
-    </w:p>
-    <w:p/>
-    <w:p>
-      <w:pPr>
-        <w:pStyle w:val="Heading1"/>
-      </w:pPr>
-    </w:p>
-    <w:p/>
-    <w:p/>
-    <w:p/>
     <w:p>
       <w:pPr>
         <w:pStyle w:val="Heading1"/>
@@ -4475,25 +3692,7 @@
           <w:sz w:val="24"/>
           <w:szCs w:val="24"/>
         </w:rPr>
-        <w:t xml:space="preserve">    "</w:t>
-      </w:r>
-      <w:proofErr w:type="spellStart"/>
-      <w:r>
-        <w:rPr>
-          <w:rStyle w:val="FunctionTok"/>
-          <w:sz w:val="24"/>
-          <w:szCs w:val="24"/>
-        </w:rPr>
-        <w:t>screenId</w:t>
-      </w:r>
-      <w:proofErr w:type="spellEnd"/>
-      <w:r>
-        <w:rPr>
-          <w:rStyle w:val="FunctionTok"/>
-          <w:sz w:val="24"/>
-          <w:szCs w:val="24"/>
-        </w:rPr>
-        <w:t>": "CONTROL_SCREEN"</w:t>
+        <w:t xml:space="preserve">    "screenId": "CONTROL_SCREEN"</w:t>
       </w:r>
     </w:p>
     <w:p>
@@ -4700,25 +3899,25 @@
           <w:szCs w:val="24"/>
         </w:rPr>
         <w:lastRenderedPageBreak/>
-        <w:t xml:space="preserve">    "</w:t>
-      </w:r>
-      <w:proofErr w:type="spellStart"/>
-      <w:r>
+        <w:t xml:space="preserve">    "screenId": "CONTROL_SCREEN",</w:t>
+      </w:r>
+    </w:p>
+    <w:p>
+      <w:pPr>
+        <w:pStyle w:val="SourceCode"/>
         <w:rPr>
           <w:rStyle w:val="FunctionTok"/>
           <w:sz w:val="24"/>
           <w:szCs w:val="24"/>
         </w:rPr>
-        <w:t>screenId</w:t>
-      </w:r>
-      <w:proofErr w:type="spellEnd"/>
+      </w:pPr>
       <w:r>
         <w:rPr>
           <w:rStyle w:val="FunctionTok"/>
           <w:sz w:val="24"/>
           <w:szCs w:val="24"/>
         </w:rPr>
-        <w:t>": "CONTROL_SCREEN",</w:t>
+        <w:t xml:space="preserve">    "components": {</w:t>
       </w:r>
     </w:p>
     <w:p>
@@ -4736,7 +3935,7 @@
           <w:sz w:val="24"/>
           <w:szCs w:val="24"/>
         </w:rPr>
-        <w:t xml:space="preserve">    "components": {</w:t>
+        <w:t xml:space="preserve">      "player_name": { "content": "John" },</w:t>
       </w:r>
     </w:p>
     <w:p>
@@ -4754,81 +3953,7 @@
           <w:sz w:val="24"/>
           <w:szCs w:val="24"/>
         </w:rPr>
-        <w:t xml:space="preserve">      "</w:t>
-      </w:r>
-      <w:proofErr w:type="spellStart"/>
-      <w:proofErr w:type="gramStart"/>
-      <w:r>
-        <w:rPr>
-          <w:rStyle w:val="FunctionTok"/>
-          <w:sz w:val="24"/>
-          <w:szCs w:val="24"/>
-        </w:rPr>
-        <w:t>player</w:t>
-      </w:r>
-      <w:proofErr w:type="gramEnd"/>
-      <w:r>
-        <w:rPr>
-          <w:rStyle w:val="FunctionTok"/>
-          <w:sz w:val="24"/>
-          <w:szCs w:val="24"/>
-        </w:rPr>
-        <w:t>_name</w:t>
-      </w:r>
-      <w:proofErr w:type="spellEnd"/>
-      <w:r>
-        <w:rPr>
-          <w:rStyle w:val="FunctionTok"/>
-          <w:sz w:val="24"/>
-          <w:szCs w:val="24"/>
-        </w:rPr>
-        <w:t>": { "content": "John" },</w:t>
-      </w:r>
-    </w:p>
-    <w:p>
-      <w:pPr>
-        <w:pStyle w:val="SourceCode"/>
-        <w:rPr>
-          <w:rStyle w:val="FunctionTok"/>
-          <w:sz w:val="24"/>
-          <w:szCs w:val="24"/>
-        </w:rPr>
-      </w:pPr>
-      <w:r>
-        <w:rPr>
-          <w:rStyle w:val="FunctionTok"/>
-          <w:sz w:val="24"/>
-          <w:szCs w:val="24"/>
-        </w:rPr>
-        <w:t xml:space="preserve">      "</w:t>
-      </w:r>
-      <w:proofErr w:type="spellStart"/>
-      <w:proofErr w:type="gramStart"/>
-      <w:r>
-        <w:rPr>
-          <w:rStyle w:val="FunctionTok"/>
-          <w:sz w:val="24"/>
-          <w:szCs w:val="24"/>
-        </w:rPr>
-        <w:t>fire</w:t>
-      </w:r>
-      <w:proofErr w:type="gramEnd"/>
-      <w:r>
-        <w:rPr>
-          <w:rStyle w:val="FunctionTok"/>
-          <w:sz w:val="24"/>
-          <w:szCs w:val="24"/>
-        </w:rPr>
-        <w:t>_btn</w:t>
-      </w:r>
-      <w:proofErr w:type="spellEnd"/>
-      <w:r>
-        <w:rPr>
-          <w:rStyle w:val="FunctionTok"/>
-          <w:sz w:val="24"/>
-          <w:szCs w:val="24"/>
-        </w:rPr>
-        <w:t>": { "disabled": false }</w:t>
+        <w:t xml:space="preserve">      "fire_btn": { "disabled": false }</w:t>
       </w:r>
     </w:p>
     <w:p>
@@ -5064,35 +4189,43 @@
           <w:sz w:val="24"/>
           <w:szCs w:val="24"/>
         </w:rPr>
-        <w:t xml:space="preserve">      "</w:t>
-      </w:r>
-      <w:proofErr w:type="spellStart"/>
-      <w:proofErr w:type="gramStart"/>
-      <w:r>
+        <w:t xml:space="preserve">      "server_message": { </w:t>
+      </w:r>
+    </w:p>
+    <w:p>
+      <w:pPr>
+        <w:pStyle w:val="SourceCode"/>
         <w:rPr>
           <w:rStyle w:val="FunctionTok"/>
           <w:sz w:val="24"/>
           <w:szCs w:val="24"/>
         </w:rPr>
-        <w:t>server</w:t>
-      </w:r>
-      <w:proofErr w:type="gramEnd"/>
+      </w:pPr>
       <w:r>
         <w:rPr>
           <w:rStyle w:val="FunctionTok"/>
           <w:sz w:val="24"/>
           <w:szCs w:val="24"/>
         </w:rPr>
-        <w:t>_message</w:t>
-      </w:r>
-      <w:proofErr w:type="spellEnd"/>
-      <w:r>
+        <w:t xml:space="preserve">        "content": "Wrong code!", </w:t>
+      </w:r>
+    </w:p>
+    <w:p>
+      <w:pPr>
+        <w:pStyle w:val="SourceCode"/>
         <w:rPr>
           <w:rStyle w:val="FunctionTok"/>
           <w:sz w:val="24"/>
           <w:szCs w:val="24"/>
         </w:rPr>
-        <w:t xml:space="preserve">": { </w:t>
+      </w:pPr>
+      <w:r>
+        <w:rPr>
+          <w:rStyle w:val="FunctionTok"/>
+          <w:sz w:val="24"/>
+          <w:szCs w:val="24"/>
+        </w:rPr>
+        <w:t xml:space="preserve">        "style": { "color": "white", "fontSize": 60 }</w:t>
       </w:r>
     </w:p>
     <w:p>
@@ -5110,7 +4243,7 @@
           <w:sz w:val="24"/>
           <w:szCs w:val="24"/>
         </w:rPr>
-        <w:t xml:space="preserve">        "content": "Wrong code!", </w:t>
+        <w:t xml:space="preserve">      },</w:t>
       </w:r>
     </w:p>
     <w:p>
@@ -5128,25 +4261,25 @@
           <w:sz w:val="24"/>
           <w:szCs w:val="24"/>
         </w:rPr>
-        <w:t xml:space="preserve">        "style": { "color": "white", "</w:t>
-      </w:r>
-      <w:proofErr w:type="spellStart"/>
-      <w:r>
+        <w:t xml:space="preserve">      "submit_btn": { "disabled": true },</w:t>
+      </w:r>
+    </w:p>
+    <w:p>
+      <w:pPr>
+        <w:pStyle w:val="SourceCode"/>
         <w:rPr>
           <w:rStyle w:val="FunctionTok"/>
           <w:sz w:val="24"/>
           <w:szCs w:val="24"/>
         </w:rPr>
-        <w:t>fontSize</w:t>
-      </w:r>
-      <w:proofErr w:type="spellEnd"/>
+      </w:pPr>
       <w:r>
         <w:rPr>
           <w:rStyle w:val="FunctionTok"/>
           <w:sz w:val="24"/>
           <w:szCs w:val="24"/>
         </w:rPr>
-        <w:t>": 60 }</w:t>
+        <w:t xml:space="preserve">      "fire_btn": { "visible": true },</w:t>
       </w:r>
     </w:p>
     <w:p>
@@ -5164,145 +4297,7 @@
           <w:sz w:val="24"/>
           <w:szCs w:val="24"/>
         </w:rPr>
-        <w:t xml:space="preserve">      },</w:t>
-      </w:r>
-    </w:p>
-    <w:p>
-      <w:pPr>
-        <w:pStyle w:val="SourceCode"/>
-        <w:rPr>
-          <w:rStyle w:val="FunctionTok"/>
-          <w:sz w:val="24"/>
-          <w:szCs w:val="24"/>
-        </w:rPr>
-      </w:pPr>
-      <w:r>
-        <w:rPr>
-          <w:rStyle w:val="FunctionTok"/>
-          <w:sz w:val="24"/>
-          <w:szCs w:val="24"/>
-        </w:rPr>
-        <w:t xml:space="preserve">      "</w:t>
-      </w:r>
-      <w:proofErr w:type="spellStart"/>
-      <w:proofErr w:type="gramStart"/>
-      <w:r>
-        <w:rPr>
-          <w:rStyle w:val="FunctionTok"/>
-          <w:sz w:val="24"/>
-          <w:szCs w:val="24"/>
-        </w:rPr>
-        <w:t>submit</w:t>
-      </w:r>
-      <w:proofErr w:type="gramEnd"/>
-      <w:r>
-        <w:rPr>
-          <w:rStyle w:val="FunctionTok"/>
-          <w:sz w:val="24"/>
-          <w:szCs w:val="24"/>
-        </w:rPr>
-        <w:t>_btn</w:t>
-      </w:r>
-      <w:proofErr w:type="spellEnd"/>
-      <w:r>
-        <w:rPr>
-          <w:rStyle w:val="FunctionTok"/>
-          <w:sz w:val="24"/>
-          <w:szCs w:val="24"/>
-        </w:rPr>
-        <w:t>": { "disabled": true },</w:t>
-      </w:r>
-    </w:p>
-    <w:p>
-      <w:pPr>
-        <w:pStyle w:val="SourceCode"/>
-        <w:rPr>
-          <w:rStyle w:val="FunctionTok"/>
-          <w:sz w:val="24"/>
-          <w:szCs w:val="24"/>
-        </w:rPr>
-      </w:pPr>
-      <w:r>
-        <w:rPr>
-          <w:rStyle w:val="FunctionTok"/>
-          <w:sz w:val="24"/>
-          <w:szCs w:val="24"/>
-        </w:rPr>
-        <w:t xml:space="preserve">      "</w:t>
-      </w:r>
-      <w:proofErr w:type="spellStart"/>
-      <w:proofErr w:type="gramStart"/>
-      <w:r>
-        <w:rPr>
-          <w:rStyle w:val="FunctionTok"/>
-          <w:sz w:val="24"/>
-          <w:szCs w:val="24"/>
-        </w:rPr>
-        <w:t>fire</w:t>
-      </w:r>
-      <w:proofErr w:type="gramEnd"/>
-      <w:r>
-        <w:rPr>
-          <w:rStyle w:val="FunctionTok"/>
-          <w:sz w:val="24"/>
-          <w:szCs w:val="24"/>
-        </w:rPr>
-        <w:t>_btn</w:t>
-      </w:r>
-      <w:proofErr w:type="spellEnd"/>
-      <w:r>
-        <w:rPr>
-          <w:rStyle w:val="FunctionTok"/>
-          <w:sz w:val="24"/>
-          <w:szCs w:val="24"/>
-        </w:rPr>
-        <w:t>": { "visible": true },</w:t>
-      </w:r>
-    </w:p>
-    <w:p>
-      <w:pPr>
-        <w:pStyle w:val="SourceCode"/>
-        <w:rPr>
-          <w:rStyle w:val="FunctionTok"/>
-          <w:sz w:val="24"/>
-          <w:szCs w:val="24"/>
-        </w:rPr>
-      </w:pPr>
-      <w:r>
-        <w:rPr>
-          <w:rStyle w:val="FunctionTok"/>
-          <w:sz w:val="24"/>
-          <w:szCs w:val="24"/>
-        </w:rPr>
-        <w:t xml:space="preserve">      "</w:t>
-      </w:r>
-      <w:proofErr w:type="spellStart"/>
-      <w:proofErr w:type="gramStart"/>
-      <w:r>
-        <w:rPr>
-          <w:rStyle w:val="FunctionTok"/>
-          <w:sz w:val="24"/>
-          <w:szCs w:val="24"/>
-        </w:rPr>
-        <w:t>some</w:t>
-      </w:r>
-      <w:proofErr w:type="gramEnd"/>
-      <w:r>
-        <w:rPr>
-          <w:rStyle w:val="FunctionTok"/>
-          <w:sz w:val="24"/>
-          <w:szCs w:val="24"/>
-        </w:rPr>
-        <w:t>_img</w:t>
-      </w:r>
-      <w:proofErr w:type="spellEnd"/>
-      <w:r>
-        <w:rPr>
-          <w:rStyle w:val="FunctionTok"/>
-          <w:sz w:val="24"/>
-          <w:szCs w:val="24"/>
-        </w:rPr>
-        <w:t>": { "texture": "https://...", "visible": true }</w:t>
+        <w:t xml:space="preserve">      "some_img": { "texture": "https://...", "visible": true }</w:t>
       </w:r>
     </w:p>
     <w:p>
@@ -14332,7 +13327,7 @@
   <w:style w:type="paragraph" w:default="1" w:styleId="Normal">
     <w:name w:val="Normal"/>
     <w:qFormat/>
-    <w:rsid w:val="00AC3173"/>
+    <w:rsid w:val="00F91A36"/>
   </w:style>
   <w:style w:type="paragraph" w:styleId="Heading1">
     <w:name w:val="heading 1"/>
@@ -14533,6 +13528,7 @@
   <w:style w:type="character" w:default="1" w:styleId="DefaultParagraphFont">
     <w:name w:val="Default Paragraph Font"/>
     <w:uiPriority w:val="1"/>
+    <w:semiHidden/>
     <w:unhideWhenUsed/>
   </w:style>
   <w:style w:type="table" w:default="1" w:styleId="TableNormal">

--- a/mrc_tech_design.docx
+++ b/mrc_tech_design.docx
@@ -411,6 +411,7 @@
     </w:p>
     <w:p>
       <w:pPr>
+        <w:jc w:val="center"/>
         <w:rPr>
           <w:lang w:val="uk-UA"/>
         </w:rPr>
@@ -420,10 +421,10 @@
           <w:noProof/>
         </w:rPr>
         <w:drawing>
-          <wp:inline distT="0" distB="0" distL="0" distR="0" wp14:anchorId="01B523DE" wp14:editId="51944529">
-            <wp:extent cx="5791738" cy="7778115"/>
-            <wp:effectExtent l="0" t="0" r="0" b="0"/>
-            <wp:docPr id="130910264" name="Picture 5"/>
+          <wp:inline distT="0" distB="0" distL="0" distR="0" wp14:anchorId="16782F47" wp14:editId="0596888A">
+            <wp:extent cx="3491923" cy="7867461"/>
+            <wp:effectExtent l="0" t="0" r="0" b="635"/>
+            <wp:docPr id="47248356" name="Picture 7"/>
             <wp:cNvGraphicFramePr>
               <a:graphicFrameLocks xmlns:a="http://schemas.openxmlformats.org/drawingml/2006/main" noChangeAspect="1"/>
             </wp:cNvGraphicFramePr>
@@ -431,13 +432,13 @@
               <a:graphicData uri="http://schemas.openxmlformats.org/drawingml/2006/picture">
                 <pic:pic xmlns:pic="http://schemas.openxmlformats.org/drawingml/2006/picture">
                   <pic:nvPicPr>
-                    <pic:cNvPr id="0" name="Picture 5"/>
+                    <pic:cNvPr id="0" name="Picture 259"/>
                     <pic:cNvPicPr>
                       <a:picLocks noChangeAspect="1" noChangeArrowheads="1"/>
                     </pic:cNvPicPr>
                   </pic:nvPicPr>
                   <pic:blipFill>
-                    <a:blip r:embed="rId8">
+                    <a:blip r:embed="rId8" cstate="print">
                       <a:extLst>
                         <a:ext uri="{28A0092B-C50C-407E-A947-70E740481C1C}">
                           <a14:useLocalDpi xmlns:a14="http://schemas.microsoft.com/office/drawing/2010/main" val="0"/>
@@ -452,7 +453,7 @@
                   <pic:spPr bwMode="auto">
                     <a:xfrm>
                       <a:off x="0" y="0"/>
-                      <a:ext cx="5795005" cy="7782503"/>
+                      <a:ext cx="3494048" cy="7872248"/>
                     </a:xfrm>
                     <a:prstGeom prst="rect">
                       <a:avLst/>
@@ -472,807 +473,39 @@
     <w:p>
       <w:pPr>
         <w:pStyle w:val="Heading2"/>
-        <w:rPr>
-          <w:lang w:val="uk-UA"/>
-        </w:rPr>
       </w:pPr>
       <w:r>
         <w:rPr>
           <w:lang w:val="uk-UA"/>
         </w:rPr>
         <w:lastRenderedPageBreak/>
-        <w:t>2</w:t>
-      </w:r>
-      <w:r>
-        <w:rPr>
-          <w:lang w:val="uk-UA"/>
-        </w:rPr>
-        <w:t>.3 Universal Links (iOS) &amp; App Links (Android)</w:t>
-      </w:r>
-    </w:p>
-    <w:p>
-      <w:pPr>
-        <w:rPr>
-          <w:sz w:val="24"/>
-          <w:szCs w:val="24"/>
-          <w:lang w:val="uk-UA"/>
-        </w:rPr>
-      </w:pPr>
-      <w:r>
-        <w:rPr>
-          <w:sz w:val="24"/>
-          <w:szCs w:val="24"/>
-          <w:lang w:val="uk-UA"/>
-        </w:rPr>
-        <w:t xml:space="preserve">This technical specification defines the implementation of Universal Links (iOS) and App Links (Android). </w:t>
-      </w:r>
-      <w:r>
-        <w:rPr>
-          <w:sz w:val="24"/>
-          <w:szCs w:val="24"/>
-        </w:rPr>
-        <w:t>T</w:t>
-      </w:r>
-      <w:r>
-        <w:rPr>
-          <w:sz w:val="24"/>
-          <w:szCs w:val="24"/>
-          <w:lang w:val="uk-UA"/>
-        </w:rPr>
-        <w:t>hese</w:t>
-      </w:r>
-      <w:r>
-        <w:rPr>
-          <w:sz w:val="24"/>
-          <w:szCs w:val="24"/>
-        </w:rPr>
-        <w:t xml:space="preserve"> </w:t>
-      </w:r>
-      <w:r>
-        <w:rPr>
-          <w:sz w:val="24"/>
-          <w:szCs w:val="24"/>
-          <w:lang w:val="uk-UA"/>
-        </w:rPr>
-        <w:t>are OS-level standards that use verified domain ownership to route users directly to the native application without leaving the current context.</w:t>
-      </w:r>
-    </w:p>
-    <w:p>
-      <w:pPr>
-        <w:rPr>
-          <w:sz w:val="24"/>
-          <w:szCs w:val="24"/>
-          <w:lang w:val="uk-UA"/>
-        </w:rPr>
-      </w:pPr>
-      <w:r>
-        <w:rPr>
-          <w:b/>
-          <w:bCs/>
-          <w:sz w:val="24"/>
-          <w:szCs w:val="24"/>
-          <w:lang w:val="uk-UA"/>
-        </w:rPr>
-        <w:t>1. Overview</w:t>
-      </w:r>
-      <w:r>
-        <w:rPr>
-          <w:sz w:val="24"/>
-          <w:szCs w:val="24"/>
-          <w:lang w:val="uk-UA"/>
-        </w:rPr>
-        <w:t> Universal Links (iOS) and App Links (Android) allow a standard HTTPS URL (e.g., https://yourgame.com/join?</w:t>
-      </w:r>
-      <w:r>
-        <w:rPr>
-          <w:b/>
-          <w:bCs/>
-          <w:sz w:val="24"/>
-          <w:szCs w:val="24"/>
-        </w:rPr>
-        <w:t>roomId</w:t>
-      </w:r>
-      <w:r>
-        <w:rPr>
-          <w:sz w:val="24"/>
-          <w:szCs w:val="24"/>
-          <w:lang w:val="uk-UA"/>
-        </w:rPr>
-        <w:t>=123) to act as a direct entry point to a native app. If the app is installed, the OS intercepts the URL and launches the app. If the app is missing, the OS falls back to the mobile browser, where the Deferred Deep Linking logic begins.</w:t>
-      </w:r>
-    </w:p>
-    <w:p>
-      <w:pPr>
-        <w:rPr>
-          <w:sz w:val="24"/>
-          <w:szCs w:val="24"/>
-          <w:lang w:val="uk-UA"/>
-        </w:rPr>
-      </w:pPr>
-      <w:r>
-        <w:rPr>
-          <w:b/>
-          <w:bCs/>
-          <w:sz w:val="24"/>
-          <w:szCs w:val="24"/>
-          <w:lang w:val="uk-UA"/>
-        </w:rPr>
-        <w:t>2. Domain Verification (The "Handshake")</w:t>
-      </w:r>
-      <w:r>
-        <w:rPr>
-          <w:sz w:val="24"/>
-          <w:szCs w:val="24"/>
-          <w:lang w:val="uk-UA"/>
-        </w:rPr>
-        <w:t> For security, the OS must verify that the app developer owns the domain. This requires hosting specific JSON manifests in the /.well-known/ directory of your HTTPS server.</w:t>
-      </w:r>
-    </w:p>
-    <w:p>
-      <w:pPr>
-        <w:numPr>
-          <w:ilvl w:val="0"/>
-          <w:numId w:val="41"/>
-        </w:numPr>
-        <w:rPr>
-          <w:sz w:val="24"/>
-          <w:szCs w:val="24"/>
-          <w:lang w:val="uk-UA"/>
-        </w:rPr>
-      </w:pPr>
-      <w:r>
-        <w:rPr>
-          <w:b/>
-          <w:bCs/>
-          <w:sz w:val="24"/>
-          <w:szCs w:val="24"/>
-          <w:lang w:val="uk-UA"/>
-        </w:rPr>
-        <w:t>A. iOS: </w:t>
-      </w:r>
-      <w:r>
-        <w:rPr>
-          <w:b/>
-          <w:bCs/>
-          <w:i/>
-          <w:iCs/>
-          <w:sz w:val="24"/>
-          <w:szCs w:val="24"/>
-          <w:lang w:val="uk-UA"/>
-        </w:rPr>
-        <w:t>apple-app-site-association</w:t>
-      </w:r>
-      <w:r>
-        <w:rPr>
-          <w:b/>
-          <w:bCs/>
-          <w:sz w:val="24"/>
-          <w:szCs w:val="24"/>
-          <w:lang w:val="uk-UA"/>
-        </w:rPr>
-        <w:t> (AASA)</w:t>
-      </w:r>
-    </w:p>
-    <w:p>
-      <w:pPr>
-        <w:numPr>
-          <w:ilvl w:val="1"/>
-          <w:numId w:val="41"/>
-        </w:numPr>
-        <w:rPr>
-          <w:sz w:val="24"/>
-          <w:szCs w:val="24"/>
-          <w:lang w:val="uk-UA"/>
-        </w:rPr>
-      </w:pPr>
-      <w:r>
-        <w:rPr>
-          <w:sz w:val="24"/>
-          <w:szCs w:val="24"/>
-          <w:lang w:val="uk-UA"/>
-        </w:rPr>
-        <w:t>File Name: </w:t>
-      </w:r>
-      <w:r>
-        <w:rPr>
-          <w:i/>
-          <w:iCs/>
-          <w:sz w:val="24"/>
-          <w:szCs w:val="24"/>
-          <w:lang w:val="uk-UA"/>
-        </w:rPr>
-        <w:t>apple-app-site-association</w:t>
-      </w:r>
-      <w:r>
-        <w:rPr>
-          <w:sz w:val="24"/>
-          <w:szCs w:val="24"/>
-          <w:lang w:val="uk-UA"/>
-        </w:rPr>
-        <w:t> (No extension).</w:t>
-      </w:r>
-    </w:p>
-    <w:p>
-      <w:pPr>
-        <w:numPr>
-          <w:ilvl w:val="1"/>
-          <w:numId w:val="41"/>
-        </w:numPr>
-        <w:rPr>
-          <w:sz w:val="24"/>
-          <w:szCs w:val="24"/>
-          <w:lang w:val="uk-UA"/>
-        </w:rPr>
-      </w:pPr>
-      <w:r>
-        <w:rPr>
-          <w:sz w:val="24"/>
-          <w:szCs w:val="24"/>
-          <w:lang w:val="uk-UA"/>
-        </w:rPr>
-        <w:t>MIME Type: application/json.</w:t>
-      </w:r>
-    </w:p>
-    <w:p>
-      <w:pPr>
-        <w:numPr>
-          <w:ilvl w:val="1"/>
-          <w:numId w:val="41"/>
-        </w:numPr>
-        <w:rPr>
-          <w:sz w:val="24"/>
-          <w:szCs w:val="24"/>
-          <w:lang w:val="uk-UA"/>
-        </w:rPr>
-      </w:pPr>
-      <w:r>
-        <w:rPr>
-          <w:sz w:val="24"/>
-          <w:szCs w:val="24"/>
-          <w:lang w:val="uk-UA"/>
-        </w:rPr>
-        <w:t>Key Requirement: Must contain the appID (TeamID.BundleID) and the paths the app is authorized to handle.</w:t>
-      </w:r>
-    </w:p>
-    <w:p>
-      <w:pPr>
-        <w:numPr>
-          <w:ilvl w:val="0"/>
-          <w:numId w:val="41"/>
-        </w:numPr>
-        <w:rPr>
-          <w:sz w:val="24"/>
-          <w:szCs w:val="24"/>
-          <w:lang w:val="uk-UA"/>
-        </w:rPr>
-      </w:pPr>
-      <w:r>
-        <w:rPr>
-          <w:b/>
-          <w:bCs/>
-          <w:sz w:val="24"/>
-          <w:szCs w:val="24"/>
-          <w:lang w:val="uk-UA"/>
-        </w:rPr>
-        <w:t>B. Android: assetlinks.json</w:t>
-      </w:r>
-    </w:p>
-    <w:p>
-      <w:pPr>
-        <w:numPr>
-          <w:ilvl w:val="1"/>
-          <w:numId w:val="41"/>
-        </w:numPr>
-        <w:rPr>
-          <w:sz w:val="24"/>
-          <w:szCs w:val="24"/>
-          <w:lang w:val="uk-UA"/>
-        </w:rPr>
-      </w:pPr>
-      <w:r>
-        <w:rPr>
-          <w:sz w:val="24"/>
-          <w:szCs w:val="24"/>
-          <w:lang w:val="uk-UA"/>
-        </w:rPr>
-        <w:t>File Name: </w:t>
-      </w:r>
-      <w:r>
-        <w:rPr>
-          <w:i/>
-          <w:iCs/>
-          <w:sz w:val="24"/>
-          <w:szCs w:val="24"/>
-          <w:lang w:val="uk-UA"/>
-        </w:rPr>
-        <w:t>assetlinks.json</w:t>
-      </w:r>
-      <w:r>
-        <w:rPr>
-          <w:sz w:val="24"/>
-          <w:szCs w:val="24"/>
-          <w:lang w:val="uk-UA"/>
-        </w:rPr>
-        <w:t>.</w:t>
-      </w:r>
-    </w:p>
-    <w:p>
-      <w:pPr>
-        <w:numPr>
-          <w:ilvl w:val="1"/>
-          <w:numId w:val="41"/>
-        </w:numPr>
-        <w:rPr>
-          <w:sz w:val="24"/>
-          <w:szCs w:val="24"/>
-          <w:lang w:val="uk-UA"/>
-        </w:rPr>
-      </w:pPr>
-      <w:r>
-        <w:rPr>
-          <w:sz w:val="24"/>
-          <w:szCs w:val="24"/>
-          <w:lang w:val="uk-UA"/>
-        </w:rPr>
-        <w:t>MIME Type: application/json.</w:t>
-      </w:r>
-    </w:p>
-    <w:p>
-      <w:pPr>
-        <w:numPr>
-          <w:ilvl w:val="1"/>
-          <w:numId w:val="41"/>
-        </w:numPr>
-        <w:rPr>
-          <w:sz w:val="24"/>
-          <w:szCs w:val="24"/>
-          <w:lang w:val="uk-UA"/>
-        </w:rPr>
-      </w:pPr>
-      <w:r>
-        <w:rPr>
-          <w:sz w:val="24"/>
-          <w:szCs w:val="24"/>
-          <w:lang w:val="uk-UA"/>
-        </w:rPr>
-        <w:t>Key Requirement: Must contain the package_name and the sha256_cert_fingerprints of your app’s signing certificate.</w:t>
-      </w:r>
-    </w:p>
-    <w:p>
-      <w:pPr>
-        <w:rPr>
-          <w:sz w:val="24"/>
-          <w:szCs w:val="24"/>
-          <w:lang w:val="uk-UA"/>
-        </w:rPr>
-      </w:pPr>
-      <w:r>
-        <w:rPr>
-          <w:b/>
-          <w:bCs/>
-          <w:sz w:val="24"/>
-          <w:szCs w:val="24"/>
-          <w:lang w:val="uk-UA"/>
-        </w:rPr>
-        <w:t>3. Technical Execution Flow</w:t>
-      </w:r>
-    </w:p>
-    <w:p>
-      <w:pPr>
-        <w:numPr>
-          <w:ilvl w:val="0"/>
-          <w:numId w:val="42"/>
-        </w:numPr>
-        <w:rPr>
-          <w:sz w:val="24"/>
-          <w:szCs w:val="24"/>
-          <w:lang w:val="uk-UA"/>
-        </w:rPr>
-      </w:pPr>
-      <w:r>
-        <w:rPr>
-          <w:b/>
-          <w:bCs/>
-          <w:sz w:val="24"/>
-          <w:szCs w:val="24"/>
-          <w:lang w:val="uk-UA"/>
-        </w:rPr>
-        <w:t>System Interception:</w:t>
-      </w:r>
-      <w:r>
-        <w:rPr>
-          <w:sz w:val="24"/>
-          <w:szCs w:val="24"/>
-          <w:lang w:val="uk-UA"/>
-        </w:rPr>
-        <w:t> The user scans a QR code containing an HTTPS URL. The OS checks its internal database for verified domain associations.</w:t>
-      </w:r>
-    </w:p>
-    <w:p>
-      <w:pPr>
-        <w:numPr>
-          <w:ilvl w:val="0"/>
-          <w:numId w:val="42"/>
-        </w:numPr>
-        <w:rPr>
-          <w:sz w:val="24"/>
-          <w:szCs w:val="24"/>
-          <w:lang w:val="uk-UA"/>
-        </w:rPr>
-      </w:pPr>
-      <w:r>
-        <w:rPr>
-          <w:b/>
-          <w:bCs/>
-          <w:sz w:val="24"/>
-          <w:szCs w:val="24"/>
-          <w:lang w:val="uk-UA"/>
-        </w:rPr>
-        <w:t>App Installed Path:</w:t>
-      </w:r>
-    </w:p>
-    <w:p>
-      <w:pPr>
-        <w:numPr>
-          <w:ilvl w:val="1"/>
-          <w:numId w:val="42"/>
-        </w:numPr>
-        <w:rPr>
-          <w:sz w:val="24"/>
-          <w:szCs w:val="24"/>
-          <w:lang w:val="uk-UA"/>
-        </w:rPr>
-      </w:pPr>
-      <w:r>
-        <w:rPr>
-          <w:sz w:val="24"/>
-          <w:szCs w:val="24"/>
-          <w:lang w:val="uk-UA"/>
-        </w:rPr>
-        <w:t>The OS launches the app immediately.</w:t>
-      </w:r>
-    </w:p>
-    <w:p>
-      <w:pPr>
-        <w:numPr>
-          <w:ilvl w:val="1"/>
-          <w:numId w:val="42"/>
-        </w:numPr>
-        <w:rPr>
-          <w:sz w:val="24"/>
-          <w:szCs w:val="24"/>
-          <w:lang w:val="uk-UA"/>
-        </w:rPr>
-      </w:pPr>
-      <w:r>
-        <w:rPr>
-          <w:sz w:val="24"/>
-          <w:szCs w:val="24"/>
-          <w:lang w:val="uk-UA"/>
-        </w:rPr>
-        <w:t>The app receives the URL via userActivity (iOS) or Intent (Android).</w:t>
-      </w:r>
-    </w:p>
-    <w:p>
-      <w:pPr>
-        <w:numPr>
-          <w:ilvl w:val="1"/>
-          <w:numId w:val="42"/>
-        </w:numPr>
-        <w:rPr>
-          <w:sz w:val="24"/>
-          <w:szCs w:val="24"/>
-          <w:lang w:val="uk-UA"/>
-        </w:rPr>
-      </w:pPr>
-      <w:r>
-        <w:rPr>
-          <w:sz w:val="24"/>
-          <w:szCs w:val="24"/>
-          <w:lang w:val="uk-UA"/>
-        </w:rPr>
-        <w:t>The app parses </w:t>
-      </w:r>
-      <w:r>
-        <w:rPr>
-          <w:b/>
-          <w:bCs/>
-          <w:i/>
-          <w:iCs/>
-          <w:sz w:val="24"/>
-          <w:szCs w:val="24"/>
-        </w:rPr>
-        <w:t>roomId</w:t>
-      </w:r>
-      <w:r>
-        <w:rPr>
-          <w:sz w:val="24"/>
-          <w:szCs w:val="24"/>
-          <w:lang w:val="uk-UA"/>
-        </w:rPr>
-        <w:t xml:space="preserve"> =123 and connects to the game.</w:t>
-      </w:r>
-    </w:p>
-    <w:p>
-      <w:pPr>
-        <w:numPr>
-          <w:ilvl w:val="0"/>
-          <w:numId w:val="42"/>
-        </w:numPr>
-        <w:rPr>
-          <w:sz w:val="24"/>
-          <w:szCs w:val="24"/>
-          <w:lang w:val="uk-UA"/>
-        </w:rPr>
-      </w:pPr>
-      <w:r>
-        <w:rPr>
-          <w:b/>
-          <w:bCs/>
-          <w:sz w:val="24"/>
-          <w:szCs w:val="24"/>
-          <w:lang w:val="uk-UA"/>
-        </w:rPr>
-        <w:t>App Missing Path (Fallback to Deferred):</w:t>
-      </w:r>
-    </w:p>
-    <w:p>
-      <w:pPr>
-        <w:numPr>
-          <w:ilvl w:val="1"/>
-          <w:numId w:val="42"/>
-        </w:numPr>
-        <w:rPr>
-          <w:sz w:val="24"/>
-          <w:szCs w:val="24"/>
-          <w:lang w:val="uk-UA"/>
-        </w:rPr>
-      </w:pPr>
-      <w:r>
-        <w:rPr>
-          <w:sz w:val="24"/>
-          <w:szCs w:val="24"/>
-          <w:lang w:val="uk-UA"/>
-        </w:rPr>
-        <w:t>The OS opens the URL in the mobile browser.</w:t>
-      </w:r>
-    </w:p>
-    <w:p>
-      <w:pPr>
-        <w:numPr>
-          <w:ilvl w:val="1"/>
-          <w:numId w:val="42"/>
-        </w:numPr>
-        <w:rPr>
-          <w:sz w:val="24"/>
-          <w:szCs w:val="24"/>
-          <w:lang w:val="uk-UA"/>
-        </w:rPr>
-      </w:pPr>
-      <w:r>
-        <w:rPr>
-          <w:sz w:val="24"/>
-          <w:szCs w:val="24"/>
-          <w:lang w:val="uk-UA"/>
-        </w:rPr>
-        <w:lastRenderedPageBreak/>
-        <w:t>The Redirector page loads and captures Fingerprint FP1.</w:t>
-      </w:r>
-    </w:p>
-    <w:p>
-      <w:pPr>
-        <w:numPr>
-          <w:ilvl w:val="1"/>
-          <w:numId w:val="42"/>
-        </w:numPr>
-        <w:rPr>
-          <w:sz w:val="24"/>
-          <w:szCs w:val="24"/>
-          <w:lang w:val="uk-UA"/>
-        </w:rPr>
-      </w:pPr>
-      <w:r>
-        <w:rPr>
-          <w:sz w:val="24"/>
-          <w:szCs w:val="24"/>
-          <w:lang w:val="uk-UA"/>
-        </w:rPr>
-        <w:t>The server saves the context with a 30-minute TTL.</w:t>
-      </w:r>
-    </w:p>
-    <w:p>
-      <w:pPr>
-        <w:numPr>
-          <w:ilvl w:val="1"/>
-          <w:numId w:val="42"/>
-        </w:numPr>
-        <w:rPr>
-          <w:sz w:val="24"/>
-          <w:szCs w:val="24"/>
-          <w:lang w:val="uk-UA"/>
-        </w:rPr>
-      </w:pPr>
-      <w:r>
-        <w:rPr>
-          <w:sz w:val="24"/>
-          <w:szCs w:val="24"/>
-          <w:lang w:val="uk-UA"/>
-        </w:rPr>
-        <w:t>The user is redirected to the App Store.</w:t>
-      </w:r>
-    </w:p>
-    <w:p>
-      <w:pPr>
-        <w:numPr>
-          <w:ilvl w:val="1"/>
-          <w:numId w:val="42"/>
-        </w:numPr>
-        <w:rPr>
-          <w:sz w:val="24"/>
-          <w:szCs w:val="24"/>
-          <w:lang w:val="uk-UA"/>
-        </w:rPr>
-      </w:pPr>
-      <w:r>
-        <w:rPr>
-          <w:sz w:val="24"/>
-          <w:szCs w:val="24"/>
-          <w:lang w:val="uk-UA"/>
-        </w:rPr>
-        <w:t>Upon first launch, the app uses Fingerprint FP2 to retrieve the lost roomID from the server.</w:t>
-      </w:r>
-    </w:p>
-    <w:p>
-      <w:pPr>
-        <w:rPr>
-          <w:sz w:val="24"/>
-          <w:szCs w:val="24"/>
-          <w:lang w:val="uk-UA"/>
-        </w:rPr>
-      </w:pPr>
-      <w:r>
-        <w:rPr>
-          <w:b/>
-          <w:bCs/>
-          <w:sz w:val="24"/>
-          <w:szCs w:val="24"/>
-          <w:lang w:val="uk-UA"/>
-        </w:rPr>
-        <w:t>4. Implementation Notes</w:t>
-      </w:r>
-    </w:p>
-    <w:p>
-      <w:pPr>
-        <w:numPr>
-          <w:ilvl w:val="0"/>
-          <w:numId w:val="43"/>
-        </w:numPr>
-        <w:rPr>
-          <w:sz w:val="24"/>
-          <w:szCs w:val="24"/>
-          <w:lang w:val="uk-UA"/>
-        </w:rPr>
-      </w:pPr>
-      <w:r>
-        <w:rPr>
-          <w:b/>
-          <w:bCs/>
-          <w:sz w:val="24"/>
-          <w:szCs w:val="24"/>
-          <w:lang w:val="uk-UA"/>
-        </w:rPr>
-        <w:t>Verification Latency:</w:t>
-      </w:r>
-      <w:r>
-        <w:rPr>
-          <w:sz w:val="24"/>
-          <w:szCs w:val="24"/>
-          <w:lang w:val="uk-UA"/>
-        </w:rPr>
-        <w:t> Apple's CDN caches AASA files. Changes may take up to 24 hours to propagate across all devices.</w:t>
-      </w:r>
-    </w:p>
-    <w:p>
-      <w:pPr>
-        <w:numPr>
-          <w:ilvl w:val="0"/>
-          <w:numId w:val="43"/>
-        </w:numPr>
-        <w:rPr>
-          <w:sz w:val="24"/>
-          <w:szCs w:val="24"/>
-          <w:lang w:val="uk-UA"/>
-        </w:rPr>
-      </w:pPr>
-      <w:r>
-        <w:rPr>
-          <w:b/>
-          <w:bCs/>
-          <w:sz w:val="24"/>
-          <w:szCs w:val="24"/>
-          <w:lang w:val="uk-UA"/>
-        </w:rPr>
-        <w:t>HTTPS Only:</w:t>
-      </w:r>
-      <w:r>
-        <w:rPr>
-          <w:sz w:val="24"/>
-          <w:szCs w:val="24"/>
-          <w:lang w:val="uk-UA"/>
-        </w:rPr>
-        <w:t> Both iOS and Android strictly require a valid SSL certificate for domain verification.</w:t>
-      </w:r>
-    </w:p>
-    <w:p>
-      <w:pPr>
-        <w:numPr>
-          <w:ilvl w:val="0"/>
-          <w:numId w:val="43"/>
-        </w:numPr>
-        <w:rPr>
-          <w:sz w:val="24"/>
-          <w:szCs w:val="24"/>
-          <w:lang w:val="uk-UA"/>
-        </w:rPr>
-      </w:pPr>
-      <w:r>
-        <w:rPr>
-          <w:b/>
-          <w:bCs/>
-          <w:sz w:val="24"/>
-          <w:szCs w:val="24"/>
-          <w:lang w:val="uk-UA"/>
-        </w:rPr>
-        <w:t>Partial Failure:</w:t>
-      </w:r>
-      <w:r>
-        <w:rPr>
-          <w:sz w:val="24"/>
-          <w:szCs w:val="24"/>
-          <w:lang w:val="uk-UA"/>
-        </w:rPr>
-        <w:t> If verification fails for any reason, the OS will default to the browser, making your Deferred Deep Linking infrastructure a mandatory backup.</w:t>
-      </w:r>
-    </w:p>
-    <w:p>
-      <w:pPr>
-        <w:ind w:left="360"/>
-        <w:rPr>
-          <w:b/>
-          <w:bCs/>
-          <w:sz w:val="24"/>
-          <w:szCs w:val="24"/>
-        </w:rPr>
-      </w:pPr>
-      <w:r>
-        <w:rPr>
-          <w:b/>
-          <w:bCs/>
-          <w:sz w:val="24"/>
-          <w:szCs w:val="24"/>
-        </w:rPr>
-        <w:t>Flow diagram of the method.</w:t>
-      </w:r>
-    </w:p>
-    <w:p>
-      <w:pPr>
-        <w:ind w:left="360"/>
-        <w:rPr>
-          <w:sz w:val="24"/>
-          <w:szCs w:val="24"/>
-        </w:rPr>
-      </w:pPr>
-      <w:r>
-        <w:rPr>
-          <w:i/>
-          <w:iCs/>
+        <w:t xml:space="preserve">2.3 </w:t>
+      </w:r>
+      <w:r>
+        <w:rPr>
+          <w:lang w:val="uk-UA"/>
+        </w:rPr>
+        <w:t>OS-Level Deep Link Resolution with Deferred Matching (iOS vs Android)</w:t>
+      </w:r>
+    </w:p>
+    <w:p>
+      <w:r>
+        <w:t>Detailed flow diagram for Android</w:t>
+      </w:r>
+    </w:p>
+    <w:p>
+      <w:pPr>
+        <w:jc w:val="center"/>
+      </w:pPr>
+      <w:r>
+        <w:rPr>
           <w:noProof/>
         </w:rPr>
         <w:drawing>
-          <wp:inline distT="0" distB="0" distL="0" distR="0" wp14:anchorId="7C2B94E9" wp14:editId="39821B1E">
-            <wp:extent cx="5943600" cy="4420109"/>
-            <wp:effectExtent l="0" t="0" r="0" b="0"/>
-            <wp:docPr id="1820189908" name="Picture 5"/>
+          <wp:inline distT="0" distB="0" distL="0" distR="0" wp14:anchorId="4C5DEDA6" wp14:editId="011436F3">
+            <wp:extent cx="3441497" cy="7102444"/>
+            <wp:effectExtent l="0" t="0" r="6985" b="3810"/>
+            <wp:docPr id="1800397024" name="Picture 5"/>
             <wp:cNvGraphicFramePr>
               <a:graphicFrameLocks xmlns:a="http://schemas.openxmlformats.org/drawingml/2006/main" noChangeAspect="1"/>
             </wp:cNvGraphicFramePr>
@@ -1280,7 +513,7 @@
               <a:graphicData uri="http://schemas.openxmlformats.org/drawingml/2006/picture">
                 <pic:pic xmlns:pic="http://schemas.openxmlformats.org/drawingml/2006/picture">
                   <pic:nvPicPr>
-                    <pic:cNvPr id="0" name="Picture 5"/>
+                    <pic:cNvPr id="0" name="Picture 257"/>
                     <pic:cNvPicPr>
                       <a:picLocks noChangeAspect="1" noChangeArrowheads="1"/>
                     </pic:cNvPicPr>
@@ -1301,7 +534,7 @@
                   <pic:spPr bwMode="auto">
                     <a:xfrm>
                       <a:off x="0" y="0"/>
-                      <a:ext cx="5943600" cy="4420109"/>
+                      <a:ext cx="3453901" cy="7128042"/>
                     </a:xfrm>
                     <a:prstGeom prst="rect">
                       <a:avLst/>
@@ -1317,6 +550,2642 @@
           </wp:inline>
         </w:drawing>
       </w:r>
+    </w:p>
+    <w:p/>
+    <w:p>
+      <w:r>
+        <w:t xml:space="preserve">Detailed flow diagram for </w:t>
+      </w:r>
+      <w:r>
+        <w:t>iOS</w:t>
+      </w:r>
+    </w:p>
+    <w:p>
+      <w:pPr>
+        <w:jc w:val="center"/>
+      </w:pPr>
+      <w:r>
+        <w:rPr>
+          <w:noProof/>
+        </w:rPr>
+        <w:drawing>
+          <wp:inline distT="0" distB="0" distL="0" distR="0" wp14:anchorId="10F6F7A4" wp14:editId="5D903A2A">
+            <wp:extent cx="3951357" cy="7179398"/>
+            <wp:effectExtent l="0" t="0" r="0" b="2540"/>
+            <wp:docPr id="1937163793" name="Picture 6"/>
+            <wp:cNvGraphicFramePr>
+              <a:graphicFrameLocks xmlns:a="http://schemas.openxmlformats.org/drawingml/2006/main" noChangeAspect="1"/>
+            </wp:cNvGraphicFramePr>
+            <a:graphic xmlns:a="http://schemas.openxmlformats.org/drawingml/2006/main">
+              <a:graphicData uri="http://schemas.openxmlformats.org/drawingml/2006/picture">
+                <pic:pic xmlns:pic="http://schemas.openxmlformats.org/drawingml/2006/picture">
+                  <pic:nvPicPr>
+                    <pic:cNvPr id="0" name="Picture 258"/>
+                    <pic:cNvPicPr>
+                      <a:picLocks noChangeAspect="1" noChangeArrowheads="1"/>
+                    </pic:cNvPicPr>
+                  </pic:nvPicPr>
+                  <pic:blipFill>
+                    <a:blip r:embed="rId10" cstate="print">
+                      <a:extLst>
+                        <a:ext uri="{28A0092B-C50C-407E-A947-70E740481C1C}">
+                          <a14:useLocalDpi xmlns:a14="http://schemas.microsoft.com/office/drawing/2010/main" val="0"/>
+                        </a:ext>
+                      </a:extLst>
+                    </a:blip>
+                    <a:srcRect/>
+                    <a:stretch>
+                      <a:fillRect/>
+                    </a:stretch>
+                  </pic:blipFill>
+                  <pic:spPr bwMode="auto">
+                    <a:xfrm>
+                      <a:off x="0" y="0"/>
+                      <a:ext cx="3960862" cy="7196668"/>
+                    </a:xfrm>
+                    <a:prstGeom prst="rect">
+                      <a:avLst/>
+                    </a:prstGeom>
+                    <a:noFill/>
+                    <a:ln>
+                      <a:noFill/>
+                    </a:ln>
+                  </pic:spPr>
+                </pic:pic>
+              </a:graphicData>
+            </a:graphic>
+          </wp:inline>
+        </w:drawing>
+      </w:r>
+    </w:p>
+    <w:p>
+      <w:pPr>
+        <w:pStyle w:val="Heading3"/>
+        <w:rPr>
+          <w:lang w:val="uk-UA"/>
+        </w:rPr>
+      </w:pPr>
+      <w:r>
+        <w:lastRenderedPageBreak/>
+        <w:t>2.3.</w:t>
+      </w:r>
+      <w:r>
+        <w:rPr>
+          <w:lang w:val="uk-UA"/>
+        </w:rPr>
+        <w:t>1. iOS Implementation (Universal Links + Deferred Matching)</w:t>
+      </w:r>
+    </w:p>
+    <w:p>
+      <w:pPr>
+        <w:ind w:left="360"/>
+        <w:rPr>
+          <w:sz w:val="24"/>
+          <w:szCs w:val="24"/>
+          <w:lang w:val="uk-UA"/>
+        </w:rPr>
+      </w:pPr>
+      <w:r>
+        <w:rPr>
+          <w:sz w:val="24"/>
+          <w:szCs w:val="24"/>
+          <w:lang w:val="uk-UA"/>
+        </w:rPr>
+        <w:t>On iOS, Universal Links rely on a strict domain-to-application trust relationship defined via the apple-app-site-association (AASA) file. When a user opens an HTTPS URL, the system evaluates whether the domain and path are associated with a locally installed application.</w:t>
+      </w:r>
+    </w:p>
+    <w:p>
+      <w:pPr>
+        <w:ind w:left="360"/>
+        <w:rPr>
+          <w:sz w:val="24"/>
+          <w:szCs w:val="24"/>
+          <w:lang w:val="uk-UA"/>
+        </w:rPr>
+      </w:pPr>
+      <w:r>
+        <w:rPr>
+          <w:sz w:val="24"/>
+          <w:szCs w:val="24"/>
+          <w:lang w:val="uk-UA"/>
+        </w:rPr>
+        <w:t>If the association is valid and the application is installed, the OS launches the app directly and delivers the URL via NSUserActivity. The application receives the full context and proceeds with parsing (e.g., extracting roomId) and initiating the session.</w:t>
+      </w:r>
+    </w:p>
+    <w:p>
+      <w:pPr>
+        <w:ind w:left="360"/>
+        <w:rPr>
+          <w:sz w:val="24"/>
+          <w:szCs w:val="24"/>
+          <w:lang w:val="uk-UA"/>
+        </w:rPr>
+      </w:pPr>
+      <w:r>
+        <w:rPr>
+          <w:sz w:val="24"/>
+          <w:szCs w:val="24"/>
+          <w:lang w:val="uk-UA"/>
+        </w:rPr>
+        <w:t>If the application is not installed, the OS falls back to Safari. From this point forward, the operating system is no longer involved in routing decisions, and all continuation logic is handled at the application and backend level.</w:t>
+      </w:r>
+    </w:p>
+    <w:p>
+      <w:pPr>
+        <w:ind w:left="360"/>
+        <w:rPr>
+          <w:b/>
+          <w:bCs/>
+          <w:sz w:val="24"/>
+          <w:szCs w:val="24"/>
+          <w:lang w:val="uk-UA"/>
+        </w:rPr>
+      </w:pPr>
+      <w:r>
+        <w:rPr>
+          <w:b/>
+          <w:bCs/>
+          <w:sz w:val="24"/>
+          <w:szCs w:val="24"/>
+          <w:lang w:val="uk-UA"/>
+        </w:rPr>
+        <w:t>Deferred Deep Linking on iOS</w:t>
+      </w:r>
+    </w:p>
+    <w:p>
+      <w:pPr>
+        <w:ind w:left="360"/>
+        <w:rPr>
+          <w:sz w:val="24"/>
+          <w:szCs w:val="24"/>
+          <w:lang w:val="uk-UA"/>
+        </w:rPr>
+      </w:pPr>
+      <w:r>
+        <w:rPr>
+          <w:sz w:val="24"/>
+          <w:szCs w:val="24"/>
+          <w:lang w:val="uk-UA"/>
+        </w:rPr>
+        <w:t xml:space="preserve">When the user lands in the browser, the system initiates a </w:t>
+      </w:r>
+      <w:r>
+        <w:rPr>
+          <w:b/>
+          <w:bCs/>
+          <w:sz w:val="24"/>
+          <w:szCs w:val="24"/>
+          <w:lang w:val="uk-UA"/>
+        </w:rPr>
+        <w:t>context preservation flow</w:t>
+      </w:r>
+      <w:r>
+        <w:rPr>
+          <w:sz w:val="24"/>
+          <w:szCs w:val="24"/>
+          <w:lang w:val="uk-UA"/>
+        </w:rPr>
+        <w:t xml:space="preserve"> implemented via backend services.</w:t>
+      </w:r>
+    </w:p>
+    <w:p>
+      <w:pPr>
+        <w:ind w:left="360"/>
+        <w:rPr>
+          <w:sz w:val="24"/>
+          <w:szCs w:val="24"/>
+          <w:lang w:val="uk-UA"/>
+        </w:rPr>
+      </w:pPr>
+      <w:r>
+        <w:rPr>
+          <w:sz w:val="24"/>
+          <w:szCs w:val="24"/>
+          <w:lang w:val="uk-UA"/>
+        </w:rPr>
+        <w:t xml:space="preserve">The web layer captures a </w:t>
+      </w:r>
+      <w:r>
+        <w:rPr>
+          <w:b/>
+          <w:bCs/>
+          <w:sz w:val="24"/>
+          <w:szCs w:val="24"/>
+          <w:lang w:val="uk-UA"/>
+        </w:rPr>
+        <w:t>first fingerprint (FP1)</w:t>
+      </w:r>
+      <w:r>
+        <w:rPr>
+          <w:sz w:val="24"/>
+          <w:szCs w:val="24"/>
+          <w:lang w:val="uk-UA"/>
+        </w:rPr>
+        <w:t xml:space="preserve"> along with the contextual payload (e.g., roomId) and stores it temporarily on the server.</w:t>
+      </w:r>
+    </w:p>
+    <w:p>
+      <w:pPr>
+        <w:ind w:left="360"/>
+        <w:rPr>
+          <w:sz w:val="24"/>
+          <w:szCs w:val="24"/>
+          <w:lang w:val="uk-UA"/>
+        </w:rPr>
+      </w:pPr>
+      <w:r>
+        <w:rPr>
+          <w:sz w:val="24"/>
+          <w:szCs w:val="24"/>
+          <w:lang w:val="uk-UA"/>
+        </w:rPr>
+        <w:t xml:space="preserve">After the user installs and launches the app, the application generates a </w:t>
+      </w:r>
+      <w:r>
+        <w:rPr>
+          <w:b/>
+          <w:bCs/>
+          <w:sz w:val="24"/>
+          <w:szCs w:val="24"/>
+          <w:lang w:val="uk-UA"/>
+        </w:rPr>
+        <w:t>second fingerprint (FP2)</w:t>
+      </w:r>
+      <w:r>
+        <w:rPr>
+          <w:sz w:val="24"/>
+          <w:szCs w:val="24"/>
+          <w:lang w:val="uk-UA"/>
+        </w:rPr>
+        <w:t xml:space="preserve"> and attempts to resolve previously stored context.</w:t>
+      </w:r>
+    </w:p>
+    <w:p>
+      <w:pPr>
+        <w:ind w:left="360"/>
+        <w:rPr>
+          <w:sz w:val="24"/>
+          <w:szCs w:val="24"/>
+          <w:lang w:val="uk-UA"/>
+        </w:rPr>
+      </w:pPr>
+      <w:r>
+        <w:rPr>
+          <w:sz w:val="24"/>
+          <w:szCs w:val="24"/>
+          <w:lang w:val="uk-UA"/>
+        </w:rPr>
+        <w:t>Because iOS does not provide a deterministic install referrer mechanism, matching relies entirely on:</w:t>
+      </w:r>
+    </w:p>
+    <w:p>
+      <w:pPr>
+        <w:numPr>
+          <w:ilvl w:val="0"/>
+          <w:numId w:val="58"/>
+        </w:numPr>
+        <w:rPr>
+          <w:sz w:val="24"/>
+          <w:szCs w:val="24"/>
+          <w:lang w:val="uk-UA"/>
+        </w:rPr>
+      </w:pPr>
+      <w:r>
+        <w:rPr>
+          <w:b/>
+          <w:bCs/>
+          <w:sz w:val="24"/>
+          <w:szCs w:val="24"/>
+          <w:lang w:val="uk-UA"/>
+        </w:rPr>
+        <w:t>Probabilistic matching (FP1 ↔ FP2)</w:t>
+      </w:r>
+      <w:r>
+        <w:rPr>
+          <w:sz w:val="24"/>
+          <w:szCs w:val="24"/>
+          <w:lang w:val="uk-UA"/>
+        </w:rPr>
+        <w:t xml:space="preserve"> </w:t>
+      </w:r>
+    </w:p>
+    <w:p>
+      <w:pPr>
+        <w:ind w:left="360"/>
+        <w:rPr>
+          <w:sz w:val="24"/>
+          <w:szCs w:val="24"/>
+          <w:lang w:val="uk-UA"/>
+        </w:rPr>
+      </w:pPr>
+      <w:r>
+        <w:rPr>
+          <w:sz w:val="24"/>
+          <w:szCs w:val="24"/>
+          <w:lang w:val="uk-UA"/>
+        </w:rPr>
+        <w:t>If a match is successfully established, the backend returns the stored context to the application, allowing it to resume the intended flow as if it had been launched via a direct deep link.</w:t>
+      </w:r>
+    </w:p>
+    <w:p>
+      <w:pPr>
+        <w:ind w:left="360"/>
+        <w:rPr>
+          <w:sz w:val="24"/>
+          <w:szCs w:val="24"/>
+          <w:lang w:val="uk-UA"/>
+        </w:rPr>
+      </w:pPr>
+      <w:r>
+        <w:rPr>
+          <w:sz w:val="24"/>
+          <w:szCs w:val="24"/>
+          <w:lang w:val="uk-UA"/>
+        </w:rPr>
+        <w:t>If probabilistic matching fails (due to insufficient signal overlap, privacy constraints, or expiration), the application falls back to:</w:t>
+      </w:r>
+    </w:p>
+    <w:p>
+      <w:pPr>
+        <w:ind w:left="360"/>
+        <w:rPr>
+          <w:sz w:val="24"/>
+          <w:szCs w:val="24"/>
+          <w:lang w:val="uk-UA"/>
+        </w:rPr>
+      </w:pPr>
+      <w:r>
+        <w:rPr>
+          <w:b/>
+          <w:bCs/>
+          <w:sz w:val="24"/>
+          <w:szCs w:val="24"/>
+          <w:lang w:val="uk-UA"/>
+        </w:rPr>
+        <w:t>Controller Home Screen (QR scan / Code input)</w:t>
+      </w:r>
+    </w:p>
+    <w:p>
+      <w:pPr>
+        <w:ind w:left="360"/>
+        <w:rPr>
+          <w:sz w:val="24"/>
+          <w:szCs w:val="24"/>
+        </w:rPr>
+      </w:pPr>
+      <w:r>
+        <w:rPr>
+          <w:sz w:val="24"/>
+          <w:szCs w:val="24"/>
+          <w:lang w:val="uk-UA"/>
+        </w:rPr>
+        <w:t>This represents the final recovery state when no deferred context can be restored.</w:t>
+      </w:r>
+    </w:p>
+    <w:p>
+      <w:pPr>
+        <w:pStyle w:val="Heading3"/>
+        <w:rPr>
+          <w:lang w:val="uk-UA"/>
+        </w:rPr>
+      </w:pPr>
+      <w:r>
+        <w:rPr>
+          <w:lang w:val="uk-UA"/>
+        </w:rPr>
+        <w:t>2.3.2. Android Implementation (App Links + Multi-Stage Deferred Resolution)</w:t>
+      </w:r>
+    </w:p>
+    <w:p>
+      <w:pPr>
+        <w:ind w:left="360"/>
+        <w:rPr>
+          <w:sz w:val="24"/>
+          <w:szCs w:val="24"/>
+          <w:lang w:val="uk-UA"/>
+        </w:rPr>
+      </w:pPr>
+      <w:r>
+        <w:rPr>
+          <w:sz w:val="24"/>
+          <w:szCs w:val="24"/>
+          <w:lang w:val="uk-UA"/>
+        </w:rPr>
+        <w:t>On Android, App Links operate through intent-based routing combined with domain verification via assetlinks.json. When a user opens an HTTPS URL, the system evaluates whether a verified application is capable of handling the link.</w:t>
+      </w:r>
+    </w:p>
+    <w:p>
+      <w:pPr>
+        <w:ind w:left="360"/>
+        <w:rPr>
+          <w:sz w:val="24"/>
+          <w:szCs w:val="24"/>
+          <w:lang w:val="uk-UA"/>
+        </w:rPr>
+      </w:pPr>
+      <w:r>
+        <w:rPr>
+          <w:sz w:val="24"/>
+          <w:szCs w:val="24"/>
+          <w:lang w:val="uk-UA"/>
+        </w:rPr>
+        <w:t>If a verified app is installed, it is launched directly and receives the URL via an Intent. The application extracts the required parameters and proceeds with connection logic.</w:t>
+      </w:r>
+    </w:p>
+    <w:p>
+      <w:pPr>
+        <w:ind w:left="360"/>
+        <w:rPr>
+          <w:sz w:val="24"/>
+          <w:szCs w:val="24"/>
+        </w:rPr>
+      </w:pPr>
+      <w:r>
+        <w:rPr>
+          <w:sz w:val="24"/>
+          <w:szCs w:val="24"/>
+          <w:lang w:val="uk-UA"/>
+        </w:rPr>
+        <w:lastRenderedPageBreak/>
+        <w:t>If the app is not installed, the system opens the URL in the browser, initiating the deferred flow.</w:t>
+      </w:r>
+    </w:p>
+    <w:p>
+      <w:pPr>
+        <w:ind w:left="360"/>
+        <w:rPr>
+          <w:b/>
+          <w:bCs/>
+          <w:sz w:val="24"/>
+          <w:szCs w:val="24"/>
+          <w:lang w:val="uk-UA"/>
+        </w:rPr>
+      </w:pPr>
+      <w:r>
+        <w:rPr>
+          <w:b/>
+          <w:bCs/>
+          <w:sz w:val="24"/>
+          <w:szCs w:val="24"/>
+          <w:lang w:val="uk-UA"/>
+        </w:rPr>
+        <w:t>Deferred Deep Linking on Android</w:t>
+      </w:r>
+    </w:p>
+    <w:p>
+      <w:pPr>
+        <w:ind w:left="360"/>
+        <w:rPr>
+          <w:sz w:val="24"/>
+          <w:szCs w:val="24"/>
+          <w:lang w:val="uk-UA"/>
+        </w:rPr>
+      </w:pPr>
+      <w:r>
+        <w:rPr>
+          <w:sz w:val="24"/>
+          <w:szCs w:val="24"/>
+          <w:lang w:val="uk-UA"/>
+        </w:rPr>
+        <w:t xml:space="preserve">Android supports a more deterministic recovery mechanism through the </w:t>
+      </w:r>
+      <w:r>
+        <w:rPr>
+          <w:b/>
+          <w:bCs/>
+          <w:sz w:val="24"/>
+          <w:szCs w:val="24"/>
+          <w:lang w:val="uk-UA"/>
+        </w:rPr>
+        <w:t>Google Play Install Referrer API</w:t>
+      </w:r>
+      <w:r>
+        <w:rPr>
+          <w:sz w:val="24"/>
+          <w:szCs w:val="24"/>
+          <w:lang w:val="uk-UA"/>
+        </w:rPr>
+        <w:t>, which allows retrieving install attribution data after installation.</w:t>
+      </w:r>
+    </w:p>
+    <w:p>
+      <w:pPr>
+        <w:ind w:left="360"/>
+        <w:rPr>
+          <w:sz w:val="24"/>
+          <w:szCs w:val="24"/>
+          <w:lang w:val="uk-UA"/>
+        </w:rPr>
+      </w:pPr>
+      <w:r>
+        <w:rPr>
+          <w:sz w:val="24"/>
+          <w:szCs w:val="24"/>
+          <w:lang w:val="uk-UA"/>
+        </w:rPr>
+        <w:t>When the user reaches the web layer, the system captures:</w:t>
+      </w:r>
+    </w:p>
+    <w:p>
+      <w:pPr>
+        <w:numPr>
+          <w:ilvl w:val="0"/>
+          <w:numId w:val="59"/>
+        </w:numPr>
+        <w:rPr>
+          <w:sz w:val="24"/>
+          <w:szCs w:val="24"/>
+          <w:lang w:val="uk-UA"/>
+        </w:rPr>
+      </w:pPr>
+      <w:r>
+        <w:rPr>
+          <w:b/>
+          <w:bCs/>
+          <w:sz w:val="24"/>
+          <w:szCs w:val="24"/>
+          <w:lang w:val="uk-UA"/>
+        </w:rPr>
+        <w:t>FP1 (browser-side fingerprint)</w:t>
+      </w:r>
+      <w:r>
+        <w:rPr>
+          <w:sz w:val="24"/>
+          <w:szCs w:val="24"/>
+          <w:lang w:val="uk-UA"/>
+        </w:rPr>
+        <w:t xml:space="preserve"> </w:t>
+      </w:r>
+    </w:p>
+    <w:p>
+      <w:pPr>
+        <w:numPr>
+          <w:ilvl w:val="0"/>
+          <w:numId w:val="59"/>
+        </w:numPr>
+        <w:rPr>
+          <w:sz w:val="24"/>
+          <w:szCs w:val="24"/>
+          <w:lang w:val="uk-UA"/>
+        </w:rPr>
+      </w:pPr>
+      <w:r>
+        <w:rPr>
+          <w:sz w:val="24"/>
+          <w:szCs w:val="24"/>
+          <w:lang w:val="uk-UA"/>
+        </w:rPr>
+        <w:t xml:space="preserve">Context payload (e.g., roomId) </w:t>
+      </w:r>
+    </w:p>
+    <w:p>
+      <w:pPr>
+        <w:ind w:left="360"/>
+        <w:rPr>
+          <w:sz w:val="24"/>
+          <w:szCs w:val="24"/>
+        </w:rPr>
+      </w:pPr>
+      <w:r>
+        <w:rPr>
+          <w:sz w:val="24"/>
+          <w:szCs w:val="24"/>
+          <w:lang w:val="uk-UA"/>
+        </w:rPr>
+        <w:t xml:space="preserve">After installation and first launch, the application attempts to resolve context using a </w:t>
+      </w:r>
+      <w:r>
+        <w:rPr>
+          <w:b/>
+          <w:bCs/>
+          <w:sz w:val="24"/>
+          <w:szCs w:val="24"/>
+          <w:lang w:val="uk-UA"/>
+        </w:rPr>
+        <w:t>multi-stage strategy</w:t>
+      </w:r>
+      <w:r>
+        <w:rPr>
+          <w:sz w:val="24"/>
+          <w:szCs w:val="24"/>
+          <w:lang w:val="uk-UA"/>
+        </w:rPr>
+        <w:t>:</w:t>
+      </w:r>
+    </w:p>
+    <w:p>
+      <w:pPr>
+        <w:ind w:left="360"/>
+        <w:rPr>
+          <w:b/>
+          <w:bCs/>
+          <w:sz w:val="24"/>
+          <w:szCs w:val="24"/>
+          <w:lang w:val="uk-UA"/>
+        </w:rPr>
+      </w:pPr>
+      <w:r>
+        <w:rPr>
+          <w:b/>
+          <w:bCs/>
+          <w:sz w:val="24"/>
+          <w:szCs w:val="24"/>
+          <w:lang w:val="uk-UA"/>
+        </w:rPr>
+        <w:t>Resolution Strategy (Android)</w:t>
+      </w:r>
+    </w:p>
+    <w:p>
+      <w:pPr>
+        <w:ind w:left="360"/>
+        <w:rPr>
+          <w:b/>
+          <w:bCs/>
+          <w:sz w:val="24"/>
+          <w:szCs w:val="24"/>
+          <w:lang w:val="uk-UA"/>
+        </w:rPr>
+      </w:pPr>
+      <w:r>
+        <w:rPr>
+          <w:b/>
+          <w:bCs/>
+          <w:sz w:val="24"/>
+          <w:szCs w:val="24"/>
+          <w:lang w:val="uk-UA"/>
+        </w:rPr>
+        <w:t>1. Google Play Install Referrer (Primary)</w:t>
+      </w:r>
+    </w:p>
+    <w:p>
+      <w:pPr>
+        <w:ind w:left="360"/>
+        <w:rPr>
+          <w:sz w:val="24"/>
+          <w:szCs w:val="24"/>
+          <w:lang w:val="uk-UA"/>
+        </w:rPr>
+      </w:pPr>
+      <w:r>
+        <w:rPr>
+          <w:sz w:val="24"/>
+          <w:szCs w:val="24"/>
+          <w:lang w:val="uk-UA"/>
+        </w:rPr>
+        <w:t>The app queries the Play Store for install referrer data.</w:t>
+      </w:r>
+    </w:p>
+    <w:p>
+      <w:pPr>
+        <w:numPr>
+          <w:ilvl w:val="0"/>
+          <w:numId w:val="60"/>
+        </w:numPr>
+        <w:rPr>
+          <w:sz w:val="24"/>
+          <w:szCs w:val="24"/>
+          <w:lang w:val="uk-UA"/>
+        </w:rPr>
+      </w:pPr>
+      <w:r>
+        <w:rPr>
+          <w:sz w:val="24"/>
+          <w:szCs w:val="24"/>
+          <w:lang w:val="uk-UA"/>
+        </w:rPr>
+        <w:t xml:space="preserve">If available and valid: </w:t>
+      </w:r>
+    </w:p>
+    <w:p>
+      <w:pPr>
+        <w:numPr>
+          <w:ilvl w:val="1"/>
+          <w:numId w:val="60"/>
+        </w:numPr>
+        <w:rPr>
+          <w:sz w:val="24"/>
+          <w:szCs w:val="24"/>
+          <w:lang w:val="uk-UA"/>
+        </w:rPr>
+      </w:pPr>
+      <w:r>
+        <w:rPr>
+          <w:sz w:val="24"/>
+          <w:szCs w:val="24"/>
+          <w:lang w:val="uk-UA"/>
+        </w:rPr>
+        <w:t xml:space="preserve">Context is recovered deterministically </w:t>
+      </w:r>
+    </w:p>
+    <w:p>
+      <w:pPr>
+        <w:numPr>
+          <w:ilvl w:val="1"/>
+          <w:numId w:val="60"/>
+        </w:numPr>
+        <w:rPr>
+          <w:sz w:val="24"/>
+          <w:szCs w:val="24"/>
+          <w:lang w:val="uk-UA"/>
+        </w:rPr>
+      </w:pPr>
+      <w:r>
+        <w:rPr>
+          <w:sz w:val="24"/>
+          <w:szCs w:val="24"/>
+          <w:lang w:val="uk-UA"/>
+        </w:rPr>
+        <w:t xml:space="preserve">No probabilistic matching required </w:t>
+      </w:r>
+    </w:p>
+    <w:p>
+      <w:pPr>
+        <w:ind w:left="360"/>
+        <w:rPr>
+          <w:b/>
+          <w:bCs/>
+          <w:sz w:val="24"/>
+          <w:szCs w:val="24"/>
+          <w:lang w:val="uk-UA"/>
+        </w:rPr>
+      </w:pPr>
+      <w:r>
+        <w:rPr>
+          <w:b/>
+          <w:bCs/>
+          <w:sz w:val="24"/>
+          <w:szCs w:val="24"/>
+          <w:lang w:val="uk-UA"/>
+        </w:rPr>
+        <w:t>2. Probabilistic Matching (Fallback)</w:t>
+      </w:r>
+    </w:p>
+    <w:p>
+      <w:pPr>
+        <w:ind w:left="360"/>
+        <w:rPr>
+          <w:sz w:val="24"/>
+          <w:szCs w:val="24"/>
+          <w:lang w:val="uk-UA"/>
+        </w:rPr>
+      </w:pPr>
+      <w:r>
+        <w:rPr>
+          <w:sz w:val="24"/>
+          <w:szCs w:val="24"/>
+          <w:lang w:val="uk-UA"/>
+        </w:rPr>
+        <w:t>If Install Referrer is unavailable, missing, or incomplete:</w:t>
+      </w:r>
+    </w:p>
+    <w:p>
+      <w:pPr>
+        <w:numPr>
+          <w:ilvl w:val="0"/>
+          <w:numId w:val="61"/>
+        </w:numPr>
+        <w:rPr>
+          <w:sz w:val="24"/>
+          <w:szCs w:val="24"/>
+          <w:lang w:val="uk-UA"/>
+        </w:rPr>
+      </w:pPr>
+      <w:r>
+        <w:rPr>
+          <w:sz w:val="24"/>
+          <w:szCs w:val="24"/>
+          <w:lang w:val="uk-UA"/>
+        </w:rPr>
+        <w:t xml:space="preserve">The app generates FP2 </w:t>
+      </w:r>
+    </w:p>
+    <w:p>
+      <w:pPr>
+        <w:numPr>
+          <w:ilvl w:val="0"/>
+          <w:numId w:val="61"/>
+        </w:numPr>
+        <w:rPr>
+          <w:sz w:val="24"/>
+          <w:szCs w:val="24"/>
+          <w:lang w:val="uk-UA"/>
+        </w:rPr>
+      </w:pPr>
+      <w:r>
+        <w:rPr>
+          <w:sz w:val="24"/>
+          <w:szCs w:val="24"/>
+          <w:lang w:val="uk-UA"/>
+        </w:rPr>
+        <w:t xml:space="preserve">Backend attempts to match FP2 against stored FP1 </w:t>
+      </w:r>
+    </w:p>
+    <w:p>
+      <w:pPr>
+        <w:ind w:left="360"/>
+        <w:rPr>
+          <w:b/>
+          <w:bCs/>
+          <w:sz w:val="24"/>
+          <w:szCs w:val="24"/>
+          <w:lang w:val="uk-UA"/>
+        </w:rPr>
+      </w:pPr>
+      <w:r>
+        <w:rPr>
+          <w:b/>
+          <w:bCs/>
+          <w:sz w:val="24"/>
+          <w:szCs w:val="24"/>
+          <w:lang w:val="uk-UA"/>
+        </w:rPr>
+        <w:t>3. Final Fallback</w:t>
+      </w:r>
+    </w:p>
+    <w:p>
+      <w:pPr>
+        <w:ind w:left="360"/>
+        <w:rPr>
+          <w:sz w:val="24"/>
+          <w:szCs w:val="24"/>
+          <w:lang w:val="uk-UA"/>
+        </w:rPr>
+      </w:pPr>
+      <w:r>
+        <w:rPr>
+          <w:sz w:val="24"/>
+          <w:szCs w:val="24"/>
+          <w:lang w:val="uk-UA"/>
+        </w:rPr>
+        <w:t>If probabilistic matching fails:</w:t>
+      </w:r>
+    </w:p>
+    <w:p>
+      <w:pPr>
+        <w:ind w:left="360"/>
+        <w:rPr>
+          <w:sz w:val="24"/>
+          <w:szCs w:val="24"/>
+        </w:rPr>
+      </w:pPr>
+      <w:r>
+        <w:rPr>
+          <w:sz w:val="24"/>
+          <w:szCs w:val="24"/>
+          <w:lang w:val="uk-UA"/>
+        </w:rPr>
+        <w:t xml:space="preserve">The app navigates to </w:t>
+      </w:r>
+      <w:r>
+        <w:rPr>
+          <w:b/>
+          <w:bCs/>
+          <w:sz w:val="24"/>
+          <w:szCs w:val="24"/>
+          <w:lang w:val="uk-UA"/>
+        </w:rPr>
+        <w:t>Controller Home Screen (QR scan / Code input)</w:t>
+      </w:r>
+    </w:p>
+    <w:p>
+      <w:pPr>
+        <w:ind w:left="360"/>
+        <w:rPr>
+          <w:b/>
+          <w:bCs/>
+          <w:sz w:val="24"/>
+          <w:szCs w:val="24"/>
+          <w:lang w:val="uk-UA"/>
+        </w:rPr>
+      </w:pPr>
+      <w:r>
+        <w:rPr>
+          <w:b/>
+          <w:bCs/>
+          <w:sz w:val="24"/>
+          <w:szCs w:val="24"/>
+          <w:lang w:val="uk-UA"/>
+        </w:rPr>
+        <w:t>Key Difference vs iOS</w:t>
+      </w:r>
+    </w:p>
+    <w:p>
+      <w:pPr>
+        <w:numPr>
+          <w:ilvl w:val="0"/>
+          <w:numId w:val="62"/>
+        </w:numPr>
+        <w:rPr>
+          <w:sz w:val="24"/>
+          <w:szCs w:val="24"/>
+          <w:lang w:val="uk-UA"/>
+        </w:rPr>
+      </w:pPr>
+      <w:r>
+        <w:rPr>
+          <w:b/>
+          <w:bCs/>
+          <w:sz w:val="24"/>
+          <w:szCs w:val="24"/>
+          <w:lang w:val="uk-UA"/>
+        </w:rPr>
+        <w:t>Android:</w:t>
+      </w:r>
+      <w:r>
+        <w:rPr>
+          <w:sz w:val="24"/>
+          <w:szCs w:val="24"/>
+          <w:lang w:val="uk-UA"/>
+        </w:rPr>
+        <w:t xml:space="preserve"> deterministic → probabilistic → manual fallback </w:t>
+      </w:r>
+    </w:p>
+    <w:p>
+      <w:pPr>
+        <w:numPr>
+          <w:ilvl w:val="0"/>
+          <w:numId w:val="62"/>
+        </w:numPr>
+        <w:rPr>
+          <w:sz w:val="24"/>
+          <w:szCs w:val="24"/>
+          <w:lang w:val="uk-UA"/>
+        </w:rPr>
+      </w:pPr>
+      <w:r>
+        <w:rPr>
+          <w:b/>
+          <w:bCs/>
+          <w:sz w:val="24"/>
+          <w:szCs w:val="24"/>
+          <w:lang w:val="uk-UA"/>
+        </w:rPr>
+        <w:t>iOS:</w:t>
+      </w:r>
+      <w:r>
+        <w:rPr>
+          <w:sz w:val="24"/>
+          <w:szCs w:val="24"/>
+          <w:lang w:val="uk-UA"/>
+        </w:rPr>
+        <w:t xml:space="preserve"> probabilistic → manual fallback only </w:t>
+      </w:r>
+    </w:p>
+    <w:p>
+      <w:pPr>
+        <w:ind w:left="360"/>
+        <w:rPr>
+          <w:sz w:val="24"/>
+          <w:szCs w:val="24"/>
+          <w:lang w:val="uk-UA"/>
+        </w:rPr>
+      </w:pPr>
+    </w:p>
+    <w:p>
+      <w:pPr>
+        <w:pStyle w:val="Heading3"/>
+        <w:rPr>
+          <w:lang w:val="uk-UA"/>
+        </w:rPr>
+      </w:pPr>
+      <w:r>
+        <w:rPr>
+          <w:lang w:val="uk-UA"/>
+        </w:rPr>
+        <w:lastRenderedPageBreak/>
+        <w:t>2.3.3. Fingerprinting Strategy (FP1 &amp; FP2)</w:t>
+      </w:r>
+    </w:p>
+    <w:p>
+      <w:pPr>
+        <w:ind w:left="360"/>
+        <w:rPr>
+          <w:sz w:val="24"/>
+          <w:szCs w:val="24"/>
+          <w:lang w:val="uk-UA"/>
+        </w:rPr>
+      </w:pPr>
+      <w:r>
+        <w:rPr>
+          <w:sz w:val="24"/>
+          <w:szCs w:val="24"/>
+          <w:lang w:val="uk-UA"/>
+        </w:rPr>
+        <w:t>The effectiveness of deferred deep linking depends heavily on the quality and consistency of the fingerprinting signals.</w:t>
+      </w:r>
+    </w:p>
+    <w:p>
+      <w:pPr>
+        <w:ind w:left="360"/>
+        <w:rPr>
+          <w:b/>
+          <w:bCs/>
+          <w:sz w:val="24"/>
+          <w:szCs w:val="24"/>
+          <w:lang w:val="uk-UA"/>
+        </w:rPr>
+      </w:pPr>
+      <w:r>
+        <w:rPr>
+          <w:b/>
+          <w:bCs/>
+          <w:sz w:val="24"/>
+          <w:szCs w:val="24"/>
+          <w:lang w:val="uk-UA"/>
+        </w:rPr>
+        <w:t>FP1 (Browser-Side Fingerprint)</w:t>
+      </w:r>
+    </w:p>
+    <w:p>
+      <w:pPr>
+        <w:ind w:left="360"/>
+        <w:rPr>
+          <w:sz w:val="24"/>
+          <w:szCs w:val="24"/>
+          <w:lang w:val="uk-UA"/>
+        </w:rPr>
+      </w:pPr>
+      <w:r>
+        <w:rPr>
+          <w:sz w:val="24"/>
+          <w:szCs w:val="24"/>
+          <w:lang w:val="uk-UA"/>
+        </w:rPr>
+        <w:t>Collected in the web layer before redirecting to the store.</w:t>
+      </w:r>
+    </w:p>
+    <w:p>
+      <w:pPr>
+        <w:ind w:left="360"/>
+        <w:rPr>
+          <w:sz w:val="24"/>
+          <w:szCs w:val="24"/>
+          <w:lang w:val="uk-UA"/>
+        </w:rPr>
+      </w:pPr>
+      <w:r>
+        <w:rPr>
+          <w:sz w:val="24"/>
+          <w:szCs w:val="24"/>
+          <w:lang w:val="uk-UA"/>
+        </w:rPr>
+        <w:t>Should include:</w:t>
+      </w:r>
+    </w:p>
+    <w:p>
+      <w:pPr>
+        <w:ind w:left="360"/>
+        <w:rPr>
+          <w:b/>
+          <w:bCs/>
+          <w:sz w:val="24"/>
+          <w:szCs w:val="24"/>
+          <w:lang w:val="uk-UA"/>
+        </w:rPr>
+      </w:pPr>
+      <w:r>
+        <w:rPr>
+          <w:b/>
+          <w:bCs/>
+          <w:sz w:val="24"/>
+          <w:szCs w:val="24"/>
+          <w:lang w:val="uk-UA"/>
+        </w:rPr>
+        <w:t>Device &amp; Environment</w:t>
+      </w:r>
+    </w:p>
+    <w:p>
+      <w:pPr>
+        <w:numPr>
+          <w:ilvl w:val="0"/>
+          <w:numId w:val="63"/>
+        </w:numPr>
+        <w:rPr>
+          <w:sz w:val="24"/>
+          <w:szCs w:val="24"/>
+          <w:lang w:val="uk-UA"/>
+        </w:rPr>
+      </w:pPr>
+      <w:r>
+        <w:rPr>
+          <w:sz w:val="24"/>
+          <w:szCs w:val="24"/>
+          <w:lang w:val="uk-UA"/>
+        </w:rPr>
+        <w:t xml:space="preserve">User-Agent string </w:t>
+      </w:r>
+    </w:p>
+    <w:p>
+      <w:pPr>
+        <w:numPr>
+          <w:ilvl w:val="0"/>
+          <w:numId w:val="63"/>
+        </w:numPr>
+        <w:rPr>
+          <w:sz w:val="24"/>
+          <w:szCs w:val="24"/>
+          <w:lang w:val="uk-UA"/>
+        </w:rPr>
+      </w:pPr>
+      <w:r>
+        <w:rPr>
+          <w:sz w:val="24"/>
+          <w:szCs w:val="24"/>
+          <w:lang w:val="uk-UA"/>
+        </w:rPr>
+        <w:t xml:space="preserve">OS type and version </w:t>
+      </w:r>
+    </w:p>
+    <w:p>
+      <w:pPr>
+        <w:numPr>
+          <w:ilvl w:val="0"/>
+          <w:numId w:val="63"/>
+        </w:numPr>
+        <w:rPr>
+          <w:sz w:val="24"/>
+          <w:szCs w:val="24"/>
+          <w:lang w:val="uk-UA"/>
+        </w:rPr>
+      </w:pPr>
+      <w:r>
+        <w:rPr>
+          <w:sz w:val="24"/>
+          <w:szCs w:val="24"/>
+          <w:lang w:val="uk-UA"/>
+        </w:rPr>
+        <w:t xml:space="preserve">Device model (if available) </w:t>
+      </w:r>
+    </w:p>
+    <w:p>
+      <w:pPr>
+        <w:numPr>
+          <w:ilvl w:val="0"/>
+          <w:numId w:val="63"/>
+        </w:numPr>
+        <w:rPr>
+          <w:sz w:val="24"/>
+          <w:szCs w:val="24"/>
+          <w:lang w:val="uk-UA"/>
+        </w:rPr>
+      </w:pPr>
+      <w:r>
+        <w:rPr>
+          <w:sz w:val="24"/>
+          <w:szCs w:val="24"/>
+          <w:lang w:val="uk-UA"/>
+        </w:rPr>
+        <w:t xml:space="preserve">Screen resolution </w:t>
+      </w:r>
+    </w:p>
+    <w:p>
+      <w:pPr>
+        <w:numPr>
+          <w:ilvl w:val="0"/>
+          <w:numId w:val="63"/>
+        </w:numPr>
+        <w:rPr>
+          <w:sz w:val="24"/>
+          <w:szCs w:val="24"/>
+          <w:lang w:val="uk-UA"/>
+        </w:rPr>
+      </w:pPr>
+      <w:r>
+        <w:rPr>
+          <w:sz w:val="24"/>
+          <w:szCs w:val="24"/>
+          <w:lang w:val="uk-UA"/>
+        </w:rPr>
+        <w:t xml:space="preserve">Timezone </w:t>
+      </w:r>
+    </w:p>
+    <w:p>
+      <w:pPr>
+        <w:numPr>
+          <w:ilvl w:val="0"/>
+          <w:numId w:val="63"/>
+        </w:numPr>
+        <w:rPr>
+          <w:sz w:val="24"/>
+          <w:szCs w:val="24"/>
+          <w:lang w:val="uk-UA"/>
+        </w:rPr>
+      </w:pPr>
+      <w:r>
+        <w:rPr>
+          <w:sz w:val="24"/>
+          <w:szCs w:val="24"/>
+          <w:lang w:val="uk-UA"/>
+        </w:rPr>
+        <w:t xml:space="preserve">Language / locale </w:t>
+      </w:r>
+    </w:p>
+    <w:p>
+      <w:pPr>
+        <w:ind w:left="360"/>
+        <w:rPr>
+          <w:b/>
+          <w:bCs/>
+          <w:sz w:val="24"/>
+          <w:szCs w:val="24"/>
+          <w:lang w:val="uk-UA"/>
+        </w:rPr>
+      </w:pPr>
+      <w:r>
+        <w:rPr>
+          <w:b/>
+          <w:bCs/>
+          <w:sz w:val="24"/>
+          <w:szCs w:val="24"/>
+          <w:lang w:val="uk-UA"/>
+        </w:rPr>
+        <w:t>Network Signals</w:t>
+      </w:r>
+    </w:p>
+    <w:p>
+      <w:pPr>
+        <w:numPr>
+          <w:ilvl w:val="0"/>
+          <w:numId w:val="64"/>
+        </w:numPr>
+        <w:rPr>
+          <w:sz w:val="24"/>
+          <w:szCs w:val="24"/>
+          <w:lang w:val="uk-UA"/>
+        </w:rPr>
+      </w:pPr>
+      <w:r>
+        <w:rPr>
+          <w:sz w:val="24"/>
+          <w:szCs w:val="24"/>
+          <w:lang w:val="uk-UA"/>
+        </w:rPr>
+        <w:t xml:space="preserve">IP address (or hashed IP) </w:t>
+      </w:r>
+    </w:p>
+    <w:p>
+      <w:pPr>
+        <w:numPr>
+          <w:ilvl w:val="0"/>
+          <w:numId w:val="64"/>
+        </w:numPr>
+        <w:rPr>
+          <w:sz w:val="24"/>
+          <w:szCs w:val="24"/>
+          <w:lang w:val="uk-UA"/>
+        </w:rPr>
+      </w:pPr>
+      <w:r>
+        <w:rPr>
+          <w:sz w:val="24"/>
+          <w:szCs w:val="24"/>
+          <w:lang w:val="uk-UA"/>
+        </w:rPr>
+        <w:t xml:space="preserve">Approximate geolocation (derived from IP) </w:t>
+      </w:r>
+    </w:p>
+    <w:p>
+      <w:pPr>
+        <w:ind w:left="360"/>
+        <w:rPr>
+          <w:b/>
+          <w:bCs/>
+          <w:sz w:val="24"/>
+          <w:szCs w:val="24"/>
+          <w:lang w:val="uk-UA"/>
+        </w:rPr>
+      </w:pPr>
+      <w:r>
+        <w:rPr>
+          <w:b/>
+          <w:bCs/>
+          <w:sz w:val="24"/>
+          <w:szCs w:val="24"/>
+          <w:lang w:val="uk-UA"/>
+        </w:rPr>
+        <w:t>Browser Context</w:t>
+      </w:r>
+    </w:p>
+    <w:p>
+      <w:pPr>
+        <w:numPr>
+          <w:ilvl w:val="0"/>
+          <w:numId w:val="65"/>
+        </w:numPr>
+        <w:rPr>
+          <w:sz w:val="24"/>
+          <w:szCs w:val="24"/>
+          <w:lang w:val="uk-UA"/>
+        </w:rPr>
+      </w:pPr>
+      <w:r>
+        <w:rPr>
+          <w:sz w:val="24"/>
+          <w:szCs w:val="24"/>
+          <w:lang w:val="uk-UA"/>
+        </w:rPr>
+        <w:t xml:space="preserve">Cookies / local storage identifiers </w:t>
+      </w:r>
+    </w:p>
+    <w:p>
+      <w:pPr>
+        <w:numPr>
+          <w:ilvl w:val="0"/>
+          <w:numId w:val="65"/>
+        </w:numPr>
+        <w:rPr>
+          <w:sz w:val="24"/>
+          <w:szCs w:val="24"/>
+          <w:lang w:val="uk-UA"/>
+        </w:rPr>
+      </w:pPr>
+      <w:r>
+        <w:rPr>
+          <w:sz w:val="24"/>
+          <w:szCs w:val="24"/>
+          <w:lang w:val="uk-UA"/>
+        </w:rPr>
+        <w:t xml:space="preserve">Session ID </w:t>
+      </w:r>
+    </w:p>
+    <w:p>
+      <w:pPr>
+        <w:numPr>
+          <w:ilvl w:val="0"/>
+          <w:numId w:val="65"/>
+        </w:numPr>
+        <w:rPr>
+          <w:sz w:val="24"/>
+          <w:szCs w:val="24"/>
+          <w:lang w:val="uk-UA"/>
+        </w:rPr>
+      </w:pPr>
+      <w:r>
+        <w:rPr>
+          <w:sz w:val="24"/>
+          <w:szCs w:val="24"/>
+          <w:lang w:val="uk-UA"/>
+        </w:rPr>
+        <w:t xml:space="preserve">Referrer URL (QR source if available) </w:t>
+      </w:r>
+    </w:p>
+    <w:p>
+      <w:pPr>
+        <w:ind w:left="360"/>
+        <w:rPr>
+          <w:b/>
+          <w:bCs/>
+          <w:sz w:val="24"/>
+          <w:szCs w:val="24"/>
+          <w:lang w:val="uk-UA"/>
+        </w:rPr>
+      </w:pPr>
+      <w:r>
+        <w:rPr>
+          <w:b/>
+          <w:bCs/>
+          <w:sz w:val="24"/>
+          <w:szCs w:val="24"/>
+          <w:lang w:val="uk-UA"/>
+        </w:rPr>
+        <w:t>Timing</w:t>
+      </w:r>
+    </w:p>
+    <w:p>
+      <w:pPr>
+        <w:numPr>
+          <w:ilvl w:val="0"/>
+          <w:numId w:val="66"/>
+        </w:numPr>
+        <w:rPr>
+          <w:sz w:val="24"/>
+          <w:szCs w:val="24"/>
+          <w:lang w:val="uk-UA"/>
+        </w:rPr>
+      </w:pPr>
+      <w:r>
+        <w:rPr>
+          <w:sz w:val="24"/>
+          <w:szCs w:val="24"/>
+          <w:lang w:val="uk-UA"/>
+        </w:rPr>
+        <w:t xml:space="preserve">Timestamp of interaction </w:t>
+      </w:r>
+    </w:p>
+    <w:p>
+      <w:pPr>
+        <w:numPr>
+          <w:ilvl w:val="0"/>
+          <w:numId w:val="66"/>
+        </w:numPr>
+        <w:rPr>
+          <w:sz w:val="24"/>
+          <w:szCs w:val="24"/>
+          <w:lang w:val="uk-UA"/>
+        </w:rPr>
+      </w:pPr>
+      <w:r>
+        <w:rPr>
+          <w:sz w:val="24"/>
+          <w:szCs w:val="24"/>
+          <w:lang w:val="uk-UA"/>
+        </w:rPr>
+        <w:t xml:space="preserve">Session duration indicators </w:t>
+      </w:r>
+    </w:p>
+    <w:p>
+      <w:pPr>
+        <w:rPr>
+          <w:sz w:val="24"/>
+          <w:szCs w:val="24"/>
+        </w:rPr>
+      </w:pPr>
+    </w:p>
+    <w:p>
+      <w:pPr>
+        <w:ind w:left="360"/>
+        <w:rPr>
+          <w:b/>
+          <w:bCs/>
+          <w:sz w:val="24"/>
+          <w:szCs w:val="24"/>
+          <w:lang w:val="uk-UA"/>
+        </w:rPr>
+      </w:pPr>
+      <w:r>
+        <w:rPr>
+          <w:b/>
+          <w:bCs/>
+          <w:sz w:val="24"/>
+          <w:szCs w:val="24"/>
+          <w:lang w:val="uk-UA"/>
+        </w:rPr>
+        <w:t>FP2 (App-Side Fingerprint)</w:t>
+      </w:r>
+    </w:p>
+    <w:p>
+      <w:pPr>
+        <w:ind w:left="360"/>
+        <w:rPr>
+          <w:sz w:val="24"/>
+          <w:szCs w:val="24"/>
+          <w:lang w:val="uk-UA"/>
+        </w:rPr>
+      </w:pPr>
+      <w:r>
+        <w:rPr>
+          <w:sz w:val="24"/>
+          <w:szCs w:val="24"/>
+          <w:lang w:val="uk-UA"/>
+        </w:rPr>
+        <w:t>Collected on first app launch after installation.</w:t>
+      </w:r>
+    </w:p>
+    <w:p>
+      <w:pPr>
+        <w:ind w:left="360"/>
+        <w:rPr>
+          <w:sz w:val="24"/>
+          <w:szCs w:val="24"/>
+          <w:lang w:val="uk-UA"/>
+        </w:rPr>
+      </w:pPr>
+      <w:r>
+        <w:rPr>
+          <w:sz w:val="24"/>
+          <w:szCs w:val="24"/>
+          <w:lang w:val="uk-UA"/>
+        </w:rPr>
+        <w:t>Should include:</w:t>
+      </w:r>
+    </w:p>
+    <w:p>
+      <w:pPr>
+        <w:ind w:left="360"/>
+        <w:rPr>
+          <w:b/>
+          <w:bCs/>
+          <w:sz w:val="24"/>
+          <w:szCs w:val="24"/>
+          <w:lang w:val="uk-UA"/>
+        </w:rPr>
+      </w:pPr>
+      <w:r>
+        <w:rPr>
+          <w:b/>
+          <w:bCs/>
+          <w:sz w:val="24"/>
+          <w:szCs w:val="24"/>
+          <w:lang w:val="uk-UA"/>
+        </w:rPr>
+        <w:lastRenderedPageBreak/>
+        <w:t>Device &amp; OS</w:t>
+      </w:r>
+    </w:p>
+    <w:p>
+      <w:pPr>
+        <w:numPr>
+          <w:ilvl w:val="0"/>
+          <w:numId w:val="67"/>
+        </w:numPr>
+        <w:rPr>
+          <w:sz w:val="24"/>
+          <w:szCs w:val="24"/>
+          <w:lang w:val="uk-UA"/>
+        </w:rPr>
+      </w:pPr>
+      <w:r>
+        <w:rPr>
+          <w:sz w:val="24"/>
+          <w:szCs w:val="24"/>
+          <w:lang w:val="uk-UA"/>
+        </w:rPr>
+        <w:t xml:space="preserve">OS version </w:t>
+      </w:r>
+    </w:p>
+    <w:p>
+      <w:pPr>
+        <w:numPr>
+          <w:ilvl w:val="0"/>
+          <w:numId w:val="67"/>
+        </w:numPr>
+        <w:rPr>
+          <w:sz w:val="24"/>
+          <w:szCs w:val="24"/>
+          <w:lang w:val="uk-UA"/>
+        </w:rPr>
+      </w:pPr>
+      <w:r>
+        <w:rPr>
+          <w:sz w:val="24"/>
+          <w:szCs w:val="24"/>
+          <w:lang w:val="uk-UA"/>
+        </w:rPr>
+        <w:t xml:space="preserve">Device model </w:t>
+      </w:r>
+    </w:p>
+    <w:p>
+      <w:pPr>
+        <w:numPr>
+          <w:ilvl w:val="0"/>
+          <w:numId w:val="67"/>
+        </w:numPr>
+        <w:rPr>
+          <w:sz w:val="24"/>
+          <w:szCs w:val="24"/>
+          <w:lang w:val="uk-UA"/>
+        </w:rPr>
+      </w:pPr>
+      <w:r>
+        <w:rPr>
+          <w:sz w:val="24"/>
+          <w:szCs w:val="24"/>
+          <w:lang w:val="uk-UA"/>
+        </w:rPr>
+        <w:t xml:space="preserve">App version </w:t>
+      </w:r>
+    </w:p>
+    <w:p>
+      <w:pPr>
+        <w:numPr>
+          <w:ilvl w:val="0"/>
+          <w:numId w:val="67"/>
+        </w:numPr>
+        <w:rPr>
+          <w:sz w:val="24"/>
+          <w:szCs w:val="24"/>
+          <w:lang w:val="uk-UA"/>
+        </w:rPr>
+      </w:pPr>
+      <w:r>
+        <w:rPr>
+          <w:sz w:val="24"/>
+          <w:szCs w:val="24"/>
+          <w:lang w:val="uk-UA"/>
+        </w:rPr>
+        <w:t xml:space="preserve">SDK version </w:t>
+      </w:r>
+    </w:p>
+    <w:p>
+      <w:pPr>
+        <w:ind w:left="360"/>
+        <w:rPr>
+          <w:b/>
+          <w:bCs/>
+          <w:sz w:val="24"/>
+          <w:szCs w:val="24"/>
+          <w:lang w:val="uk-UA"/>
+        </w:rPr>
+      </w:pPr>
+      <w:r>
+        <w:rPr>
+          <w:b/>
+          <w:bCs/>
+          <w:sz w:val="24"/>
+          <w:szCs w:val="24"/>
+          <w:lang w:val="uk-UA"/>
+        </w:rPr>
+        <w:t>Network Signals</w:t>
+      </w:r>
+    </w:p>
+    <w:p>
+      <w:pPr>
+        <w:numPr>
+          <w:ilvl w:val="0"/>
+          <w:numId w:val="68"/>
+        </w:numPr>
+        <w:rPr>
+          <w:sz w:val="24"/>
+          <w:szCs w:val="24"/>
+          <w:lang w:val="uk-UA"/>
+        </w:rPr>
+      </w:pPr>
+      <w:r>
+        <w:rPr>
+          <w:sz w:val="24"/>
+          <w:szCs w:val="24"/>
+          <w:lang w:val="uk-UA"/>
+        </w:rPr>
+        <w:t xml:space="preserve">IP address (or hashed IP) </w:t>
+      </w:r>
+    </w:p>
+    <w:p>
+      <w:pPr>
+        <w:numPr>
+          <w:ilvl w:val="0"/>
+          <w:numId w:val="68"/>
+        </w:numPr>
+        <w:rPr>
+          <w:sz w:val="24"/>
+          <w:szCs w:val="24"/>
+          <w:lang w:val="uk-UA"/>
+        </w:rPr>
+      </w:pPr>
+      <w:r>
+        <w:rPr>
+          <w:sz w:val="24"/>
+          <w:szCs w:val="24"/>
+          <w:lang w:val="uk-UA"/>
+        </w:rPr>
+        <w:t xml:space="preserve">Network type (WiFi / Cellular) </w:t>
+      </w:r>
+    </w:p>
+    <w:p>
+      <w:pPr>
+        <w:ind w:left="360"/>
+        <w:rPr>
+          <w:b/>
+          <w:bCs/>
+          <w:sz w:val="24"/>
+          <w:szCs w:val="24"/>
+          <w:lang w:val="uk-UA"/>
+        </w:rPr>
+      </w:pPr>
+      <w:r>
+        <w:rPr>
+          <w:b/>
+          <w:bCs/>
+          <w:sz w:val="24"/>
+          <w:szCs w:val="24"/>
+          <w:lang w:val="uk-UA"/>
+        </w:rPr>
+        <w:t>App-Specific Identifiers</w:t>
+      </w:r>
+    </w:p>
+    <w:p>
+      <w:pPr>
+        <w:numPr>
+          <w:ilvl w:val="0"/>
+          <w:numId w:val="69"/>
+        </w:numPr>
+        <w:rPr>
+          <w:sz w:val="24"/>
+          <w:szCs w:val="24"/>
+          <w:lang w:val="uk-UA"/>
+        </w:rPr>
+      </w:pPr>
+      <w:r>
+        <w:rPr>
+          <w:sz w:val="24"/>
+          <w:szCs w:val="24"/>
+          <w:lang w:val="uk-UA"/>
+        </w:rPr>
+        <w:t xml:space="preserve">Installation timestamp </w:t>
+      </w:r>
+    </w:p>
+    <w:p>
+      <w:pPr>
+        <w:numPr>
+          <w:ilvl w:val="0"/>
+          <w:numId w:val="69"/>
+        </w:numPr>
+        <w:rPr>
+          <w:sz w:val="24"/>
+          <w:szCs w:val="24"/>
+          <w:lang w:val="uk-UA"/>
+        </w:rPr>
+      </w:pPr>
+      <w:r>
+        <w:rPr>
+          <w:sz w:val="24"/>
+          <w:szCs w:val="24"/>
+          <w:lang w:val="uk-UA"/>
+        </w:rPr>
+        <w:t xml:space="preserve">First launch timestamp </w:t>
+      </w:r>
+    </w:p>
+    <w:p>
+      <w:pPr>
+        <w:numPr>
+          <w:ilvl w:val="0"/>
+          <w:numId w:val="69"/>
+        </w:numPr>
+        <w:rPr>
+          <w:sz w:val="24"/>
+          <w:szCs w:val="24"/>
+          <w:lang w:val="uk-UA"/>
+        </w:rPr>
+      </w:pPr>
+      <w:r>
+        <w:rPr>
+          <w:sz w:val="24"/>
+          <w:szCs w:val="24"/>
+          <w:lang w:val="uk-UA"/>
+        </w:rPr>
+        <w:t xml:space="preserve">Advertising ID (if permitted) </w:t>
+      </w:r>
+    </w:p>
+    <w:p>
+      <w:pPr>
+        <w:numPr>
+          <w:ilvl w:val="0"/>
+          <w:numId w:val="69"/>
+        </w:numPr>
+        <w:rPr>
+          <w:sz w:val="24"/>
+          <w:szCs w:val="24"/>
+          <w:lang w:val="uk-UA"/>
+        </w:rPr>
+      </w:pPr>
+      <w:r>
+        <w:rPr>
+          <w:sz w:val="24"/>
+          <w:szCs w:val="24"/>
+          <w:lang w:val="uk-UA"/>
+        </w:rPr>
+        <w:t xml:space="preserve">Vendor ID (iOS) / App Instance ID (Android) </w:t>
+      </w:r>
+    </w:p>
+    <w:p>
+      <w:pPr>
+        <w:ind w:left="360"/>
+        <w:rPr>
+          <w:b/>
+          <w:bCs/>
+          <w:sz w:val="24"/>
+          <w:szCs w:val="24"/>
+          <w:lang w:val="uk-UA"/>
+        </w:rPr>
+      </w:pPr>
+      <w:r>
+        <w:rPr>
+          <w:b/>
+          <w:bCs/>
+          <w:sz w:val="24"/>
+          <w:szCs w:val="24"/>
+          <w:lang w:val="uk-UA"/>
+        </w:rPr>
+        <w:t>Environment Consistency Signals</w:t>
+      </w:r>
+    </w:p>
+    <w:p>
+      <w:pPr>
+        <w:numPr>
+          <w:ilvl w:val="0"/>
+          <w:numId w:val="70"/>
+        </w:numPr>
+        <w:rPr>
+          <w:sz w:val="24"/>
+          <w:szCs w:val="24"/>
+          <w:lang w:val="uk-UA"/>
+        </w:rPr>
+      </w:pPr>
+      <w:r>
+        <w:rPr>
+          <w:sz w:val="24"/>
+          <w:szCs w:val="24"/>
+          <w:lang w:val="uk-UA"/>
+        </w:rPr>
+        <w:t xml:space="preserve">Timezone </w:t>
+      </w:r>
+    </w:p>
+    <w:p>
+      <w:pPr>
+        <w:numPr>
+          <w:ilvl w:val="0"/>
+          <w:numId w:val="70"/>
+        </w:numPr>
+        <w:rPr>
+          <w:sz w:val="24"/>
+          <w:szCs w:val="24"/>
+          <w:lang w:val="uk-UA"/>
+        </w:rPr>
+      </w:pPr>
+      <w:r>
+        <w:rPr>
+          <w:sz w:val="24"/>
+          <w:szCs w:val="24"/>
+          <w:lang w:val="uk-UA"/>
+        </w:rPr>
+        <w:t xml:space="preserve">Locale </w:t>
+      </w:r>
+    </w:p>
+    <w:p>
+      <w:pPr>
+        <w:numPr>
+          <w:ilvl w:val="0"/>
+          <w:numId w:val="70"/>
+        </w:numPr>
+        <w:rPr>
+          <w:sz w:val="24"/>
+          <w:szCs w:val="24"/>
+          <w:lang w:val="uk-UA"/>
+        </w:rPr>
+      </w:pPr>
+      <w:r>
+        <w:rPr>
+          <w:sz w:val="24"/>
+          <w:szCs w:val="24"/>
+          <w:lang w:val="uk-UA"/>
+        </w:rPr>
+        <w:t xml:space="preserve">Device orientation / screen size </w:t>
+      </w:r>
+    </w:p>
+    <w:p>
+      <w:pPr>
+        <w:ind w:left="360"/>
+        <w:rPr>
+          <w:sz w:val="24"/>
+          <w:szCs w:val="24"/>
+          <w:lang w:val="uk-UA"/>
+        </w:rPr>
+      </w:pPr>
+    </w:p>
+    <w:p>
+      <w:pPr>
+        <w:pStyle w:val="Heading3"/>
+        <w:rPr>
+          <w:lang w:val="uk-UA"/>
+        </w:rPr>
+      </w:pPr>
+      <w:r>
+        <w:rPr>
+          <w:lang w:val="uk-UA"/>
+        </w:rPr>
+        <w:t>2.3.4. Matching Considerations</w:t>
+      </w:r>
+    </w:p>
+    <w:p>
+      <w:pPr>
+        <w:ind w:left="360"/>
+        <w:rPr>
+          <w:sz w:val="24"/>
+          <w:szCs w:val="24"/>
+          <w:lang w:val="uk-UA"/>
+        </w:rPr>
+      </w:pPr>
+      <w:r>
+        <w:rPr>
+          <w:sz w:val="24"/>
+          <w:szCs w:val="24"/>
+          <w:lang w:val="uk-UA"/>
+        </w:rPr>
+        <w:t>Matching FP1 ↔ FP2 should:</w:t>
+      </w:r>
+    </w:p>
+    <w:p>
+      <w:pPr>
+        <w:numPr>
+          <w:ilvl w:val="0"/>
+          <w:numId w:val="71"/>
+        </w:numPr>
+        <w:rPr>
+          <w:sz w:val="24"/>
+          <w:szCs w:val="24"/>
+          <w:lang w:val="uk-UA"/>
+        </w:rPr>
+      </w:pPr>
+      <w:r>
+        <w:rPr>
+          <w:sz w:val="24"/>
+          <w:szCs w:val="24"/>
+          <w:lang w:val="uk-UA"/>
+        </w:rPr>
+        <w:t xml:space="preserve">Use </w:t>
+      </w:r>
+      <w:r>
+        <w:rPr>
+          <w:b/>
+          <w:bCs/>
+          <w:sz w:val="24"/>
+          <w:szCs w:val="24"/>
+          <w:lang w:val="uk-UA"/>
+        </w:rPr>
+        <w:t>weighted similarity scoring</w:t>
+      </w:r>
+      <w:r>
+        <w:rPr>
+          <w:sz w:val="24"/>
+          <w:szCs w:val="24"/>
+          <w:lang w:val="uk-UA"/>
+        </w:rPr>
+        <w:t xml:space="preserve"> </w:t>
+      </w:r>
+    </w:p>
+    <w:p>
+      <w:pPr>
+        <w:numPr>
+          <w:ilvl w:val="0"/>
+          <w:numId w:val="71"/>
+        </w:numPr>
+        <w:rPr>
+          <w:sz w:val="24"/>
+          <w:szCs w:val="24"/>
+          <w:lang w:val="uk-UA"/>
+        </w:rPr>
+      </w:pPr>
+      <w:r>
+        <w:rPr>
+          <w:sz w:val="24"/>
+          <w:szCs w:val="24"/>
+          <w:lang w:val="uk-UA"/>
+        </w:rPr>
+        <w:t xml:space="preserve">Account for: </w:t>
+      </w:r>
+    </w:p>
+    <w:p>
+      <w:pPr>
+        <w:numPr>
+          <w:ilvl w:val="1"/>
+          <w:numId w:val="71"/>
+        </w:numPr>
+        <w:rPr>
+          <w:sz w:val="24"/>
+          <w:szCs w:val="24"/>
+          <w:lang w:val="uk-UA"/>
+        </w:rPr>
+      </w:pPr>
+      <w:r>
+        <w:rPr>
+          <w:sz w:val="24"/>
+          <w:szCs w:val="24"/>
+          <w:lang w:val="uk-UA"/>
+        </w:rPr>
+        <w:t xml:space="preserve">Time proximity (critical) </w:t>
+      </w:r>
+    </w:p>
+    <w:p>
+      <w:pPr>
+        <w:numPr>
+          <w:ilvl w:val="1"/>
+          <w:numId w:val="71"/>
+        </w:numPr>
+        <w:rPr>
+          <w:sz w:val="24"/>
+          <w:szCs w:val="24"/>
+          <w:lang w:val="uk-UA"/>
+        </w:rPr>
+      </w:pPr>
+      <w:r>
+        <w:rPr>
+          <w:sz w:val="24"/>
+          <w:szCs w:val="24"/>
+          <w:lang w:val="uk-UA"/>
+        </w:rPr>
+        <w:t xml:space="preserve">IP / network similarity </w:t>
+      </w:r>
+    </w:p>
+    <w:p>
+      <w:pPr>
+        <w:numPr>
+          <w:ilvl w:val="1"/>
+          <w:numId w:val="71"/>
+        </w:numPr>
+        <w:rPr>
+          <w:sz w:val="24"/>
+          <w:szCs w:val="24"/>
+          <w:lang w:val="uk-UA"/>
+        </w:rPr>
+      </w:pPr>
+      <w:r>
+        <w:rPr>
+          <w:sz w:val="24"/>
+          <w:szCs w:val="24"/>
+          <w:lang w:val="uk-UA"/>
+        </w:rPr>
+        <w:t xml:space="preserve">Device consistency </w:t>
+      </w:r>
+    </w:p>
+    <w:p>
+      <w:pPr>
+        <w:numPr>
+          <w:ilvl w:val="0"/>
+          <w:numId w:val="71"/>
+        </w:numPr>
+        <w:rPr>
+          <w:sz w:val="24"/>
+          <w:szCs w:val="24"/>
+          <w:lang w:val="uk-UA"/>
+        </w:rPr>
+      </w:pPr>
+      <w:r>
+        <w:rPr>
+          <w:sz w:val="24"/>
+          <w:szCs w:val="24"/>
+          <w:lang w:val="uk-UA"/>
+        </w:rPr>
+        <w:t xml:space="preserve">Respect privacy constraints (GDPR / ATT / Play policies) </w:t>
+      </w:r>
+    </w:p>
+    <w:p>
+      <w:pPr>
+        <w:ind w:left="360"/>
+        <w:rPr>
+          <w:sz w:val="24"/>
+          <w:szCs w:val="24"/>
+        </w:rPr>
+      </w:pPr>
+      <w:r>
+        <w:rPr>
+          <w:sz w:val="24"/>
+          <w:szCs w:val="24"/>
+          <w:lang w:val="uk-UA"/>
+        </w:rPr>
+        <w:t>TTL (e.g., 30 minutes) should be enforced to reduce false positives.</w:t>
+      </w:r>
+    </w:p>
+    <w:p>
+      <w:pPr>
+        <w:pStyle w:val="Heading3"/>
+        <w:rPr>
+          <w:lang w:val="uk-UA"/>
+        </w:rPr>
+      </w:pPr>
+      <w:r>
+        <w:rPr>
+          <w:lang w:val="uk-UA"/>
+        </w:rPr>
+        <w:lastRenderedPageBreak/>
+        <w:t>2.3.5. Summary of Resolution Logic</w:t>
+      </w:r>
+    </w:p>
+    <w:p>
+      <w:pPr>
+        <w:ind w:left="360"/>
+        <w:rPr>
+          <w:b/>
+          <w:bCs/>
+          <w:sz w:val="24"/>
+          <w:szCs w:val="24"/>
+          <w:lang w:val="uk-UA"/>
+        </w:rPr>
+      </w:pPr>
+      <w:r>
+        <w:rPr>
+          <w:b/>
+          <w:bCs/>
+          <w:sz w:val="24"/>
+          <w:szCs w:val="24"/>
+          <w:lang w:val="uk-UA"/>
+        </w:rPr>
+        <w:t>iOS</w:t>
+      </w:r>
+    </w:p>
+    <w:p>
+      <w:pPr>
+        <w:numPr>
+          <w:ilvl w:val="0"/>
+          <w:numId w:val="72"/>
+        </w:numPr>
+        <w:rPr>
+          <w:sz w:val="24"/>
+          <w:szCs w:val="24"/>
+          <w:lang w:val="uk-UA"/>
+        </w:rPr>
+      </w:pPr>
+      <w:r>
+        <w:rPr>
+          <w:sz w:val="24"/>
+          <w:szCs w:val="24"/>
+          <w:lang w:val="uk-UA"/>
+        </w:rPr>
+        <w:t xml:space="preserve">Universal Link → direct app open if installed </w:t>
+      </w:r>
+    </w:p>
+    <w:p>
+      <w:pPr>
+        <w:numPr>
+          <w:ilvl w:val="0"/>
+          <w:numId w:val="72"/>
+        </w:numPr>
+        <w:rPr>
+          <w:sz w:val="24"/>
+          <w:szCs w:val="24"/>
+          <w:lang w:val="uk-UA"/>
+        </w:rPr>
+      </w:pPr>
+      <w:r>
+        <w:rPr>
+          <w:sz w:val="24"/>
+          <w:szCs w:val="24"/>
+          <w:lang w:val="uk-UA"/>
+        </w:rPr>
+        <w:t xml:space="preserve">Otherwise: </w:t>
+      </w:r>
+    </w:p>
+    <w:p>
+      <w:pPr>
+        <w:numPr>
+          <w:ilvl w:val="1"/>
+          <w:numId w:val="72"/>
+        </w:numPr>
+        <w:rPr>
+          <w:sz w:val="24"/>
+          <w:szCs w:val="24"/>
+          <w:lang w:val="uk-UA"/>
+        </w:rPr>
+      </w:pPr>
+      <w:r>
+        <w:rPr>
+          <w:sz w:val="24"/>
+          <w:szCs w:val="24"/>
+          <w:lang w:val="uk-UA"/>
+        </w:rPr>
+        <w:t xml:space="preserve">Browser → FP1 captured </w:t>
+      </w:r>
+    </w:p>
+    <w:p>
+      <w:pPr>
+        <w:numPr>
+          <w:ilvl w:val="1"/>
+          <w:numId w:val="72"/>
+        </w:numPr>
+        <w:rPr>
+          <w:sz w:val="24"/>
+          <w:szCs w:val="24"/>
+          <w:lang w:val="uk-UA"/>
+        </w:rPr>
+      </w:pPr>
+      <w:r>
+        <w:rPr>
+          <w:sz w:val="24"/>
+          <w:szCs w:val="24"/>
+          <w:lang w:val="uk-UA"/>
+        </w:rPr>
+        <w:t xml:space="preserve">App launch → FP2 generated </w:t>
+      </w:r>
+    </w:p>
+    <w:p>
+      <w:pPr>
+        <w:numPr>
+          <w:ilvl w:val="1"/>
+          <w:numId w:val="72"/>
+        </w:numPr>
+        <w:rPr>
+          <w:sz w:val="24"/>
+          <w:szCs w:val="24"/>
+          <w:lang w:val="uk-UA"/>
+        </w:rPr>
+      </w:pPr>
+      <w:r>
+        <w:rPr>
+          <w:sz w:val="24"/>
+          <w:szCs w:val="24"/>
+          <w:lang w:val="uk-UA"/>
+        </w:rPr>
+        <w:t xml:space="preserve">Probabilistic match </w:t>
+      </w:r>
+    </w:p>
+    <w:p>
+      <w:pPr>
+        <w:numPr>
+          <w:ilvl w:val="1"/>
+          <w:numId w:val="72"/>
+        </w:numPr>
+        <w:rPr>
+          <w:sz w:val="24"/>
+          <w:szCs w:val="24"/>
+          <w:lang w:val="uk-UA"/>
+        </w:rPr>
+      </w:pPr>
+      <w:r>
+        <w:rPr>
+          <w:sz w:val="24"/>
+          <w:szCs w:val="24"/>
+          <w:lang w:val="uk-UA"/>
+        </w:rPr>
+        <w:t xml:space="preserve">Fallback → manual input screen </w:t>
+      </w:r>
+    </w:p>
+    <w:p>
+      <w:pPr>
+        <w:ind w:left="360"/>
+        <w:rPr>
+          <w:b/>
+          <w:bCs/>
+          <w:sz w:val="24"/>
+          <w:szCs w:val="24"/>
+          <w:lang w:val="uk-UA"/>
+        </w:rPr>
+      </w:pPr>
+      <w:r>
+        <w:rPr>
+          <w:b/>
+          <w:bCs/>
+          <w:sz w:val="24"/>
+          <w:szCs w:val="24"/>
+          <w:lang w:val="uk-UA"/>
+        </w:rPr>
+        <w:t>Android</w:t>
+      </w:r>
+    </w:p>
+    <w:p>
+      <w:pPr>
+        <w:numPr>
+          <w:ilvl w:val="0"/>
+          <w:numId w:val="73"/>
+        </w:numPr>
+        <w:rPr>
+          <w:sz w:val="24"/>
+          <w:szCs w:val="24"/>
+          <w:lang w:val="uk-UA"/>
+        </w:rPr>
+      </w:pPr>
+      <w:r>
+        <w:rPr>
+          <w:sz w:val="24"/>
+          <w:szCs w:val="24"/>
+          <w:lang w:val="uk-UA"/>
+        </w:rPr>
+        <w:t xml:space="preserve">App Link → direct app open if installed </w:t>
+      </w:r>
+    </w:p>
+    <w:p>
+      <w:pPr>
+        <w:numPr>
+          <w:ilvl w:val="0"/>
+          <w:numId w:val="73"/>
+        </w:numPr>
+        <w:rPr>
+          <w:sz w:val="24"/>
+          <w:szCs w:val="24"/>
+          <w:lang w:val="uk-UA"/>
+        </w:rPr>
+      </w:pPr>
+      <w:r>
+        <w:rPr>
+          <w:sz w:val="24"/>
+          <w:szCs w:val="24"/>
+          <w:lang w:val="uk-UA"/>
+        </w:rPr>
+        <w:t xml:space="preserve">Otherwise: </w:t>
+      </w:r>
+    </w:p>
+    <w:p>
+      <w:pPr>
+        <w:numPr>
+          <w:ilvl w:val="1"/>
+          <w:numId w:val="73"/>
+        </w:numPr>
+        <w:rPr>
+          <w:sz w:val="24"/>
+          <w:szCs w:val="24"/>
+          <w:lang w:val="uk-UA"/>
+        </w:rPr>
+      </w:pPr>
+      <w:r>
+        <w:rPr>
+          <w:sz w:val="24"/>
+          <w:szCs w:val="24"/>
+          <w:lang w:val="uk-UA"/>
+        </w:rPr>
+        <w:t xml:space="preserve">Browser → FP1 captured </w:t>
+      </w:r>
+    </w:p>
+    <w:p>
+      <w:pPr>
+        <w:numPr>
+          <w:ilvl w:val="1"/>
+          <w:numId w:val="73"/>
+        </w:numPr>
+        <w:rPr>
+          <w:sz w:val="24"/>
+          <w:szCs w:val="24"/>
+          <w:lang w:val="uk-UA"/>
+        </w:rPr>
+      </w:pPr>
+      <w:r>
+        <w:rPr>
+          <w:sz w:val="24"/>
+          <w:szCs w:val="24"/>
+          <w:lang w:val="uk-UA"/>
+        </w:rPr>
+        <w:t xml:space="preserve">Install → App launch </w:t>
+      </w:r>
+    </w:p>
+    <w:p>
+      <w:pPr>
+        <w:numPr>
+          <w:ilvl w:val="1"/>
+          <w:numId w:val="73"/>
+        </w:numPr>
+        <w:rPr>
+          <w:sz w:val="24"/>
+          <w:szCs w:val="24"/>
+          <w:lang w:val="uk-UA"/>
+        </w:rPr>
+      </w:pPr>
+      <w:r>
+        <w:rPr>
+          <w:sz w:val="24"/>
+          <w:szCs w:val="24"/>
+          <w:lang w:val="uk-UA"/>
+        </w:rPr>
+        <w:t xml:space="preserve">Try: </w:t>
+      </w:r>
+    </w:p>
+    <w:p>
+      <w:pPr>
+        <w:numPr>
+          <w:ilvl w:val="2"/>
+          <w:numId w:val="73"/>
+        </w:numPr>
+        <w:rPr>
+          <w:sz w:val="24"/>
+          <w:szCs w:val="24"/>
+          <w:lang w:val="uk-UA"/>
+        </w:rPr>
+      </w:pPr>
+      <w:r>
+        <w:rPr>
+          <w:sz w:val="24"/>
+          <w:szCs w:val="24"/>
+          <w:lang w:val="uk-UA"/>
+        </w:rPr>
+        <w:t xml:space="preserve">Play Referrer (deterministic) </w:t>
+      </w:r>
+    </w:p>
+    <w:p>
+      <w:pPr>
+        <w:numPr>
+          <w:ilvl w:val="2"/>
+          <w:numId w:val="73"/>
+        </w:numPr>
+        <w:rPr>
+          <w:sz w:val="24"/>
+          <w:szCs w:val="24"/>
+          <w:lang w:val="uk-UA"/>
+        </w:rPr>
+      </w:pPr>
+      <w:r>
+        <w:rPr>
+          <w:sz w:val="24"/>
+          <w:szCs w:val="24"/>
+          <w:lang w:val="uk-UA"/>
+        </w:rPr>
+        <w:t xml:space="preserve">Probabilistic match </w:t>
+      </w:r>
+    </w:p>
+    <w:p>
+      <w:pPr>
+        <w:numPr>
+          <w:ilvl w:val="2"/>
+          <w:numId w:val="73"/>
+        </w:numPr>
+        <w:rPr>
+          <w:sz w:val="24"/>
+          <w:szCs w:val="24"/>
+          <w:lang w:val="uk-UA"/>
+        </w:rPr>
+      </w:pPr>
+      <w:r>
+        <w:rPr>
+          <w:sz w:val="24"/>
+          <w:szCs w:val="24"/>
+          <w:lang w:val="uk-UA"/>
+        </w:rPr>
+        <w:t xml:space="preserve">Manual fallback </w:t>
+      </w:r>
+    </w:p>
+    <w:p>
+      <w:pPr>
+        <w:ind w:left="360"/>
+        <w:rPr>
+          <w:sz w:val="24"/>
+          <w:szCs w:val="24"/>
+          <w:lang w:val="uk-UA"/>
+        </w:rPr>
+      </w:pPr>
+    </w:p>
+    <w:p>
+      <w:pPr>
+        <w:pStyle w:val="Heading3"/>
+        <w:rPr>
+          <w:lang w:val="uk-UA"/>
+        </w:rPr>
+      </w:pPr>
+      <w:r>
+        <w:rPr>
+          <w:lang w:val="uk-UA"/>
+        </w:rPr>
+        <w:t>2.3.6. Final Insight</w:t>
+      </w:r>
+    </w:p>
+    <w:p>
+      <w:pPr>
+        <w:ind w:left="360"/>
+        <w:rPr>
+          <w:sz w:val="24"/>
+          <w:szCs w:val="24"/>
+          <w:lang w:val="uk-UA"/>
+        </w:rPr>
+      </w:pPr>
+      <w:r>
+        <w:rPr>
+          <w:sz w:val="24"/>
+          <w:szCs w:val="24"/>
+          <w:lang w:val="uk-UA"/>
+        </w:rPr>
+        <w:t>The OS itself does not solve deferred deep linking. It only performs:</w:t>
+      </w:r>
+    </w:p>
+    <w:p>
+      <w:pPr>
+        <w:numPr>
+          <w:ilvl w:val="0"/>
+          <w:numId w:val="74"/>
+        </w:numPr>
+        <w:rPr>
+          <w:sz w:val="24"/>
+          <w:szCs w:val="24"/>
+          <w:lang w:val="uk-UA"/>
+        </w:rPr>
+      </w:pPr>
+      <w:r>
+        <w:rPr>
+          <w:b/>
+          <w:bCs/>
+          <w:sz w:val="24"/>
+          <w:szCs w:val="24"/>
+          <w:lang w:val="uk-UA"/>
+        </w:rPr>
+        <w:t>Domain trust validation</w:t>
+      </w:r>
+      <w:r>
+        <w:rPr>
+          <w:sz w:val="24"/>
+          <w:szCs w:val="24"/>
+          <w:lang w:val="uk-UA"/>
+        </w:rPr>
+        <w:t xml:space="preserve"> </w:t>
+      </w:r>
+    </w:p>
+    <w:p>
+      <w:pPr>
+        <w:numPr>
+          <w:ilvl w:val="0"/>
+          <w:numId w:val="74"/>
+        </w:numPr>
+        <w:rPr>
+          <w:sz w:val="24"/>
+          <w:szCs w:val="24"/>
+          <w:lang w:val="uk-UA"/>
+        </w:rPr>
+      </w:pPr>
+      <w:r>
+        <w:rPr>
+          <w:b/>
+          <w:bCs/>
+          <w:sz w:val="24"/>
+          <w:szCs w:val="24"/>
+          <w:lang w:val="uk-UA"/>
+        </w:rPr>
+        <w:t>App routing</w:t>
+      </w:r>
+      <w:r>
+        <w:rPr>
+          <w:sz w:val="24"/>
+          <w:szCs w:val="24"/>
+          <w:lang w:val="uk-UA"/>
+        </w:rPr>
+        <w:t xml:space="preserve"> </w:t>
+      </w:r>
+    </w:p>
+    <w:p>
+      <w:pPr>
+        <w:ind w:left="360"/>
+        <w:rPr>
+          <w:sz w:val="24"/>
+          <w:szCs w:val="24"/>
+          <w:lang w:val="uk-UA"/>
+        </w:rPr>
+      </w:pPr>
+      <w:r>
+        <w:rPr>
+          <w:sz w:val="24"/>
+          <w:szCs w:val="24"/>
+          <w:lang w:val="uk-UA"/>
+        </w:rPr>
+        <w:t xml:space="preserve">Everything after browser fallback is a </w:t>
+      </w:r>
+      <w:r>
+        <w:rPr>
+          <w:b/>
+          <w:bCs/>
+          <w:sz w:val="24"/>
+          <w:szCs w:val="24"/>
+          <w:lang w:val="uk-UA"/>
+        </w:rPr>
+        <w:t>distributed system problem</w:t>
+      </w:r>
+      <w:r>
+        <w:rPr>
+          <w:sz w:val="24"/>
+          <w:szCs w:val="24"/>
+          <w:lang w:val="uk-UA"/>
+        </w:rPr>
+        <w:t xml:space="preserve"> involving:</w:t>
+      </w:r>
+    </w:p>
+    <w:p>
+      <w:pPr>
+        <w:numPr>
+          <w:ilvl w:val="0"/>
+          <w:numId w:val="75"/>
+        </w:numPr>
+        <w:rPr>
+          <w:sz w:val="24"/>
+          <w:szCs w:val="24"/>
+          <w:lang w:val="uk-UA"/>
+        </w:rPr>
+      </w:pPr>
+      <w:r>
+        <w:rPr>
+          <w:sz w:val="24"/>
+          <w:szCs w:val="24"/>
+          <w:lang w:val="uk-UA"/>
+        </w:rPr>
+        <w:t xml:space="preserve">Web layer </w:t>
+      </w:r>
+    </w:p>
+    <w:p>
+      <w:pPr>
+        <w:numPr>
+          <w:ilvl w:val="0"/>
+          <w:numId w:val="75"/>
+        </w:numPr>
+        <w:rPr>
+          <w:sz w:val="24"/>
+          <w:szCs w:val="24"/>
+          <w:lang w:val="uk-UA"/>
+        </w:rPr>
+      </w:pPr>
+      <w:r>
+        <w:rPr>
+          <w:sz w:val="24"/>
+          <w:szCs w:val="24"/>
+          <w:lang w:val="uk-UA"/>
+        </w:rPr>
+        <w:t xml:space="preserve">Backend </w:t>
+      </w:r>
+    </w:p>
+    <w:p>
+      <w:pPr>
+        <w:numPr>
+          <w:ilvl w:val="0"/>
+          <w:numId w:val="75"/>
+        </w:numPr>
+        <w:rPr>
+          <w:sz w:val="24"/>
+          <w:szCs w:val="24"/>
+          <w:lang w:val="uk-UA"/>
+        </w:rPr>
+      </w:pPr>
+      <w:r>
+        <w:rPr>
+          <w:sz w:val="24"/>
+          <w:szCs w:val="24"/>
+          <w:lang w:val="uk-UA"/>
+        </w:rPr>
+        <w:t>App runtime</w:t>
+      </w:r>
+    </w:p>
+    <w:p>
+      <w:pPr>
+        <w:rPr>
+          <w:lang w:val="ru-RU"/>
+        </w:rPr>
+      </w:pPr>
     </w:p>
     <w:p>
       <w:pPr>
@@ -1405,7 +3274,7 @@
                     </pic:cNvPicPr>
                   </pic:nvPicPr>
                   <pic:blipFill>
-                    <a:blip r:embed="rId10" cstate="print">
+                    <a:blip r:embed="rId11" cstate="print">
                       <a:extLst>
                         <a:ext uri="{28A0092B-C50C-407E-A947-70E740481C1C}">
                           <a14:useLocalDpi xmlns:a14="http://schemas.microsoft.com/office/drawing/2010/main" val="0"/>
@@ -5397,6 +7266,304 @@
     </w:lvl>
   </w:abstractNum>
   <w:abstractNum w:abstractNumId="4" w15:restartNumberingAfterBreak="0">
+    <w:nsid w:val="09B22BD4"/>
+    <w:multiLevelType w:val="multilevel"/>
+    <w:tmpl w:val="315A9F16"/>
+    <w:lvl w:ilvl="0">
+      <w:start w:val="1"/>
+      <w:numFmt w:val="bullet"/>
+      <w:lvlText w:val=""/>
+      <w:lvlJc w:val="left"/>
+      <w:pPr>
+        <w:tabs>
+          <w:tab w:val="num" w:pos="720"/>
+        </w:tabs>
+        <w:ind w:left="720" w:hanging="360"/>
+      </w:pPr>
+      <w:rPr>
+        <w:rFonts w:ascii="Symbol" w:hAnsi="Symbol" w:hint="default"/>
+        <w:sz w:val="20"/>
+      </w:rPr>
+    </w:lvl>
+    <w:lvl w:ilvl="1">
+      <w:start w:val="1"/>
+      <w:numFmt w:val="bullet"/>
+      <w:lvlText w:val="o"/>
+      <w:lvlJc w:val="left"/>
+      <w:pPr>
+        <w:tabs>
+          <w:tab w:val="num" w:pos="1440"/>
+        </w:tabs>
+        <w:ind w:left="1440" w:hanging="360"/>
+      </w:pPr>
+      <w:rPr>
+        <w:rFonts w:ascii="Courier New" w:hAnsi="Courier New" w:hint="default"/>
+        <w:sz w:val="20"/>
+      </w:rPr>
+    </w:lvl>
+    <w:lvl w:ilvl="2" w:tentative="1">
+      <w:start w:val="1"/>
+      <w:numFmt w:val="bullet"/>
+      <w:lvlText w:val=""/>
+      <w:lvlJc w:val="left"/>
+      <w:pPr>
+        <w:tabs>
+          <w:tab w:val="num" w:pos="2160"/>
+        </w:tabs>
+        <w:ind w:left="2160" w:hanging="360"/>
+      </w:pPr>
+      <w:rPr>
+        <w:rFonts w:ascii="Wingdings" w:hAnsi="Wingdings" w:hint="default"/>
+        <w:sz w:val="20"/>
+      </w:rPr>
+    </w:lvl>
+    <w:lvl w:ilvl="3" w:tentative="1">
+      <w:start w:val="1"/>
+      <w:numFmt w:val="bullet"/>
+      <w:lvlText w:val=""/>
+      <w:lvlJc w:val="left"/>
+      <w:pPr>
+        <w:tabs>
+          <w:tab w:val="num" w:pos="2880"/>
+        </w:tabs>
+        <w:ind w:left="2880" w:hanging="360"/>
+      </w:pPr>
+      <w:rPr>
+        <w:rFonts w:ascii="Wingdings" w:hAnsi="Wingdings" w:hint="default"/>
+        <w:sz w:val="20"/>
+      </w:rPr>
+    </w:lvl>
+    <w:lvl w:ilvl="4" w:tentative="1">
+      <w:start w:val="1"/>
+      <w:numFmt w:val="bullet"/>
+      <w:lvlText w:val=""/>
+      <w:lvlJc w:val="left"/>
+      <w:pPr>
+        <w:tabs>
+          <w:tab w:val="num" w:pos="3600"/>
+        </w:tabs>
+        <w:ind w:left="3600" w:hanging="360"/>
+      </w:pPr>
+      <w:rPr>
+        <w:rFonts w:ascii="Wingdings" w:hAnsi="Wingdings" w:hint="default"/>
+        <w:sz w:val="20"/>
+      </w:rPr>
+    </w:lvl>
+    <w:lvl w:ilvl="5" w:tentative="1">
+      <w:start w:val="1"/>
+      <w:numFmt w:val="bullet"/>
+      <w:lvlText w:val=""/>
+      <w:lvlJc w:val="left"/>
+      <w:pPr>
+        <w:tabs>
+          <w:tab w:val="num" w:pos="4320"/>
+        </w:tabs>
+        <w:ind w:left="4320" w:hanging="360"/>
+      </w:pPr>
+      <w:rPr>
+        <w:rFonts w:ascii="Wingdings" w:hAnsi="Wingdings" w:hint="default"/>
+        <w:sz w:val="20"/>
+      </w:rPr>
+    </w:lvl>
+    <w:lvl w:ilvl="6" w:tentative="1">
+      <w:start w:val="1"/>
+      <w:numFmt w:val="bullet"/>
+      <w:lvlText w:val=""/>
+      <w:lvlJc w:val="left"/>
+      <w:pPr>
+        <w:tabs>
+          <w:tab w:val="num" w:pos="5040"/>
+        </w:tabs>
+        <w:ind w:left="5040" w:hanging="360"/>
+      </w:pPr>
+      <w:rPr>
+        <w:rFonts w:ascii="Wingdings" w:hAnsi="Wingdings" w:hint="default"/>
+        <w:sz w:val="20"/>
+      </w:rPr>
+    </w:lvl>
+    <w:lvl w:ilvl="7" w:tentative="1">
+      <w:start w:val="1"/>
+      <w:numFmt w:val="bullet"/>
+      <w:lvlText w:val=""/>
+      <w:lvlJc w:val="left"/>
+      <w:pPr>
+        <w:tabs>
+          <w:tab w:val="num" w:pos="5760"/>
+        </w:tabs>
+        <w:ind w:left="5760" w:hanging="360"/>
+      </w:pPr>
+      <w:rPr>
+        <w:rFonts w:ascii="Wingdings" w:hAnsi="Wingdings" w:hint="default"/>
+        <w:sz w:val="20"/>
+      </w:rPr>
+    </w:lvl>
+    <w:lvl w:ilvl="8" w:tentative="1">
+      <w:start w:val="1"/>
+      <w:numFmt w:val="bullet"/>
+      <w:lvlText w:val=""/>
+      <w:lvlJc w:val="left"/>
+      <w:pPr>
+        <w:tabs>
+          <w:tab w:val="num" w:pos="6480"/>
+        </w:tabs>
+        <w:ind w:left="6480" w:hanging="360"/>
+      </w:pPr>
+      <w:rPr>
+        <w:rFonts w:ascii="Wingdings" w:hAnsi="Wingdings" w:hint="default"/>
+        <w:sz w:val="20"/>
+      </w:rPr>
+    </w:lvl>
+  </w:abstractNum>
+  <w:abstractNum w:abstractNumId="5" w15:restartNumberingAfterBreak="0">
+    <w:nsid w:val="0C4E42C9"/>
+    <w:multiLevelType w:val="multilevel"/>
+    <w:tmpl w:val="9230DDC4"/>
+    <w:lvl w:ilvl="0">
+      <w:start w:val="1"/>
+      <w:numFmt w:val="bullet"/>
+      <w:lvlText w:val=""/>
+      <w:lvlJc w:val="left"/>
+      <w:pPr>
+        <w:tabs>
+          <w:tab w:val="num" w:pos="720"/>
+        </w:tabs>
+        <w:ind w:left="720" w:hanging="360"/>
+      </w:pPr>
+      <w:rPr>
+        <w:rFonts w:ascii="Symbol" w:hAnsi="Symbol" w:hint="default"/>
+        <w:sz w:val="20"/>
+      </w:rPr>
+    </w:lvl>
+    <w:lvl w:ilvl="1" w:tentative="1">
+      <w:start w:val="1"/>
+      <w:numFmt w:val="bullet"/>
+      <w:lvlText w:val="o"/>
+      <w:lvlJc w:val="left"/>
+      <w:pPr>
+        <w:tabs>
+          <w:tab w:val="num" w:pos="1440"/>
+        </w:tabs>
+        <w:ind w:left="1440" w:hanging="360"/>
+      </w:pPr>
+      <w:rPr>
+        <w:rFonts w:ascii="Courier New" w:hAnsi="Courier New" w:hint="default"/>
+        <w:sz w:val="20"/>
+      </w:rPr>
+    </w:lvl>
+    <w:lvl w:ilvl="2" w:tentative="1">
+      <w:start w:val="1"/>
+      <w:numFmt w:val="bullet"/>
+      <w:lvlText w:val=""/>
+      <w:lvlJc w:val="left"/>
+      <w:pPr>
+        <w:tabs>
+          <w:tab w:val="num" w:pos="2160"/>
+        </w:tabs>
+        <w:ind w:left="2160" w:hanging="360"/>
+      </w:pPr>
+      <w:rPr>
+        <w:rFonts w:ascii="Wingdings" w:hAnsi="Wingdings" w:hint="default"/>
+        <w:sz w:val="20"/>
+      </w:rPr>
+    </w:lvl>
+    <w:lvl w:ilvl="3" w:tentative="1">
+      <w:start w:val="1"/>
+      <w:numFmt w:val="bullet"/>
+      <w:lvlText w:val=""/>
+      <w:lvlJc w:val="left"/>
+      <w:pPr>
+        <w:tabs>
+          <w:tab w:val="num" w:pos="2880"/>
+        </w:tabs>
+        <w:ind w:left="2880" w:hanging="360"/>
+      </w:pPr>
+      <w:rPr>
+        <w:rFonts w:ascii="Wingdings" w:hAnsi="Wingdings" w:hint="default"/>
+        <w:sz w:val="20"/>
+      </w:rPr>
+    </w:lvl>
+    <w:lvl w:ilvl="4" w:tentative="1">
+      <w:start w:val="1"/>
+      <w:numFmt w:val="bullet"/>
+      <w:lvlText w:val=""/>
+      <w:lvlJc w:val="left"/>
+      <w:pPr>
+        <w:tabs>
+          <w:tab w:val="num" w:pos="3600"/>
+        </w:tabs>
+        <w:ind w:left="3600" w:hanging="360"/>
+      </w:pPr>
+      <w:rPr>
+        <w:rFonts w:ascii="Wingdings" w:hAnsi="Wingdings" w:hint="default"/>
+        <w:sz w:val="20"/>
+      </w:rPr>
+    </w:lvl>
+    <w:lvl w:ilvl="5" w:tentative="1">
+      <w:start w:val="1"/>
+      <w:numFmt w:val="bullet"/>
+      <w:lvlText w:val=""/>
+      <w:lvlJc w:val="left"/>
+      <w:pPr>
+        <w:tabs>
+          <w:tab w:val="num" w:pos="4320"/>
+        </w:tabs>
+        <w:ind w:left="4320" w:hanging="360"/>
+      </w:pPr>
+      <w:rPr>
+        <w:rFonts w:ascii="Wingdings" w:hAnsi="Wingdings" w:hint="default"/>
+        <w:sz w:val="20"/>
+      </w:rPr>
+    </w:lvl>
+    <w:lvl w:ilvl="6" w:tentative="1">
+      <w:start w:val="1"/>
+      <w:numFmt w:val="bullet"/>
+      <w:lvlText w:val=""/>
+      <w:lvlJc w:val="left"/>
+      <w:pPr>
+        <w:tabs>
+          <w:tab w:val="num" w:pos="5040"/>
+        </w:tabs>
+        <w:ind w:left="5040" w:hanging="360"/>
+      </w:pPr>
+      <w:rPr>
+        <w:rFonts w:ascii="Wingdings" w:hAnsi="Wingdings" w:hint="default"/>
+        <w:sz w:val="20"/>
+      </w:rPr>
+    </w:lvl>
+    <w:lvl w:ilvl="7" w:tentative="1">
+      <w:start w:val="1"/>
+      <w:numFmt w:val="bullet"/>
+      <w:lvlText w:val=""/>
+      <w:lvlJc w:val="left"/>
+      <w:pPr>
+        <w:tabs>
+          <w:tab w:val="num" w:pos="5760"/>
+        </w:tabs>
+        <w:ind w:left="5760" w:hanging="360"/>
+      </w:pPr>
+      <w:rPr>
+        <w:rFonts w:ascii="Wingdings" w:hAnsi="Wingdings" w:hint="default"/>
+        <w:sz w:val="20"/>
+      </w:rPr>
+    </w:lvl>
+    <w:lvl w:ilvl="8" w:tentative="1">
+      <w:start w:val="1"/>
+      <w:numFmt w:val="bullet"/>
+      <w:lvlText w:val=""/>
+      <w:lvlJc w:val="left"/>
+      <w:pPr>
+        <w:tabs>
+          <w:tab w:val="num" w:pos="6480"/>
+        </w:tabs>
+        <w:ind w:left="6480" w:hanging="360"/>
+      </w:pPr>
+      <w:rPr>
+        <w:rFonts w:ascii="Wingdings" w:hAnsi="Wingdings" w:hint="default"/>
+        <w:sz w:val="20"/>
+      </w:rPr>
+    </w:lvl>
+  </w:abstractNum>
+  <w:abstractNum w:abstractNumId="6" w15:restartNumberingAfterBreak="0">
     <w:nsid w:val="0CEC7828"/>
     <w:multiLevelType w:val="multilevel"/>
     <w:tmpl w:val="E0AEF812"/>
@@ -5513,7 +7680,7 @@
       </w:pPr>
     </w:lvl>
   </w:abstractNum>
-  <w:abstractNum w:abstractNumId="5" w15:restartNumberingAfterBreak="0">
+  <w:abstractNum w:abstractNumId="7" w15:restartNumberingAfterBreak="0">
     <w:nsid w:val="0D1F17D6"/>
     <w:multiLevelType w:val="multilevel"/>
     <w:tmpl w:val="49A4A552"/>
@@ -5630,7 +7797,7 @@
       </w:pPr>
     </w:lvl>
   </w:abstractNum>
-  <w:abstractNum w:abstractNumId="6" w15:restartNumberingAfterBreak="0">
+  <w:abstractNum w:abstractNumId="8" w15:restartNumberingAfterBreak="0">
     <w:nsid w:val="0D400F1E"/>
     <w:multiLevelType w:val="multilevel"/>
     <w:tmpl w:val="4A8EBEFA"/>
@@ -5779,7 +7946,7 @@
       </w:rPr>
     </w:lvl>
   </w:abstractNum>
-  <w:abstractNum w:abstractNumId="7" w15:restartNumberingAfterBreak="0">
+  <w:abstractNum w:abstractNumId="9" w15:restartNumberingAfterBreak="0">
     <w:nsid w:val="10B40DA3"/>
     <w:multiLevelType w:val="multilevel"/>
     <w:tmpl w:val="B4B4CDFC"/>
@@ -5896,7 +8063,301 @@
       </w:pPr>
     </w:lvl>
   </w:abstractNum>
-  <w:abstractNum w:abstractNumId="8" w15:restartNumberingAfterBreak="0">
+  <w:abstractNum w:abstractNumId="10" w15:restartNumberingAfterBreak="0">
+    <w:nsid w:val="10E566A3"/>
+    <w:multiLevelType w:val="multilevel"/>
+    <w:tmpl w:val="89B41DE6"/>
+    <w:lvl w:ilvl="0">
+      <w:start w:val="1"/>
+      <w:numFmt w:val="bullet"/>
+      <w:lvlText w:val=""/>
+      <w:lvlJc w:val="left"/>
+      <w:pPr>
+        <w:tabs>
+          <w:tab w:val="num" w:pos="720"/>
+        </w:tabs>
+        <w:ind w:left="720" w:hanging="360"/>
+      </w:pPr>
+      <w:rPr>
+        <w:rFonts w:ascii="Symbol" w:hAnsi="Symbol" w:hint="default"/>
+        <w:sz w:val="20"/>
+      </w:rPr>
+    </w:lvl>
+    <w:lvl w:ilvl="1" w:tentative="1">
+      <w:start w:val="1"/>
+      <w:numFmt w:val="bullet"/>
+      <w:lvlText w:val="o"/>
+      <w:lvlJc w:val="left"/>
+      <w:pPr>
+        <w:tabs>
+          <w:tab w:val="num" w:pos="1440"/>
+        </w:tabs>
+        <w:ind w:left="1440" w:hanging="360"/>
+      </w:pPr>
+      <w:rPr>
+        <w:rFonts w:ascii="Courier New" w:hAnsi="Courier New" w:hint="default"/>
+        <w:sz w:val="20"/>
+      </w:rPr>
+    </w:lvl>
+    <w:lvl w:ilvl="2" w:tentative="1">
+      <w:start w:val="1"/>
+      <w:numFmt w:val="bullet"/>
+      <w:lvlText w:val=""/>
+      <w:lvlJc w:val="left"/>
+      <w:pPr>
+        <w:tabs>
+          <w:tab w:val="num" w:pos="2160"/>
+        </w:tabs>
+        <w:ind w:left="2160" w:hanging="360"/>
+      </w:pPr>
+      <w:rPr>
+        <w:rFonts w:ascii="Wingdings" w:hAnsi="Wingdings" w:hint="default"/>
+        <w:sz w:val="20"/>
+      </w:rPr>
+    </w:lvl>
+    <w:lvl w:ilvl="3" w:tentative="1">
+      <w:start w:val="1"/>
+      <w:numFmt w:val="bullet"/>
+      <w:lvlText w:val=""/>
+      <w:lvlJc w:val="left"/>
+      <w:pPr>
+        <w:tabs>
+          <w:tab w:val="num" w:pos="2880"/>
+        </w:tabs>
+        <w:ind w:left="2880" w:hanging="360"/>
+      </w:pPr>
+      <w:rPr>
+        <w:rFonts w:ascii="Wingdings" w:hAnsi="Wingdings" w:hint="default"/>
+        <w:sz w:val="20"/>
+      </w:rPr>
+    </w:lvl>
+    <w:lvl w:ilvl="4" w:tentative="1">
+      <w:start w:val="1"/>
+      <w:numFmt w:val="bullet"/>
+      <w:lvlText w:val=""/>
+      <w:lvlJc w:val="left"/>
+      <w:pPr>
+        <w:tabs>
+          <w:tab w:val="num" w:pos="3600"/>
+        </w:tabs>
+        <w:ind w:left="3600" w:hanging="360"/>
+      </w:pPr>
+      <w:rPr>
+        <w:rFonts w:ascii="Wingdings" w:hAnsi="Wingdings" w:hint="default"/>
+        <w:sz w:val="20"/>
+      </w:rPr>
+    </w:lvl>
+    <w:lvl w:ilvl="5" w:tentative="1">
+      <w:start w:val="1"/>
+      <w:numFmt w:val="bullet"/>
+      <w:lvlText w:val=""/>
+      <w:lvlJc w:val="left"/>
+      <w:pPr>
+        <w:tabs>
+          <w:tab w:val="num" w:pos="4320"/>
+        </w:tabs>
+        <w:ind w:left="4320" w:hanging="360"/>
+      </w:pPr>
+      <w:rPr>
+        <w:rFonts w:ascii="Wingdings" w:hAnsi="Wingdings" w:hint="default"/>
+        <w:sz w:val="20"/>
+      </w:rPr>
+    </w:lvl>
+    <w:lvl w:ilvl="6" w:tentative="1">
+      <w:start w:val="1"/>
+      <w:numFmt w:val="bullet"/>
+      <w:lvlText w:val=""/>
+      <w:lvlJc w:val="left"/>
+      <w:pPr>
+        <w:tabs>
+          <w:tab w:val="num" w:pos="5040"/>
+        </w:tabs>
+        <w:ind w:left="5040" w:hanging="360"/>
+      </w:pPr>
+      <w:rPr>
+        <w:rFonts w:ascii="Wingdings" w:hAnsi="Wingdings" w:hint="default"/>
+        <w:sz w:val="20"/>
+      </w:rPr>
+    </w:lvl>
+    <w:lvl w:ilvl="7" w:tentative="1">
+      <w:start w:val="1"/>
+      <w:numFmt w:val="bullet"/>
+      <w:lvlText w:val=""/>
+      <w:lvlJc w:val="left"/>
+      <w:pPr>
+        <w:tabs>
+          <w:tab w:val="num" w:pos="5760"/>
+        </w:tabs>
+        <w:ind w:left="5760" w:hanging="360"/>
+      </w:pPr>
+      <w:rPr>
+        <w:rFonts w:ascii="Wingdings" w:hAnsi="Wingdings" w:hint="default"/>
+        <w:sz w:val="20"/>
+      </w:rPr>
+    </w:lvl>
+    <w:lvl w:ilvl="8" w:tentative="1">
+      <w:start w:val="1"/>
+      <w:numFmt w:val="bullet"/>
+      <w:lvlText w:val=""/>
+      <w:lvlJc w:val="left"/>
+      <w:pPr>
+        <w:tabs>
+          <w:tab w:val="num" w:pos="6480"/>
+        </w:tabs>
+        <w:ind w:left="6480" w:hanging="360"/>
+      </w:pPr>
+      <w:rPr>
+        <w:rFonts w:ascii="Wingdings" w:hAnsi="Wingdings" w:hint="default"/>
+        <w:sz w:val="20"/>
+      </w:rPr>
+    </w:lvl>
+  </w:abstractNum>
+  <w:abstractNum w:abstractNumId="11" w15:restartNumberingAfterBreak="0">
+    <w:nsid w:val="13C11129"/>
+    <w:multiLevelType w:val="multilevel"/>
+    <w:tmpl w:val="F78C68E6"/>
+    <w:lvl w:ilvl="0">
+      <w:start w:val="1"/>
+      <w:numFmt w:val="bullet"/>
+      <w:lvlText w:val=""/>
+      <w:lvlJc w:val="left"/>
+      <w:pPr>
+        <w:tabs>
+          <w:tab w:val="num" w:pos="720"/>
+        </w:tabs>
+        <w:ind w:left="720" w:hanging="360"/>
+      </w:pPr>
+      <w:rPr>
+        <w:rFonts w:ascii="Symbol" w:hAnsi="Symbol" w:hint="default"/>
+        <w:sz w:val="20"/>
+      </w:rPr>
+    </w:lvl>
+    <w:lvl w:ilvl="1">
+      <w:start w:val="1"/>
+      <w:numFmt w:val="bullet"/>
+      <w:lvlText w:val="o"/>
+      <w:lvlJc w:val="left"/>
+      <w:pPr>
+        <w:tabs>
+          <w:tab w:val="num" w:pos="1440"/>
+        </w:tabs>
+        <w:ind w:left="1440" w:hanging="360"/>
+      </w:pPr>
+      <w:rPr>
+        <w:rFonts w:ascii="Courier New" w:hAnsi="Courier New" w:hint="default"/>
+        <w:sz w:val="20"/>
+      </w:rPr>
+    </w:lvl>
+    <w:lvl w:ilvl="2">
+      <w:start w:val="1"/>
+      <w:numFmt w:val="decimal"/>
+      <w:lvlText w:val="%3."/>
+      <w:lvlJc w:val="left"/>
+      <w:pPr>
+        <w:tabs>
+          <w:tab w:val="num" w:pos="2160"/>
+        </w:tabs>
+        <w:ind w:left="2160" w:hanging="360"/>
+      </w:pPr>
+    </w:lvl>
+    <w:lvl w:ilvl="3" w:tentative="1">
+      <w:start w:val="1"/>
+      <w:numFmt w:val="bullet"/>
+      <w:lvlText w:val=""/>
+      <w:lvlJc w:val="left"/>
+      <w:pPr>
+        <w:tabs>
+          <w:tab w:val="num" w:pos="2880"/>
+        </w:tabs>
+        <w:ind w:left="2880" w:hanging="360"/>
+      </w:pPr>
+      <w:rPr>
+        <w:rFonts w:ascii="Wingdings" w:hAnsi="Wingdings" w:hint="default"/>
+        <w:sz w:val="20"/>
+      </w:rPr>
+    </w:lvl>
+    <w:lvl w:ilvl="4" w:tentative="1">
+      <w:start w:val="1"/>
+      <w:numFmt w:val="bullet"/>
+      <w:lvlText w:val=""/>
+      <w:lvlJc w:val="left"/>
+      <w:pPr>
+        <w:tabs>
+          <w:tab w:val="num" w:pos="3600"/>
+        </w:tabs>
+        <w:ind w:left="3600" w:hanging="360"/>
+      </w:pPr>
+      <w:rPr>
+        <w:rFonts w:ascii="Wingdings" w:hAnsi="Wingdings" w:hint="default"/>
+        <w:sz w:val="20"/>
+      </w:rPr>
+    </w:lvl>
+    <w:lvl w:ilvl="5" w:tentative="1">
+      <w:start w:val="1"/>
+      <w:numFmt w:val="bullet"/>
+      <w:lvlText w:val=""/>
+      <w:lvlJc w:val="left"/>
+      <w:pPr>
+        <w:tabs>
+          <w:tab w:val="num" w:pos="4320"/>
+        </w:tabs>
+        <w:ind w:left="4320" w:hanging="360"/>
+      </w:pPr>
+      <w:rPr>
+        <w:rFonts w:ascii="Wingdings" w:hAnsi="Wingdings" w:hint="default"/>
+        <w:sz w:val="20"/>
+      </w:rPr>
+    </w:lvl>
+    <w:lvl w:ilvl="6" w:tentative="1">
+      <w:start w:val="1"/>
+      <w:numFmt w:val="bullet"/>
+      <w:lvlText w:val=""/>
+      <w:lvlJc w:val="left"/>
+      <w:pPr>
+        <w:tabs>
+          <w:tab w:val="num" w:pos="5040"/>
+        </w:tabs>
+        <w:ind w:left="5040" w:hanging="360"/>
+      </w:pPr>
+      <w:rPr>
+        <w:rFonts w:ascii="Wingdings" w:hAnsi="Wingdings" w:hint="default"/>
+        <w:sz w:val="20"/>
+      </w:rPr>
+    </w:lvl>
+    <w:lvl w:ilvl="7" w:tentative="1">
+      <w:start w:val="1"/>
+      <w:numFmt w:val="bullet"/>
+      <w:lvlText w:val=""/>
+      <w:lvlJc w:val="left"/>
+      <w:pPr>
+        <w:tabs>
+          <w:tab w:val="num" w:pos="5760"/>
+        </w:tabs>
+        <w:ind w:left="5760" w:hanging="360"/>
+      </w:pPr>
+      <w:rPr>
+        <w:rFonts w:ascii="Wingdings" w:hAnsi="Wingdings" w:hint="default"/>
+        <w:sz w:val="20"/>
+      </w:rPr>
+    </w:lvl>
+    <w:lvl w:ilvl="8" w:tentative="1">
+      <w:start w:val="1"/>
+      <w:numFmt w:val="bullet"/>
+      <w:lvlText w:val=""/>
+      <w:lvlJc w:val="left"/>
+      <w:pPr>
+        <w:tabs>
+          <w:tab w:val="num" w:pos="6480"/>
+        </w:tabs>
+        <w:ind w:left="6480" w:hanging="360"/>
+      </w:pPr>
+      <w:rPr>
+        <w:rFonts w:ascii="Wingdings" w:hAnsi="Wingdings" w:hint="default"/>
+        <w:sz w:val="20"/>
+      </w:rPr>
+    </w:lvl>
+  </w:abstractNum>
+  <w:abstractNum w:abstractNumId="12" w15:restartNumberingAfterBreak="0">
     <w:nsid w:val="147334A5"/>
     <w:multiLevelType w:val="multilevel"/>
     <w:tmpl w:val="934E7E2A"/>
@@ -6009,7 +8470,7 @@
       </w:pPr>
     </w:lvl>
   </w:abstractNum>
-  <w:abstractNum w:abstractNumId="9" w15:restartNumberingAfterBreak="0">
+  <w:abstractNum w:abstractNumId="13" w15:restartNumberingAfterBreak="0">
     <w:nsid w:val="1BED0F2C"/>
     <w:multiLevelType w:val="multilevel"/>
     <w:tmpl w:val="926239DC"/>
@@ -6158,7 +8619,156 @@
       </w:rPr>
     </w:lvl>
   </w:abstractNum>
-  <w:abstractNum w:abstractNumId="10" w15:restartNumberingAfterBreak="0">
+  <w:abstractNum w:abstractNumId="14" w15:restartNumberingAfterBreak="0">
+    <w:nsid w:val="1C522916"/>
+    <w:multiLevelType w:val="multilevel"/>
+    <w:tmpl w:val="D88E6B6A"/>
+    <w:lvl w:ilvl="0">
+      <w:start w:val="1"/>
+      <w:numFmt w:val="bullet"/>
+      <w:lvlText w:val=""/>
+      <w:lvlJc w:val="left"/>
+      <w:pPr>
+        <w:tabs>
+          <w:tab w:val="num" w:pos="720"/>
+        </w:tabs>
+        <w:ind w:left="720" w:hanging="360"/>
+      </w:pPr>
+      <w:rPr>
+        <w:rFonts w:ascii="Symbol" w:hAnsi="Symbol" w:hint="default"/>
+        <w:sz w:val="20"/>
+      </w:rPr>
+    </w:lvl>
+    <w:lvl w:ilvl="1">
+      <w:start w:val="1"/>
+      <w:numFmt w:val="bullet"/>
+      <w:lvlText w:val="o"/>
+      <w:lvlJc w:val="left"/>
+      <w:pPr>
+        <w:tabs>
+          <w:tab w:val="num" w:pos="1440"/>
+        </w:tabs>
+        <w:ind w:left="1440" w:hanging="360"/>
+      </w:pPr>
+      <w:rPr>
+        <w:rFonts w:ascii="Courier New" w:hAnsi="Courier New" w:hint="default"/>
+        <w:sz w:val="20"/>
+      </w:rPr>
+    </w:lvl>
+    <w:lvl w:ilvl="2" w:tentative="1">
+      <w:start w:val="1"/>
+      <w:numFmt w:val="bullet"/>
+      <w:lvlText w:val=""/>
+      <w:lvlJc w:val="left"/>
+      <w:pPr>
+        <w:tabs>
+          <w:tab w:val="num" w:pos="2160"/>
+        </w:tabs>
+        <w:ind w:left="2160" w:hanging="360"/>
+      </w:pPr>
+      <w:rPr>
+        <w:rFonts w:ascii="Wingdings" w:hAnsi="Wingdings" w:hint="default"/>
+        <w:sz w:val="20"/>
+      </w:rPr>
+    </w:lvl>
+    <w:lvl w:ilvl="3" w:tentative="1">
+      <w:start w:val="1"/>
+      <w:numFmt w:val="bullet"/>
+      <w:lvlText w:val=""/>
+      <w:lvlJc w:val="left"/>
+      <w:pPr>
+        <w:tabs>
+          <w:tab w:val="num" w:pos="2880"/>
+        </w:tabs>
+        <w:ind w:left="2880" w:hanging="360"/>
+      </w:pPr>
+      <w:rPr>
+        <w:rFonts w:ascii="Wingdings" w:hAnsi="Wingdings" w:hint="default"/>
+        <w:sz w:val="20"/>
+      </w:rPr>
+    </w:lvl>
+    <w:lvl w:ilvl="4" w:tentative="1">
+      <w:start w:val="1"/>
+      <w:numFmt w:val="bullet"/>
+      <w:lvlText w:val=""/>
+      <w:lvlJc w:val="left"/>
+      <w:pPr>
+        <w:tabs>
+          <w:tab w:val="num" w:pos="3600"/>
+        </w:tabs>
+        <w:ind w:left="3600" w:hanging="360"/>
+      </w:pPr>
+      <w:rPr>
+        <w:rFonts w:ascii="Wingdings" w:hAnsi="Wingdings" w:hint="default"/>
+        <w:sz w:val="20"/>
+      </w:rPr>
+    </w:lvl>
+    <w:lvl w:ilvl="5" w:tentative="1">
+      <w:start w:val="1"/>
+      <w:numFmt w:val="bullet"/>
+      <w:lvlText w:val=""/>
+      <w:lvlJc w:val="left"/>
+      <w:pPr>
+        <w:tabs>
+          <w:tab w:val="num" w:pos="4320"/>
+        </w:tabs>
+        <w:ind w:left="4320" w:hanging="360"/>
+      </w:pPr>
+      <w:rPr>
+        <w:rFonts w:ascii="Wingdings" w:hAnsi="Wingdings" w:hint="default"/>
+        <w:sz w:val="20"/>
+      </w:rPr>
+    </w:lvl>
+    <w:lvl w:ilvl="6" w:tentative="1">
+      <w:start w:val="1"/>
+      <w:numFmt w:val="bullet"/>
+      <w:lvlText w:val=""/>
+      <w:lvlJc w:val="left"/>
+      <w:pPr>
+        <w:tabs>
+          <w:tab w:val="num" w:pos="5040"/>
+        </w:tabs>
+        <w:ind w:left="5040" w:hanging="360"/>
+      </w:pPr>
+      <w:rPr>
+        <w:rFonts w:ascii="Wingdings" w:hAnsi="Wingdings" w:hint="default"/>
+        <w:sz w:val="20"/>
+      </w:rPr>
+    </w:lvl>
+    <w:lvl w:ilvl="7" w:tentative="1">
+      <w:start w:val="1"/>
+      <w:numFmt w:val="bullet"/>
+      <w:lvlText w:val=""/>
+      <w:lvlJc w:val="left"/>
+      <w:pPr>
+        <w:tabs>
+          <w:tab w:val="num" w:pos="5760"/>
+        </w:tabs>
+        <w:ind w:left="5760" w:hanging="360"/>
+      </w:pPr>
+      <w:rPr>
+        <w:rFonts w:ascii="Wingdings" w:hAnsi="Wingdings" w:hint="default"/>
+        <w:sz w:val="20"/>
+      </w:rPr>
+    </w:lvl>
+    <w:lvl w:ilvl="8" w:tentative="1">
+      <w:start w:val="1"/>
+      <w:numFmt w:val="bullet"/>
+      <w:lvlText w:val=""/>
+      <w:lvlJc w:val="left"/>
+      <w:pPr>
+        <w:tabs>
+          <w:tab w:val="num" w:pos="6480"/>
+        </w:tabs>
+        <w:ind w:left="6480" w:hanging="360"/>
+      </w:pPr>
+      <w:rPr>
+        <w:rFonts w:ascii="Wingdings" w:hAnsi="Wingdings" w:hint="default"/>
+        <w:sz w:val="20"/>
+      </w:rPr>
+    </w:lvl>
+  </w:abstractNum>
+  <w:abstractNum w:abstractNumId="15" w15:restartNumberingAfterBreak="0">
     <w:nsid w:val="1DC8493D"/>
     <w:multiLevelType w:val="multilevel"/>
     <w:tmpl w:val="C9C870D0"/>
@@ -6307,7 +8917,305 @@
       </w:rPr>
     </w:lvl>
   </w:abstractNum>
-  <w:abstractNum w:abstractNumId="11" w15:restartNumberingAfterBreak="0">
+  <w:abstractNum w:abstractNumId="16" w15:restartNumberingAfterBreak="0">
+    <w:nsid w:val="1E277837"/>
+    <w:multiLevelType w:val="multilevel"/>
+    <w:tmpl w:val="3F2E5D58"/>
+    <w:lvl w:ilvl="0">
+      <w:start w:val="1"/>
+      <w:numFmt w:val="bullet"/>
+      <w:lvlText w:val=""/>
+      <w:lvlJc w:val="left"/>
+      <w:pPr>
+        <w:tabs>
+          <w:tab w:val="num" w:pos="720"/>
+        </w:tabs>
+        <w:ind w:left="720" w:hanging="360"/>
+      </w:pPr>
+      <w:rPr>
+        <w:rFonts w:ascii="Symbol" w:hAnsi="Symbol" w:hint="default"/>
+        <w:sz w:val="20"/>
+      </w:rPr>
+    </w:lvl>
+    <w:lvl w:ilvl="1" w:tentative="1">
+      <w:start w:val="1"/>
+      <w:numFmt w:val="bullet"/>
+      <w:lvlText w:val="o"/>
+      <w:lvlJc w:val="left"/>
+      <w:pPr>
+        <w:tabs>
+          <w:tab w:val="num" w:pos="1440"/>
+        </w:tabs>
+        <w:ind w:left="1440" w:hanging="360"/>
+      </w:pPr>
+      <w:rPr>
+        <w:rFonts w:ascii="Courier New" w:hAnsi="Courier New" w:hint="default"/>
+        <w:sz w:val="20"/>
+      </w:rPr>
+    </w:lvl>
+    <w:lvl w:ilvl="2" w:tentative="1">
+      <w:start w:val="1"/>
+      <w:numFmt w:val="bullet"/>
+      <w:lvlText w:val=""/>
+      <w:lvlJc w:val="left"/>
+      <w:pPr>
+        <w:tabs>
+          <w:tab w:val="num" w:pos="2160"/>
+        </w:tabs>
+        <w:ind w:left="2160" w:hanging="360"/>
+      </w:pPr>
+      <w:rPr>
+        <w:rFonts w:ascii="Wingdings" w:hAnsi="Wingdings" w:hint="default"/>
+        <w:sz w:val="20"/>
+      </w:rPr>
+    </w:lvl>
+    <w:lvl w:ilvl="3" w:tentative="1">
+      <w:start w:val="1"/>
+      <w:numFmt w:val="bullet"/>
+      <w:lvlText w:val=""/>
+      <w:lvlJc w:val="left"/>
+      <w:pPr>
+        <w:tabs>
+          <w:tab w:val="num" w:pos="2880"/>
+        </w:tabs>
+        <w:ind w:left="2880" w:hanging="360"/>
+      </w:pPr>
+      <w:rPr>
+        <w:rFonts w:ascii="Wingdings" w:hAnsi="Wingdings" w:hint="default"/>
+        <w:sz w:val="20"/>
+      </w:rPr>
+    </w:lvl>
+    <w:lvl w:ilvl="4" w:tentative="1">
+      <w:start w:val="1"/>
+      <w:numFmt w:val="bullet"/>
+      <w:lvlText w:val=""/>
+      <w:lvlJc w:val="left"/>
+      <w:pPr>
+        <w:tabs>
+          <w:tab w:val="num" w:pos="3600"/>
+        </w:tabs>
+        <w:ind w:left="3600" w:hanging="360"/>
+      </w:pPr>
+      <w:rPr>
+        <w:rFonts w:ascii="Wingdings" w:hAnsi="Wingdings" w:hint="default"/>
+        <w:sz w:val="20"/>
+      </w:rPr>
+    </w:lvl>
+    <w:lvl w:ilvl="5" w:tentative="1">
+      <w:start w:val="1"/>
+      <w:numFmt w:val="bullet"/>
+      <w:lvlText w:val=""/>
+      <w:lvlJc w:val="left"/>
+      <w:pPr>
+        <w:tabs>
+          <w:tab w:val="num" w:pos="4320"/>
+        </w:tabs>
+        <w:ind w:left="4320" w:hanging="360"/>
+      </w:pPr>
+      <w:rPr>
+        <w:rFonts w:ascii="Wingdings" w:hAnsi="Wingdings" w:hint="default"/>
+        <w:sz w:val="20"/>
+      </w:rPr>
+    </w:lvl>
+    <w:lvl w:ilvl="6" w:tentative="1">
+      <w:start w:val="1"/>
+      <w:numFmt w:val="bullet"/>
+      <w:lvlText w:val=""/>
+      <w:lvlJc w:val="left"/>
+      <w:pPr>
+        <w:tabs>
+          <w:tab w:val="num" w:pos="5040"/>
+        </w:tabs>
+        <w:ind w:left="5040" w:hanging="360"/>
+      </w:pPr>
+      <w:rPr>
+        <w:rFonts w:ascii="Wingdings" w:hAnsi="Wingdings" w:hint="default"/>
+        <w:sz w:val="20"/>
+      </w:rPr>
+    </w:lvl>
+    <w:lvl w:ilvl="7" w:tentative="1">
+      <w:start w:val="1"/>
+      <w:numFmt w:val="bullet"/>
+      <w:lvlText w:val=""/>
+      <w:lvlJc w:val="left"/>
+      <w:pPr>
+        <w:tabs>
+          <w:tab w:val="num" w:pos="5760"/>
+        </w:tabs>
+        <w:ind w:left="5760" w:hanging="360"/>
+      </w:pPr>
+      <w:rPr>
+        <w:rFonts w:ascii="Wingdings" w:hAnsi="Wingdings" w:hint="default"/>
+        <w:sz w:val="20"/>
+      </w:rPr>
+    </w:lvl>
+    <w:lvl w:ilvl="8" w:tentative="1">
+      <w:start w:val="1"/>
+      <w:numFmt w:val="bullet"/>
+      <w:lvlText w:val=""/>
+      <w:lvlJc w:val="left"/>
+      <w:pPr>
+        <w:tabs>
+          <w:tab w:val="num" w:pos="6480"/>
+        </w:tabs>
+        <w:ind w:left="6480" w:hanging="360"/>
+      </w:pPr>
+      <w:rPr>
+        <w:rFonts w:ascii="Wingdings" w:hAnsi="Wingdings" w:hint="default"/>
+        <w:sz w:val="20"/>
+      </w:rPr>
+    </w:lvl>
+  </w:abstractNum>
+  <w:abstractNum w:abstractNumId="17" w15:restartNumberingAfterBreak="0">
+    <w:nsid w:val="207F55AC"/>
+    <w:multiLevelType w:val="multilevel"/>
+    <w:tmpl w:val="DFC89E1A"/>
+    <w:lvl w:ilvl="0">
+      <w:start w:val="1"/>
+      <w:numFmt w:val="bullet"/>
+      <w:lvlText w:val=""/>
+      <w:lvlJc w:val="left"/>
+      <w:pPr>
+        <w:tabs>
+          <w:tab w:val="num" w:pos="720"/>
+        </w:tabs>
+        <w:ind w:left="720" w:hanging="360"/>
+      </w:pPr>
+      <w:rPr>
+        <w:rFonts w:ascii="Symbol" w:hAnsi="Symbol" w:hint="default"/>
+        <w:sz w:val="20"/>
+      </w:rPr>
+    </w:lvl>
+    <w:lvl w:ilvl="1">
+      <w:start w:val="1"/>
+      <w:numFmt w:val="bullet"/>
+      <w:lvlText w:val="o"/>
+      <w:lvlJc w:val="left"/>
+      <w:pPr>
+        <w:tabs>
+          <w:tab w:val="num" w:pos="1440"/>
+        </w:tabs>
+        <w:ind w:left="1440" w:hanging="360"/>
+      </w:pPr>
+      <w:rPr>
+        <w:rFonts w:ascii="Courier New" w:hAnsi="Courier New" w:hint="default"/>
+        <w:sz w:val="20"/>
+      </w:rPr>
+    </w:lvl>
+    <w:lvl w:ilvl="2" w:tentative="1">
+      <w:start w:val="1"/>
+      <w:numFmt w:val="bullet"/>
+      <w:lvlText w:val=""/>
+      <w:lvlJc w:val="left"/>
+      <w:pPr>
+        <w:tabs>
+          <w:tab w:val="num" w:pos="2160"/>
+        </w:tabs>
+        <w:ind w:left="2160" w:hanging="360"/>
+      </w:pPr>
+      <w:rPr>
+        <w:rFonts w:ascii="Wingdings" w:hAnsi="Wingdings" w:hint="default"/>
+        <w:sz w:val="20"/>
+      </w:rPr>
+    </w:lvl>
+    <w:lvl w:ilvl="3" w:tentative="1">
+      <w:start w:val="1"/>
+      <w:numFmt w:val="bullet"/>
+      <w:lvlText w:val=""/>
+      <w:lvlJc w:val="left"/>
+      <w:pPr>
+        <w:tabs>
+          <w:tab w:val="num" w:pos="2880"/>
+        </w:tabs>
+        <w:ind w:left="2880" w:hanging="360"/>
+      </w:pPr>
+      <w:rPr>
+        <w:rFonts w:ascii="Wingdings" w:hAnsi="Wingdings" w:hint="default"/>
+        <w:sz w:val="20"/>
+      </w:rPr>
+    </w:lvl>
+    <w:lvl w:ilvl="4" w:tentative="1">
+      <w:start w:val="1"/>
+      <w:numFmt w:val="bullet"/>
+      <w:lvlText w:val=""/>
+      <w:lvlJc w:val="left"/>
+      <w:pPr>
+        <w:tabs>
+          <w:tab w:val="num" w:pos="3600"/>
+        </w:tabs>
+        <w:ind w:left="3600" w:hanging="360"/>
+      </w:pPr>
+      <w:rPr>
+        <w:rFonts w:ascii="Wingdings" w:hAnsi="Wingdings" w:hint="default"/>
+        <w:sz w:val="20"/>
+      </w:rPr>
+    </w:lvl>
+    <w:lvl w:ilvl="5" w:tentative="1">
+      <w:start w:val="1"/>
+      <w:numFmt w:val="bullet"/>
+      <w:lvlText w:val=""/>
+      <w:lvlJc w:val="left"/>
+      <w:pPr>
+        <w:tabs>
+          <w:tab w:val="num" w:pos="4320"/>
+        </w:tabs>
+        <w:ind w:left="4320" w:hanging="360"/>
+      </w:pPr>
+      <w:rPr>
+        <w:rFonts w:ascii="Wingdings" w:hAnsi="Wingdings" w:hint="default"/>
+        <w:sz w:val="20"/>
+      </w:rPr>
+    </w:lvl>
+    <w:lvl w:ilvl="6" w:tentative="1">
+      <w:start w:val="1"/>
+      <w:numFmt w:val="bullet"/>
+      <w:lvlText w:val=""/>
+      <w:lvlJc w:val="left"/>
+      <w:pPr>
+        <w:tabs>
+          <w:tab w:val="num" w:pos="5040"/>
+        </w:tabs>
+        <w:ind w:left="5040" w:hanging="360"/>
+      </w:pPr>
+      <w:rPr>
+        <w:rFonts w:ascii="Wingdings" w:hAnsi="Wingdings" w:hint="default"/>
+        <w:sz w:val="20"/>
+      </w:rPr>
+    </w:lvl>
+    <w:lvl w:ilvl="7" w:tentative="1">
+      <w:start w:val="1"/>
+      <w:numFmt w:val="bullet"/>
+      <w:lvlText w:val=""/>
+      <w:lvlJc w:val="left"/>
+      <w:pPr>
+        <w:tabs>
+          <w:tab w:val="num" w:pos="5760"/>
+        </w:tabs>
+        <w:ind w:left="5760" w:hanging="360"/>
+      </w:pPr>
+      <w:rPr>
+        <w:rFonts w:ascii="Wingdings" w:hAnsi="Wingdings" w:hint="default"/>
+        <w:sz w:val="20"/>
+      </w:rPr>
+    </w:lvl>
+    <w:lvl w:ilvl="8" w:tentative="1">
+      <w:start w:val="1"/>
+      <w:numFmt w:val="bullet"/>
+      <w:lvlText w:val=""/>
+      <w:lvlJc w:val="left"/>
+      <w:pPr>
+        <w:tabs>
+          <w:tab w:val="num" w:pos="6480"/>
+        </w:tabs>
+        <w:ind w:left="6480" w:hanging="360"/>
+      </w:pPr>
+      <w:rPr>
+        <w:rFonts w:ascii="Wingdings" w:hAnsi="Wingdings" w:hint="default"/>
+        <w:sz w:val="20"/>
+      </w:rPr>
+    </w:lvl>
+  </w:abstractNum>
+  <w:abstractNum w:abstractNumId="18" w15:restartNumberingAfterBreak="0">
     <w:nsid w:val="23B45631"/>
     <w:multiLevelType w:val="multilevel"/>
     <w:tmpl w:val="C1B000DE"/>
@@ -6456,7 +9364,7 @@
       </w:rPr>
     </w:lvl>
   </w:abstractNum>
-  <w:abstractNum w:abstractNumId="12" w15:restartNumberingAfterBreak="0">
+  <w:abstractNum w:abstractNumId="19" w15:restartNumberingAfterBreak="0">
     <w:nsid w:val="25C00344"/>
     <w:multiLevelType w:val="multilevel"/>
     <w:tmpl w:val="F14CA160"/>
@@ -6605,7 +9513,7 @@
       </w:rPr>
     </w:lvl>
   </w:abstractNum>
-  <w:abstractNum w:abstractNumId="13" w15:restartNumberingAfterBreak="0">
+  <w:abstractNum w:abstractNumId="20" w15:restartNumberingAfterBreak="0">
     <w:nsid w:val="27772A7E"/>
     <w:multiLevelType w:val="multilevel"/>
     <w:tmpl w:val="AAD2CC20"/>
@@ -6722,7 +9630,7 @@
       </w:pPr>
     </w:lvl>
   </w:abstractNum>
-  <w:abstractNum w:abstractNumId="14" w15:restartNumberingAfterBreak="0">
+  <w:abstractNum w:abstractNumId="21" w15:restartNumberingAfterBreak="0">
     <w:nsid w:val="2A426C9E"/>
     <w:multiLevelType w:val="multilevel"/>
     <w:tmpl w:val="57A847BC"/>
@@ -6871,7 +9779,454 @@
       </w:rPr>
     </w:lvl>
   </w:abstractNum>
-  <w:abstractNum w:abstractNumId="15" w15:restartNumberingAfterBreak="0">
+  <w:abstractNum w:abstractNumId="22" w15:restartNumberingAfterBreak="0">
+    <w:nsid w:val="2AA64BFE"/>
+    <w:multiLevelType w:val="multilevel"/>
+    <w:tmpl w:val="261AFAE2"/>
+    <w:lvl w:ilvl="0">
+      <w:start w:val="1"/>
+      <w:numFmt w:val="bullet"/>
+      <w:lvlText w:val=""/>
+      <w:lvlJc w:val="left"/>
+      <w:pPr>
+        <w:tabs>
+          <w:tab w:val="num" w:pos="720"/>
+        </w:tabs>
+        <w:ind w:left="720" w:hanging="360"/>
+      </w:pPr>
+      <w:rPr>
+        <w:rFonts w:ascii="Symbol" w:hAnsi="Symbol" w:hint="default"/>
+        <w:sz w:val="20"/>
+      </w:rPr>
+    </w:lvl>
+    <w:lvl w:ilvl="1" w:tentative="1">
+      <w:start w:val="1"/>
+      <w:numFmt w:val="bullet"/>
+      <w:lvlText w:val="o"/>
+      <w:lvlJc w:val="left"/>
+      <w:pPr>
+        <w:tabs>
+          <w:tab w:val="num" w:pos="1440"/>
+        </w:tabs>
+        <w:ind w:left="1440" w:hanging="360"/>
+      </w:pPr>
+      <w:rPr>
+        <w:rFonts w:ascii="Courier New" w:hAnsi="Courier New" w:hint="default"/>
+        <w:sz w:val="20"/>
+      </w:rPr>
+    </w:lvl>
+    <w:lvl w:ilvl="2" w:tentative="1">
+      <w:start w:val="1"/>
+      <w:numFmt w:val="bullet"/>
+      <w:lvlText w:val=""/>
+      <w:lvlJc w:val="left"/>
+      <w:pPr>
+        <w:tabs>
+          <w:tab w:val="num" w:pos="2160"/>
+        </w:tabs>
+        <w:ind w:left="2160" w:hanging="360"/>
+      </w:pPr>
+      <w:rPr>
+        <w:rFonts w:ascii="Wingdings" w:hAnsi="Wingdings" w:hint="default"/>
+        <w:sz w:val="20"/>
+      </w:rPr>
+    </w:lvl>
+    <w:lvl w:ilvl="3" w:tentative="1">
+      <w:start w:val="1"/>
+      <w:numFmt w:val="bullet"/>
+      <w:lvlText w:val=""/>
+      <w:lvlJc w:val="left"/>
+      <w:pPr>
+        <w:tabs>
+          <w:tab w:val="num" w:pos="2880"/>
+        </w:tabs>
+        <w:ind w:left="2880" w:hanging="360"/>
+      </w:pPr>
+      <w:rPr>
+        <w:rFonts w:ascii="Wingdings" w:hAnsi="Wingdings" w:hint="default"/>
+        <w:sz w:val="20"/>
+      </w:rPr>
+    </w:lvl>
+    <w:lvl w:ilvl="4" w:tentative="1">
+      <w:start w:val="1"/>
+      <w:numFmt w:val="bullet"/>
+      <w:lvlText w:val=""/>
+      <w:lvlJc w:val="left"/>
+      <w:pPr>
+        <w:tabs>
+          <w:tab w:val="num" w:pos="3600"/>
+        </w:tabs>
+        <w:ind w:left="3600" w:hanging="360"/>
+      </w:pPr>
+      <w:rPr>
+        <w:rFonts w:ascii="Wingdings" w:hAnsi="Wingdings" w:hint="default"/>
+        <w:sz w:val="20"/>
+      </w:rPr>
+    </w:lvl>
+    <w:lvl w:ilvl="5" w:tentative="1">
+      <w:start w:val="1"/>
+      <w:numFmt w:val="bullet"/>
+      <w:lvlText w:val=""/>
+      <w:lvlJc w:val="left"/>
+      <w:pPr>
+        <w:tabs>
+          <w:tab w:val="num" w:pos="4320"/>
+        </w:tabs>
+        <w:ind w:left="4320" w:hanging="360"/>
+      </w:pPr>
+      <w:rPr>
+        <w:rFonts w:ascii="Wingdings" w:hAnsi="Wingdings" w:hint="default"/>
+        <w:sz w:val="20"/>
+      </w:rPr>
+    </w:lvl>
+    <w:lvl w:ilvl="6" w:tentative="1">
+      <w:start w:val="1"/>
+      <w:numFmt w:val="bullet"/>
+      <w:lvlText w:val=""/>
+      <w:lvlJc w:val="left"/>
+      <w:pPr>
+        <w:tabs>
+          <w:tab w:val="num" w:pos="5040"/>
+        </w:tabs>
+        <w:ind w:left="5040" w:hanging="360"/>
+      </w:pPr>
+      <w:rPr>
+        <w:rFonts w:ascii="Wingdings" w:hAnsi="Wingdings" w:hint="default"/>
+        <w:sz w:val="20"/>
+      </w:rPr>
+    </w:lvl>
+    <w:lvl w:ilvl="7" w:tentative="1">
+      <w:start w:val="1"/>
+      <w:numFmt w:val="bullet"/>
+      <w:lvlText w:val=""/>
+      <w:lvlJc w:val="left"/>
+      <w:pPr>
+        <w:tabs>
+          <w:tab w:val="num" w:pos="5760"/>
+        </w:tabs>
+        <w:ind w:left="5760" w:hanging="360"/>
+      </w:pPr>
+      <w:rPr>
+        <w:rFonts w:ascii="Wingdings" w:hAnsi="Wingdings" w:hint="default"/>
+        <w:sz w:val="20"/>
+      </w:rPr>
+    </w:lvl>
+    <w:lvl w:ilvl="8" w:tentative="1">
+      <w:start w:val="1"/>
+      <w:numFmt w:val="bullet"/>
+      <w:lvlText w:val=""/>
+      <w:lvlJc w:val="left"/>
+      <w:pPr>
+        <w:tabs>
+          <w:tab w:val="num" w:pos="6480"/>
+        </w:tabs>
+        <w:ind w:left="6480" w:hanging="360"/>
+      </w:pPr>
+      <w:rPr>
+        <w:rFonts w:ascii="Wingdings" w:hAnsi="Wingdings" w:hint="default"/>
+        <w:sz w:val="20"/>
+      </w:rPr>
+    </w:lvl>
+  </w:abstractNum>
+  <w:abstractNum w:abstractNumId="23" w15:restartNumberingAfterBreak="0">
+    <w:nsid w:val="2C7C4B19"/>
+    <w:multiLevelType w:val="multilevel"/>
+    <w:tmpl w:val="824E4BAA"/>
+    <w:lvl w:ilvl="0">
+      <w:start w:val="1"/>
+      <w:numFmt w:val="bullet"/>
+      <w:lvlText w:val=""/>
+      <w:lvlJc w:val="left"/>
+      <w:pPr>
+        <w:tabs>
+          <w:tab w:val="num" w:pos="720"/>
+        </w:tabs>
+        <w:ind w:left="720" w:hanging="360"/>
+      </w:pPr>
+      <w:rPr>
+        <w:rFonts w:ascii="Symbol" w:hAnsi="Symbol" w:hint="default"/>
+        <w:sz w:val="20"/>
+      </w:rPr>
+    </w:lvl>
+    <w:lvl w:ilvl="1" w:tentative="1">
+      <w:start w:val="1"/>
+      <w:numFmt w:val="bullet"/>
+      <w:lvlText w:val="o"/>
+      <w:lvlJc w:val="left"/>
+      <w:pPr>
+        <w:tabs>
+          <w:tab w:val="num" w:pos="1440"/>
+        </w:tabs>
+        <w:ind w:left="1440" w:hanging="360"/>
+      </w:pPr>
+      <w:rPr>
+        <w:rFonts w:ascii="Courier New" w:hAnsi="Courier New" w:hint="default"/>
+        <w:sz w:val="20"/>
+      </w:rPr>
+    </w:lvl>
+    <w:lvl w:ilvl="2" w:tentative="1">
+      <w:start w:val="1"/>
+      <w:numFmt w:val="bullet"/>
+      <w:lvlText w:val=""/>
+      <w:lvlJc w:val="left"/>
+      <w:pPr>
+        <w:tabs>
+          <w:tab w:val="num" w:pos="2160"/>
+        </w:tabs>
+        <w:ind w:left="2160" w:hanging="360"/>
+      </w:pPr>
+      <w:rPr>
+        <w:rFonts w:ascii="Wingdings" w:hAnsi="Wingdings" w:hint="default"/>
+        <w:sz w:val="20"/>
+      </w:rPr>
+    </w:lvl>
+    <w:lvl w:ilvl="3" w:tentative="1">
+      <w:start w:val="1"/>
+      <w:numFmt w:val="bullet"/>
+      <w:lvlText w:val=""/>
+      <w:lvlJc w:val="left"/>
+      <w:pPr>
+        <w:tabs>
+          <w:tab w:val="num" w:pos="2880"/>
+        </w:tabs>
+        <w:ind w:left="2880" w:hanging="360"/>
+      </w:pPr>
+      <w:rPr>
+        <w:rFonts w:ascii="Wingdings" w:hAnsi="Wingdings" w:hint="default"/>
+        <w:sz w:val="20"/>
+      </w:rPr>
+    </w:lvl>
+    <w:lvl w:ilvl="4" w:tentative="1">
+      <w:start w:val="1"/>
+      <w:numFmt w:val="bullet"/>
+      <w:lvlText w:val=""/>
+      <w:lvlJc w:val="left"/>
+      <w:pPr>
+        <w:tabs>
+          <w:tab w:val="num" w:pos="3600"/>
+        </w:tabs>
+        <w:ind w:left="3600" w:hanging="360"/>
+      </w:pPr>
+      <w:rPr>
+        <w:rFonts w:ascii="Wingdings" w:hAnsi="Wingdings" w:hint="default"/>
+        <w:sz w:val="20"/>
+      </w:rPr>
+    </w:lvl>
+    <w:lvl w:ilvl="5" w:tentative="1">
+      <w:start w:val="1"/>
+      <w:numFmt w:val="bullet"/>
+      <w:lvlText w:val=""/>
+      <w:lvlJc w:val="left"/>
+      <w:pPr>
+        <w:tabs>
+          <w:tab w:val="num" w:pos="4320"/>
+        </w:tabs>
+        <w:ind w:left="4320" w:hanging="360"/>
+      </w:pPr>
+      <w:rPr>
+        <w:rFonts w:ascii="Wingdings" w:hAnsi="Wingdings" w:hint="default"/>
+        <w:sz w:val="20"/>
+      </w:rPr>
+    </w:lvl>
+    <w:lvl w:ilvl="6" w:tentative="1">
+      <w:start w:val="1"/>
+      <w:numFmt w:val="bullet"/>
+      <w:lvlText w:val=""/>
+      <w:lvlJc w:val="left"/>
+      <w:pPr>
+        <w:tabs>
+          <w:tab w:val="num" w:pos="5040"/>
+        </w:tabs>
+        <w:ind w:left="5040" w:hanging="360"/>
+      </w:pPr>
+      <w:rPr>
+        <w:rFonts w:ascii="Wingdings" w:hAnsi="Wingdings" w:hint="default"/>
+        <w:sz w:val="20"/>
+      </w:rPr>
+    </w:lvl>
+    <w:lvl w:ilvl="7" w:tentative="1">
+      <w:start w:val="1"/>
+      <w:numFmt w:val="bullet"/>
+      <w:lvlText w:val=""/>
+      <w:lvlJc w:val="left"/>
+      <w:pPr>
+        <w:tabs>
+          <w:tab w:val="num" w:pos="5760"/>
+        </w:tabs>
+        <w:ind w:left="5760" w:hanging="360"/>
+      </w:pPr>
+      <w:rPr>
+        <w:rFonts w:ascii="Wingdings" w:hAnsi="Wingdings" w:hint="default"/>
+        <w:sz w:val="20"/>
+      </w:rPr>
+    </w:lvl>
+    <w:lvl w:ilvl="8" w:tentative="1">
+      <w:start w:val="1"/>
+      <w:numFmt w:val="bullet"/>
+      <w:lvlText w:val=""/>
+      <w:lvlJc w:val="left"/>
+      <w:pPr>
+        <w:tabs>
+          <w:tab w:val="num" w:pos="6480"/>
+        </w:tabs>
+        <w:ind w:left="6480" w:hanging="360"/>
+      </w:pPr>
+      <w:rPr>
+        <w:rFonts w:ascii="Wingdings" w:hAnsi="Wingdings" w:hint="default"/>
+        <w:sz w:val="20"/>
+      </w:rPr>
+    </w:lvl>
+  </w:abstractNum>
+  <w:abstractNum w:abstractNumId="24" w15:restartNumberingAfterBreak="0">
+    <w:nsid w:val="2DD9265E"/>
+    <w:multiLevelType w:val="multilevel"/>
+    <w:tmpl w:val="5E100C6E"/>
+    <w:lvl w:ilvl="0">
+      <w:start w:val="1"/>
+      <w:numFmt w:val="bullet"/>
+      <w:lvlText w:val=""/>
+      <w:lvlJc w:val="left"/>
+      <w:pPr>
+        <w:tabs>
+          <w:tab w:val="num" w:pos="720"/>
+        </w:tabs>
+        <w:ind w:left="720" w:hanging="360"/>
+      </w:pPr>
+      <w:rPr>
+        <w:rFonts w:ascii="Symbol" w:hAnsi="Symbol" w:hint="default"/>
+        <w:sz w:val="20"/>
+      </w:rPr>
+    </w:lvl>
+    <w:lvl w:ilvl="1" w:tentative="1">
+      <w:start w:val="1"/>
+      <w:numFmt w:val="bullet"/>
+      <w:lvlText w:val="o"/>
+      <w:lvlJc w:val="left"/>
+      <w:pPr>
+        <w:tabs>
+          <w:tab w:val="num" w:pos="1440"/>
+        </w:tabs>
+        <w:ind w:left="1440" w:hanging="360"/>
+      </w:pPr>
+      <w:rPr>
+        <w:rFonts w:ascii="Courier New" w:hAnsi="Courier New" w:hint="default"/>
+        <w:sz w:val="20"/>
+      </w:rPr>
+    </w:lvl>
+    <w:lvl w:ilvl="2" w:tentative="1">
+      <w:start w:val="1"/>
+      <w:numFmt w:val="bullet"/>
+      <w:lvlText w:val=""/>
+      <w:lvlJc w:val="left"/>
+      <w:pPr>
+        <w:tabs>
+          <w:tab w:val="num" w:pos="2160"/>
+        </w:tabs>
+        <w:ind w:left="2160" w:hanging="360"/>
+      </w:pPr>
+      <w:rPr>
+        <w:rFonts w:ascii="Wingdings" w:hAnsi="Wingdings" w:hint="default"/>
+        <w:sz w:val="20"/>
+      </w:rPr>
+    </w:lvl>
+    <w:lvl w:ilvl="3" w:tentative="1">
+      <w:start w:val="1"/>
+      <w:numFmt w:val="bullet"/>
+      <w:lvlText w:val=""/>
+      <w:lvlJc w:val="left"/>
+      <w:pPr>
+        <w:tabs>
+          <w:tab w:val="num" w:pos="2880"/>
+        </w:tabs>
+        <w:ind w:left="2880" w:hanging="360"/>
+      </w:pPr>
+      <w:rPr>
+        <w:rFonts w:ascii="Wingdings" w:hAnsi="Wingdings" w:hint="default"/>
+        <w:sz w:val="20"/>
+      </w:rPr>
+    </w:lvl>
+    <w:lvl w:ilvl="4" w:tentative="1">
+      <w:start w:val="1"/>
+      <w:numFmt w:val="bullet"/>
+      <w:lvlText w:val=""/>
+      <w:lvlJc w:val="left"/>
+      <w:pPr>
+        <w:tabs>
+          <w:tab w:val="num" w:pos="3600"/>
+        </w:tabs>
+        <w:ind w:left="3600" w:hanging="360"/>
+      </w:pPr>
+      <w:rPr>
+        <w:rFonts w:ascii="Wingdings" w:hAnsi="Wingdings" w:hint="default"/>
+        <w:sz w:val="20"/>
+      </w:rPr>
+    </w:lvl>
+    <w:lvl w:ilvl="5" w:tentative="1">
+      <w:start w:val="1"/>
+      <w:numFmt w:val="bullet"/>
+      <w:lvlText w:val=""/>
+      <w:lvlJc w:val="left"/>
+      <w:pPr>
+        <w:tabs>
+          <w:tab w:val="num" w:pos="4320"/>
+        </w:tabs>
+        <w:ind w:left="4320" w:hanging="360"/>
+      </w:pPr>
+      <w:rPr>
+        <w:rFonts w:ascii="Wingdings" w:hAnsi="Wingdings" w:hint="default"/>
+        <w:sz w:val="20"/>
+      </w:rPr>
+    </w:lvl>
+    <w:lvl w:ilvl="6" w:tentative="1">
+      <w:start w:val="1"/>
+      <w:numFmt w:val="bullet"/>
+      <w:lvlText w:val=""/>
+      <w:lvlJc w:val="left"/>
+      <w:pPr>
+        <w:tabs>
+          <w:tab w:val="num" w:pos="5040"/>
+        </w:tabs>
+        <w:ind w:left="5040" w:hanging="360"/>
+      </w:pPr>
+      <w:rPr>
+        <w:rFonts w:ascii="Wingdings" w:hAnsi="Wingdings" w:hint="default"/>
+        <w:sz w:val="20"/>
+      </w:rPr>
+    </w:lvl>
+    <w:lvl w:ilvl="7" w:tentative="1">
+      <w:start w:val="1"/>
+      <w:numFmt w:val="bullet"/>
+      <w:lvlText w:val=""/>
+      <w:lvlJc w:val="left"/>
+      <w:pPr>
+        <w:tabs>
+          <w:tab w:val="num" w:pos="5760"/>
+        </w:tabs>
+        <w:ind w:left="5760" w:hanging="360"/>
+      </w:pPr>
+      <w:rPr>
+        <w:rFonts w:ascii="Wingdings" w:hAnsi="Wingdings" w:hint="default"/>
+        <w:sz w:val="20"/>
+      </w:rPr>
+    </w:lvl>
+    <w:lvl w:ilvl="8" w:tentative="1">
+      <w:start w:val="1"/>
+      <w:numFmt w:val="bullet"/>
+      <w:lvlText w:val=""/>
+      <w:lvlJc w:val="left"/>
+      <w:pPr>
+        <w:tabs>
+          <w:tab w:val="num" w:pos="6480"/>
+        </w:tabs>
+        <w:ind w:left="6480" w:hanging="360"/>
+      </w:pPr>
+      <w:rPr>
+        <w:rFonts w:ascii="Wingdings" w:hAnsi="Wingdings" w:hint="default"/>
+        <w:sz w:val="20"/>
+      </w:rPr>
+    </w:lvl>
+  </w:abstractNum>
+  <w:abstractNum w:abstractNumId="25" w15:restartNumberingAfterBreak="0">
     <w:nsid w:val="2E7B4F35"/>
     <w:multiLevelType w:val="multilevel"/>
     <w:tmpl w:val="EBD865BA"/>
@@ -7020,7 +10375,7 @@
       </w:rPr>
     </w:lvl>
   </w:abstractNum>
-  <w:abstractNum w:abstractNumId="16" w15:restartNumberingAfterBreak="0">
+  <w:abstractNum w:abstractNumId="26" w15:restartNumberingAfterBreak="0">
     <w:nsid w:val="30BE2A0D"/>
     <w:multiLevelType w:val="multilevel"/>
     <w:tmpl w:val="BE88ED3C"/>
@@ -7133,7 +10488,7 @@
       </w:pPr>
     </w:lvl>
   </w:abstractNum>
-  <w:abstractNum w:abstractNumId="17" w15:restartNumberingAfterBreak="0">
+  <w:abstractNum w:abstractNumId="27" w15:restartNumberingAfterBreak="0">
     <w:nsid w:val="30C12AB0"/>
     <w:multiLevelType w:val="multilevel"/>
     <w:tmpl w:val="A08213E8"/>
@@ -7246,7 +10601,7 @@
       </w:pPr>
     </w:lvl>
   </w:abstractNum>
-  <w:abstractNum w:abstractNumId="18" w15:restartNumberingAfterBreak="0">
+  <w:abstractNum w:abstractNumId="28" w15:restartNumberingAfterBreak="0">
     <w:nsid w:val="31001474"/>
     <w:multiLevelType w:val="multilevel"/>
     <w:tmpl w:val="A6EC43CE"/>
@@ -7395,7 +10750,156 @@
       </w:rPr>
     </w:lvl>
   </w:abstractNum>
-  <w:abstractNum w:abstractNumId="19" w15:restartNumberingAfterBreak="0">
+  <w:abstractNum w:abstractNumId="29" w15:restartNumberingAfterBreak="0">
+    <w:nsid w:val="326211C9"/>
+    <w:multiLevelType w:val="multilevel"/>
+    <w:tmpl w:val="02CEF1D8"/>
+    <w:lvl w:ilvl="0">
+      <w:start w:val="1"/>
+      <w:numFmt w:val="bullet"/>
+      <w:lvlText w:val=""/>
+      <w:lvlJc w:val="left"/>
+      <w:pPr>
+        <w:tabs>
+          <w:tab w:val="num" w:pos="720"/>
+        </w:tabs>
+        <w:ind w:left="720" w:hanging="360"/>
+      </w:pPr>
+      <w:rPr>
+        <w:rFonts w:ascii="Symbol" w:hAnsi="Symbol" w:hint="default"/>
+        <w:sz w:val="20"/>
+      </w:rPr>
+    </w:lvl>
+    <w:lvl w:ilvl="1" w:tentative="1">
+      <w:start w:val="1"/>
+      <w:numFmt w:val="bullet"/>
+      <w:lvlText w:val="o"/>
+      <w:lvlJc w:val="left"/>
+      <w:pPr>
+        <w:tabs>
+          <w:tab w:val="num" w:pos="1440"/>
+        </w:tabs>
+        <w:ind w:left="1440" w:hanging="360"/>
+      </w:pPr>
+      <w:rPr>
+        <w:rFonts w:ascii="Courier New" w:hAnsi="Courier New" w:hint="default"/>
+        <w:sz w:val="20"/>
+      </w:rPr>
+    </w:lvl>
+    <w:lvl w:ilvl="2" w:tentative="1">
+      <w:start w:val="1"/>
+      <w:numFmt w:val="bullet"/>
+      <w:lvlText w:val=""/>
+      <w:lvlJc w:val="left"/>
+      <w:pPr>
+        <w:tabs>
+          <w:tab w:val="num" w:pos="2160"/>
+        </w:tabs>
+        <w:ind w:left="2160" w:hanging="360"/>
+      </w:pPr>
+      <w:rPr>
+        <w:rFonts w:ascii="Wingdings" w:hAnsi="Wingdings" w:hint="default"/>
+        <w:sz w:val="20"/>
+      </w:rPr>
+    </w:lvl>
+    <w:lvl w:ilvl="3" w:tentative="1">
+      <w:start w:val="1"/>
+      <w:numFmt w:val="bullet"/>
+      <w:lvlText w:val=""/>
+      <w:lvlJc w:val="left"/>
+      <w:pPr>
+        <w:tabs>
+          <w:tab w:val="num" w:pos="2880"/>
+        </w:tabs>
+        <w:ind w:left="2880" w:hanging="360"/>
+      </w:pPr>
+      <w:rPr>
+        <w:rFonts w:ascii="Wingdings" w:hAnsi="Wingdings" w:hint="default"/>
+        <w:sz w:val="20"/>
+      </w:rPr>
+    </w:lvl>
+    <w:lvl w:ilvl="4" w:tentative="1">
+      <w:start w:val="1"/>
+      <w:numFmt w:val="bullet"/>
+      <w:lvlText w:val=""/>
+      <w:lvlJc w:val="left"/>
+      <w:pPr>
+        <w:tabs>
+          <w:tab w:val="num" w:pos="3600"/>
+        </w:tabs>
+        <w:ind w:left="3600" w:hanging="360"/>
+      </w:pPr>
+      <w:rPr>
+        <w:rFonts w:ascii="Wingdings" w:hAnsi="Wingdings" w:hint="default"/>
+        <w:sz w:val="20"/>
+      </w:rPr>
+    </w:lvl>
+    <w:lvl w:ilvl="5" w:tentative="1">
+      <w:start w:val="1"/>
+      <w:numFmt w:val="bullet"/>
+      <w:lvlText w:val=""/>
+      <w:lvlJc w:val="left"/>
+      <w:pPr>
+        <w:tabs>
+          <w:tab w:val="num" w:pos="4320"/>
+        </w:tabs>
+        <w:ind w:left="4320" w:hanging="360"/>
+      </w:pPr>
+      <w:rPr>
+        <w:rFonts w:ascii="Wingdings" w:hAnsi="Wingdings" w:hint="default"/>
+        <w:sz w:val="20"/>
+      </w:rPr>
+    </w:lvl>
+    <w:lvl w:ilvl="6" w:tentative="1">
+      <w:start w:val="1"/>
+      <w:numFmt w:val="bullet"/>
+      <w:lvlText w:val=""/>
+      <w:lvlJc w:val="left"/>
+      <w:pPr>
+        <w:tabs>
+          <w:tab w:val="num" w:pos="5040"/>
+        </w:tabs>
+        <w:ind w:left="5040" w:hanging="360"/>
+      </w:pPr>
+      <w:rPr>
+        <w:rFonts w:ascii="Wingdings" w:hAnsi="Wingdings" w:hint="default"/>
+        <w:sz w:val="20"/>
+      </w:rPr>
+    </w:lvl>
+    <w:lvl w:ilvl="7" w:tentative="1">
+      <w:start w:val="1"/>
+      <w:numFmt w:val="bullet"/>
+      <w:lvlText w:val=""/>
+      <w:lvlJc w:val="left"/>
+      <w:pPr>
+        <w:tabs>
+          <w:tab w:val="num" w:pos="5760"/>
+        </w:tabs>
+        <w:ind w:left="5760" w:hanging="360"/>
+      </w:pPr>
+      <w:rPr>
+        <w:rFonts w:ascii="Wingdings" w:hAnsi="Wingdings" w:hint="default"/>
+        <w:sz w:val="20"/>
+      </w:rPr>
+    </w:lvl>
+    <w:lvl w:ilvl="8" w:tentative="1">
+      <w:start w:val="1"/>
+      <w:numFmt w:val="bullet"/>
+      <w:lvlText w:val=""/>
+      <w:lvlJc w:val="left"/>
+      <w:pPr>
+        <w:tabs>
+          <w:tab w:val="num" w:pos="6480"/>
+        </w:tabs>
+        <w:ind w:left="6480" w:hanging="360"/>
+      </w:pPr>
+      <w:rPr>
+        <w:rFonts w:ascii="Wingdings" w:hAnsi="Wingdings" w:hint="default"/>
+        <w:sz w:val="20"/>
+      </w:rPr>
+    </w:lvl>
+  </w:abstractNum>
+  <w:abstractNum w:abstractNumId="30" w15:restartNumberingAfterBreak="0">
     <w:nsid w:val="35C87A2B"/>
     <w:multiLevelType w:val="multilevel"/>
     <w:tmpl w:val="359ACD34"/>
@@ -7544,7 +11048,156 @@
       </w:rPr>
     </w:lvl>
   </w:abstractNum>
-  <w:abstractNum w:abstractNumId="20" w15:restartNumberingAfterBreak="0">
+  <w:abstractNum w:abstractNumId="31" w15:restartNumberingAfterBreak="0">
+    <w:nsid w:val="36F17DDE"/>
+    <w:multiLevelType w:val="multilevel"/>
+    <w:tmpl w:val="132CE426"/>
+    <w:lvl w:ilvl="0">
+      <w:start w:val="1"/>
+      <w:numFmt w:val="bullet"/>
+      <w:lvlText w:val=""/>
+      <w:lvlJc w:val="left"/>
+      <w:pPr>
+        <w:tabs>
+          <w:tab w:val="num" w:pos="720"/>
+        </w:tabs>
+        <w:ind w:left="720" w:hanging="360"/>
+      </w:pPr>
+      <w:rPr>
+        <w:rFonts w:ascii="Symbol" w:hAnsi="Symbol" w:hint="default"/>
+        <w:sz w:val="20"/>
+      </w:rPr>
+    </w:lvl>
+    <w:lvl w:ilvl="1" w:tentative="1">
+      <w:start w:val="1"/>
+      <w:numFmt w:val="bullet"/>
+      <w:lvlText w:val="o"/>
+      <w:lvlJc w:val="left"/>
+      <w:pPr>
+        <w:tabs>
+          <w:tab w:val="num" w:pos="1440"/>
+        </w:tabs>
+        <w:ind w:left="1440" w:hanging="360"/>
+      </w:pPr>
+      <w:rPr>
+        <w:rFonts w:ascii="Courier New" w:hAnsi="Courier New" w:hint="default"/>
+        <w:sz w:val="20"/>
+      </w:rPr>
+    </w:lvl>
+    <w:lvl w:ilvl="2" w:tentative="1">
+      <w:start w:val="1"/>
+      <w:numFmt w:val="bullet"/>
+      <w:lvlText w:val=""/>
+      <w:lvlJc w:val="left"/>
+      <w:pPr>
+        <w:tabs>
+          <w:tab w:val="num" w:pos="2160"/>
+        </w:tabs>
+        <w:ind w:left="2160" w:hanging="360"/>
+      </w:pPr>
+      <w:rPr>
+        <w:rFonts w:ascii="Wingdings" w:hAnsi="Wingdings" w:hint="default"/>
+        <w:sz w:val="20"/>
+      </w:rPr>
+    </w:lvl>
+    <w:lvl w:ilvl="3" w:tentative="1">
+      <w:start w:val="1"/>
+      <w:numFmt w:val="bullet"/>
+      <w:lvlText w:val=""/>
+      <w:lvlJc w:val="left"/>
+      <w:pPr>
+        <w:tabs>
+          <w:tab w:val="num" w:pos="2880"/>
+        </w:tabs>
+        <w:ind w:left="2880" w:hanging="360"/>
+      </w:pPr>
+      <w:rPr>
+        <w:rFonts w:ascii="Wingdings" w:hAnsi="Wingdings" w:hint="default"/>
+        <w:sz w:val="20"/>
+      </w:rPr>
+    </w:lvl>
+    <w:lvl w:ilvl="4" w:tentative="1">
+      <w:start w:val="1"/>
+      <w:numFmt w:val="bullet"/>
+      <w:lvlText w:val=""/>
+      <w:lvlJc w:val="left"/>
+      <w:pPr>
+        <w:tabs>
+          <w:tab w:val="num" w:pos="3600"/>
+        </w:tabs>
+        <w:ind w:left="3600" w:hanging="360"/>
+      </w:pPr>
+      <w:rPr>
+        <w:rFonts w:ascii="Wingdings" w:hAnsi="Wingdings" w:hint="default"/>
+        <w:sz w:val="20"/>
+      </w:rPr>
+    </w:lvl>
+    <w:lvl w:ilvl="5" w:tentative="1">
+      <w:start w:val="1"/>
+      <w:numFmt w:val="bullet"/>
+      <w:lvlText w:val=""/>
+      <w:lvlJc w:val="left"/>
+      <w:pPr>
+        <w:tabs>
+          <w:tab w:val="num" w:pos="4320"/>
+        </w:tabs>
+        <w:ind w:left="4320" w:hanging="360"/>
+      </w:pPr>
+      <w:rPr>
+        <w:rFonts w:ascii="Wingdings" w:hAnsi="Wingdings" w:hint="default"/>
+        <w:sz w:val="20"/>
+      </w:rPr>
+    </w:lvl>
+    <w:lvl w:ilvl="6" w:tentative="1">
+      <w:start w:val="1"/>
+      <w:numFmt w:val="bullet"/>
+      <w:lvlText w:val=""/>
+      <w:lvlJc w:val="left"/>
+      <w:pPr>
+        <w:tabs>
+          <w:tab w:val="num" w:pos="5040"/>
+        </w:tabs>
+        <w:ind w:left="5040" w:hanging="360"/>
+      </w:pPr>
+      <w:rPr>
+        <w:rFonts w:ascii="Wingdings" w:hAnsi="Wingdings" w:hint="default"/>
+        <w:sz w:val="20"/>
+      </w:rPr>
+    </w:lvl>
+    <w:lvl w:ilvl="7" w:tentative="1">
+      <w:start w:val="1"/>
+      <w:numFmt w:val="bullet"/>
+      <w:lvlText w:val=""/>
+      <w:lvlJc w:val="left"/>
+      <w:pPr>
+        <w:tabs>
+          <w:tab w:val="num" w:pos="5760"/>
+        </w:tabs>
+        <w:ind w:left="5760" w:hanging="360"/>
+      </w:pPr>
+      <w:rPr>
+        <w:rFonts w:ascii="Wingdings" w:hAnsi="Wingdings" w:hint="default"/>
+        <w:sz w:val="20"/>
+      </w:rPr>
+    </w:lvl>
+    <w:lvl w:ilvl="8" w:tentative="1">
+      <w:start w:val="1"/>
+      <w:numFmt w:val="bullet"/>
+      <w:lvlText w:val=""/>
+      <w:lvlJc w:val="left"/>
+      <w:pPr>
+        <w:tabs>
+          <w:tab w:val="num" w:pos="6480"/>
+        </w:tabs>
+        <w:ind w:left="6480" w:hanging="360"/>
+      </w:pPr>
+      <w:rPr>
+        <w:rFonts w:ascii="Wingdings" w:hAnsi="Wingdings" w:hint="default"/>
+        <w:sz w:val="20"/>
+      </w:rPr>
+    </w:lvl>
+  </w:abstractNum>
+  <w:abstractNum w:abstractNumId="32" w15:restartNumberingAfterBreak="0">
     <w:nsid w:val="39C87C4B"/>
     <w:multiLevelType w:val="multilevel"/>
     <w:tmpl w:val="3E2EFEAA"/>
@@ -7693,7 +11346,7 @@
       </w:rPr>
     </w:lvl>
   </w:abstractNum>
-  <w:abstractNum w:abstractNumId="21" w15:restartNumberingAfterBreak="0">
+  <w:abstractNum w:abstractNumId="33" w15:restartNumberingAfterBreak="0">
     <w:nsid w:val="3A1A3720"/>
     <w:multiLevelType w:val="multilevel"/>
     <w:tmpl w:val="1C08DEA2"/>
@@ -7842,7 +11495,156 @@
       </w:rPr>
     </w:lvl>
   </w:abstractNum>
-  <w:abstractNum w:abstractNumId="22" w15:restartNumberingAfterBreak="0">
+  <w:abstractNum w:abstractNumId="34" w15:restartNumberingAfterBreak="0">
+    <w:nsid w:val="3A3554C3"/>
+    <w:multiLevelType w:val="multilevel"/>
+    <w:tmpl w:val="1D92F01A"/>
+    <w:lvl w:ilvl="0">
+      <w:start w:val="1"/>
+      <w:numFmt w:val="bullet"/>
+      <w:lvlText w:val=""/>
+      <w:lvlJc w:val="left"/>
+      <w:pPr>
+        <w:tabs>
+          <w:tab w:val="num" w:pos="720"/>
+        </w:tabs>
+        <w:ind w:left="720" w:hanging="360"/>
+      </w:pPr>
+      <w:rPr>
+        <w:rFonts w:ascii="Symbol" w:hAnsi="Symbol" w:hint="default"/>
+        <w:sz w:val="20"/>
+      </w:rPr>
+    </w:lvl>
+    <w:lvl w:ilvl="1" w:tentative="1">
+      <w:start w:val="1"/>
+      <w:numFmt w:val="bullet"/>
+      <w:lvlText w:val="o"/>
+      <w:lvlJc w:val="left"/>
+      <w:pPr>
+        <w:tabs>
+          <w:tab w:val="num" w:pos="1440"/>
+        </w:tabs>
+        <w:ind w:left="1440" w:hanging="360"/>
+      </w:pPr>
+      <w:rPr>
+        <w:rFonts w:ascii="Courier New" w:hAnsi="Courier New" w:hint="default"/>
+        <w:sz w:val="20"/>
+      </w:rPr>
+    </w:lvl>
+    <w:lvl w:ilvl="2" w:tentative="1">
+      <w:start w:val="1"/>
+      <w:numFmt w:val="bullet"/>
+      <w:lvlText w:val=""/>
+      <w:lvlJc w:val="left"/>
+      <w:pPr>
+        <w:tabs>
+          <w:tab w:val="num" w:pos="2160"/>
+        </w:tabs>
+        <w:ind w:left="2160" w:hanging="360"/>
+      </w:pPr>
+      <w:rPr>
+        <w:rFonts w:ascii="Wingdings" w:hAnsi="Wingdings" w:hint="default"/>
+        <w:sz w:val="20"/>
+      </w:rPr>
+    </w:lvl>
+    <w:lvl w:ilvl="3" w:tentative="1">
+      <w:start w:val="1"/>
+      <w:numFmt w:val="bullet"/>
+      <w:lvlText w:val=""/>
+      <w:lvlJc w:val="left"/>
+      <w:pPr>
+        <w:tabs>
+          <w:tab w:val="num" w:pos="2880"/>
+        </w:tabs>
+        <w:ind w:left="2880" w:hanging="360"/>
+      </w:pPr>
+      <w:rPr>
+        <w:rFonts w:ascii="Wingdings" w:hAnsi="Wingdings" w:hint="default"/>
+        <w:sz w:val="20"/>
+      </w:rPr>
+    </w:lvl>
+    <w:lvl w:ilvl="4" w:tentative="1">
+      <w:start w:val="1"/>
+      <w:numFmt w:val="bullet"/>
+      <w:lvlText w:val=""/>
+      <w:lvlJc w:val="left"/>
+      <w:pPr>
+        <w:tabs>
+          <w:tab w:val="num" w:pos="3600"/>
+        </w:tabs>
+        <w:ind w:left="3600" w:hanging="360"/>
+      </w:pPr>
+      <w:rPr>
+        <w:rFonts w:ascii="Wingdings" w:hAnsi="Wingdings" w:hint="default"/>
+        <w:sz w:val="20"/>
+      </w:rPr>
+    </w:lvl>
+    <w:lvl w:ilvl="5" w:tentative="1">
+      <w:start w:val="1"/>
+      <w:numFmt w:val="bullet"/>
+      <w:lvlText w:val=""/>
+      <w:lvlJc w:val="left"/>
+      <w:pPr>
+        <w:tabs>
+          <w:tab w:val="num" w:pos="4320"/>
+        </w:tabs>
+        <w:ind w:left="4320" w:hanging="360"/>
+      </w:pPr>
+      <w:rPr>
+        <w:rFonts w:ascii="Wingdings" w:hAnsi="Wingdings" w:hint="default"/>
+        <w:sz w:val="20"/>
+      </w:rPr>
+    </w:lvl>
+    <w:lvl w:ilvl="6" w:tentative="1">
+      <w:start w:val="1"/>
+      <w:numFmt w:val="bullet"/>
+      <w:lvlText w:val=""/>
+      <w:lvlJc w:val="left"/>
+      <w:pPr>
+        <w:tabs>
+          <w:tab w:val="num" w:pos="5040"/>
+        </w:tabs>
+        <w:ind w:left="5040" w:hanging="360"/>
+      </w:pPr>
+      <w:rPr>
+        <w:rFonts w:ascii="Wingdings" w:hAnsi="Wingdings" w:hint="default"/>
+        <w:sz w:val="20"/>
+      </w:rPr>
+    </w:lvl>
+    <w:lvl w:ilvl="7" w:tentative="1">
+      <w:start w:val="1"/>
+      <w:numFmt w:val="bullet"/>
+      <w:lvlText w:val=""/>
+      <w:lvlJc w:val="left"/>
+      <w:pPr>
+        <w:tabs>
+          <w:tab w:val="num" w:pos="5760"/>
+        </w:tabs>
+        <w:ind w:left="5760" w:hanging="360"/>
+      </w:pPr>
+      <w:rPr>
+        <w:rFonts w:ascii="Wingdings" w:hAnsi="Wingdings" w:hint="default"/>
+        <w:sz w:val="20"/>
+      </w:rPr>
+    </w:lvl>
+    <w:lvl w:ilvl="8" w:tentative="1">
+      <w:start w:val="1"/>
+      <w:numFmt w:val="bullet"/>
+      <w:lvlText w:val=""/>
+      <w:lvlJc w:val="left"/>
+      <w:pPr>
+        <w:tabs>
+          <w:tab w:val="num" w:pos="6480"/>
+        </w:tabs>
+        <w:ind w:left="6480" w:hanging="360"/>
+      </w:pPr>
+      <w:rPr>
+        <w:rFonts w:ascii="Wingdings" w:hAnsi="Wingdings" w:hint="default"/>
+        <w:sz w:val="20"/>
+      </w:rPr>
+    </w:lvl>
+  </w:abstractNum>
+  <w:abstractNum w:abstractNumId="35" w15:restartNumberingAfterBreak="0">
     <w:nsid w:val="3BEA2D04"/>
     <w:multiLevelType w:val="multilevel"/>
     <w:tmpl w:val="5FA0034C"/>
@@ -7959,7 +11761,7 @@
       </w:pPr>
     </w:lvl>
   </w:abstractNum>
-  <w:abstractNum w:abstractNumId="23" w15:restartNumberingAfterBreak="0">
+  <w:abstractNum w:abstractNumId="36" w15:restartNumberingAfterBreak="0">
     <w:nsid w:val="3C10745B"/>
     <w:multiLevelType w:val="multilevel"/>
     <w:tmpl w:val="0F627444"/>
@@ -8108,7 +11910,7 @@
       </w:rPr>
     </w:lvl>
   </w:abstractNum>
-  <w:abstractNum w:abstractNumId="24" w15:restartNumberingAfterBreak="0">
+  <w:abstractNum w:abstractNumId="37" w15:restartNumberingAfterBreak="0">
     <w:nsid w:val="3D4F332B"/>
     <w:multiLevelType w:val="multilevel"/>
     <w:tmpl w:val="92B46984"/>
@@ -8257,7 +12059,7 @@
       </w:rPr>
     </w:lvl>
   </w:abstractNum>
-  <w:abstractNum w:abstractNumId="25" w15:restartNumberingAfterBreak="0">
+  <w:abstractNum w:abstractNumId="38" w15:restartNumberingAfterBreak="0">
     <w:nsid w:val="3E7D7FCE"/>
     <w:multiLevelType w:val="multilevel"/>
     <w:tmpl w:val="A3D25272"/>
@@ -8370,7 +12172,7 @@
       </w:pPr>
     </w:lvl>
   </w:abstractNum>
-  <w:abstractNum w:abstractNumId="26" w15:restartNumberingAfterBreak="0">
+  <w:abstractNum w:abstractNumId="39" w15:restartNumberingAfterBreak="0">
     <w:nsid w:val="3FB54E32"/>
     <w:multiLevelType w:val="multilevel"/>
     <w:tmpl w:val="522E1EA8"/>
@@ -8519,7 +12321,7 @@
       </w:rPr>
     </w:lvl>
   </w:abstractNum>
-  <w:abstractNum w:abstractNumId="27" w15:restartNumberingAfterBreak="0">
+  <w:abstractNum w:abstractNumId="40" w15:restartNumberingAfterBreak="0">
     <w:nsid w:val="455F210A"/>
     <w:multiLevelType w:val="multilevel"/>
     <w:tmpl w:val="830269B0"/>
@@ -8668,7 +12470,7 @@
       </w:rPr>
     </w:lvl>
   </w:abstractNum>
-  <w:abstractNum w:abstractNumId="28" w15:restartNumberingAfterBreak="0">
+  <w:abstractNum w:abstractNumId="41" w15:restartNumberingAfterBreak="0">
     <w:nsid w:val="46987699"/>
     <w:multiLevelType w:val="hybridMultilevel"/>
     <w:tmpl w:val="A0EADB70"/>
@@ -8757,7 +12559,7 @@
       </w:pPr>
     </w:lvl>
   </w:abstractNum>
-  <w:abstractNum w:abstractNumId="29" w15:restartNumberingAfterBreak="0">
+  <w:abstractNum w:abstractNumId="42" w15:restartNumberingAfterBreak="0">
     <w:nsid w:val="470B2536"/>
     <w:multiLevelType w:val="multilevel"/>
     <w:tmpl w:val="A4E4301C"/>
@@ -8906,7 +12708,7 @@
       </w:rPr>
     </w:lvl>
   </w:abstractNum>
-  <w:abstractNum w:abstractNumId="30" w15:restartNumberingAfterBreak="0">
+  <w:abstractNum w:abstractNumId="43" w15:restartNumberingAfterBreak="0">
     <w:nsid w:val="492B3EFD"/>
     <w:multiLevelType w:val="multilevel"/>
     <w:tmpl w:val="631474E4"/>
@@ -9055,7 +12857,7 @@
       </w:rPr>
     </w:lvl>
   </w:abstractNum>
-  <w:abstractNum w:abstractNumId="31" w15:restartNumberingAfterBreak="0">
+  <w:abstractNum w:abstractNumId="44" w15:restartNumberingAfterBreak="0">
     <w:nsid w:val="4ABC476C"/>
     <w:multiLevelType w:val="multilevel"/>
     <w:tmpl w:val="8CFC0C32"/>
@@ -9204,7 +13006,156 @@
       </w:rPr>
     </w:lvl>
   </w:abstractNum>
-  <w:abstractNum w:abstractNumId="32" w15:restartNumberingAfterBreak="0">
+  <w:abstractNum w:abstractNumId="45" w15:restartNumberingAfterBreak="0">
+    <w:nsid w:val="4AE44289"/>
+    <w:multiLevelType w:val="multilevel"/>
+    <w:tmpl w:val="9FA27002"/>
+    <w:lvl w:ilvl="0">
+      <w:start w:val="1"/>
+      <w:numFmt w:val="bullet"/>
+      <w:lvlText w:val=""/>
+      <w:lvlJc w:val="left"/>
+      <w:pPr>
+        <w:tabs>
+          <w:tab w:val="num" w:pos="720"/>
+        </w:tabs>
+        <w:ind w:left="720" w:hanging="360"/>
+      </w:pPr>
+      <w:rPr>
+        <w:rFonts w:ascii="Symbol" w:hAnsi="Symbol" w:hint="default"/>
+        <w:sz w:val="20"/>
+      </w:rPr>
+    </w:lvl>
+    <w:lvl w:ilvl="1" w:tentative="1">
+      <w:start w:val="1"/>
+      <w:numFmt w:val="bullet"/>
+      <w:lvlText w:val="o"/>
+      <w:lvlJc w:val="left"/>
+      <w:pPr>
+        <w:tabs>
+          <w:tab w:val="num" w:pos="1440"/>
+        </w:tabs>
+        <w:ind w:left="1440" w:hanging="360"/>
+      </w:pPr>
+      <w:rPr>
+        <w:rFonts w:ascii="Courier New" w:hAnsi="Courier New" w:hint="default"/>
+        <w:sz w:val="20"/>
+      </w:rPr>
+    </w:lvl>
+    <w:lvl w:ilvl="2" w:tentative="1">
+      <w:start w:val="1"/>
+      <w:numFmt w:val="bullet"/>
+      <w:lvlText w:val=""/>
+      <w:lvlJc w:val="left"/>
+      <w:pPr>
+        <w:tabs>
+          <w:tab w:val="num" w:pos="2160"/>
+        </w:tabs>
+        <w:ind w:left="2160" w:hanging="360"/>
+      </w:pPr>
+      <w:rPr>
+        <w:rFonts w:ascii="Wingdings" w:hAnsi="Wingdings" w:hint="default"/>
+        <w:sz w:val="20"/>
+      </w:rPr>
+    </w:lvl>
+    <w:lvl w:ilvl="3" w:tentative="1">
+      <w:start w:val="1"/>
+      <w:numFmt w:val="bullet"/>
+      <w:lvlText w:val=""/>
+      <w:lvlJc w:val="left"/>
+      <w:pPr>
+        <w:tabs>
+          <w:tab w:val="num" w:pos="2880"/>
+        </w:tabs>
+        <w:ind w:left="2880" w:hanging="360"/>
+      </w:pPr>
+      <w:rPr>
+        <w:rFonts w:ascii="Wingdings" w:hAnsi="Wingdings" w:hint="default"/>
+        <w:sz w:val="20"/>
+      </w:rPr>
+    </w:lvl>
+    <w:lvl w:ilvl="4" w:tentative="1">
+      <w:start w:val="1"/>
+      <w:numFmt w:val="bullet"/>
+      <w:lvlText w:val=""/>
+      <w:lvlJc w:val="left"/>
+      <w:pPr>
+        <w:tabs>
+          <w:tab w:val="num" w:pos="3600"/>
+        </w:tabs>
+        <w:ind w:left="3600" w:hanging="360"/>
+      </w:pPr>
+      <w:rPr>
+        <w:rFonts w:ascii="Wingdings" w:hAnsi="Wingdings" w:hint="default"/>
+        <w:sz w:val="20"/>
+      </w:rPr>
+    </w:lvl>
+    <w:lvl w:ilvl="5" w:tentative="1">
+      <w:start w:val="1"/>
+      <w:numFmt w:val="bullet"/>
+      <w:lvlText w:val=""/>
+      <w:lvlJc w:val="left"/>
+      <w:pPr>
+        <w:tabs>
+          <w:tab w:val="num" w:pos="4320"/>
+        </w:tabs>
+        <w:ind w:left="4320" w:hanging="360"/>
+      </w:pPr>
+      <w:rPr>
+        <w:rFonts w:ascii="Wingdings" w:hAnsi="Wingdings" w:hint="default"/>
+        <w:sz w:val="20"/>
+      </w:rPr>
+    </w:lvl>
+    <w:lvl w:ilvl="6" w:tentative="1">
+      <w:start w:val="1"/>
+      <w:numFmt w:val="bullet"/>
+      <w:lvlText w:val=""/>
+      <w:lvlJc w:val="left"/>
+      <w:pPr>
+        <w:tabs>
+          <w:tab w:val="num" w:pos="5040"/>
+        </w:tabs>
+        <w:ind w:left="5040" w:hanging="360"/>
+      </w:pPr>
+      <w:rPr>
+        <w:rFonts w:ascii="Wingdings" w:hAnsi="Wingdings" w:hint="default"/>
+        <w:sz w:val="20"/>
+      </w:rPr>
+    </w:lvl>
+    <w:lvl w:ilvl="7" w:tentative="1">
+      <w:start w:val="1"/>
+      <w:numFmt w:val="bullet"/>
+      <w:lvlText w:val=""/>
+      <w:lvlJc w:val="left"/>
+      <w:pPr>
+        <w:tabs>
+          <w:tab w:val="num" w:pos="5760"/>
+        </w:tabs>
+        <w:ind w:left="5760" w:hanging="360"/>
+      </w:pPr>
+      <w:rPr>
+        <w:rFonts w:ascii="Wingdings" w:hAnsi="Wingdings" w:hint="default"/>
+        <w:sz w:val="20"/>
+      </w:rPr>
+    </w:lvl>
+    <w:lvl w:ilvl="8" w:tentative="1">
+      <w:start w:val="1"/>
+      <w:numFmt w:val="bullet"/>
+      <w:lvlText w:val=""/>
+      <w:lvlJc w:val="left"/>
+      <w:pPr>
+        <w:tabs>
+          <w:tab w:val="num" w:pos="6480"/>
+        </w:tabs>
+        <w:ind w:left="6480" w:hanging="360"/>
+      </w:pPr>
+      <w:rPr>
+        <w:rFonts w:ascii="Wingdings" w:hAnsi="Wingdings" w:hint="default"/>
+        <w:sz w:val="20"/>
+      </w:rPr>
+    </w:lvl>
+  </w:abstractNum>
+  <w:abstractNum w:abstractNumId="46" w15:restartNumberingAfterBreak="0">
     <w:nsid w:val="4B195000"/>
     <w:multiLevelType w:val="multilevel"/>
     <w:tmpl w:val="BCC088F0"/>
@@ -9353,7 +13304,7 @@
       </w:rPr>
     </w:lvl>
   </w:abstractNum>
-  <w:abstractNum w:abstractNumId="33" w15:restartNumberingAfterBreak="0">
+  <w:abstractNum w:abstractNumId="47" w15:restartNumberingAfterBreak="0">
     <w:nsid w:val="4E77787F"/>
     <w:multiLevelType w:val="multilevel"/>
     <w:tmpl w:val="09B23B40"/>
@@ -9502,7 +13453,7 @@
       </w:rPr>
     </w:lvl>
   </w:abstractNum>
-  <w:abstractNum w:abstractNumId="34" w15:restartNumberingAfterBreak="0">
+  <w:abstractNum w:abstractNumId="48" w15:restartNumberingAfterBreak="0">
     <w:nsid w:val="50452698"/>
     <w:multiLevelType w:val="multilevel"/>
     <w:tmpl w:val="9238FCBC"/>
@@ -9651,7 +13602,7 @@
       </w:rPr>
     </w:lvl>
   </w:abstractNum>
-  <w:abstractNum w:abstractNumId="35" w15:restartNumberingAfterBreak="0">
+  <w:abstractNum w:abstractNumId="49" w15:restartNumberingAfterBreak="0">
     <w:nsid w:val="576463FE"/>
     <w:multiLevelType w:val="multilevel"/>
     <w:tmpl w:val="93E2CEBC"/>
@@ -9800,7 +13751,156 @@
       </w:rPr>
     </w:lvl>
   </w:abstractNum>
-  <w:abstractNum w:abstractNumId="36" w15:restartNumberingAfterBreak="0">
+  <w:abstractNum w:abstractNumId="50" w15:restartNumberingAfterBreak="0">
+    <w:nsid w:val="592241A2"/>
+    <w:multiLevelType w:val="multilevel"/>
+    <w:tmpl w:val="41326778"/>
+    <w:lvl w:ilvl="0">
+      <w:start w:val="1"/>
+      <w:numFmt w:val="bullet"/>
+      <w:lvlText w:val=""/>
+      <w:lvlJc w:val="left"/>
+      <w:pPr>
+        <w:tabs>
+          <w:tab w:val="num" w:pos="720"/>
+        </w:tabs>
+        <w:ind w:left="720" w:hanging="360"/>
+      </w:pPr>
+      <w:rPr>
+        <w:rFonts w:ascii="Symbol" w:hAnsi="Symbol" w:hint="default"/>
+        <w:sz w:val="20"/>
+      </w:rPr>
+    </w:lvl>
+    <w:lvl w:ilvl="1" w:tentative="1">
+      <w:start w:val="1"/>
+      <w:numFmt w:val="bullet"/>
+      <w:lvlText w:val="o"/>
+      <w:lvlJc w:val="left"/>
+      <w:pPr>
+        <w:tabs>
+          <w:tab w:val="num" w:pos="1440"/>
+        </w:tabs>
+        <w:ind w:left="1440" w:hanging="360"/>
+      </w:pPr>
+      <w:rPr>
+        <w:rFonts w:ascii="Courier New" w:hAnsi="Courier New" w:hint="default"/>
+        <w:sz w:val="20"/>
+      </w:rPr>
+    </w:lvl>
+    <w:lvl w:ilvl="2" w:tentative="1">
+      <w:start w:val="1"/>
+      <w:numFmt w:val="bullet"/>
+      <w:lvlText w:val=""/>
+      <w:lvlJc w:val="left"/>
+      <w:pPr>
+        <w:tabs>
+          <w:tab w:val="num" w:pos="2160"/>
+        </w:tabs>
+        <w:ind w:left="2160" w:hanging="360"/>
+      </w:pPr>
+      <w:rPr>
+        <w:rFonts w:ascii="Wingdings" w:hAnsi="Wingdings" w:hint="default"/>
+        <w:sz w:val="20"/>
+      </w:rPr>
+    </w:lvl>
+    <w:lvl w:ilvl="3" w:tentative="1">
+      <w:start w:val="1"/>
+      <w:numFmt w:val="bullet"/>
+      <w:lvlText w:val=""/>
+      <w:lvlJc w:val="left"/>
+      <w:pPr>
+        <w:tabs>
+          <w:tab w:val="num" w:pos="2880"/>
+        </w:tabs>
+        <w:ind w:left="2880" w:hanging="360"/>
+      </w:pPr>
+      <w:rPr>
+        <w:rFonts w:ascii="Wingdings" w:hAnsi="Wingdings" w:hint="default"/>
+        <w:sz w:val="20"/>
+      </w:rPr>
+    </w:lvl>
+    <w:lvl w:ilvl="4" w:tentative="1">
+      <w:start w:val="1"/>
+      <w:numFmt w:val="bullet"/>
+      <w:lvlText w:val=""/>
+      <w:lvlJc w:val="left"/>
+      <w:pPr>
+        <w:tabs>
+          <w:tab w:val="num" w:pos="3600"/>
+        </w:tabs>
+        <w:ind w:left="3600" w:hanging="360"/>
+      </w:pPr>
+      <w:rPr>
+        <w:rFonts w:ascii="Wingdings" w:hAnsi="Wingdings" w:hint="default"/>
+        <w:sz w:val="20"/>
+      </w:rPr>
+    </w:lvl>
+    <w:lvl w:ilvl="5" w:tentative="1">
+      <w:start w:val="1"/>
+      <w:numFmt w:val="bullet"/>
+      <w:lvlText w:val=""/>
+      <w:lvlJc w:val="left"/>
+      <w:pPr>
+        <w:tabs>
+          <w:tab w:val="num" w:pos="4320"/>
+        </w:tabs>
+        <w:ind w:left="4320" w:hanging="360"/>
+      </w:pPr>
+      <w:rPr>
+        <w:rFonts w:ascii="Wingdings" w:hAnsi="Wingdings" w:hint="default"/>
+        <w:sz w:val="20"/>
+      </w:rPr>
+    </w:lvl>
+    <w:lvl w:ilvl="6" w:tentative="1">
+      <w:start w:val="1"/>
+      <w:numFmt w:val="bullet"/>
+      <w:lvlText w:val=""/>
+      <w:lvlJc w:val="left"/>
+      <w:pPr>
+        <w:tabs>
+          <w:tab w:val="num" w:pos="5040"/>
+        </w:tabs>
+        <w:ind w:left="5040" w:hanging="360"/>
+      </w:pPr>
+      <w:rPr>
+        <w:rFonts w:ascii="Wingdings" w:hAnsi="Wingdings" w:hint="default"/>
+        <w:sz w:val="20"/>
+      </w:rPr>
+    </w:lvl>
+    <w:lvl w:ilvl="7" w:tentative="1">
+      <w:start w:val="1"/>
+      <w:numFmt w:val="bullet"/>
+      <w:lvlText w:val=""/>
+      <w:lvlJc w:val="left"/>
+      <w:pPr>
+        <w:tabs>
+          <w:tab w:val="num" w:pos="5760"/>
+        </w:tabs>
+        <w:ind w:left="5760" w:hanging="360"/>
+      </w:pPr>
+      <w:rPr>
+        <w:rFonts w:ascii="Wingdings" w:hAnsi="Wingdings" w:hint="default"/>
+        <w:sz w:val="20"/>
+      </w:rPr>
+    </w:lvl>
+    <w:lvl w:ilvl="8" w:tentative="1">
+      <w:start w:val="1"/>
+      <w:numFmt w:val="bullet"/>
+      <w:lvlText w:val=""/>
+      <w:lvlJc w:val="left"/>
+      <w:pPr>
+        <w:tabs>
+          <w:tab w:val="num" w:pos="6480"/>
+        </w:tabs>
+        <w:ind w:left="6480" w:hanging="360"/>
+      </w:pPr>
+      <w:rPr>
+        <w:rFonts w:ascii="Wingdings" w:hAnsi="Wingdings" w:hint="default"/>
+        <w:sz w:val="20"/>
+      </w:rPr>
+    </w:lvl>
+  </w:abstractNum>
+  <w:abstractNum w:abstractNumId="51" w15:restartNumberingAfterBreak="0">
     <w:nsid w:val="5EB57F7F"/>
     <w:multiLevelType w:val="multilevel"/>
     <w:tmpl w:val="22DE27C6"/>
@@ -9913,7 +14013,7 @@
       </w:pPr>
     </w:lvl>
   </w:abstractNum>
-  <w:abstractNum w:abstractNumId="37" w15:restartNumberingAfterBreak="0">
+  <w:abstractNum w:abstractNumId="52" w15:restartNumberingAfterBreak="0">
     <w:nsid w:val="5F2562B9"/>
     <w:multiLevelType w:val="multilevel"/>
     <w:tmpl w:val="3A006AD0"/>
@@ -10062,7 +14162,7 @@
       </w:rPr>
     </w:lvl>
   </w:abstractNum>
-  <w:abstractNum w:abstractNumId="38" w15:restartNumberingAfterBreak="0">
+  <w:abstractNum w:abstractNumId="53" w15:restartNumberingAfterBreak="0">
     <w:nsid w:val="608632D8"/>
     <w:multiLevelType w:val="multilevel"/>
     <w:tmpl w:val="76D2F158"/>
@@ -10175,7 +14275,7 @@
       </w:pPr>
     </w:lvl>
   </w:abstractNum>
-  <w:abstractNum w:abstractNumId="39" w15:restartNumberingAfterBreak="0">
+  <w:abstractNum w:abstractNumId="54" w15:restartNumberingAfterBreak="0">
     <w:nsid w:val="610120C9"/>
     <w:multiLevelType w:val="multilevel"/>
     <w:tmpl w:val="D6424192"/>
@@ -10324,7 +14424,7 @@
       </w:rPr>
     </w:lvl>
   </w:abstractNum>
-  <w:abstractNum w:abstractNumId="40" w15:restartNumberingAfterBreak="0">
+  <w:abstractNum w:abstractNumId="55" w15:restartNumberingAfterBreak="0">
     <w:nsid w:val="623E26CC"/>
     <w:multiLevelType w:val="multilevel"/>
     <w:tmpl w:val="40BA967E"/>
@@ -10473,7 +14573,156 @@
       </w:rPr>
     </w:lvl>
   </w:abstractNum>
-  <w:abstractNum w:abstractNumId="41" w15:restartNumberingAfterBreak="0">
+  <w:abstractNum w:abstractNumId="56" w15:restartNumberingAfterBreak="0">
+    <w:nsid w:val="62A820DD"/>
+    <w:multiLevelType w:val="multilevel"/>
+    <w:tmpl w:val="E9E8E63A"/>
+    <w:lvl w:ilvl="0">
+      <w:start w:val="1"/>
+      <w:numFmt w:val="bullet"/>
+      <w:lvlText w:val=""/>
+      <w:lvlJc w:val="left"/>
+      <w:pPr>
+        <w:tabs>
+          <w:tab w:val="num" w:pos="720"/>
+        </w:tabs>
+        <w:ind w:left="720" w:hanging="360"/>
+      </w:pPr>
+      <w:rPr>
+        <w:rFonts w:ascii="Symbol" w:hAnsi="Symbol" w:hint="default"/>
+        <w:sz w:val="20"/>
+      </w:rPr>
+    </w:lvl>
+    <w:lvl w:ilvl="1" w:tentative="1">
+      <w:start w:val="1"/>
+      <w:numFmt w:val="bullet"/>
+      <w:lvlText w:val="o"/>
+      <w:lvlJc w:val="left"/>
+      <w:pPr>
+        <w:tabs>
+          <w:tab w:val="num" w:pos="1440"/>
+        </w:tabs>
+        <w:ind w:left="1440" w:hanging="360"/>
+      </w:pPr>
+      <w:rPr>
+        <w:rFonts w:ascii="Courier New" w:hAnsi="Courier New" w:hint="default"/>
+        <w:sz w:val="20"/>
+      </w:rPr>
+    </w:lvl>
+    <w:lvl w:ilvl="2" w:tentative="1">
+      <w:start w:val="1"/>
+      <w:numFmt w:val="bullet"/>
+      <w:lvlText w:val=""/>
+      <w:lvlJc w:val="left"/>
+      <w:pPr>
+        <w:tabs>
+          <w:tab w:val="num" w:pos="2160"/>
+        </w:tabs>
+        <w:ind w:left="2160" w:hanging="360"/>
+      </w:pPr>
+      <w:rPr>
+        <w:rFonts w:ascii="Wingdings" w:hAnsi="Wingdings" w:hint="default"/>
+        <w:sz w:val="20"/>
+      </w:rPr>
+    </w:lvl>
+    <w:lvl w:ilvl="3" w:tentative="1">
+      <w:start w:val="1"/>
+      <w:numFmt w:val="bullet"/>
+      <w:lvlText w:val=""/>
+      <w:lvlJc w:val="left"/>
+      <w:pPr>
+        <w:tabs>
+          <w:tab w:val="num" w:pos="2880"/>
+        </w:tabs>
+        <w:ind w:left="2880" w:hanging="360"/>
+      </w:pPr>
+      <w:rPr>
+        <w:rFonts w:ascii="Wingdings" w:hAnsi="Wingdings" w:hint="default"/>
+        <w:sz w:val="20"/>
+      </w:rPr>
+    </w:lvl>
+    <w:lvl w:ilvl="4" w:tentative="1">
+      <w:start w:val="1"/>
+      <w:numFmt w:val="bullet"/>
+      <w:lvlText w:val=""/>
+      <w:lvlJc w:val="left"/>
+      <w:pPr>
+        <w:tabs>
+          <w:tab w:val="num" w:pos="3600"/>
+        </w:tabs>
+        <w:ind w:left="3600" w:hanging="360"/>
+      </w:pPr>
+      <w:rPr>
+        <w:rFonts w:ascii="Wingdings" w:hAnsi="Wingdings" w:hint="default"/>
+        <w:sz w:val="20"/>
+      </w:rPr>
+    </w:lvl>
+    <w:lvl w:ilvl="5" w:tentative="1">
+      <w:start w:val="1"/>
+      <w:numFmt w:val="bullet"/>
+      <w:lvlText w:val=""/>
+      <w:lvlJc w:val="left"/>
+      <w:pPr>
+        <w:tabs>
+          <w:tab w:val="num" w:pos="4320"/>
+        </w:tabs>
+        <w:ind w:left="4320" w:hanging="360"/>
+      </w:pPr>
+      <w:rPr>
+        <w:rFonts w:ascii="Wingdings" w:hAnsi="Wingdings" w:hint="default"/>
+        <w:sz w:val="20"/>
+      </w:rPr>
+    </w:lvl>
+    <w:lvl w:ilvl="6" w:tentative="1">
+      <w:start w:val="1"/>
+      <w:numFmt w:val="bullet"/>
+      <w:lvlText w:val=""/>
+      <w:lvlJc w:val="left"/>
+      <w:pPr>
+        <w:tabs>
+          <w:tab w:val="num" w:pos="5040"/>
+        </w:tabs>
+        <w:ind w:left="5040" w:hanging="360"/>
+      </w:pPr>
+      <w:rPr>
+        <w:rFonts w:ascii="Wingdings" w:hAnsi="Wingdings" w:hint="default"/>
+        <w:sz w:val="20"/>
+      </w:rPr>
+    </w:lvl>
+    <w:lvl w:ilvl="7" w:tentative="1">
+      <w:start w:val="1"/>
+      <w:numFmt w:val="bullet"/>
+      <w:lvlText w:val=""/>
+      <w:lvlJc w:val="left"/>
+      <w:pPr>
+        <w:tabs>
+          <w:tab w:val="num" w:pos="5760"/>
+        </w:tabs>
+        <w:ind w:left="5760" w:hanging="360"/>
+      </w:pPr>
+      <w:rPr>
+        <w:rFonts w:ascii="Wingdings" w:hAnsi="Wingdings" w:hint="default"/>
+        <w:sz w:val="20"/>
+      </w:rPr>
+    </w:lvl>
+    <w:lvl w:ilvl="8" w:tentative="1">
+      <w:start w:val="1"/>
+      <w:numFmt w:val="bullet"/>
+      <w:lvlText w:val=""/>
+      <w:lvlJc w:val="left"/>
+      <w:pPr>
+        <w:tabs>
+          <w:tab w:val="num" w:pos="6480"/>
+        </w:tabs>
+        <w:ind w:left="6480" w:hanging="360"/>
+      </w:pPr>
+      <w:rPr>
+        <w:rFonts w:ascii="Wingdings" w:hAnsi="Wingdings" w:hint="default"/>
+        <w:sz w:val="20"/>
+      </w:rPr>
+    </w:lvl>
+  </w:abstractNum>
+  <w:abstractNum w:abstractNumId="57" w15:restartNumberingAfterBreak="0">
     <w:nsid w:val="63E47C00"/>
     <w:multiLevelType w:val="multilevel"/>
     <w:tmpl w:val="BAB0797E"/>
@@ -10586,7 +14835,7 @@
       </w:pPr>
     </w:lvl>
   </w:abstractNum>
-  <w:abstractNum w:abstractNumId="42" w15:restartNumberingAfterBreak="0">
+  <w:abstractNum w:abstractNumId="58" w15:restartNumberingAfterBreak="0">
     <w:nsid w:val="64415A9A"/>
     <w:multiLevelType w:val="multilevel"/>
     <w:tmpl w:val="0764FE62"/>
@@ -10735,7 +14984,7 @@
       </w:rPr>
     </w:lvl>
   </w:abstractNum>
-  <w:abstractNum w:abstractNumId="43" w15:restartNumberingAfterBreak="0">
+  <w:abstractNum w:abstractNumId="59" w15:restartNumberingAfterBreak="0">
     <w:nsid w:val="64514910"/>
     <w:multiLevelType w:val="multilevel"/>
     <w:tmpl w:val="6C2EADD8"/>
@@ -10884,7 +15133,156 @@
       </w:rPr>
     </w:lvl>
   </w:abstractNum>
-  <w:abstractNum w:abstractNumId="44" w15:restartNumberingAfterBreak="0">
+  <w:abstractNum w:abstractNumId="60" w15:restartNumberingAfterBreak="0">
+    <w:nsid w:val="66824A28"/>
+    <w:multiLevelType w:val="multilevel"/>
+    <w:tmpl w:val="3B56E684"/>
+    <w:lvl w:ilvl="0">
+      <w:start w:val="1"/>
+      <w:numFmt w:val="bullet"/>
+      <w:lvlText w:val=""/>
+      <w:lvlJc w:val="left"/>
+      <w:pPr>
+        <w:tabs>
+          <w:tab w:val="num" w:pos="720"/>
+        </w:tabs>
+        <w:ind w:left="720" w:hanging="360"/>
+      </w:pPr>
+      <w:rPr>
+        <w:rFonts w:ascii="Symbol" w:hAnsi="Symbol" w:hint="default"/>
+        <w:sz w:val="20"/>
+      </w:rPr>
+    </w:lvl>
+    <w:lvl w:ilvl="1" w:tentative="1">
+      <w:start w:val="1"/>
+      <w:numFmt w:val="bullet"/>
+      <w:lvlText w:val="o"/>
+      <w:lvlJc w:val="left"/>
+      <w:pPr>
+        <w:tabs>
+          <w:tab w:val="num" w:pos="1440"/>
+        </w:tabs>
+        <w:ind w:left="1440" w:hanging="360"/>
+      </w:pPr>
+      <w:rPr>
+        <w:rFonts w:ascii="Courier New" w:hAnsi="Courier New" w:hint="default"/>
+        <w:sz w:val="20"/>
+      </w:rPr>
+    </w:lvl>
+    <w:lvl w:ilvl="2" w:tentative="1">
+      <w:start w:val="1"/>
+      <w:numFmt w:val="bullet"/>
+      <w:lvlText w:val=""/>
+      <w:lvlJc w:val="left"/>
+      <w:pPr>
+        <w:tabs>
+          <w:tab w:val="num" w:pos="2160"/>
+        </w:tabs>
+        <w:ind w:left="2160" w:hanging="360"/>
+      </w:pPr>
+      <w:rPr>
+        <w:rFonts w:ascii="Wingdings" w:hAnsi="Wingdings" w:hint="default"/>
+        <w:sz w:val="20"/>
+      </w:rPr>
+    </w:lvl>
+    <w:lvl w:ilvl="3" w:tentative="1">
+      <w:start w:val="1"/>
+      <w:numFmt w:val="bullet"/>
+      <w:lvlText w:val=""/>
+      <w:lvlJc w:val="left"/>
+      <w:pPr>
+        <w:tabs>
+          <w:tab w:val="num" w:pos="2880"/>
+        </w:tabs>
+        <w:ind w:left="2880" w:hanging="360"/>
+      </w:pPr>
+      <w:rPr>
+        <w:rFonts w:ascii="Wingdings" w:hAnsi="Wingdings" w:hint="default"/>
+        <w:sz w:val="20"/>
+      </w:rPr>
+    </w:lvl>
+    <w:lvl w:ilvl="4" w:tentative="1">
+      <w:start w:val="1"/>
+      <w:numFmt w:val="bullet"/>
+      <w:lvlText w:val=""/>
+      <w:lvlJc w:val="left"/>
+      <w:pPr>
+        <w:tabs>
+          <w:tab w:val="num" w:pos="3600"/>
+        </w:tabs>
+        <w:ind w:left="3600" w:hanging="360"/>
+      </w:pPr>
+      <w:rPr>
+        <w:rFonts w:ascii="Wingdings" w:hAnsi="Wingdings" w:hint="default"/>
+        <w:sz w:val="20"/>
+      </w:rPr>
+    </w:lvl>
+    <w:lvl w:ilvl="5" w:tentative="1">
+      <w:start w:val="1"/>
+      <w:numFmt w:val="bullet"/>
+      <w:lvlText w:val=""/>
+      <w:lvlJc w:val="left"/>
+      <w:pPr>
+        <w:tabs>
+          <w:tab w:val="num" w:pos="4320"/>
+        </w:tabs>
+        <w:ind w:left="4320" w:hanging="360"/>
+      </w:pPr>
+      <w:rPr>
+        <w:rFonts w:ascii="Wingdings" w:hAnsi="Wingdings" w:hint="default"/>
+        <w:sz w:val="20"/>
+      </w:rPr>
+    </w:lvl>
+    <w:lvl w:ilvl="6" w:tentative="1">
+      <w:start w:val="1"/>
+      <w:numFmt w:val="bullet"/>
+      <w:lvlText w:val=""/>
+      <w:lvlJc w:val="left"/>
+      <w:pPr>
+        <w:tabs>
+          <w:tab w:val="num" w:pos="5040"/>
+        </w:tabs>
+        <w:ind w:left="5040" w:hanging="360"/>
+      </w:pPr>
+      <w:rPr>
+        <w:rFonts w:ascii="Wingdings" w:hAnsi="Wingdings" w:hint="default"/>
+        <w:sz w:val="20"/>
+      </w:rPr>
+    </w:lvl>
+    <w:lvl w:ilvl="7" w:tentative="1">
+      <w:start w:val="1"/>
+      <w:numFmt w:val="bullet"/>
+      <w:lvlText w:val=""/>
+      <w:lvlJc w:val="left"/>
+      <w:pPr>
+        <w:tabs>
+          <w:tab w:val="num" w:pos="5760"/>
+        </w:tabs>
+        <w:ind w:left="5760" w:hanging="360"/>
+      </w:pPr>
+      <w:rPr>
+        <w:rFonts w:ascii="Wingdings" w:hAnsi="Wingdings" w:hint="default"/>
+        <w:sz w:val="20"/>
+      </w:rPr>
+    </w:lvl>
+    <w:lvl w:ilvl="8" w:tentative="1">
+      <w:start w:val="1"/>
+      <w:numFmt w:val="bullet"/>
+      <w:lvlText w:val=""/>
+      <w:lvlJc w:val="left"/>
+      <w:pPr>
+        <w:tabs>
+          <w:tab w:val="num" w:pos="6480"/>
+        </w:tabs>
+        <w:ind w:left="6480" w:hanging="360"/>
+      </w:pPr>
+      <w:rPr>
+        <w:rFonts w:ascii="Wingdings" w:hAnsi="Wingdings" w:hint="default"/>
+        <w:sz w:val="20"/>
+      </w:rPr>
+    </w:lvl>
+  </w:abstractNum>
+  <w:abstractNum w:abstractNumId="61" w15:restartNumberingAfterBreak="0">
     <w:nsid w:val="6732313D"/>
     <w:multiLevelType w:val="multilevel"/>
     <w:tmpl w:val="3A1496AA"/>
@@ -10997,7 +15395,7 @@
       </w:pPr>
     </w:lvl>
   </w:abstractNum>
-  <w:abstractNum w:abstractNumId="45" w15:restartNumberingAfterBreak="0">
+  <w:abstractNum w:abstractNumId="62" w15:restartNumberingAfterBreak="0">
     <w:nsid w:val="6A021D0A"/>
     <w:multiLevelType w:val="multilevel"/>
     <w:tmpl w:val="59CEAA1C"/>
@@ -11146,7 +15544,7 @@
       </w:rPr>
     </w:lvl>
   </w:abstractNum>
-  <w:abstractNum w:abstractNumId="46" w15:restartNumberingAfterBreak="0">
+  <w:abstractNum w:abstractNumId="63" w15:restartNumberingAfterBreak="0">
     <w:nsid w:val="6AEF329D"/>
     <w:multiLevelType w:val="multilevel"/>
     <w:tmpl w:val="E2DCC242"/>
@@ -11295,7 +15693,7 @@
       </w:rPr>
     </w:lvl>
   </w:abstractNum>
-  <w:abstractNum w:abstractNumId="47" w15:restartNumberingAfterBreak="0">
+  <w:abstractNum w:abstractNumId="64" w15:restartNumberingAfterBreak="0">
     <w:nsid w:val="6C3866E7"/>
     <w:multiLevelType w:val="multilevel"/>
     <w:tmpl w:val="EF8C6FE2"/>
@@ -11444,7 +15842,7 @@
       </w:rPr>
     </w:lvl>
   </w:abstractNum>
-  <w:abstractNum w:abstractNumId="48" w15:restartNumberingAfterBreak="0">
+  <w:abstractNum w:abstractNumId="65" w15:restartNumberingAfterBreak="0">
     <w:nsid w:val="6F154DC0"/>
     <w:multiLevelType w:val="multilevel"/>
     <w:tmpl w:val="EAF8BFE0"/>
@@ -11593,7 +15991,7 @@
       </w:rPr>
     </w:lvl>
   </w:abstractNum>
-  <w:abstractNum w:abstractNumId="49" w15:restartNumberingAfterBreak="0">
+  <w:abstractNum w:abstractNumId="66" w15:restartNumberingAfterBreak="0">
     <w:nsid w:val="712C7142"/>
     <w:multiLevelType w:val="multilevel"/>
     <w:tmpl w:val="8B7ED9F6"/>
@@ -11742,7 +16140,7 @@
       </w:rPr>
     </w:lvl>
   </w:abstractNum>
-  <w:abstractNum w:abstractNumId="50" w15:restartNumberingAfterBreak="0">
+  <w:abstractNum w:abstractNumId="67" w15:restartNumberingAfterBreak="0">
     <w:nsid w:val="719E7832"/>
     <w:multiLevelType w:val="multilevel"/>
     <w:tmpl w:val="BB902CDE"/>
@@ -11891,7 +16289,7 @@
       </w:rPr>
     </w:lvl>
   </w:abstractNum>
-  <w:abstractNum w:abstractNumId="51" w15:restartNumberingAfterBreak="0">
+  <w:abstractNum w:abstractNumId="68" w15:restartNumberingAfterBreak="0">
     <w:nsid w:val="745B1782"/>
     <w:multiLevelType w:val="multilevel"/>
     <w:tmpl w:val="33B41124"/>
@@ -12040,7 +16438,7 @@
       </w:rPr>
     </w:lvl>
   </w:abstractNum>
-  <w:abstractNum w:abstractNumId="52" w15:restartNumberingAfterBreak="0">
+  <w:abstractNum w:abstractNumId="69" w15:restartNumberingAfterBreak="0">
     <w:nsid w:val="76601764"/>
     <w:multiLevelType w:val="multilevel"/>
     <w:tmpl w:val="F69C855C"/>
@@ -12189,7 +16587,7 @@
       </w:rPr>
     </w:lvl>
   </w:abstractNum>
-  <w:abstractNum w:abstractNumId="53" w15:restartNumberingAfterBreak="0">
+  <w:abstractNum w:abstractNumId="70" w15:restartNumberingAfterBreak="0">
     <w:nsid w:val="79D9524A"/>
     <w:multiLevelType w:val="multilevel"/>
     <w:tmpl w:val="2E549526"/>
@@ -12338,7 +16736,7 @@
       </w:rPr>
     </w:lvl>
   </w:abstractNum>
-  <w:abstractNum w:abstractNumId="54" w15:restartNumberingAfterBreak="0">
+  <w:abstractNum w:abstractNumId="71" w15:restartNumberingAfterBreak="0">
     <w:nsid w:val="7B694B07"/>
     <w:multiLevelType w:val="multilevel"/>
     <w:tmpl w:val="2AF0B1B8"/>
@@ -12455,7 +16853,7 @@
       </w:pPr>
     </w:lvl>
   </w:abstractNum>
-  <w:abstractNum w:abstractNumId="55" w15:restartNumberingAfterBreak="0">
+  <w:abstractNum w:abstractNumId="72" w15:restartNumberingAfterBreak="0">
     <w:nsid w:val="7B7B7D4D"/>
     <w:multiLevelType w:val="multilevel"/>
     <w:tmpl w:val="8F2627D6"/>
@@ -12604,7 +17002,7 @@
       </w:rPr>
     </w:lvl>
   </w:abstractNum>
-  <w:abstractNum w:abstractNumId="56" w15:restartNumberingAfterBreak="0">
+  <w:abstractNum w:abstractNumId="73" w15:restartNumberingAfterBreak="0">
     <w:nsid w:val="7CEA6A79"/>
     <w:multiLevelType w:val="multilevel"/>
     <w:tmpl w:val="E3C0C974"/>
@@ -12753,176 +17151,379 @@
       </w:rPr>
     </w:lvl>
   </w:abstractNum>
+  <w:abstractNum w:abstractNumId="74" w15:restartNumberingAfterBreak="0">
+    <w:nsid w:val="7E9D1B3C"/>
+    <w:multiLevelType w:val="multilevel"/>
+    <w:tmpl w:val="1E8E82DE"/>
+    <w:lvl w:ilvl="0">
+      <w:start w:val="1"/>
+      <w:numFmt w:val="bullet"/>
+      <w:lvlText w:val=""/>
+      <w:lvlJc w:val="left"/>
+      <w:pPr>
+        <w:tabs>
+          <w:tab w:val="num" w:pos="720"/>
+        </w:tabs>
+        <w:ind w:left="720" w:hanging="360"/>
+      </w:pPr>
+      <w:rPr>
+        <w:rFonts w:ascii="Symbol" w:hAnsi="Symbol" w:hint="default"/>
+        <w:sz w:val="20"/>
+      </w:rPr>
+    </w:lvl>
+    <w:lvl w:ilvl="1" w:tentative="1">
+      <w:start w:val="1"/>
+      <w:numFmt w:val="bullet"/>
+      <w:lvlText w:val="o"/>
+      <w:lvlJc w:val="left"/>
+      <w:pPr>
+        <w:tabs>
+          <w:tab w:val="num" w:pos="1440"/>
+        </w:tabs>
+        <w:ind w:left="1440" w:hanging="360"/>
+      </w:pPr>
+      <w:rPr>
+        <w:rFonts w:ascii="Courier New" w:hAnsi="Courier New" w:hint="default"/>
+        <w:sz w:val="20"/>
+      </w:rPr>
+    </w:lvl>
+    <w:lvl w:ilvl="2" w:tentative="1">
+      <w:start w:val="1"/>
+      <w:numFmt w:val="bullet"/>
+      <w:lvlText w:val=""/>
+      <w:lvlJc w:val="left"/>
+      <w:pPr>
+        <w:tabs>
+          <w:tab w:val="num" w:pos="2160"/>
+        </w:tabs>
+        <w:ind w:left="2160" w:hanging="360"/>
+      </w:pPr>
+      <w:rPr>
+        <w:rFonts w:ascii="Wingdings" w:hAnsi="Wingdings" w:hint="default"/>
+        <w:sz w:val="20"/>
+      </w:rPr>
+    </w:lvl>
+    <w:lvl w:ilvl="3" w:tentative="1">
+      <w:start w:val="1"/>
+      <w:numFmt w:val="bullet"/>
+      <w:lvlText w:val=""/>
+      <w:lvlJc w:val="left"/>
+      <w:pPr>
+        <w:tabs>
+          <w:tab w:val="num" w:pos="2880"/>
+        </w:tabs>
+        <w:ind w:left="2880" w:hanging="360"/>
+      </w:pPr>
+      <w:rPr>
+        <w:rFonts w:ascii="Wingdings" w:hAnsi="Wingdings" w:hint="default"/>
+        <w:sz w:val="20"/>
+      </w:rPr>
+    </w:lvl>
+    <w:lvl w:ilvl="4" w:tentative="1">
+      <w:start w:val="1"/>
+      <w:numFmt w:val="bullet"/>
+      <w:lvlText w:val=""/>
+      <w:lvlJc w:val="left"/>
+      <w:pPr>
+        <w:tabs>
+          <w:tab w:val="num" w:pos="3600"/>
+        </w:tabs>
+        <w:ind w:left="3600" w:hanging="360"/>
+      </w:pPr>
+      <w:rPr>
+        <w:rFonts w:ascii="Wingdings" w:hAnsi="Wingdings" w:hint="default"/>
+        <w:sz w:val="20"/>
+      </w:rPr>
+    </w:lvl>
+    <w:lvl w:ilvl="5" w:tentative="1">
+      <w:start w:val="1"/>
+      <w:numFmt w:val="bullet"/>
+      <w:lvlText w:val=""/>
+      <w:lvlJc w:val="left"/>
+      <w:pPr>
+        <w:tabs>
+          <w:tab w:val="num" w:pos="4320"/>
+        </w:tabs>
+        <w:ind w:left="4320" w:hanging="360"/>
+      </w:pPr>
+      <w:rPr>
+        <w:rFonts w:ascii="Wingdings" w:hAnsi="Wingdings" w:hint="default"/>
+        <w:sz w:val="20"/>
+      </w:rPr>
+    </w:lvl>
+    <w:lvl w:ilvl="6" w:tentative="1">
+      <w:start w:val="1"/>
+      <w:numFmt w:val="bullet"/>
+      <w:lvlText w:val=""/>
+      <w:lvlJc w:val="left"/>
+      <w:pPr>
+        <w:tabs>
+          <w:tab w:val="num" w:pos="5040"/>
+        </w:tabs>
+        <w:ind w:left="5040" w:hanging="360"/>
+      </w:pPr>
+      <w:rPr>
+        <w:rFonts w:ascii="Wingdings" w:hAnsi="Wingdings" w:hint="default"/>
+        <w:sz w:val="20"/>
+      </w:rPr>
+    </w:lvl>
+    <w:lvl w:ilvl="7" w:tentative="1">
+      <w:start w:val="1"/>
+      <w:numFmt w:val="bullet"/>
+      <w:lvlText w:val=""/>
+      <w:lvlJc w:val="left"/>
+      <w:pPr>
+        <w:tabs>
+          <w:tab w:val="num" w:pos="5760"/>
+        </w:tabs>
+        <w:ind w:left="5760" w:hanging="360"/>
+      </w:pPr>
+      <w:rPr>
+        <w:rFonts w:ascii="Wingdings" w:hAnsi="Wingdings" w:hint="default"/>
+        <w:sz w:val="20"/>
+      </w:rPr>
+    </w:lvl>
+    <w:lvl w:ilvl="8" w:tentative="1">
+      <w:start w:val="1"/>
+      <w:numFmt w:val="bullet"/>
+      <w:lvlText w:val=""/>
+      <w:lvlJc w:val="left"/>
+      <w:pPr>
+        <w:tabs>
+          <w:tab w:val="num" w:pos="6480"/>
+        </w:tabs>
+        <w:ind w:left="6480" w:hanging="360"/>
+      </w:pPr>
+      <w:rPr>
+        <w:rFonts w:ascii="Wingdings" w:hAnsi="Wingdings" w:hint="default"/>
+        <w:sz w:val="20"/>
+      </w:rPr>
+    </w:lvl>
+  </w:abstractNum>
   <w:num w:numId="1" w16cid:durableId="91322555">
-    <w:abstractNumId w:val="40"/>
+    <w:abstractNumId w:val="55"/>
   </w:num>
   <w:num w:numId="2" w16cid:durableId="117602863">
-    <w:abstractNumId w:val="51"/>
+    <w:abstractNumId w:val="68"/>
   </w:num>
   <w:num w:numId="3" w16cid:durableId="4408910">
-    <w:abstractNumId w:val="19"/>
+    <w:abstractNumId w:val="30"/>
   </w:num>
   <w:num w:numId="4" w16cid:durableId="1177648668">
-    <w:abstractNumId w:val="42"/>
+    <w:abstractNumId w:val="58"/>
   </w:num>
   <w:num w:numId="5" w16cid:durableId="210852478">
+    <w:abstractNumId w:val="52"/>
+  </w:num>
+  <w:num w:numId="6" w16cid:durableId="912392697">
+    <w:abstractNumId w:val="15"/>
+  </w:num>
+  <w:num w:numId="7" w16cid:durableId="1470053995">
+    <w:abstractNumId w:val="43"/>
+  </w:num>
+  <w:num w:numId="8" w16cid:durableId="715473833">
     <w:abstractNumId w:val="37"/>
   </w:num>
-  <w:num w:numId="6" w16cid:durableId="912392697">
-    <w:abstractNumId w:val="10"/>
-  </w:num>
-  <w:num w:numId="7" w16cid:durableId="1470053995">
-    <w:abstractNumId w:val="30"/>
-  </w:num>
-  <w:num w:numId="8" w16cid:durableId="715473833">
-    <w:abstractNumId w:val="24"/>
-  </w:num>
   <w:num w:numId="9" w16cid:durableId="882517516">
-    <w:abstractNumId w:val="45"/>
+    <w:abstractNumId w:val="62"/>
   </w:num>
   <w:num w:numId="10" w16cid:durableId="705300692">
     <w:abstractNumId w:val="0"/>
   </w:num>
   <w:num w:numId="11" w16cid:durableId="2010062981">
+    <w:abstractNumId w:val="40"/>
+  </w:num>
+  <w:num w:numId="12" w16cid:durableId="900096336">
+    <w:abstractNumId w:val="70"/>
+  </w:num>
+  <w:num w:numId="13" w16cid:durableId="144442783">
+    <w:abstractNumId w:val="41"/>
+  </w:num>
+  <w:num w:numId="14" w16cid:durableId="2058120150">
+    <w:abstractNumId w:val="35"/>
+  </w:num>
+  <w:num w:numId="15" w16cid:durableId="810244455">
+    <w:abstractNumId w:val="6"/>
+  </w:num>
+  <w:num w:numId="16" w16cid:durableId="1975059316">
     <w:abstractNumId w:val="27"/>
   </w:num>
-  <w:num w:numId="12" w16cid:durableId="900096336">
-    <w:abstractNumId w:val="53"/>
-  </w:num>
-  <w:num w:numId="13" w16cid:durableId="144442783">
-    <w:abstractNumId w:val="28"/>
-  </w:num>
-  <w:num w:numId="14" w16cid:durableId="2058120150">
-    <w:abstractNumId w:val="22"/>
-  </w:num>
-  <w:num w:numId="15" w16cid:durableId="810244455">
-    <w:abstractNumId w:val="4"/>
-  </w:num>
-  <w:num w:numId="16" w16cid:durableId="1975059316">
-    <w:abstractNumId w:val="17"/>
-  </w:num>
   <w:num w:numId="17" w16cid:durableId="1152258421">
-    <w:abstractNumId w:val="55"/>
+    <w:abstractNumId w:val="72"/>
   </w:num>
   <w:num w:numId="18" w16cid:durableId="1242182762">
-    <w:abstractNumId w:val="48"/>
+    <w:abstractNumId w:val="65"/>
   </w:num>
   <w:num w:numId="19" w16cid:durableId="1336496251">
-    <w:abstractNumId w:val="8"/>
+    <w:abstractNumId w:val="12"/>
   </w:num>
   <w:num w:numId="20" w16cid:durableId="472409123">
-    <w:abstractNumId w:val="9"/>
+    <w:abstractNumId w:val="13"/>
   </w:num>
   <w:num w:numId="21" w16cid:durableId="1493059876">
-    <w:abstractNumId w:val="43"/>
+    <w:abstractNumId w:val="59"/>
   </w:num>
   <w:num w:numId="22" w16cid:durableId="904296982">
-    <w:abstractNumId w:val="25"/>
+    <w:abstractNumId w:val="38"/>
   </w:num>
   <w:num w:numId="23" w16cid:durableId="392431257">
-    <w:abstractNumId w:val="31"/>
+    <w:abstractNumId w:val="44"/>
   </w:num>
   <w:num w:numId="24" w16cid:durableId="1457142864">
-    <w:abstractNumId w:val="21"/>
+    <w:abstractNumId w:val="33"/>
   </w:num>
   <w:num w:numId="25" w16cid:durableId="1698382476">
-    <w:abstractNumId w:val="5"/>
+    <w:abstractNumId w:val="7"/>
   </w:num>
   <w:num w:numId="26" w16cid:durableId="1041127597">
-    <w:abstractNumId w:val="33"/>
+    <w:abstractNumId w:val="47"/>
   </w:num>
   <w:num w:numId="27" w16cid:durableId="1543981584">
-    <w:abstractNumId w:val="16"/>
+    <w:abstractNumId w:val="26"/>
   </w:num>
   <w:num w:numId="28" w16cid:durableId="1503164083">
-    <w:abstractNumId w:val="18"/>
+    <w:abstractNumId w:val="28"/>
   </w:num>
   <w:num w:numId="29" w16cid:durableId="187186453">
     <w:abstractNumId w:val="1"/>
   </w:num>
   <w:num w:numId="30" w16cid:durableId="939993276">
-    <w:abstractNumId w:val="54"/>
+    <w:abstractNumId w:val="71"/>
   </w:num>
   <w:num w:numId="31" w16cid:durableId="959144907">
+    <w:abstractNumId w:val="66"/>
+  </w:num>
+  <w:num w:numId="32" w16cid:durableId="1151143014">
+    <w:abstractNumId w:val="32"/>
+  </w:num>
+  <w:num w:numId="33" w16cid:durableId="875778086">
+    <w:abstractNumId w:val="53"/>
+  </w:num>
+  <w:num w:numId="34" w16cid:durableId="1077551170">
     <w:abstractNumId w:val="49"/>
   </w:num>
-  <w:num w:numId="32" w16cid:durableId="1151143014">
-    <w:abstractNumId w:val="20"/>
-  </w:num>
-  <w:num w:numId="33" w16cid:durableId="875778086">
-    <w:abstractNumId w:val="38"/>
-  </w:num>
-  <w:num w:numId="34" w16cid:durableId="1077551170">
-    <w:abstractNumId w:val="35"/>
-  </w:num>
   <w:num w:numId="35" w16cid:durableId="912736772">
-    <w:abstractNumId w:val="26"/>
+    <w:abstractNumId w:val="39"/>
   </w:num>
   <w:num w:numId="36" w16cid:durableId="1275357055">
-    <w:abstractNumId w:val="13"/>
+    <w:abstractNumId w:val="20"/>
   </w:num>
   <w:num w:numId="37" w16cid:durableId="414405558">
     <w:abstractNumId w:val="3"/>
   </w:num>
   <w:num w:numId="38" w16cid:durableId="781532008">
-    <w:abstractNumId w:val="41"/>
+    <w:abstractNumId w:val="57"/>
   </w:num>
   <w:num w:numId="39" w16cid:durableId="445857034">
-    <w:abstractNumId w:val="36"/>
+    <w:abstractNumId w:val="51"/>
   </w:num>
   <w:num w:numId="40" w16cid:durableId="942109228">
-    <w:abstractNumId w:val="44"/>
+    <w:abstractNumId w:val="61"/>
   </w:num>
   <w:num w:numId="41" w16cid:durableId="1165514344">
-    <w:abstractNumId w:val="12"/>
+    <w:abstractNumId w:val="19"/>
   </w:num>
   <w:num w:numId="42" w16cid:durableId="2058969217">
-    <w:abstractNumId w:val="7"/>
+    <w:abstractNumId w:val="9"/>
   </w:num>
   <w:num w:numId="43" w16cid:durableId="1405058686">
-    <w:abstractNumId w:val="50"/>
+    <w:abstractNumId w:val="67"/>
   </w:num>
   <w:num w:numId="44" w16cid:durableId="1251548331">
-    <w:abstractNumId w:val="47"/>
+    <w:abstractNumId w:val="64"/>
   </w:num>
   <w:num w:numId="45" w16cid:durableId="1615601846">
-    <w:abstractNumId w:val="52"/>
+    <w:abstractNumId w:val="69"/>
   </w:num>
   <w:num w:numId="46" w16cid:durableId="36053755">
-    <w:abstractNumId w:val="15"/>
+    <w:abstractNumId w:val="25"/>
   </w:num>
   <w:num w:numId="47" w16cid:durableId="2040012700">
     <w:abstractNumId w:val="2"/>
   </w:num>
   <w:num w:numId="48" w16cid:durableId="589311746">
+    <w:abstractNumId w:val="21"/>
+  </w:num>
+  <w:num w:numId="49" w16cid:durableId="1292664525">
+    <w:abstractNumId w:val="18"/>
+  </w:num>
+  <w:num w:numId="50" w16cid:durableId="912547207">
+    <w:abstractNumId w:val="48"/>
+  </w:num>
+  <w:num w:numId="51" w16cid:durableId="1850872539">
+    <w:abstractNumId w:val="36"/>
+  </w:num>
+  <w:num w:numId="52" w16cid:durableId="131488722">
+    <w:abstractNumId w:val="54"/>
+  </w:num>
+  <w:num w:numId="53" w16cid:durableId="1787772641">
+    <w:abstractNumId w:val="63"/>
+  </w:num>
+  <w:num w:numId="54" w16cid:durableId="299724636">
+    <w:abstractNumId w:val="8"/>
+  </w:num>
+  <w:num w:numId="55" w16cid:durableId="300114371">
+    <w:abstractNumId w:val="73"/>
+  </w:num>
+  <w:num w:numId="56" w16cid:durableId="2086417149">
+    <w:abstractNumId w:val="46"/>
+  </w:num>
+  <w:num w:numId="57" w16cid:durableId="141434294">
+    <w:abstractNumId w:val="42"/>
+  </w:num>
+  <w:num w:numId="58" w16cid:durableId="1294557287">
+    <w:abstractNumId w:val="34"/>
+  </w:num>
+  <w:num w:numId="59" w16cid:durableId="674848253">
+    <w:abstractNumId w:val="10"/>
+  </w:num>
+  <w:num w:numId="60" w16cid:durableId="1486118987">
+    <w:abstractNumId w:val="4"/>
+  </w:num>
+  <w:num w:numId="61" w16cid:durableId="2017220541">
+    <w:abstractNumId w:val="56"/>
+  </w:num>
+  <w:num w:numId="62" w16cid:durableId="584724053">
+    <w:abstractNumId w:val="31"/>
+  </w:num>
+  <w:num w:numId="63" w16cid:durableId="665669682">
+    <w:abstractNumId w:val="22"/>
+  </w:num>
+  <w:num w:numId="64" w16cid:durableId="1991933861">
+    <w:abstractNumId w:val="50"/>
+  </w:num>
+  <w:num w:numId="65" w16cid:durableId="302466089">
+    <w:abstractNumId w:val="23"/>
+  </w:num>
+  <w:num w:numId="66" w16cid:durableId="685248373">
+    <w:abstractNumId w:val="16"/>
+  </w:num>
+  <w:num w:numId="67" w16cid:durableId="936795113">
+    <w:abstractNumId w:val="29"/>
+  </w:num>
+  <w:num w:numId="68" w16cid:durableId="933438979">
+    <w:abstractNumId w:val="45"/>
+  </w:num>
+  <w:num w:numId="69" w16cid:durableId="2137019826">
+    <w:abstractNumId w:val="74"/>
+  </w:num>
+  <w:num w:numId="70" w16cid:durableId="127358435">
+    <w:abstractNumId w:val="60"/>
+  </w:num>
+  <w:num w:numId="71" w16cid:durableId="2064139625">
+    <w:abstractNumId w:val="17"/>
+  </w:num>
+  <w:num w:numId="72" w16cid:durableId="445197091">
     <w:abstractNumId w:val="14"/>
   </w:num>
-  <w:num w:numId="49" w16cid:durableId="1292664525">
+  <w:num w:numId="73" w16cid:durableId="1581601453">
     <w:abstractNumId w:val="11"/>
   </w:num>
-  <w:num w:numId="50" w16cid:durableId="912547207">
-    <w:abstractNumId w:val="34"/>
+  <w:num w:numId="74" w16cid:durableId="278146251">
+    <w:abstractNumId w:val="5"/>
   </w:num>
-  <w:num w:numId="51" w16cid:durableId="1850872539">
-    <w:abstractNumId w:val="23"/>
-  </w:num>
-  <w:num w:numId="52" w16cid:durableId="131488722">
-    <w:abstractNumId w:val="39"/>
-  </w:num>
-  <w:num w:numId="53" w16cid:durableId="1787772641">
-    <w:abstractNumId w:val="46"/>
-  </w:num>
-  <w:num w:numId="54" w16cid:durableId="299724636">
-    <w:abstractNumId w:val="6"/>
-  </w:num>
-  <w:num w:numId="55" w16cid:durableId="300114371">
-    <w:abstractNumId w:val="56"/>
-  </w:num>
-  <w:num w:numId="56" w16cid:durableId="2086417149">
-    <w:abstractNumId w:val="32"/>
-  </w:num>
-  <w:num w:numId="57" w16cid:durableId="141434294">
-    <w:abstractNumId w:val="29"/>
+  <w:num w:numId="75" w16cid:durableId="599947454">
+    <w:abstractNumId w:val="24"/>
   </w:num>
 </w:numbering>
 </file>
@@ -13327,7 +17928,7 @@
   <w:style w:type="paragraph" w:default="1" w:styleId="Normal">
     <w:name w:val="Normal"/>
     <w:qFormat/>
-    <w:rsid w:val="00F91A36"/>
+    <w:rsid w:val="00227449"/>
   </w:style>
   <w:style w:type="paragraph" w:styleId="Heading1">
     <w:name w:val="heading 1"/>
@@ -13528,7 +18129,6 @@
   <w:style w:type="character" w:default="1" w:styleId="DefaultParagraphFont">
     <w:name w:val="Default Paragraph Font"/>
     <w:uiPriority w:val="1"/>
-    <w:semiHidden/>
     <w:unhideWhenUsed/>
   </w:style>
   <w:style w:type="table" w:default="1" w:styleId="TableNormal">
